--- a/Documentation/Official Documentation/Gebruikershandleiding voor IBOS XML muzieklezer versie 5.0.0.0.docx
+++ b/Documentation/Official Documentation/Gebruikershandleiding voor IBOS XML muzieklezer versie 5.0.0.0.docx
@@ -37,9 +37,17 @@
           <w:sz w:val="40"/>
           <w:szCs w:val="40"/>
         </w:rPr>
-        <w:t>IBOS XML-muzieklezer versie 4.0.0.0</w:t>
+        <w:t>IBOS XML-muzieklezer versie 5</w:t>
       </w:r>
       <w:bookmarkEnd w:id="1"/>
+      <w:r>
+        <w:rPr>
+          <w:rFonts w:ascii="Verdana" w:hAnsi="Verdana"/>
+          <w:sz w:val="40"/>
+          <w:szCs w:val="40"/>
+        </w:rPr>
+        <w:t>.0.0.0</w:t>
+      </w:r>
     </w:p>
     <w:p>
       <w:pPr>
@@ -162,7 +170,7 @@
                 <w:rStyle w:val="Indeksspring"/>
                 <w:rFonts w:ascii="Verdana" w:hAnsi="Verdana"/>
               </w:rPr>
-              <w:t>IBOS XML-muzieklezer versie 4.0.0.0</w:t>
+              <w:t>IBOS XML-muzieklezer versie 5.0.0.0</w:t>
             </w:r>
             <w:r>
               <w:rPr>
@@ -2506,14 +2514,14 @@
         <w:tblLook w:firstRow="1" w:noVBand="1" w:lastRow="0" w:firstColumn="1" w:lastColumn="0" w:noHBand="0" w:val="04a0"/>
       </w:tblPr>
       <w:tblGrid>
-        <w:gridCol w:w="1683"/>
-        <w:gridCol w:w="7492"/>
+        <w:gridCol w:w="1682"/>
+        <w:gridCol w:w="7493"/>
       </w:tblGrid>
       <w:tr>
         <w:trPr/>
         <w:tc>
           <w:tcPr>
-            <w:tcW w:w="1683" w:type="dxa"/>
+            <w:tcW w:w="1682" w:type="dxa"/>
             <w:tcBorders>
               <w:top w:val="single" w:sz="4" w:space="0" w:color="000000"/>
               <w:left w:val="single" w:sz="4" w:space="0" w:color="000000"/>
@@ -2544,7 +2552,7 @@
         </w:tc>
         <w:tc>
           <w:tcPr>
-            <w:tcW w:w="7492" w:type="dxa"/>
+            <w:tcW w:w="7493" w:type="dxa"/>
             <w:tcBorders>
               <w:top w:val="single" w:sz="4" w:space="0" w:color="000000"/>
               <w:left w:val="single" w:sz="4" w:space="0" w:color="000000"/>
@@ -2589,7 +2597,7 @@
         <w:trPr/>
         <w:tc>
           <w:tcPr>
-            <w:tcW w:w="1683" w:type="dxa"/>
+            <w:tcW w:w="1682" w:type="dxa"/>
             <w:tcBorders>
               <w:top w:val="single" w:sz="4" w:space="0" w:color="000000"/>
               <w:left w:val="single" w:sz="4" w:space="0" w:color="000000"/>
@@ -2620,7 +2628,7 @@
         </w:tc>
         <w:tc>
           <w:tcPr>
-            <w:tcW w:w="7492" w:type="dxa"/>
+            <w:tcW w:w="7493" w:type="dxa"/>
             <w:tcBorders>
               <w:top w:val="single" w:sz="4" w:space="0" w:color="000000"/>
               <w:left w:val="single" w:sz="4" w:space="0" w:color="000000"/>
@@ -2693,7 +2701,7 @@
         <w:trPr/>
         <w:tc>
           <w:tcPr>
-            <w:tcW w:w="1683" w:type="dxa"/>
+            <w:tcW w:w="1682" w:type="dxa"/>
             <w:tcBorders>
               <w:top w:val="single" w:sz="4" w:space="0" w:color="000000"/>
               <w:left w:val="single" w:sz="4" w:space="0" w:color="000000"/>
@@ -2724,7 +2732,7 @@
         </w:tc>
         <w:tc>
           <w:tcPr>
-            <w:tcW w:w="7492" w:type="dxa"/>
+            <w:tcW w:w="7493" w:type="dxa"/>
             <w:tcBorders>
               <w:top w:val="single" w:sz="4" w:space="0" w:color="000000"/>
               <w:left w:val="single" w:sz="4" w:space="0" w:color="000000"/>
@@ -2755,7 +2763,7 @@
         <w:trPr/>
         <w:tc>
           <w:tcPr>
-            <w:tcW w:w="1683" w:type="dxa"/>
+            <w:tcW w:w="1682" w:type="dxa"/>
             <w:tcBorders>
               <w:top w:val="single" w:sz="4" w:space="0" w:color="000000"/>
               <w:left w:val="single" w:sz="4" w:space="0" w:color="000000"/>
@@ -2786,7 +2794,7 @@
         </w:tc>
         <w:tc>
           <w:tcPr>
-            <w:tcW w:w="7492" w:type="dxa"/>
+            <w:tcW w:w="7493" w:type="dxa"/>
             <w:tcBorders>
               <w:top w:val="single" w:sz="4" w:space="0" w:color="000000"/>
               <w:left w:val="single" w:sz="4" w:space="0" w:color="000000"/>
@@ -2833,7 +2841,7 @@
         <w:trPr/>
         <w:tc>
           <w:tcPr>
-            <w:tcW w:w="1683" w:type="dxa"/>
+            <w:tcW w:w="1682" w:type="dxa"/>
             <w:tcBorders>
               <w:top w:val="single" w:sz="4" w:space="0" w:color="000000"/>
               <w:left w:val="single" w:sz="4" w:space="0" w:color="000000"/>
@@ -2867,7 +2875,7 @@
         </w:tc>
         <w:tc>
           <w:tcPr>
-            <w:tcW w:w="7492" w:type="dxa"/>
+            <w:tcW w:w="7493" w:type="dxa"/>
             <w:tcBorders>
               <w:top w:val="single" w:sz="4" w:space="0" w:color="000000"/>
               <w:left w:val="single" w:sz="4" w:space="0" w:color="000000"/>
@@ -3469,9 +3477,9 @@
         <w:tblLook w:firstRow="1" w:noVBand="1" w:lastRow="0" w:firstColumn="1" w:lastColumn="0" w:noHBand="0" w:val="04a0"/>
       </w:tblPr>
       <w:tblGrid>
-        <w:gridCol w:w="1583"/>
-        <w:gridCol w:w="5220"/>
-        <w:gridCol w:w="2212"/>
+        <w:gridCol w:w="1582"/>
+        <w:gridCol w:w="5219"/>
+        <w:gridCol w:w="2214"/>
       </w:tblGrid>
       <w:tr>
         <w:trPr>
@@ -3479,7 +3487,7 @@
         </w:trPr>
         <w:tc>
           <w:tcPr>
-            <w:tcW w:w="1583" w:type="dxa"/>
+            <w:tcW w:w="1582" w:type="dxa"/>
             <w:tcBorders>
               <w:top w:val="single" w:sz="2" w:space="0" w:color="000000"/>
               <w:left w:val="single" w:sz="2" w:space="0" w:color="000000"/>
@@ -3522,7 +3530,7 @@
         </w:tc>
         <w:tc>
           <w:tcPr>
-            <w:tcW w:w="5220" w:type="dxa"/>
+            <w:tcW w:w="5219" w:type="dxa"/>
             <w:tcBorders>
               <w:top w:val="single" w:sz="2" w:space="0" w:color="000000"/>
               <w:left w:val="single" w:sz="2" w:space="0" w:color="000000"/>
@@ -3549,7 +3557,7 @@
         </w:tc>
         <w:tc>
           <w:tcPr>
-            <w:tcW w:w="2212" w:type="dxa"/>
+            <w:tcW w:w="2214" w:type="dxa"/>
             <w:tcBorders>
               <w:top w:val="single" w:sz="2" w:space="0" w:color="000000"/>
               <w:left w:val="single" w:sz="2" w:space="0" w:color="000000"/>
@@ -3580,7 +3588,7 @@
         <w:trPr/>
         <w:tc>
           <w:tcPr>
-            <w:tcW w:w="1583" w:type="dxa"/>
+            <w:tcW w:w="1582" w:type="dxa"/>
             <w:tcBorders>
               <w:left w:val="single" w:sz="2" w:space="0" w:color="000000"/>
               <w:bottom w:val="single" w:sz="2" w:space="0" w:color="000000"/>
@@ -3603,7 +3611,7 @@
         </w:tc>
         <w:tc>
           <w:tcPr>
-            <w:tcW w:w="5220" w:type="dxa"/>
+            <w:tcW w:w="5219" w:type="dxa"/>
             <w:tcBorders>
               <w:left w:val="single" w:sz="2" w:space="0" w:color="000000"/>
               <w:bottom w:val="single" w:sz="2" w:space="0" w:color="000000"/>
@@ -3629,7 +3637,7 @@
         </w:tc>
         <w:tc>
           <w:tcPr>
-            <w:tcW w:w="2212" w:type="dxa"/>
+            <w:tcW w:w="2214" w:type="dxa"/>
             <w:tcBorders>
               <w:left w:val="single" w:sz="2" w:space="0" w:color="000000"/>
               <w:bottom w:val="single" w:sz="2" w:space="0" w:color="000000"/>
@@ -3656,7 +3664,7 @@
         <w:trPr/>
         <w:tc>
           <w:tcPr>
-            <w:tcW w:w="1583" w:type="dxa"/>
+            <w:tcW w:w="1582" w:type="dxa"/>
             <w:tcBorders>
               <w:left w:val="single" w:sz="2" w:space="0" w:color="000000"/>
               <w:bottom w:val="single" w:sz="2" w:space="0" w:color="000000"/>
@@ -3679,7 +3687,7 @@
         </w:tc>
         <w:tc>
           <w:tcPr>
-            <w:tcW w:w="5220" w:type="dxa"/>
+            <w:tcW w:w="5219" w:type="dxa"/>
             <w:tcBorders>
               <w:left w:val="single" w:sz="2" w:space="0" w:color="000000"/>
               <w:bottom w:val="single" w:sz="2" w:space="0" w:color="000000"/>
@@ -3702,7 +3710,7 @@
         </w:tc>
         <w:tc>
           <w:tcPr>
-            <w:tcW w:w="2212" w:type="dxa"/>
+            <w:tcW w:w="2214" w:type="dxa"/>
             <w:tcBorders>
               <w:left w:val="single" w:sz="2" w:space="0" w:color="000000"/>
               <w:bottom w:val="single" w:sz="2" w:space="0" w:color="000000"/>
@@ -3729,7 +3737,7 @@
         <w:trPr/>
         <w:tc>
           <w:tcPr>
-            <w:tcW w:w="1583" w:type="dxa"/>
+            <w:tcW w:w="1582" w:type="dxa"/>
             <w:tcBorders>
               <w:left w:val="single" w:sz="2" w:space="0" w:color="000000"/>
               <w:bottom w:val="single" w:sz="2" w:space="0" w:color="000000"/>
@@ -3752,7 +3760,7 @@
         </w:tc>
         <w:tc>
           <w:tcPr>
-            <w:tcW w:w="5220" w:type="dxa"/>
+            <w:tcW w:w="5219" w:type="dxa"/>
             <w:tcBorders>
               <w:left w:val="single" w:sz="2" w:space="0" w:color="000000"/>
               <w:bottom w:val="single" w:sz="2" w:space="0" w:color="000000"/>
@@ -3776,7 +3784,7 @@
         </w:tc>
         <w:tc>
           <w:tcPr>
-            <w:tcW w:w="2212" w:type="dxa"/>
+            <w:tcW w:w="2214" w:type="dxa"/>
             <w:tcBorders>
               <w:left w:val="single" w:sz="2" w:space="0" w:color="000000"/>
               <w:bottom w:val="single" w:sz="2" w:space="0" w:color="000000"/>
@@ -3821,7 +3829,7 @@
         <w:trPr/>
         <w:tc>
           <w:tcPr>
-            <w:tcW w:w="1583" w:type="dxa"/>
+            <w:tcW w:w="1582" w:type="dxa"/>
             <w:tcBorders>
               <w:left w:val="single" w:sz="2" w:space="0" w:color="000000"/>
               <w:bottom w:val="single" w:sz="2" w:space="0" w:color="000000"/>
@@ -3844,7 +3852,7 @@
         </w:tc>
         <w:tc>
           <w:tcPr>
-            <w:tcW w:w="5220" w:type="dxa"/>
+            <w:tcW w:w="5219" w:type="dxa"/>
             <w:tcBorders>
               <w:left w:val="single" w:sz="2" w:space="0" w:color="000000"/>
               <w:bottom w:val="single" w:sz="2" w:space="0" w:color="000000"/>
@@ -3870,7 +3878,7 @@
         </w:tc>
         <w:tc>
           <w:tcPr>
-            <w:tcW w:w="2212" w:type="dxa"/>
+            <w:tcW w:w="2214" w:type="dxa"/>
             <w:tcBorders>
               <w:left w:val="single" w:sz="2" w:space="0" w:color="000000"/>
               <w:bottom w:val="single" w:sz="2" w:space="0" w:color="000000"/>
@@ -3900,7 +3908,7 @@
         <w:trPr/>
         <w:tc>
           <w:tcPr>
-            <w:tcW w:w="1583" w:type="dxa"/>
+            <w:tcW w:w="1582" w:type="dxa"/>
             <w:tcBorders>
               <w:left w:val="single" w:sz="2" w:space="0" w:color="000000"/>
               <w:bottom w:val="single" w:sz="2" w:space="0" w:color="000000"/>
@@ -3923,7 +3931,7 @@
         </w:tc>
         <w:tc>
           <w:tcPr>
-            <w:tcW w:w="5220" w:type="dxa"/>
+            <w:tcW w:w="5219" w:type="dxa"/>
             <w:tcBorders>
               <w:left w:val="single" w:sz="2" w:space="0" w:color="000000"/>
               <w:bottom w:val="single" w:sz="2" w:space="0" w:color="000000"/>
@@ -3949,7 +3957,7 @@
         </w:tc>
         <w:tc>
           <w:tcPr>
-            <w:tcW w:w="2212" w:type="dxa"/>
+            <w:tcW w:w="2214" w:type="dxa"/>
             <w:tcBorders>
               <w:left w:val="single" w:sz="2" w:space="0" w:color="000000"/>
               <w:bottom w:val="single" w:sz="2" w:space="0" w:color="000000"/>
@@ -3979,7 +3987,7 @@
         <w:trPr/>
         <w:tc>
           <w:tcPr>
-            <w:tcW w:w="1583" w:type="dxa"/>
+            <w:tcW w:w="1582" w:type="dxa"/>
             <w:tcBorders>
               <w:left w:val="single" w:sz="2" w:space="0" w:color="000000"/>
               <w:bottom w:val="single" w:sz="2" w:space="0" w:color="000000"/>
@@ -4002,7 +4010,7 @@
         </w:tc>
         <w:tc>
           <w:tcPr>
-            <w:tcW w:w="5220" w:type="dxa"/>
+            <w:tcW w:w="5219" w:type="dxa"/>
             <w:tcBorders>
               <w:left w:val="single" w:sz="2" w:space="0" w:color="000000"/>
               <w:bottom w:val="single" w:sz="2" w:space="0" w:color="000000"/>
@@ -4028,7 +4036,7 @@
         </w:tc>
         <w:tc>
           <w:tcPr>
-            <w:tcW w:w="2212" w:type="dxa"/>
+            <w:tcW w:w="2214" w:type="dxa"/>
             <w:tcBorders>
               <w:left w:val="single" w:sz="2" w:space="0" w:color="000000"/>
               <w:bottom w:val="single" w:sz="2" w:space="0" w:color="000000"/>
@@ -4058,7 +4066,7 @@
         <w:trPr/>
         <w:tc>
           <w:tcPr>
-            <w:tcW w:w="1583" w:type="dxa"/>
+            <w:tcW w:w="1582" w:type="dxa"/>
             <w:tcBorders>
               <w:left w:val="single" w:sz="2" w:space="0" w:color="000000"/>
               <w:bottom w:val="single" w:sz="2" w:space="0" w:color="000000"/>
@@ -4081,7 +4089,7 @@
         </w:tc>
         <w:tc>
           <w:tcPr>
-            <w:tcW w:w="5220" w:type="dxa"/>
+            <w:tcW w:w="5219" w:type="dxa"/>
             <w:tcBorders>
               <w:left w:val="single" w:sz="2" w:space="0" w:color="000000"/>
               <w:bottom w:val="single" w:sz="2" w:space="0" w:color="000000"/>
@@ -4104,7 +4112,7 @@
         </w:tc>
         <w:tc>
           <w:tcPr>
-            <w:tcW w:w="2212" w:type="dxa"/>
+            <w:tcW w:w="2214" w:type="dxa"/>
             <w:tcBorders>
               <w:left w:val="single" w:sz="2" w:space="0" w:color="000000"/>
               <w:bottom w:val="single" w:sz="2" w:space="0" w:color="000000"/>
@@ -4134,7 +4142,7 @@
         <w:trPr/>
         <w:tc>
           <w:tcPr>
-            <w:tcW w:w="1583" w:type="dxa"/>
+            <w:tcW w:w="1582" w:type="dxa"/>
             <w:tcBorders>
               <w:left w:val="single" w:sz="2" w:space="0" w:color="000000"/>
               <w:bottom w:val="single" w:sz="2" w:space="0" w:color="000000"/>
@@ -4164,7 +4172,7 @@
         </w:tc>
         <w:tc>
           <w:tcPr>
-            <w:tcW w:w="5220" w:type="dxa"/>
+            <w:tcW w:w="5219" w:type="dxa"/>
             <w:tcBorders>
               <w:left w:val="single" w:sz="2" w:space="0" w:color="000000"/>
               <w:bottom w:val="single" w:sz="2" w:space="0" w:color="000000"/>
@@ -4194,7 +4202,7 @@
         </w:tc>
         <w:tc>
           <w:tcPr>
-            <w:tcW w:w="2212" w:type="dxa"/>
+            <w:tcW w:w="2214" w:type="dxa"/>
             <w:tcBorders>
               <w:left w:val="single" w:sz="2" w:space="0" w:color="000000"/>
               <w:bottom w:val="single" w:sz="2" w:space="0" w:color="000000"/>
@@ -4228,7 +4236,7 @@
         <w:trPr/>
         <w:tc>
           <w:tcPr>
-            <w:tcW w:w="1583" w:type="dxa"/>
+            <w:tcW w:w="1582" w:type="dxa"/>
             <w:tcBorders>
               <w:left w:val="single" w:sz="2" w:space="0" w:color="000000"/>
               <w:bottom w:val="single" w:sz="2" w:space="0" w:color="000000"/>
@@ -4258,7 +4266,7 @@
         </w:tc>
         <w:tc>
           <w:tcPr>
-            <w:tcW w:w="5220" w:type="dxa"/>
+            <w:tcW w:w="5219" w:type="dxa"/>
             <w:tcBorders>
               <w:left w:val="single" w:sz="2" w:space="0" w:color="000000"/>
               <w:bottom w:val="single" w:sz="2" w:space="0" w:color="000000"/>
@@ -4288,7 +4296,7 @@
         </w:tc>
         <w:tc>
           <w:tcPr>
-            <w:tcW w:w="2212" w:type="dxa"/>
+            <w:tcW w:w="2214" w:type="dxa"/>
             <w:tcBorders>
               <w:left w:val="single" w:sz="2" w:space="0" w:color="000000"/>
               <w:bottom w:val="single" w:sz="2" w:space="0" w:color="000000"/>
@@ -4322,7 +4330,7 @@
         <w:trPr/>
         <w:tc>
           <w:tcPr>
-            <w:tcW w:w="1583" w:type="dxa"/>
+            <w:tcW w:w="1582" w:type="dxa"/>
             <w:tcBorders>
               <w:left w:val="single" w:sz="2" w:space="0" w:color="000000"/>
               <w:bottom w:val="single" w:sz="2" w:space="0" w:color="000000"/>
@@ -4352,7 +4360,7 @@
         </w:tc>
         <w:tc>
           <w:tcPr>
-            <w:tcW w:w="5220" w:type="dxa"/>
+            <w:tcW w:w="5219" w:type="dxa"/>
             <w:tcBorders>
               <w:left w:val="single" w:sz="2" w:space="0" w:color="000000"/>
               <w:bottom w:val="single" w:sz="2" w:space="0" w:color="000000"/>
@@ -4382,7 +4390,7 @@
         </w:tc>
         <w:tc>
           <w:tcPr>
-            <w:tcW w:w="2212" w:type="dxa"/>
+            <w:tcW w:w="2214" w:type="dxa"/>
             <w:tcBorders>
               <w:left w:val="single" w:sz="2" w:space="0" w:color="000000"/>
               <w:bottom w:val="single" w:sz="2" w:space="0" w:color="000000"/>
@@ -4415,7 +4423,7 @@
         <w:trPr/>
         <w:tc>
           <w:tcPr>
-            <w:tcW w:w="1583" w:type="dxa"/>
+            <w:tcW w:w="1582" w:type="dxa"/>
             <w:tcBorders>
               <w:left w:val="single" w:sz="2" w:space="0" w:color="000000"/>
               <w:bottom w:val="single" w:sz="2" w:space="0" w:color="000000"/>
@@ -4438,7 +4446,7 @@
         </w:tc>
         <w:tc>
           <w:tcPr>
-            <w:tcW w:w="5220" w:type="dxa"/>
+            <w:tcW w:w="5219" w:type="dxa"/>
             <w:tcBorders>
               <w:left w:val="single" w:sz="2" w:space="0" w:color="000000"/>
               <w:bottom w:val="single" w:sz="2" w:space="0" w:color="000000"/>
@@ -4464,7 +4472,7 @@
         </w:tc>
         <w:tc>
           <w:tcPr>
-            <w:tcW w:w="2212" w:type="dxa"/>
+            <w:tcW w:w="2214" w:type="dxa"/>
             <w:tcBorders>
               <w:left w:val="single" w:sz="2" w:space="0" w:color="000000"/>
               <w:bottom w:val="single" w:sz="2" w:space="0" w:color="000000"/>
@@ -4494,7 +4502,7 @@
         <w:trPr/>
         <w:tc>
           <w:tcPr>
-            <w:tcW w:w="1583" w:type="dxa"/>
+            <w:tcW w:w="1582" w:type="dxa"/>
             <w:tcBorders>
               <w:left w:val="single" w:sz="2" w:space="0" w:color="000000"/>
               <w:bottom w:val="single" w:sz="2" w:space="0" w:color="000000"/>
@@ -4520,7 +4528,7 @@
         </w:tc>
         <w:tc>
           <w:tcPr>
-            <w:tcW w:w="5220" w:type="dxa"/>
+            <w:tcW w:w="5219" w:type="dxa"/>
             <w:tcBorders>
               <w:left w:val="single" w:sz="2" w:space="0" w:color="000000"/>
               <w:bottom w:val="single" w:sz="2" w:space="0" w:color="000000"/>
@@ -4548,7 +4556,7 @@
         </w:tc>
         <w:tc>
           <w:tcPr>
-            <w:tcW w:w="2212" w:type="dxa"/>
+            <w:tcW w:w="2214" w:type="dxa"/>
             <w:tcBorders>
               <w:left w:val="single" w:sz="2" w:space="0" w:color="000000"/>
               <w:bottom w:val="single" w:sz="2" w:space="0" w:color="000000"/>
@@ -4580,7 +4588,7 @@
         <w:trPr/>
         <w:tc>
           <w:tcPr>
-            <w:tcW w:w="1583" w:type="dxa"/>
+            <w:tcW w:w="1582" w:type="dxa"/>
             <w:tcBorders>
               <w:left w:val="single" w:sz="2" w:space="0" w:color="000000"/>
               <w:bottom w:val="single" w:sz="2" w:space="0" w:color="000000"/>
@@ -4606,7 +4614,7 @@
         </w:tc>
         <w:tc>
           <w:tcPr>
-            <w:tcW w:w="5220" w:type="dxa"/>
+            <w:tcW w:w="5219" w:type="dxa"/>
             <w:tcBorders>
               <w:left w:val="single" w:sz="2" w:space="0" w:color="000000"/>
               <w:bottom w:val="single" w:sz="2" w:space="0" w:color="000000"/>
@@ -4632,7 +4640,7 @@
         </w:tc>
         <w:tc>
           <w:tcPr>
-            <w:tcW w:w="2212" w:type="dxa"/>
+            <w:tcW w:w="2214" w:type="dxa"/>
             <w:tcBorders>
               <w:left w:val="single" w:sz="2" w:space="0" w:color="000000"/>
               <w:bottom w:val="single" w:sz="2" w:space="0" w:color="000000"/>
@@ -4662,7 +4670,7 @@
         <w:trPr/>
         <w:tc>
           <w:tcPr>
-            <w:tcW w:w="1583" w:type="dxa"/>
+            <w:tcW w:w="1582" w:type="dxa"/>
             <w:tcBorders>
               <w:left w:val="single" w:sz="2" w:space="0" w:color="000000"/>
               <w:bottom w:val="single" w:sz="2" w:space="0" w:color="000000"/>
@@ -4688,7 +4696,7 @@
         </w:tc>
         <w:tc>
           <w:tcPr>
-            <w:tcW w:w="5220" w:type="dxa"/>
+            <w:tcW w:w="5219" w:type="dxa"/>
             <w:tcBorders>
               <w:left w:val="single" w:sz="2" w:space="0" w:color="000000"/>
               <w:bottom w:val="single" w:sz="2" w:space="0" w:color="000000"/>
@@ -4716,7 +4724,7 @@
         </w:tc>
         <w:tc>
           <w:tcPr>
-            <w:tcW w:w="2212" w:type="dxa"/>
+            <w:tcW w:w="2214" w:type="dxa"/>
             <w:tcBorders>
               <w:left w:val="single" w:sz="2" w:space="0" w:color="000000"/>
               <w:bottom w:val="single" w:sz="2" w:space="0" w:color="000000"/>
@@ -4746,7 +4754,7 @@
         <w:trPr/>
         <w:tc>
           <w:tcPr>
-            <w:tcW w:w="1583" w:type="dxa"/>
+            <w:tcW w:w="1582" w:type="dxa"/>
             <w:tcBorders>
               <w:left w:val="single" w:sz="2" w:space="0" w:color="000000"/>
               <w:bottom w:val="single" w:sz="2" w:space="0" w:color="000000"/>
@@ -4772,7 +4780,7 @@
         </w:tc>
         <w:tc>
           <w:tcPr>
-            <w:tcW w:w="5220" w:type="dxa"/>
+            <w:tcW w:w="5219" w:type="dxa"/>
             <w:tcBorders>
               <w:left w:val="single" w:sz="2" w:space="0" w:color="000000"/>
               <w:bottom w:val="single" w:sz="2" w:space="0" w:color="000000"/>
@@ -4800,7 +4808,7 @@
         </w:tc>
         <w:tc>
           <w:tcPr>
-            <w:tcW w:w="2212" w:type="dxa"/>
+            <w:tcW w:w="2214" w:type="dxa"/>
             <w:tcBorders>
               <w:left w:val="single" w:sz="2" w:space="0" w:color="000000"/>
               <w:bottom w:val="single" w:sz="2" w:space="0" w:color="000000"/>
@@ -4830,7 +4838,7 @@
         <w:trPr/>
         <w:tc>
           <w:tcPr>
-            <w:tcW w:w="1583" w:type="dxa"/>
+            <w:tcW w:w="1582" w:type="dxa"/>
             <w:tcBorders>
               <w:left w:val="single" w:sz="2" w:space="0" w:color="000000"/>
               <w:bottom w:val="single" w:sz="2" w:space="0" w:color="000000"/>
@@ -4856,7 +4864,7 @@
         </w:tc>
         <w:tc>
           <w:tcPr>
-            <w:tcW w:w="5220" w:type="dxa"/>
+            <w:tcW w:w="5219" w:type="dxa"/>
             <w:tcBorders>
               <w:left w:val="single" w:sz="2" w:space="0" w:color="000000"/>
               <w:bottom w:val="single" w:sz="2" w:space="0" w:color="000000"/>
@@ -4884,7 +4892,7 @@
         </w:tc>
         <w:tc>
           <w:tcPr>
-            <w:tcW w:w="2212" w:type="dxa"/>
+            <w:tcW w:w="2214" w:type="dxa"/>
             <w:tcBorders>
               <w:left w:val="single" w:sz="2" w:space="0" w:color="000000"/>
               <w:bottom w:val="single" w:sz="2" w:space="0" w:color="000000"/>
@@ -4914,7 +4922,7 @@
         <w:trPr/>
         <w:tc>
           <w:tcPr>
-            <w:tcW w:w="1583" w:type="dxa"/>
+            <w:tcW w:w="1582" w:type="dxa"/>
             <w:tcBorders>
               <w:left w:val="single" w:sz="2" w:space="0" w:color="000000"/>
               <w:bottom w:val="single" w:sz="2" w:space="0" w:color="000000"/>
@@ -4940,7 +4948,7 @@
         </w:tc>
         <w:tc>
           <w:tcPr>
-            <w:tcW w:w="5220" w:type="dxa"/>
+            <w:tcW w:w="5219" w:type="dxa"/>
             <w:tcBorders>
               <w:left w:val="single" w:sz="2" w:space="0" w:color="000000"/>
               <w:bottom w:val="single" w:sz="2" w:space="0" w:color="000000"/>
@@ -4966,7 +4974,7 @@
         </w:tc>
         <w:tc>
           <w:tcPr>
-            <w:tcW w:w="2212" w:type="dxa"/>
+            <w:tcW w:w="2214" w:type="dxa"/>
             <w:tcBorders>
               <w:left w:val="single" w:sz="2" w:space="0" w:color="000000"/>
               <w:bottom w:val="single" w:sz="2" w:space="0" w:color="000000"/>
@@ -4996,7 +5004,7 @@
         <w:trPr/>
         <w:tc>
           <w:tcPr>
-            <w:tcW w:w="1583" w:type="dxa"/>
+            <w:tcW w:w="1582" w:type="dxa"/>
             <w:tcBorders>
               <w:left w:val="single" w:sz="2" w:space="0" w:color="000000"/>
               <w:bottom w:val="single" w:sz="2" w:space="0" w:color="000000"/>
@@ -5022,7 +5030,7 @@
         </w:tc>
         <w:tc>
           <w:tcPr>
-            <w:tcW w:w="5220" w:type="dxa"/>
+            <w:tcW w:w="5219" w:type="dxa"/>
             <w:tcBorders>
               <w:left w:val="single" w:sz="2" w:space="0" w:color="000000"/>
               <w:bottom w:val="single" w:sz="2" w:space="0" w:color="000000"/>
@@ -5048,7 +5056,7 @@
         </w:tc>
         <w:tc>
           <w:tcPr>
-            <w:tcW w:w="2212" w:type="dxa"/>
+            <w:tcW w:w="2214" w:type="dxa"/>
             <w:tcBorders>
               <w:left w:val="single" w:sz="2" w:space="0" w:color="000000"/>
               <w:bottom w:val="single" w:sz="2" w:space="0" w:color="000000"/>
@@ -5078,7 +5086,7 @@
         <w:trPr/>
         <w:tc>
           <w:tcPr>
-            <w:tcW w:w="1583" w:type="dxa"/>
+            <w:tcW w:w="1582" w:type="dxa"/>
             <w:tcBorders>
               <w:left w:val="single" w:sz="2" w:space="0" w:color="000000"/>
               <w:bottom w:val="single" w:sz="2" w:space="0" w:color="000000"/>
@@ -5104,7 +5112,7 @@
         </w:tc>
         <w:tc>
           <w:tcPr>
-            <w:tcW w:w="5220" w:type="dxa"/>
+            <w:tcW w:w="5219" w:type="dxa"/>
             <w:tcBorders>
               <w:left w:val="single" w:sz="2" w:space="0" w:color="000000"/>
               <w:bottom w:val="single" w:sz="2" w:space="0" w:color="000000"/>
@@ -5131,7 +5139,7 @@
         </w:tc>
         <w:tc>
           <w:tcPr>
-            <w:tcW w:w="2212" w:type="dxa"/>
+            <w:tcW w:w="2214" w:type="dxa"/>
             <w:tcBorders>
               <w:left w:val="single" w:sz="2" w:space="0" w:color="000000"/>
               <w:bottom w:val="single" w:sz="2" w:space="0" w:color="000000"/>
@@ -5161,7 +5169,7 @@
         <w:trPr/>
         <w:tc>
           <w:tcPr>
-            <w:tcW w:w="1583" w:type="dxa"/>
+            <w:tcW w:w="1582" w:type="dxa"/>
             <w:tcBorders>
               <w:left w:val="single" w:sz="2" w:space="0" w:color="000000"/>
               <w:bottom w:val="single" w:sz="2" w:space="0" w:color="000000"/>
@@ -5187,7 +5195,7 @@
         </w:tc>
         <w:tc>
           <w:tcPr>
-            <w:tcW w:w="5220" w:type="dxa"/>
+            <w:tcW w:w="5219" w:type="dxa"/>
             <w:tcBorders>
               <w:left w:val="single" w:sz="2" w:space="0" w:color="000000"/>
               <w:bottom w:val="single" w:sz="2" w:space="0" w:color="000000"/>
@@ -5214,7 +5222,7 @@
         </w:tc>
         <w:tc>
           <w:tcPr>
-            <w:tcW w:w="2212" w:type="dxa"/>
+            <w:tcW w:w="2214" w:type="dxa"/>
             <w:tcBorders>
               <w:left w:val="single" w:sz="2" w:space="0" w:color="000000"/>
               <w:bottom w:val="single" w:sz="2" w:space="0" w:color="000000"/>
@@ -5244,7 +5252,7 @@
         <w:trPr/>
         <w:tc>
           <w:tcPr>
-            <w:tcW w:w="1583" w:type="dxa"/>
+            <w:tcW w:w="1582" w:type="dxa"/>
             <w:tcBorders>
               <w:left w:val="single" w:sz="2" w:space="0" w:color="000000"/>
               <w:bottom w:val="single" w:sz="2" w:space="0" w:color="000000"/>
@@ -5270,7 +5278,7 @@
         </w:tc>
         <w:tc>
           <w:tcPr>
-            <w:tcW w:w="5220" w:type="dxa"/>
+            <w:tcW w:w="5219" w:type="dxa"/>
             <w:tcBorders>
               <w:left w:val="single" w:sz="2" w:space="0" w:color="000000"/>
               <w:bottom w:val="single" w:sz="2" w:space="0" w:color="000000"/>
@@ -5297,7 +5305,7 @@
         </w:tc>
         <w:tc>
           <w:tcPr>
-            <w:tcW w:w="2212" w:type="dxa"/>
+            <w:tcW w:w="2214" w:type="dxa"/>
             <w:tcBorders>
               <w:left w:val="single" w:sz="2" w:space="0" w:color="000000"/>
               <w:bottom w:val="single" w:sz="2" w:space="0" w:color="000000"/>
@@ -5327,7 +5335,7 @@
         <w:trPr/>
         <w:tc>
           <w:tcPr>
-            <w:tcW w:w="1583" w:type="dxa"/>
+            <w:tcW w:w="1582" w:type="dxa"/>
             <w:tcBorders>
               <w:left w:val="single" w:sz="2" w:space="0" w:color="000000"/>
               <w:bottom w:val="single" w:sz="2" w:space="0" w:color="000000"/>
@@ -5353,7 +5361,7 @@
         </w:tc>
         <w:tc>
           <w:tcPr>
-            <w:tcW w:w="5220" w:type="dxa"/>
+            <w:tcW w:w="5219" w:type="dxa"/>
             <w:tcBorders>
               <w:left w:val="single" w:sz="2" w:space="0" w:color="000000"/>
               <w:bottom w:val="single" w:sz="2" w:space="0" w:color="000000"/>
@@ -5379,7 +5387,7 @@
         </w:tc>
         <w:tc>
           <w:tcPr>
-            <w:tcW w:w="2212" w:type="dxa"/>
+            <w:tcW w:w="2214" w:type="dxa"/>
             <w:tcBorders>
               <w:left w:val="single" w:sz="2" w:space="0" w:color="000000"/>
               <w:bottom w:val="single" w:sz="2" w:space="0" w:color="000000"/>
@@ -5409,7 +5417,7 @@
         <w:trPr/>
         <w:tc>
           <w:tcPr>
-            <w:tcW w:w="1583" w:type="dxa"/>
+            <w:tcW w:w="1582" w:type="dxa"/>
             <w:tcBorders>
               <w:left w:val="single" w:sz="2" w:space="0" w:color="000000"/>
               <w:bottom w:val="single" w:sz="2" w:space="0" w:color="000000"/>
@@ -5436,7 +5444,7 @@
         </w:tc>
         <w:tc>
           <w:tcPr>
-            <w:tcW w:w="5220" w:type="dxa"/>
+            <w:tcW w:w="5219" w:type="dxa"/>
             <w:tcBorders>
               <w:left w:val="single" w:sz="2" w:space="0" w:color="000000"/>
               <w:bottom w:val="single" w:sz="2" w:space="0" w:color="000000"/>
@@ -5464,7 +5472,7 @@
         </w:tc>
         <w:tc>
           <w:tcPr>
-            <w:tcW w:w="2212" w:type="dxa"/>
+            <w:tcW w:w="2214" w:type="dxa"/>
             <w:tcBorders>
               <w:left w:val="single" w:sz="2" w:space="0" w:color="000000"/>
               <w:bottom w:val="single" w:sz="2" w:space="0" w:color="000000"/>
@@ -5494,7 +5502,7 @@
         <w:trPr/>
         <w:tc>
           <w:tcPr>
-            <w:tcW w:w="1583" w:type="dxa"/>
+            <w:tcW w:w="1582" w:type="dxa"/>
             <w:tcBorders>
               <w:left w:val="single" w:sz="2" w:space="0" w:color="000000"/>
               <w:bottom w:val="single" w:sz="2" w:space="0" w:color="000000"/>
@@ -5522,7 +5530,7 @@
         </w:tc>
         <w:tc>
           <w:tcPr>
-            <w:tcW w:w="5220" w:type="dxa"/>
+            <w:tcW w:w="5219" w:type="dxa"/>
             <w:tcBorders>
               <w:left w:val="single" w:sz="2" w:space="0" w:color="000000"/>
               <w:bottom w:val="single" w:sz="2" w:space="0" w:color="000000"/>
@@ -5550,7 +5558,7 @@
         </w:tc>
         <w:tc>
           <w:tcPr>
-            <w:tcW w:w="2212" w:type="dxa"/>
+            <w:tcW w:w="2214" w:type="dxa"/>
             <w:tcBorders>
               <w:left w:val="single" w:sz="2" w:space="0" w:color="000000"/>
               <w:bottom w:val="single" w:sz="2" w:space="0" w:color="000000"/>
@@ -5580,7 +5588,7 @@
         <w:trPr/>
         <w:tc>
           <w:tcPr>
-            <w:tcW w:w="1583" w:type="dxa"/>
+            <w:tcW w:w="1582" w:type="dxa"/>
             <w:tcBorders>
               <w:left w:val="single" w:sz="2" w:space="0" w:color="000000"/>
               <w:bottom w:val="single" w:sz="2" w:space="0" w:color="000000"/>
@@ -5608,7 +5616,7 @@
         </w:tc>
         <w:tc>
           <w:tcPr>
-            <w:tcW w:w="5220" w:type="dxa"/>
+            <w:tcW w:w="5219" w:type="dxa"/>
             <w:tcBorders>
               <w:left w:val="single" w:sz="2" w:space="0" w:color="000000"/>
               <w:bottom w:val="single" w:sz="2" w:space="0" w:color="000000"/>
@@ -5636,7 +5644,7 @@
         </w:tc>
         <w:tc>
           <w:tcPr>
-            <w:tcW w:w="2212" w:type="dxa"/>
+            <w:tcW w:w="2214" w:type="dxa"/>
             <w:tcBorders>
               <w:left w:val="single" w:sz="2" w:space="0" w:color="000000"/>
               <w:bottom w:val="single" w:sz="2" w:space="0" w:color="000000"/>
@@ -5668,7 +5676,7 @@
         <w:trPr/>
         <w:tc>
           <w:tcPr>
-            <w:tcW w:w="1583" w:type="dxa"/>
+            <w:tcW w:w="1582" w:type="dxa"/>
             <w:tcBorders>
               <w:left w:val="single" w:sz="2" w:space="0" w:color="000000"/>
               <w:bottom w:val="single" w:sz="2" w:space="0" w:color="000000"/>
@@ -5694,7 +5702,7 @@
         </w:tc>
         <w:tc>
           <w:tcPr>
-            <w:tcW w:w="5220" w:type="dxa"/>
+            <w:tcW w:w="5219" w:type="dxa"/>
             <w:tcBorders>
               <w:left w:val="single" w:sz="2" w:space="0" w:color="000000"/>
               <w:bottom w:val="single" w:sz="2" w:space="0" w:color="000000"/>
@@ -5721,7 +5729,7 @@
         </w:tc>
         <w:tc>
           <w:tcPr>
-            <w:tcW w:w="2212" w:type="dxa"/>
+            <w:tcW w:w="2214" w:type="dxa"/>
             <w:tcBorders>
               <w:left w:val="single" w:sz="2" w:space="0" w:color="000000"/>
               <w:bottom w:val="single" w:sz="2" w:space="0" w:color="000000"/>
@@ -5757,7 +5765,7 @@
         <w:trPr/>
         <w:tc>
           <w:tcPr>
-            <w:tcW w:w="1583" w:type="dxa"/>
+            <w:tcW w:w="1582" w:type="dxa"/>
             <w:tcBorders>
               <w:left w:val="single" w:sz="2" w:space="0" w:color="000000"/>
               <w:bottom w:val="single" w:sz="2" w:space="0" w:color="000000"/>
@@ -5783,7 +5791,7 @@
         </w:tc>
         <w:tc>
           <w:tcPr>
-            <w:tcW w:w="5220" w:type="dxa"/>
+            <w:tcW w:w="5219" w:type="dxa"/>
             <w:tcBorders>
               <w:left w:val="single" w:sz="2" w:space="0" w:color="000000"/>
               <w:bottom w:val="single" w:sz="2" w:space="0" w:color="000000"/>
@@ -5811,7 +5819,7 @@
         </w:tc>
         <w:tc>
           <w:tcPr>
-            <w:tcW w:w="2212" w:type="dxa"/>
+            <w:tcW w:w="2214" w:type="dxa"/>
             <w:tcBorders>
               <w:left w:val="single" w:sz="2" w:space="0" w:color="000000"/>
               <w:bottom w:val="single" w:sz="2" w:space="0" w:color="000000"/>
@@ -5847,7 +5855,7 @@
         <w:trPr/>
         <w:tc>
           <w:tcPr>
-            <w:tcW w:w="1583" w:type="dxa"/>
+            <w:tcW w:w="1582" w:type="dxa"/>
             <w:tcBorders>
               <w:left w:val="single" w:sz="2" w:space="0" w:color="000000"/>
               <w:bottom w:val="single" w:sz="2" w:space="0" w:color="000000"/>
@@ -5877,7 +5885,7 @@
         </w:tc>
         <w:tc>
           <w:tcPr>
-            <w:tcW w:w="5220" w:type="dxa"/>
+            <w:tcW w:w="5219" w:type="dxa"/>
             <w:tcBorders>
               <w:left w:val="single" w:sz="2" w:space="0" w:color="000000"/>
               <w:bottom w:val="single" w:sz="2" w:space="0" w:color="000000"/>
@@ -5905,7 +5913,7 @@
         </w:tc>
         <w:tc>
           <w:tcPr>
-            <w:tcW w:w="2212" w:type="dxa"/>
+            <w:tcW w:w="2214" w:type="dxa"/>
             <w:tcBorders>
               <w:left w:val="single" w:sz="2" w:space="0" w:color="000000"/>
               <w:bottom w:val="single" w:sz="2" w:space="0" w:color="000000"/>
@@ -5942,7 +5950,7 @@
         <w:trPr/>
         <w:tc>
           <w:tcPr>
-            <w:tcW w:w="1583" w:type="dxa"/>
+            <w:tcW w:w="1582" w:type="dxa"/>
             <w:tcBorders>
               <w:left w:val="single" w:sz="2" w:space="0" w:color="000000"/>
               <w:bottom w:val="single" w:sz="2" w:space="0" w:color="000000"/>
@@ -5953,26 +5961,23 @@
             <w:pPr>
               <w:pStyle w:val="Tabelindhold"/>
               <w:rPr>
+                <w:color w:val="C9211E"/>
+              </w:rPr>
+            </w:pPr>
+            <w:r>
+              <w:rPr>
                 <w:rFonts w:ascii="Verdana" w:hAnsi="Verdana"/>
-                <w:color w:val="000000"/>
+                <w:color w:val="C9211E"/>
                 <w:sz w:val="22"/>
                 <w:szCs w:val="22"/>
               </w:rPr>
-            </w:pPr>
-            <w:r>
-              <w:rPr>
-                <w:rFonts w:ascii="Verdana" w:hAnsi="Verdana"/>
-                <w:color w:val="000000"/>
-                <w:sz w:val="22"/>
-                <w:szCs w:val="22"/>
-              </w:rPr>
               <w:t>Instellingen</w:t>
             </w:r>
           </w:p>
         </w:tc>
         <w:tc>
           <w:tcPr>
-            <w:tcW w:w="5220" w:type="dxa"/>
+            <w:tcW w:w="5219" w:type="dxa"/>
             <w:tcBorders>
               <w:left w:val="single" w:sz="2" w:space="0" w:color="000000"/>
               <w:bottom w:val="single" w:sz="2" w:space="0" w:color="000000"/>
@@ -5983,24 +5988,41 @@
             <w:pPr>
               <w:pStyle w:val="Tabelindhold"/>
               <w:rPr>
-                <w:rFonts w:ascii="Verdana" w:hAnsi="Verdana" w:cs="Verdana"/>
+                <w:color w:val="C9211E"/>
+              </w:rPr>
+            </w:pPr>
+            <w:r>
+              <w:rPr>
+                <w:rFonts w:cs="Verdana" w:ascii="Verdana" w:hAnsi="Verdana"/>
+                <w:color w:val="C9211E"/>
                 <w:sz w:val="22"/>
                 <w:lang w:val="da-DK"/>
               </w:rPr>
-            </w:pPr>
-            <w:r>
-              <w:rPr>
-                <w:rFonts w:cs="Verdana" w:ascii="Verdana" w:hAnsi="Verdana"/>
+              <w:t xml:space="preserve">Instellingen voor braille </w:t>
+            </w:r>
+            <w:r>
+              <w:rPr>
+                <w:rFonts w:cs="Verdana" w:ascii="Verdana" w:hAnsi="Verdana"/>
+                <w:color w:val="C9211E"/>
                 <w:sz w:val="22"/>
                 <w:lang w:val="da-DK"/>
               </w:rPr>
-              <w:t>Insetllingen voor algemene braille printer profiel</w:t>
-            </w:r>
-          </w:p>
-        </w:tc>
-        <w:tc>
-          <w:tcPr>
-            <w:tcW w:w="2212" w:type="dxa"/>
+              <w:t xml:space="preserve">high speed </w:t>
+            </w:r>
+            <w:r>
+              <w:rPr>
+                <w:rFonts w:cs="Verdana" w:ascii="Verdana" w:hAnsi="Verdana"/>
+                <w:color w:val="C9211E"/>
+                <w:sz w:val="22"/>
+                <w:lang w:val="da-DK"/>
+              </w:rPr>
+              <w:t>printer profiel</w:t>
+            </w:r>
+          </w:p>
+        </w:tc>
+        <w:tc>
+          <w:tcPr>
+            <w:tcW w:w="2214" w:type="dxa"/>
             <w:tcBorders>
               <w:left w:val="single" w:sz="2" w:space="0" w:color="000000"/>
               <w:bottom w:val="single" w:sz="2" w:space="0" w:color="000000"/>
@@ -6013,22 +6035,18 @@
               <w:pStyle w:val="Tabelindhold"/>
               <w:snapToGrid w:val="false"/>
               <w:rPr>
-                <w:rFonts w:ascii="Verdana" w:hAnsi="Verdana" w:cs="Verdana"/>
-                <w:color w:val="000000"/>
+                <w:color w:val="C9211E"/>
+              </w:rPr>
+            </w:pPr>
+            <w:r>
+              <w:rPr>
+                <w:rFonts w:cs="Verdana" w:ascii="Verdana" w:hAnsi="Verdana"/>
+                <w:color w:val="C9211E"/>
                 <w:sz w:val="22"/>
                 <w:szCs w:val="22"/>
                 <w:lang w:val="en-US"/>
               </w:rPr>
-            </w:pPr>
-            <w:r>
-              <w:rPr>
-                <w:rFonts w:cs="Verdana" w:ascii="Verdana" w:hAnsi="Verdana"/>
-                <w:color w:val="000000"/>
-                <w:sz w:val="22"/>
-                <w:szCs w:val="22"/>
-                <w:lang w:val="en-US"/>
-              </w:rPr>
-              <w:t>ALT + S + U</w:t>
+              <w:t>ALT + S + H</w:t>
             </w:r>
           </w:p>
         </w:tc>
@@ -6037,7 +6055,7 @@
         <w:trPr/>
         <w:tc>
           <w:tcPr>
-            <w:tcW w:w="1583" w:type="dxa"/>
+            <w:tcW w:w="1582" w:type="dxa"/>
             <w:tcBorders>
               <w:left w:val="single" w:sz="2" w:space="0" w:color="000000"/>
               <w:bottom w:val="single" w:sz="2" w:space="0" w:color="000000"/>
@@ -6067,7 +6085,7 @@
         </w:tc>
         <w:tc>
           <w:tcPr>
-            <w:tcW w:w="5220" w:type="dxa"/>
+            <w:tcW w:w="5219" w:type="dxa"/>
             <w:tcBorders>
               <w:left w:val="single" w:sz="2" w:space="0" w:color="000000"/>
               <w:bottom w:val="single" w:sz="2" w:space="0" w:color="000000"/>
@@ -6089,13 +6107,13 @@
                 <w:sz w:val="22"/>
                 <w:lang w:val="da-DK"/>
               </w:rPr>
-              <w:t>Zet alle instellingen naar standaardwaarden</w:t>
-            </w:r>
-          </w:p>
-        </w:tc>
-        <w:tc>
-          <w:tcPr>
-            <w:tcW w:w="2212" w:type="dxa"/>
+              <w:t>Insetllingen voor algemene braille printer profiel</w:t>
+            </w:r>
+          </w:p>
+        </w:tc>
+        <w:tc>
+          <w:tcPr>
+            <w:tcW w:w="2214" w:type="dxa"/>
             <w:tcBorders>
               <w:left w:val="single" w:sz="2" w:space="0" w:color="000000"/>
               <w:bottom w:val="single" w:sz="2" w:space="0" w:color="000000"/>
@@ -6123,7 +6141,7 @@
                 <w:szCs w:val="22"/>
                 <w:lang w:val="en-US"/>
               </w:rPr>
-              <w:t>ALT + S + R</w:t>
+              <w:t>ALT + S + U</w:t>
             </w:r>
           </w:p>
         </w:tc>
@@ -6132,7 +6150,7 @@
         <w:trPr/>
         <w:tc>
           <w:tcPr>
-            <w:tcW w:w="1583" w:type="dxa"/>
+            <w:tcW w:w="1582" w:type="dxa"/>
             <w:tcBorders>
               <w:left w:val="single" w:sz="2" w:space="0" w:color="000000"/>
               <w:bottom w:val="single" w:sz="2" w:space="0" w:color="000000"/>
@@ -6143,22 +6161,26 @@
             <w:pPr>
               <w:pStyle w:val="Tabelindhold"/>
               <w:rPr>
-                <w:rFonts w:ascii="Verdana" w:hAnsi="Verdana" w:cs="Verdana"/>
-                <w:sz w:val="22"/>
-              </w:rPr>
-            </w:pPr>
-            <w:r>
-              <w:rPr>
-                <w:rFonts w:cs="Verdana" w:ascii="Verdana" w:hAnsi="Verdana"/>
-                <w:sz w:val="22"/>
-              </w:rPr>
-              <w:t>Tools</w:t>
-            </w:r>
-          </w:p>
-        </w:tc>
-        <w:tc>
-          <w:tcPr>
-            <w:tcW w:w="5220" w:type="dxa"/>
+                <w:rFonts w:ascii="Verdana" w:hAnsi="Verdana"/>
+                <w:color w:val="000000"/>
+                <w:sz w:val="22"/>
+                <w:szCs w:val="22"/>
+              </w:rPr>
+            </w:pPr>
+            <w:r>
+              <w:rPr>
+                <w:rFonts w:ascii="Verdana" w:hAnsi="Verdana"/>
+                <w:color w:val="000000"/>
+                <w:sz w:val="22"/>
+                <w:szCs w:val="22"/>
+              </w:rPr>
+              <w:t>Instellingen</w:t>
+            </w:r>
+          </w:p>
+        </w:tc>
+        <w:tc>
+          <w:tcPr>
+            <w:tcW w:w="5219" w:type="dxa"/>
             <w:tcBorders>
               <w:left w:val="single" w:sz="2" w:space="0" w:color="000000"/>
               <w:bottom w:val="single" w:sz="2" w:space="0" w:color="000000"/>
@@ -6171,22 +6193,22 @@
               <w:rPr>
                 <w:rFonts w:ascii="Verdana" w:hAnsi="Verdana" w:cs="Verdana"/>
                 <w:sz w:val="22"/>
-                <w:lang w:val="en-US"/>
-              </w:rPr>
-            </w:pPr>
-            <w:r>
-              <w:rPr>
-                <w:rFonts w:cs="Verdana" w:ascii="Verdana" w:hAnsi="Verdana"/>
-                <w:sz w:val="22"/>
-                <w:lang w:val="en-US"/>
-              </w:rPr>
-              <w:t>Start MuseScore met huidige muziek XML bestand</w:t>
-            </w:r>
-          </w:p>
-        </w:tc>
-        <w:tc>
-          <w:tcPr>
-            <w:tcW w:w="2212" w:type="dxa"/>
+                <w:lang w:val="da-DK"/>
+              </w:rPr>
+            </w:pPr>
+            <w:r>
+              <w:rPr>
+                <w:rFonts w:cs="Verdana" w:ascii="Verdana" w:hAnsi="Verdana"/>
+                <w:sz w:val="22"/>
+                <w:lang w:val="da-DK"/>
+              </w:rPr>
+              <w:t>Zet alle instellingen naar standaardwaarden</w:t>
+            </w:r>
+          </w:p>
+        </w:tc>
+        <w:tc>
+          <w:tcPr>
+            <w:tcW w:w="2214" w:type="dxa"/>
             <w:tcBorders>
               <w:left w:val="single" w:sz="2" w:space="0" w:color="000000"/>
               <w:bottom w:val="single" w:sz="2" w:space="0" w:color="000000"/>
@@ -6199,7 +6221,11 @@
               <w:pStyle w:val="Tabelindhold"/>
               <w:snapToGrid w:val="false"/>
               <w:rPr>
+                <w:rFonts w:ascii="Verdana" w:hAnsi="Verdana" w:cs="Verdana"/>
                 <w:color w:val="000000"/>
+                <w:sz w:val="22"/>
+                <w:szCs w:val="22"/>
+                <w:lang w:val="en-US"/>
               </w:rPr>
             </w:pPr>
             <w:r>
@@ -6207,9 +6233,10 @@
                 <w:rFonts w:cs="Verdana" w:ascii="Verdana" w:hAnsi="Verdana"/>
                 <w:color w:val="000000"/>
                 <w:sz w:val="22"/>
+                <w:szCs w:val="22"/>
                 <w:lang w:val="en-US"/>
               </w:rPr>
-              <w:t>ALT + K + M</w:t>
+              <w:t>ALT + S + R</w:t>
             </w:r>
           </w:p>
         </w:tc>
@@ -6218,7 +6245,7 @@
         <w:trPr/>
         <w:tc>
           <w:tcPr>
-            <w:tcW w:w="1583" w:type="dxa"/>
+            <w:tcW w:w="1582" w:type="dxa"/>
             <w:tcBorders>
               <w:left w:val="single" w:sz="2" w:space="0" w:color="000000"/>
               <w:bottom w:val="single" w:sz="2" w:space="0" w:color="000000"/>
@@ -6228,15 +6255,12 @@
           <w:p>
             <w:pPr>
               <w:pStyle w:val="Tabelindhold"/>
-              <w:rPr>
-                <w:rFonts w:ascii="Verdana" w:hAnsi="Verdana" w:cs="Verdana"/>
-                <w:sz w:val="22"/>
-                <w:lang w:val="da-DK"/>
-              </w:rPr>
-            </w:pPr>
-            <w:r>
-              <w:rPr>
-                <w:rFonts w:cs="Verdana" w:ascii="Verdana" w:hAnsi="Verdana"/>
+              <w:rPr/>
+            </w:pPr>
+            <w:r>
+              <w:rPr>
+                <w:rFonts w:cs="Verdana" w:ascii="Verdana" w:hAnsi="Verdana"/>
+                <w:color w:val="C9211E"/>
                 <w:sz w:val="22"/>
               </w:rPr>
               <w:t>Tools</w:t>
@@ -6245,7 +6269,7 @@
         </w:tc>
         <w:tc>
           <w:tcPr>
-            <w:tcW w:w="5220" w:type="dxa"/>
+            <w:tcW w:w="5219" w:type="dxa"/>
             <w:tcBorders>
               <w:left w:val="single" w:sz="2" w:space="0" w:color="000000"/>
               <w:bottom w:val="single" w:sz="2" w:space="0" w:color="000000"/>
@@ -6255,25 +6279,22 @@
           <w:p>
             <w:pPr>
               <w:pStyle w:val="Tabelindhold"/>
-              <w:rPr>
-                <w:rFonts w:ascii="Verdana" w:hAnsi="Verdana" w:cs="Verdana"/>
+              <w:rPr/>
+            </w:pPr>
+            <w:r>
+              <w:rPr>
+                <w:rFonts w:cs="Verdana" w:ascii="Verdana" w:hAnsi="Verdana"/>
+                <w:color w:val="C9211E"/>
                 <w:sz w:val="22"/>
                 <w:lang w:val="en-US"/>
               </w:rPr>
-            </w:pPr>
-            <w:r>
-              <w:rPr>
-                <w:rFonts w:cs="Verdana" w:ascii="Verdana" w:hAnsi="Verdana"/>
-                <w:sz w:val="22"/>
-                <w:lang w:val="en-US"/>
-              </w:rPr>
-              <w:t xml:space="preserve">Start Sibelius met huidige muziek XML bestand </w:t>
-            </w:r>
-          </w:p>
-        </w:tc>
-        <w:tc>
-          <w:tcPr>
-            <w:tcW w:w="2212" w:type="dxa"/>
+              <w:t>Start IBOS Music Braille Reader</w:t>
+            </w:r>
+          </w:p>
+        </w:tc>
+        <w:tc>
+          <w:tcPr>
+            <w:tcW w:w="2214" w:type="dxa"/>
             <w:tcBorders>
               <w:left w:val="single" w:sz="2" w:space="0" w:color="000000"/>
               <w:bottom w:val="single" w:sz="2" w:space="0" w:color="000000"/>
@@ -6285,18 +6306,16 @@
             <w:pPr>
               <w:pStyle w:val="Tabelindhold"/>
               <w:snapToGrid w:val="false"/>
-              <w:rPr>
-                <w:color w:val="000000"/>
-              </w:rPr>
-            </w:pPr>
-            <w:r>
-              <w:rPr>
-                <w:rFonts w:cs="Verdana" w:ascii="Verdana" w:hAnsi="Verdana"/>
-                <w:color w:val="000000"/>
+              <w:rPr/>
+            </w:pPr>
+            <w:r>
+              <w:rPr>
+                <w:rFonts w:cs="Verdana" w:ascii="Verdana" w:hAnsi="Verdana"/>
+                <w:color w:val="C9211E"/>
                 <w:sz w:val="22"/>
                 <w:lang w:val="en-US"/>
               </w:rPr>
-              <w:t>ALT + K + S</w:t>
+              <w:t>ALT + T + I</w:t>
             </w:r>
           </w:p>
         </w:tc>
@@ -6305,7 +6324,7 @@
         <w:trPr/>
         <w:tc>
           <w:tcPr>
-            <w:tcW w:w="1583" w:type="dxa"/>
+            <w:tcW w:w="1582" w:type="dxa"/>
             <w:tcBorders>
               <w:left w:val="single" w:sz="2" w:space="0" w:color="000000"/>
               <w:bottom w:val="single" w:sz="2" w:space="0" w:color="000000"/>
@@ -6315,17 +6334,23 @@
           <w:p>
             <w:pPr>
               <w:pStyle w:val="Tabelindhold"/>
-              <w:rPr/>
-            </w:pPr>
-            <w:r>
-              <w:rPr/>
+              <w:rPr>
+                <w:rFonts w:ascii="Verdana" w:hAnsi="Verdana" w:cs="Verdana"/>
+                <w:sz w:val="22"/>
+              </w:rPr>
+            </w:pPr>
+            <w:r>
+              <w:rPr>
+                <w:rFonts w:cs="Verdana" w:ascii="Verdana" w:hAnsi="Verdana"/>
+                <w:sz w:val="22"/>
+              </w:rPr>
               <w:t>Tools</w:t>
             </w:r>
           </w:p>
         </w:tc>
         <w:tc>
           <w:tcPr>
-            <w:tcW w:w="5220" w:type="dxa"/>
+            <w:tcW w:w="5219" w:type="dxa"/>
             <w:tcBorders>
               <w:left w:val="single" w:sz="2" w:space="0" w:color="000000"/>
               <w:bottom w:val="single" w:sz="2" w:space="0" w:color="000000"/>
@@ -6335,21 +6360,25 @@
           <w:p>
             <w:pPr>
               <w:pStyle w:val="Tabelindhold"/>
-              <w:rPr/>
-            </w:pPr>
-            <w:r>
-              <w:rPr>
-                <w:rFonts w:cs="Verdana" w:ascii="Verdana" w:hAnsi="Verdana"/>
+              <w:rPr>
+                <w:rFonts w:ascii="Verdana" w:hAnsi="Verdana" w:cs="Verdana"/>
                 <w:sz w:val="22"/>
                 <w:lang w:val="en-US"/>
               </w:rPr>
-              <w:t xml:space="preserve">Start Capella met huidige muziek XML bestand </w:t>
-            </w:r>
-          </w:p>
-        </w:tc>
-        <w:tc>
-          <w:tcPr>
-            <w:tcW w:w="2212" w:type="dxa"/>
+            </w:pPr>
+            <w:r>
+              <w:rPr>
+                <w:rFonts w:cs="Verdana" w:ascii="Verdana" w:hAnsi="Verdana"/>
+                <w:sz w:val="22"/>
+                <w:lang w:val="en-US"/>
+              </w:rPr>
+              <w:t>Start MuseScore met huidige muziek XML bestand</w:t>
+            </w:r>
+          </w:p>
+        </w:tc>
+        <w:tc>
+          <w:tcPr>
+            <w:tcW w:w="2214" w:type="dxa"/>
             <w:tcBorders>
               <w:left w:val="single" w:sz="2" w:space="0" w:color="000000"/>
               <w:bottom w:val="single" w:sz="2" w:space="0" w:color="000000"/>
@@ -6372,7 +6401,7 @@
                 <w:sz w:val="22"/>
                 <w:lang w:val="en-US"/>
               </w:rPr>
-              <w:t>ALT + K + C</w:t>
+              <w:t>ALT + K + M</w:t>
             </w:r>
           </w:p>
         </w:tc>
@@ -6381,7 +6410,7 @@
         <w:trPr/>
         <w:tc>
           <w:tcPr>
-            <w:tcW w:w="1583" w:type="dxa"/>
+            <w:tcW w:w="1582" w:type="dxa"/>
             <w:tcBorders>
               <w:left w:val="single" w:sz="2" w:space="0" w:color="000000"/>
               <w:bottom w:val="single" w:sz="2" w:space="0" w:color="000000"/>
@@ -6391,17 +6420,24 @@
           <w:p>
             <w:pPr>
               <w:pStyle w:val="Tabelindhold"/>
-              <w:rPr/>
-            </w:pPr>
-            <w:r>
-              <w:rPr/>
+              <w:rPr>
+                <w:rFonts w:ascii="Verdana" w:hAnsi="Verdana" w:cs="Verdana"/>
+                <w:sz w:val="22"/>
+                <w:lang w:val="da-DK"/>
+              </w:rPr>
+            </w:pPr>
+            <w:r>
+              <w:rPr>
+                <w:rFonts w:cs="Verdana" w:ascii="Verdana" w:hAnsi="Verdana"/>
+                <w:sz w:val="22"/>
+              </w:rPr>
               <w:t>Tools</w:t>
             </w:r>
           </w:p>
         </w:tc>
         <w:tc>
           <w:tcPr>
-            <w:tcW w:w="5220" w:type="dxa"/>
+            <w:tcW w:w="5219" w:type="dxa"/>
             <w:tcBorders>
               <w:left w:val="single" w:sz="2" w:space="0" w:color="000000"/>
               <w:bottom w:val="single" w:sz="2" w:space="0" w:color="000000"/>
@@ -6411,21 +6447,25 @@
           <w:p>
             <w:pPr>
               <w:pStyle w:val="Tabelindhold"/>
-              <w:rPr/>
-            </w:pPr>
-            <w:r>
-              <w:rPr>
-                <w:rFonts w:cs="Verdana" w:ascii="Verdana" w:hAnsi="Verdana"/>
+              <w:rPr>
+                <w:rFonts w:ascii="Verdana" w:hAnsi="Verdana" w:cs="Verdana"/>
                 <w:sz w:val="22"/>
                 <w:lang w:val="en-US"/>
               </w:rPr>
-              <w:t xml:space="preserve">Start Finale met huidige muziek XML bestand </w:t>
-            </w:r>
-          </w:p>
-        </w:tc>
-        <w:tc>
-          <w:tcPr>
-            <w:tcW w:w="2212" w:type="dxa"/>
+            </w:pPr>
+            <w:r>
+              <w:rPr>
+                <w:rFonts w:cs="Verdana" w:ascii="Verdana" w:hAnsi="Verdana"/>
+                <w:sz w:val="22"/>
+                <w:lang w:val="en-US"/>
+              </w:rPr>
+              <w:t xml:space="preserve">Start Sibelius met huidige muziek XML bestand </w:t>
+            </w:r>
+          </w:p>
+        </w:tc>
+        <w:tc>
+          <w:tcPr>
+            <w:tcW w:w="2214" w:type="dxa"/>
             <w:tcBorders>
               <w:left w:val="single" w:sz="2" w:space="0" w:color="000000"/>
               <w:bottom w:val="single" w:sz="2" w:space="0" w:color="000000"/>
@@ -6448,7 +6488,7 @@
                 <w:sz w:val="22"/>
                 <w:lang w:val="en-US"/>
               </w:rPr>
-              <w:t>ALT + K + F</w:t>
+              <w:t>ALT + K + S</w:t>
             </w:r>
           </w:p>
         </w:tc>
@@ -6457,7 +6497,7 @@
         <w:trPr/>
         <w:tc>
           <w:tcPr>
-            <w:tcW w:w="1583" w:type="dxa"/>
+            <w:tcW w:w="1582" w:type="dxa"/>
             <w:tcBorders>
               <w:left w:val="single" w:sz="2" w:space="0" w:color="000000"/>
               <w:bottom w:val="single" w:sz="2" w:space="0" w:color="000000"/>
@@ -6467,23 +6507,17 @@
           <w:p>
             <w:pPr>
               <w:pStyle w:val="Tabelindhold"/>
-              <w:rPr>
-                <w:rFonts w:ascii="Verdana" w:hAnsi="Verdana" w:cs="Verdana"/>
-                <w:sz w:val="22"/>
-              </w:rPr>
-            </w:pPr>
-            <w:r>
-              <w:rPr>
-                <w:rFonts w:cs="Verdana" w:ascii="Verdana" w:hAnsi="Verdana"/>
-                <w:sz w:val="22"/>
-              </w:rPr>
+              <w:rPr/>
+            </w:pPr>
+            <w:r>
+              <w:rPr/>
               <w:t>Tools</w:t>
             </w:r>
           </w:p>
         </w:tc>
         <w:tc>
           <w:tcPr>
-            <w:tcW w:w="5220" w:type="dxa"/>
+            <w:tcW w:w="5219" w:type="dxa"/>
             <w:tcBorders>
               <w:left w:val="single" w:sz="2" w:space="0" w:color="000000"/>
               <w:bottom w:val="single" w:sz="2" w:space="0" w:color="000000"/>
@@ -6499,14 +6533,15 @@
               <w:rPr>
                 <w:rFonts w:cs="Verdana" w:ascii="Verdana" w:hAnsi="Verdana"/>
                 <w:sz w:val="22"/>
-              </w:rPr>
-              <w:t>Log bestand</w:t>
-            </w:r>
-          </w:p>
-        </w:tc>
-        <w:tc>
-          <w:tcPr>
-            <w:tcW w:w="2212" w:type="dxa"/>
+                <w:lang w:val="en-US"/>
+              </w:rPr>
+              <w:t xml:space="preserve">Start Capella met huidige muziek XML bestand </w:t>
+            </w:r>
+          </w:p>
+        </w:tc>
+        <w:tc>
+          <w:tcPr>
+            <w:tcW w:w="2214" w:type="dxa"/>
             <w:tcBorders>
               <w:left w:val="single" w:sz="2" w:space="0" w:color="000000"/>
               <w:bottom w:val="single" w:sz="2" w:space="0" w:color="000000"/>
@@ -6519,16 +6554,17 @@
               <w:pStyle w:val="Tabelindhold"/>
               <w:snapToGrid w:val="false"/>
               <w:rPr>
-                <w:rFonts w:ascii="Verdana" w:hAnsi="Verdana" w:cs="Verdana"/>
-                <w:sz w:val="22"/>
-              </w:rPr>
-            </w:pPr>
-            <w:r>
-              <w:rPr>
-                <w:rFonts w:cs="Verdana" w:ascii="Verdana" w:hAnsi="Verdana"/>
-                <w:sz w:val="22"/>
-              </w:rPr>
-              <w:t>ALT + K + L</w:t>
+                <w:color w:val="000000"/>
+              </w:rPr>
+            </w:pPr>
+            <w:r>
+              <w:rPr>
+                <w:rFonts w:cs="Verdana" w:ascii="Verdana" w:hAnsi="Verdana"/>
+                <w:color w:val="000000"/>
+                <w:sz w:val="22"/>
+                <w:lang w:val="en-US"/>
+              </w:rPr>
+              <w:t>ALT + K + C</w:t>
             </w:r>
           </w:p>
         </w:tc>
@@ -6537,7 +6573,7 @@
         <w:trPr/>
         <w:tc>
           <w:tcPr>
-            <w:tcW w:w="1583" w:type="dxa"/>
+            <w:tcW w:w="1582" w:type="dxa"/>
             <w:tcBorders>
               <w:left w:val="single" w:sz="2" w:space="0" w:color="000000"/>
               <w:bottom w:val="single" w:sz="2" w:space="0" w:color="000000"/>
@@ -6547,23 +6583,17 @@
           <w:p>
             <w:pPr>
               <w:pStyle w:val="Tabelindhold"/>
-              <w:rPr>
-                <w:rFonts w:ascii="Verdana" w:hAnsi="Verdana" w:cs="Verdana"/>
-                <w:sz w:val="22"/>
-              </w:rPr>
-            </w:pPr>
-            <w:r>
-              <w:rPr>
-                <w:rFonts w:cs="Verdana" w:ascii="Verdana" w:hAnsi="Verdana"/>
-                <w:sz w:val="22"/>
-              </w:rPr>
+              <w:rPr/>
+            </w:pPr>
+            <w:r>
+              <w:rPr/>
               <w:t>Tools</w:t>
             </w:r>
           </w:p>
         </w:tc>
         <w:tc>
           <w:tcPr>
-            <w:tcW w:w="5220" w:type="dxa"/>
+            <w:tcW w:w="5219" w:type="dxa"/>
             <w:tcBorders>
               <w:left w:val="single" w:sz="2" w:space="0" w:color="000000"/>
               <w:bottom w:val="single" w:sz="2" w:space="0" w:color="000000"/>
@@ -6581,13 +6611,13 @@
                 <w:sz w:val="22"/>
                 <w:lang w:val="en-US"/>
               </w:rPr>
-              <w:t>Pad log bestand</w:t>
-            </w:r>
-          </w:p>
-        </w:tc>
-        <w:tc>
-          <w:tcPr>
-            <w:tcW w:w="2212" w:type="dxa"/>
+              <w:t xml:space="preserve">Start Finale met huidige muziek XML bestand </w:t>
+            </w:r>
+          </w:p>
+        </w:tc>
+        <w:tc>
+          <w:tcPr>
+            <w:tcW w:w="2214" w:type="dxa"/>
             <w:tcBorders>
               <w:left w:val="single" w:sz="2" w:space="0" w:color="000000"/>
               <w:bottom w:val="single" w:sz="2" w:space="0" w:color="000000"/>
@@ -6600,18 +6630,17 @@
               <w:pStyle w:val="Tabelindhold"/>
               <w:snapToGrid w:val="false"/>
               <w:rPr>
-                <w:rFonts w:ascii="Verdana" w:hAnsi="Verdana" w:cs="Verdana"/>
+                <w:color w:val="000000"/>
+              </w:rPr>
+            </w:pPr>
+            <w:r>
+              <w:rPr>
+                <w:rFonts w:cs="Verdana" w:ascii="Verdana" w:hAnsi="Verdana"/>
+                <w:color w:val="000000"/>
                 <w:sz w:val="22"/>
                 <w:lang w:val="en-US"/>
               </w:rPr>
-            </w:pPr>
-            <w:r>
-              <w:rPr>
-                <w:rFonts w:cs="Verdana" w:ascii="Verdana" w:hAnsi="Verdana"/>
-                <w:sz w:val="22"/>
-                <w:lang w:val="en-US"/>
-              </w:rPr>
-              <w:t>ALT + K + P</w:t>
+              <w:t>ALT + K + F</w:t>
             </w:r>
           </w:p>
         </w:tc>
@@ -6620,7 +6649,7 @@
         <w:trPr/>
         <w:tc>
           <w:tcPr>
-            <w:tcW w:w="1583" w:type="dxa"/>
+            <w:tcW w:w="1582" w:type="dxa"/>
             <w:tcBorders>
               <w:left w:val="single" w:sz="2" w:space="0" w:color="000000"/>
               <w:bottom w:val="single" w:sz="2" w:space="0" w:color="000000"/>
@@ -6630,25 +6659,22 @@
           <w:p>
             <w:pPr>
               <w:pStyle w:val="Tabelindhold"/>
+              <w:rPr/>
+            </w:pPr>
+            <w:r>
               <w:rPr>
                 <w:rFonts w:ascii="Verdana" w:hAnsi="Verdana"/>
+                <w:color w:val="C9211E"/>
                 <w:sz w:val="22"/>
                 <w:szCs w:val="22"/>
               </w:rPr>
-            </w:pPr>
-            <w:r>
-              <w:rPr>
-                <w:rFonts w:ascii="Verdana" w:hAnsi="Verdana"/>
-                <w:sz w:val="22"/>
-                <w:szCs w:val="22"/>
-              </w:rPr>
               <w:t>Tools</w:t>
             </w:r>
           </w:p>
         </w:tc>
         <w:tc>
           <w:tcPr>
-            <w:tcW w:w="5220" w:type="dxa"/>
+            <w:tcW w:w="5219" w:type="dxa"/>
             <w:tcBorders>
               <w:left w:val="single" w:sz="2" w:space="0" w:color="000000"/>
               <w:bottom w:val="single" w:sz="2" w:space="0" w:color="000000"/>
@@ -6658,25 +6684,22 @@
           <w:p>
             <w:pPr>
               <w:pStyle w:val="Tabelindhold"/>
+              <w:rPr/>
+            </w:pPr>
+            <w:r>
               <w:rPr>
                 <w:rFonts w:ascii="Verdana" w:hAnsi="Verdana"/>
+                <w:color w:val="C9211E"/>
                 <w:sz w:val="22"/>
                 <w:szCs w:val="22"/>
               </w:rPr>
-            </w:pPr>
-            <w:r>
-              <w:rPr>
-                <w:rFonts w:ascii="Verdana" w:hAnsi="Verdana"/>
-                <w:sz w:val="22"/>
-                <w:szCs w:val="22"/>
-              </w:rPr>
-              <w:t>Pad muziek XML bestand</w:t>
-            </w:r>
-          </w:p>
-        </w:tc>
-        <w:tc>
-          <w:tcPr>
-            <w:tcW w:w="2212" w:type="dxa"/>
+              <w:t>Start PhotoScore</w:t>
+            </w:r>
+          </w:p>
+        </w:tc>
+        <w:tc>
+          <w:tcPr>
+            <w:tcW w:w="2214" w:type="dxa"/>
             <w:tcBorders>
               <w:left w:val="single" w:sz="2" w:space="0" w:color="000000"/>
               <w:bottom w:val="single" w:sz="2" w:space="0" w:color="000000"/>
@@ -6688,19 +6711,16 @@
             <w:pPr>
               <w:pStyle w:val="Tabelindhold"/>
               <w:snapToGrid w:val="false"/>
-              <w:rPr>
-                <w:rFonts w:ascii="Verdana" w:hAnsi="Verdana" w:cs="Verdana"/>
-                <w:sz w:val="22"/>
-                <w:lang w:val="en-US"/>
-              </w:rPr>
-            </w:pPr>
-            <w:r>
-              <w:rPr>
-                <w:rFonts w:cs="Verdana" w:ascii="Verdana" w:hAnsi="Verdana"/>
-                <w:sz w:val="22"/>
-                <w:lang w:val="en-US"/>
-              </w:rPr>
-              <w:t>ALT + K + B</w:t>
+              <w:rPr/>
+            </w:pPr>
+            <w:r>
+              <w:rPr>
+                <w:rFonts w:cs="Verdana" w:ascii="Verdana" w:hAnsi="Verdana"/>
+                <w:color w:val="C9211E"/>
+                <w:sz w:val="22"/>
+                <w:szCs w:val="22"/>
+              </w:rPr>
+              <w:t>ALT + T + P</w:t>
             </w:r>
           </w:p>
         </w:tc>
@@ -6709,7 +6729,7 @@
         <w:trPr/>
         <w:tc>
           <w:tcPr>
-            <w:tcW w:w="1583" w:type="dxa"/>
+            <w:tcW w:w="1582" w:type="dxa"/>
             <w:tcBorders>
               <w:left w:val="single" w:sz="2" w:space="0" w:color="000000"/>
               <w:bottom w:val="single" w:sz="2" w:space="0" w:color="000000"/>
@@ -6719,15 +6739,14 @@
           <w:p>
             <w:pPr>
               <w:pStyle w:val="Tabelindhold"/>
-              <w:rPr>
-                <w:rFonts w:ascii="Verdana" w:hAnsi="Verdana" w:cs="Verdana"/>
-                <w:sz w:val="22"/>
-              </w:rPr>
-            </w:pPr>
-            <w:r>
-              <w:rPr>
-                <w:rFonts w:cs="Verdana" w:ascii="Verdana" w:hAnsi="Verdana"/>
-                <w:sz w:val="22"/>
+              <w:rPr/>
+            </w:pPr>
+            <w:r>
+              <w:rPr>
+                <w:rFonts w:ascii="Verdana" w:hAnsi="Verdana"/>
+                <w:color w:val="C9211E"/>
+                <w:sz w:val="22"/>
+                <w:szCs w:val="22"/>
               </w:rPr>
               <w:t>Tools</w:t>
             </w:r>
@@ -6735,7 +6754,7 @@
         </w:tc>
         <w:tc>
           <w:tcPr>
-            <w:tcW w:w="5220" w:type="dxa"/>
+            <w:tcW w:w="5219" w:type="dxa"/>
             <w:tcBorders>
               <w:left w:val="single" w:sz="2" w:space="0" w:color="000000"/>
               <w:bottom w:val="single" w:sz="2" w:space="0" w:color="000000"/>
@@ -6749,17 +6768,18 @@
             </w:pPr>
             <w:r>
               <w:rPr>
-                <w:rFonts w:cs="Verdana" w:ascii="Verdana" w:hAnsi="Verdana"/>
-                <w:sz w:val="22"/>
-                <w:lang w:val="en-US"/>
-              </w:rPr>
-              <w:t>Open huidig muziek XML bestand als ruw XML bestand</w:t>
-            </w:r>
-          </w:p>
-        </w:tc>
-        <w:tc>
-          <w:tcPr>
-            <w:tcW w:w="2212" w:type="dxa"/>
+                <w:rFonts w:ascii="Verdana" w:hAnsi="Verdana"/>
+                <w:color w:val="C9211E"/>
+                <w:sz w:val="22"/>
+                <w:szCs w:val="22"/>
+              </w:rPr>
+              <w:t>Start Music Braille Editor 2</w:t>
+            </w:r>
+          </w:p>
+        </w:tc>
+        <w:tc>
+          <w:tcPr>
+            <w:tcW w:w="2214" w:type="dxa"/>
             <w:tcBorders>
               <w:left w:val="single" w:sz="2" w:space="0" w:color="000000"/>
               <w:bottom w:val="single" w:sz="2" w:space="0" w:color="000000"/>
@@ -6771,19 +6791,16 @@
             <w:pPr>
               <w:pStyle w:val="Tabelindhold"/>
               <w:snapToGrid w:val="false"/>
-              <w:rPr>
-                <w:rFonts w:ascii="Verdana" w:hAnsi="Verdana" w:cs="Verdana"/>
-                <w:sz w:val="22"/>
-                <w:lang w:val="en-US"/>
-              </w:rPr>
-            </w:pPr>
-            <w:r>
-              <w:rPr>
-                <w:rFonts w:cs="Verdana" w:ascii="Verdana" w:hAnsi="Verdana"/>
-                <w:sz w:val="22"/>
-                <w:lang w:val="en-US"/>
-              </w:rPr>
-              <w:t>ALT + K + X</w:t>
+              <w:rPr/>
+            </w:pPr>
+            <w:r>
+              <w:rPr>
+                <w:rFonts w:cs="Verdana" w:ascii="Verdana" w:hAnsi="Verdana"/>
+                <w:color w:val="C9211E"/>
+                <w:sz w:val="22"/>
+                <w:szCs w:val="22"/>
+              </w:rPr>
+              <w:t>ALT + T + E</w:t>
             </w:r>
           </w:p>
         </w:tc>
@@ -6792,7 +6809,7 @@
         <w:trPr/>
         <w:tc>
           <w:tcPr>
-            <w:tcW w:w="1583" w:type="dxa"/>
+            <w:tcW w:w="1582" w:type="dxa"/>
             <w:tcBorders>
               <w:left w:val="single" w:sz="2" w:space="0" w:color="000000"/>
               <w:bottom w:val="single" w:sz="2" w:space="0" w:color="000000"/>
@@ -6818,7 +6835,7 @@
         </w:tc>
         <w:tc>
           <w:tcPr>
-            <w:tcW w:w="5220" w:type="dxa"/>
+            <w:tcW w:w="5219" w:type="dxa"/>
             <w:tcBorders>
               <w:left w:val="single" w:sz="2" w:space="0" w:color="000000"/>
               <w:bottom w:val="single" w:sz="2" w:space="0" w:color="000000"/>
@@ -6834,15 +6851,14 @@
               <w:rPr>
                 <w:rFonts w:cs="Verdana" w:ascii="Verdana" w:hAnsi="Verdana"/>
                 <w:sz w:val="22"/>
-                <w:lang w:val="en-US"/>
-              </w:rPr>
-              <w:t>Open huidig muziek XML bestand als ruw XML bestand met Google Chrome</w:t>
-            </w:r>
-          </w:p>
-        </w:tc>
-        <w:tc>
-          <w:tcPr>
-            <w:tcW w:w="2212" w:type="dxa"/>
+              </w:rPr>
+              <w:t>Log bestand</w:t>
+            </w:r>
+          </w:p>
+        </w:tc>
+        <w:tc>
+          <w:tcPr>
+            <w:tcW w:w="2214" w:type="dxa"/>
             <w:tcBorders>
               <w:left w:val="single" w:sz="2" w:space="0" w:color="000000"/>
               <w:bottom w:val="single" w:sz="2" w:space="0" w:color="000000"/>
@@ -6857,16 +6873,14 @@
               <w:rPr>
                 <w:rFonts w:ascii="Verdana" w:hAnsi="Verdana" w:cs="Verdana"/>
                 <w:sz w:val="22"/>
-                <w:lang w:val="en-US"/>
-              </w:rPr>
-            </w:pPr>
-            <w:r>
-              <w:rPr>
-                <w:rFonts w:cs="Verdana" w:ascii="Verdana" w:hAnsi="Verdana"/>
-                <w:sz w:val="22"/>
-                <w:lang w:val="en-US"/>
-              </w:rPr>
-              <w:t>ALT + K + G</w:t>
+              </w:rPr>
+            </w:pPr>
+            <w:r>
+              <w:rPr>
+                <w:rFonts w:cs="Verdana" w:ascii="Verdana" w:hAnsi="Verdana"/>
+                <w:sz w:val="22"/>
+              </w:rPr>
+              <w:t>ALT + K + L</w:t>
             </w:r>
           </w:p>
         </w:tc>
@@ -6875,7 +6889,7 @@
         <w:trPr/>
         <w:tc>
           <w:tcPr>
-            <w:tcW w:w="1583" w:type="dxa"/>
+            <w:tcW w:w="1582" w:type="dxa"/>
             <w:tcBorders>
               <w:left w:val="single" w:sz="2" w:space="0" w:color="000000"/>
               <w:bottom w:val="single" w:sz="2" w:space="0" w:color="000000"/>
@@ -6901,7 +6915,7 @@
         </w:tc>
         <w:tc>
           <w:tcPr>
-            <w:tcW w:w="5220" w:type="dxa"/>
+            <w:tcW w:w="5219" w:type="dxa"/>
             <w:tcBorders>
               <w:left w:val="single" w:sz="2" w:space="0" w:color="000000"/>
               <w:bottom w:val="single" w:sz="2" w:space="0" w:color="000000"/>
@@ -6919,13 +6933,13 @@
                 <w:sz w:val="22"/>
                 <w:lang w:val="en-US"/>
               </w:rPr>
-              <w:t>Open JAWS instellingen voor IBOS XML muzieklezer</w:t>
-            </w:r>
-          </w:p>
-        </w:tc>
-        <w:tc>
-          <w:tcPr>
-            <w:tcW w:w="2212" w:type="dxa"/>
+              <w:t>Pad log bestand</w:t>
+            </w:r>
+          </w:p>
+        </w:tc>
+        <w:tc>
+          <w:tcPr>
+            <w:tcW w:w="2214" w:type="dxa"/>
             <w:tcBorders>
               <w:left w:val="single" w:sz="2" w:space="0" w:color="000000"/>
               <w:bottom w:val="single" w:sz="2" w:space="0" w:color="000000"/>
@@ -6949,7 +6963,7 @@
                 <w:sz w:val="22"/>
                 <w:lang w:val="en-US"/>
               </w:rPr>
-              <w:t>ALT + K + J</w:t>
+              <w:t>ALT + K + P</w:t>
             </w:r>
           </w:p>
         </w:tc>
@@ -6958,7 +6972,7 @@
         <w:trPr/>
         <w:tc>
           <w:tcPr>
-            <w:tcW w:w="1583" w:type="dxa"/>
+            <w:tcW w:w="1582" w:type="dxa"/>
             <w:tcBorders>
               <w:left w:val="single" w:sz="2" w:space="0" w:color="000000"/>
               <w:bottom w:val="single" w:sz="2" w:space="0" w:color="000000"/>
@@ -6969,14 +6983,16 @@
             <w:pPr>
               <w:pStyle w:val="Tabelindhold"/>
               <w:rPr>
-                <w:rFonts w:ascii="Verdana" w:hAnsi="Verdana" w:cs="Verdana"/>
-                <w:sz w:val="22"/>
-              </w:rPr>
-            </w:pPr>
-            <w:r>
-              <w:rPr>
-                <w:rFonts w:cs="Verdana" w:ascii="Verdana" w:hAnsi="Verdana"/>
-                <w:sz w:val="22"/>
+                <w:rFonts w:ascii="Verdana" w:hAnsi="Verdana"/>
+                <w:sz w:val="22"/>
+                <w:szCs w:val="22"/>
+              </w:rPr>
+            </w:pPr>
+            <w:r>
+              <w:rPr>
+                <w:rFonts w:ascii="Verdana" w:hAnsi="Verdana"/>
+                <w:sz w:val="22"/>
+                <w:szCs w:val="22"/>
               </w:rPr>
               <w:t>Tools</w:t>
             </w:r>
@@ -6984,7 +7000,7 @@
         </w:tc>
         <w:tc>
           <w:tcPr>
-            <w:tcW w:w="5220" w:type="dxa"/>
+            <w:tcW w:w="5219" w:type="dxa"/>
             <w:tcBorders>
               <w:left w:val="single" w:sz="2" w:space="0" w:color="000000"/>
               <w:bottom w:val="single" w:sz="2" w:space="0" w:color="000000"/>
@@ -6995,24 +7011,24 @@
             <w:pPr>
               <w:pStyle w:val="Tabelindhold"/>
               <w:rPr>
-                <w:rFonts w:ascii="Verdana" w:hAnsi="Verdana" w:cs="Verdana"/>
-                <w:sz w:val="22"/>
-                <w:lang w:val="en-US"/>
-              </w:rPr>
-            </w:pPr>
-            <w:r>
-              <w:rPr>
-                <w:rFonts w:cs="Verdana" w:ascii="Verdana" w:hAnsi="Verdana"/>
-                <w:sz w:val="22"/>
-                <w:lang w:val="en-US"/>
-              </w:rPr>
-              <w:t>Open gebruikersinstellingen als ruw XML bestand</w:t>
-            </w:r>
-          </w:p>
-        </w:tc>
-        <w:tc>
-          <w:tcPr>
-            <w:tcW w:w="2212" w:type="dxa"/>
+                <w:rFonts w:ascii="Verdana" w:hAnsi="Verdana"/>
+                <w:sz w:val="22"/>
+                <w:szCs w:val="22"/>
+              </w:rPr>
+            </w:pPr>
+            <w:r>
+              <w:rPr>
+                <w:rFonts w:ascii="Verdana" w:hAnsi="Verdana"/>
+                <w:sz w:val="22"/>
+                <w:szCs w:val="22"/>
+              </w:rPr>
+              <w:t>Pad muziek XML bestand</w:t>
+            </w:r>
+          </w:p>
+        </w:tc>
+        <w:tc>
+          <w:tcPr>
+            <w:tcW w:w="2214" w:type="dxa"/>
             <w:tcBorders>
               <w:left w:val="single" w:sz="2" w:space="0" w:color="000000"/>
               <w:bottom w:val="single" w:sz="2" w:space="0" w:color="000000"/>
@@ -7036,7 +7052,7 @@
                 <w:sz w:val="22"/>
                 <w:lang w:val="en-US"/>
               </w:rPr>
-              <w:t>ALT + K + I</w:t>
+              <w:t>ALT + K + B</w:t>
             </w:r>
           </w:p>
         </w:tc>
@@ -7045,7 +7061,7 @@
         <w:trPr/>
         <w:tc>
           <w:tcPr>
-            <w:tcW w:w="1583" w:type="dxa"/>
+            <w:tcW w:w="1582" w:type="dxa"/>
             <w:tcBorders>
               <w:left w:val="single" w:sz="2" w:space="0" w:color="000000"/>
               <w:bottom w:val="single" w:sz="2" w:space="0" w:color="000000"/>
@@ -7065,13 +7081,349 @@
                 <w:rFonts w:cs="Verdana" w:ascii="Verdana" w:hAnsi="Verdana"/>
                 <w:sz w:val="22"/>
               </w:rPr>
+              <w:t>Tools</w:t>
+            </w:r>
+          </w:p>
+        </w:tc>
+        <w:tc>
+          <w:tcPr>
+            <w:tcW w:w="5219" w:type="dxa"/>
+            <w:tcBorders>
+              <w:left w:val="single" w:sz="2" w:space="0" w:color="000000"/>
+              <w:bottom w:val="single" w:sz="2" w:space="0" w:color="000000"/>
+            </w:tcBorders>
+            <w:shd w:color="auto" w:fill="auto" w:val="clear"/>
+          </w:tcPr>
+          <w:p>
+            <w:pPr>
+              <w:pStyle w:val="Tabelindhold"/>
+              <w:rPr/>
+            </w:pPr>
+            <w:r>
+              <w:rPr>
+                <w:rFonts w:cs="Verdana" w:ascii="Verdana" w:hAnsi="Verdana"/>
+                <w:sz w:val="22"/>
+                <w:lang w:val="en-US"/>
+              </w:rPr>
+              <w:t>Open huidig muziek XML bestand als ruw XML bestand</w:t>
+            </w:r>
+          </w:p>
+        </w:tc>
+        <w:tc>
+          <w:tcPr>
+            <w:tcW w:w="2214" w:type="dxa"/>
+            <w:tcBorders>
+              <w:left w:val="single" w:sz="2" w:space="0" w:color="000000"/>
+              <w:bottom w:val="single" w:sz="2" w:space="0" w:color="000000"/>
+              <w:right w:val="single" w:sz="2" w:space="0" w:color="000000"/>
+            </w:tcBorders>
+            <w:shd w:color="auto" w:fill="auto" w:val="clear"/>
+          </w:tcPr>
+          <w:p>
+            <w:pPr>
+              <w:pStyle w:val="Tabelindhold"/>
+              <w:snapToGrid w:val="false"/>
+              <w:rPr>
+                <w:rFonts w:ascii="Verdana" w:hAnsi="Verdana" w:cs="Verdana"/>
+                <w:sz w:val="22"/>
+                <w:lang w:val="en-US"/>
+              </w:rPr>
+            </w:pPr>
+            <w:r>
+              <w:rPr>
+                <w:rFonts w:cs="Verdana" w:ascii="Verdana" w:hAnsi="Verdana"/>
+                <w:sz w:val="22"/>
+                <w:lang w:val="en-US"/>
+              </w:rPr>
+              <w:t>ALT + K + X</w:t>
+            </w:r>
+          </w:p>
+        </w:tc>
+      </w:tr>
+      <w:tr>
+        <w:trPr/>
+        <w:tc>
+          <w:tcPr>
+            <w:tcW w:w="1582" w:type="dxa"/>
+            <w:tcBorders>
+              <w:left w:val="single" w:sz="2" w:space="0" w:color="000000"/>
+              <w:bottom w:val="single" w:sz="2" w:space="0" w:color="000000"/>
+            </w:tcBorders>
+            <w:shd w:color="auto" w:fill="auto" w:val="clear"/>
+          </w:tcPr>
+          <w:p>
+            <w:pPr>
+              <w:pStyle w:val="Tabelindhold"/>
+              <w:rPr>
+                <w:rFonts w:ascii="Verdana" w:hAnsi="Verdana" w:cs="Verdana"/>
+                <w:sz w:val="22"/>
+              </w:rPr>
+            </w:pPr>
+            <w:r>
+              <w:rPr>
+                <w:rFonts w:cs="Verdana" w:ascii="Verdana" w:hAnsi="Verdana"/>
+                <w:sz w:val="22"/>
+              </w:rPr>
+              <w:t>Tools</w:t>
+            </w:r>
+          </w:p>
+        </w:tc>
+        <w:tc>
+          <w:tcPr>
+            <w:tcW w:w="5219" w:type="dxa"/>
+            <w:tcBorders>
+              <w:left w:val="single" w:sz="2" w:space="0" w:color="000000"/>
+              <w:bottom w:val="single" w:sz="2" w:space="0" w:color="000000"/>
+            </w:tcBorders>
+            <w:shd w:color="auto" w:fill="auto" w:val="clear"/>
+          </w:tcPr>
+          <w:p>
+            <w:pPr>
+              <w:pStyle w:val="Tabelindhold"/>
+              <w:rPr/>
+            </w:pPr>
+            <w:r>
+              <w:rPr>
+                <w:rFonts w:cs="Verdana" w:ascii="Verdana" w:hAnsi="Verdana"/>
+                <w:sz w:val="22"/>
+                <w:lang w:val="en-US"/>
+              </w:rPr>
+              <w:t>Open huidig muziek XML bestand als ruw XML bestand met Google Chrome</w:t>
+            </w:r>
+          </w:p>
+        </w:tc>
+        <w:tc>
+          <w:tcPr>
+            <w:tcW w:w="2214" w:type="dxa"/>
+            <w:tcBorders>
+              <w:left w:val="single" w:sz="2" w:space="0" w:color="000000"/>
+              <w:bottom w:val="single" w:sz="2" w:space="0" w:color="000000"/>
+              <w:right w:val="single" w:sz="2" w:space="0" w:color="000000"/>
+            </w:tcBorders>
+            <w:shd w:color="auto" w:fill="auto" w:val="clear"/>
+          </w:tcPr>
+          <w:p>
+            <w:pPr>
+              <w:pStyle w:val="Tabelindhold"/>
+              <w:snapToGrid w:val="false"/>
+              <w:rPr>
+                <w:rFonts w:ascii="Verdana" w:hAnsi="Verdana" w:cs="Verdana"/>
+                <w:sz w:val="22"/>
+                <w:lang w:val="en-US"/>
+              </w:rPr>
+            </w:pPr>
+            <w:r>
+              <w:rPr>
+                <w:rFonts w:cs="Verdana" w:ascii="Verdana" w:hAnsi="Verdana"/>
+                <w:sz w:val="22"/>
+                <w:lang w:val="en-US"/>
+              </w:rPr>
+              <w:t>ALT + K + G</w:t>
+            </w:r>
+          </w:p>
+        </w:tc>
+      </w:tr>
+      <w:tr>
+        <w:trPr/>
+        <w:tc>
+          <w:tcPr>
+            <w:tcW w:w="1582" w:type="dxa"/>
+            <w:tcBorders>
+              <w:left w:val="single" w:sz="2" w:space="0" w:color="000000"/>
+              <w:bottom w:val="single" w:sz="2" w:space="0" w:color="000000"/>
+            </w:tcBorders>
+            <w:shd w:color="auto" w:fill="auto" w:val="clear"/>
+          </w:tcPr>
+          <w:p>
+            <w:pPr>
+              <w:pStyle w:val="Tabelindhold"/>
+              <w:rPr>
+                <w:rFonts w:ascii="Verdana" w:hAnsi="Verdana" w:cs="Verdana"/>
+                <w:sz w:val="22"/>
+              </w:rPr>
+            </w:pPr>
+            <w:r>
+              <w:rPr>
+                <w:rFonts w:cs="Verdana" w:ascii="Verdana" w:hAnsi="Verdana"/>
+                <w:sz w:val="22"/>
+              </w:rPr>
+              <w:t>Tools</w:t>
+            </w:r>
+          </w:p>
+        </w:tc>
+        <w:tc>
+          <w:tcPr>
+            <w:tcW w:w="5219" w:type="dxa"/>
+            <w:tcBorders>
+              <w:left w:val="single" w:sz="2" w:space="0" w:color="000000"/>
+              <w:bottom w:val="single" w:sz="2" w:space="0" w:color="000000"/>
+            </w:tcBorders>
+            <w:shd w:color="auto" w:fill="auto" w:val="clear"/>
+          </w:tcPr>
+          <w:p>
+            <w:pPr>
+              <w:pStyle w:val="Tabelindhold"/>
+              <w:rPr/>
+            </w:pPr>
+            <w:r>
+              <w:rPr>
+                <w:rFonts w:cs="Verdana" w:ascii="Verdana" w:hAnsi="Verdana"/>
+                <w:sz w:val="22"/>
+                <w:lang w:val="en-US"/>
+              </w:rPr>
+              <w:t>Open JAWS instellingen voor IBOS XML muzieklezer</w:t>
+            </w:r>
+          </w:p>
+        </w:tc>
+        <w:tc>
+          <w:tcPr>
+            <w:tcW w:w="2214" w:type="dxa"/>
+            <w:tcBorders>
+              <w:left w:val="single" w:sz="2" w:space="0" w:color="000000"/>
+              <w:bottom w:val="single" w:sz="2" w:space="0" w:color="000000"/>
+              <w:right w:val="single" w:sz="2" w:space="0" w:color="000000"/>
+            </w:tcBorders>
+            <w:shd w:color="auto" w:fill="auto" w:val="clear"/>
+          </w:tcPr>
+          <w:p>
+            <w:pPr>
+              <w:pStyle w:val="Tabelindhold"/>
+              <w:snapToGrid w:val="false"/>
+              <w:rPr>
+                <w:rFonts w:ascii="Verdana" w:hAnsi="Verdana" w:cs="Verdana"/>
+                <w:sz w:val="22"/>
+                <w:lang w:val="en-US"/>
+              </w:rPr>
+            </w:pPr>
+            <w:r>
+              <w:rPr>
+                <w:rFonts w:cs="Verdana" w:ascii="Verdana" w:hAnsi="Verdana"/>
+                <w:sz w:val="22"/>
+                <w:lang w:val="en-US"/>
+              </w:rPr>
+              <w:t>ALT + K + J</w:t>
+            </w:r>
+          </w:p>
+        </w:tc>
+      </w:tr>
+      <w:tr>
+        <w:trPr/>
+        <w:tc>
+          <w:tcPr>
+            <w:tcW w:w="1582" w:type="dxa"/>
+            <w:tcBorders>
+              <w:left w:val="single" w:sz="2" w:space="0" w:color="000000"/>
+              <w:bottom w:val="single" w:sz="2" w:space="0" w:color="000000"/>
+            </w:tcBorders>
+            <w:shd w:color="auto" w:fill="auto" w:val="clear"/>
+          </w:tcPr>
+          <w:p>
+            <w:pPr>
+              <w:pStyle w:val="Tabelindhold"/>
+              <w:rPr>
+                <w:rFonts w:ascii="Verdana" w:hAnsi="Verdana" w:cs="Verdana"/>
+                <w:sz w:val="22"/>
+              </w:rPr>
+            </w:pPr>
+            <w:r>
+              <w:rPr>
+                <w:rFonts w:cs="Verdana" w:ascii="Verdana" w:hAnsi="Verdana"/>
+                <w:sz w:val="22"/>
+              </w:rPr>
+              <w:t>Tools</w:t>
+            </w:r>
+          </w:p>
+        </w:tc>
+        <w:tc>
+          <w:tcPr>
+            <w:tcW w:w="5219" w:type="dxa"/>
+            <w:tcBorders>
+              <w:left w:val="single" w:sz="2" w:space="0" w:color="000000"/>
+              <w:bottom w:val="single" w:sz="2" w:space="0" w:color="000000"/>
+            </w:tcBorders>
+            <w:shd w:color="auto" w:fill="auto" w:val="clear"/>
+          </w:tcPr>
+          <w:p>
+            <w:pPr>
+              <w:pStyle w:val="Tabelindhold"/>
+              <w:rPr>
+                <w:rFonts w:ascii="Verdana" w:hAnsi="Verdana" w:cs="Verdana"/>
+                <w:sz w:val="22"/>
+                <w:lang w:val="en-US"/>
+              </w:rPr>
+            </w:pPr>
+            <w:r>
+              <w:rPr>
+                <w:rFonts w:cs="Verdana" w:ascii="Verdana" w:hAnsi="Verdana"/>
+                <w:sz w:val="22"/>
+                <w:lang w:val="en-US"/>
+              </w:rPr>
+              <w:t>Open gebruikersinstellingen als ruw XML bestand</w:t>
+            </w:r>
+          </w:p>
+        </w:tc>
+        <w:tc>
+          <w:tcPr>
+            <w:tcW w:w="2214" w:type="dxa"/>
+            <w:tcBorders>
+              <w:left w:val="single" w:sz="2" w:space="0" w:color="000000"/>
+              <w:bottom w:val="single" w:sz="2" w:space="0" w:color="000000"/>
+              <w:right w:val="single" w:sz="2" w:space="0" w:color="000000"/>
+            </w:tcBorders>
+            <w:shd w:color="auto" w:fill="auto" w:val="clear"/>
+          </w:tcPr>
+          <w:p>
+            <w:pPr>
+              <w:pStyle w:val="Tabelindhold"/>
+              <w:snapToGrid w:val="false"/>
+              <w:rPr>
+                <w:rFonts w:ascii="Verdana" w:hAnsi="Verdana" w:cs="Verdana"/>
+                <w:sz w:val="22"/>
+                <w:lang w:val="en-US"/>
+              </w:rPr>
+            </w:pPr>
+            <w:r>
+              <w:rPr>
+                <w:rFonts w:cs="Verdana" w:ascii="Verdana" w:hAnsi="Verdana"/>
+                <w:sz w:val="22"/>
+                <w:lang w:val="en-US"/>
+              </w:rPr>
+              <w:t>ALT + K + I</w:t>
+            </w:r>
+          </w:p>
+        </w:tc>
+      </w:tr>
+      <w:tr>
+        <w:trPr/>
+        <w:tc>
+          <w:tcPr>
+            <w:tcW w:w="1582" w:type="dxa"/>
+            <w:tcBorders>
+              <w:left w:val="single" w:sz="2" w:space="0" w:color="000000"/>
+              <w:bottom w:val="single" w:sz="2" w:space="0" w:color="000000"/>
+            </w:tcBorders>
+            <w:shd w:color="auto" w:fill="auto" w:val="clear"/>
+          </w:tcPr>
+          <w:p>
+            <w:pPr>
+              <w:pStyle w:val="Tabelindhold"/>
+              <w:rPr>
+                <w:rFonts w:ascii="Verdana" w:hAnsi="Verdana" w:cs="Verdana"/>
+                <w:sz w:val="22"/>
+              </w:rPr>
+            </w:pPr>
+            <w:r>
+              <w:rPr>
+                <w:rFonts w:cs="Verdana" w:ascii="Verdana" w:hAnsi="Verdana"/>
+                <w:sz w:val="22"/>
+              </w:rPr>
               <w:t>Muziek bibliotheken</w:t>
             </w:r>
           </w:p>
         </w:tc>
         <w:tc>
           <w:tcPr>
-            <w:tcW w:w="5220" w:type="dxa"/>
+            <w:tcW w:w="5219" w:type="dxa"/>
             <w:tcBorders>
               <w:left w:val="single" w:sz="2" w:space="0" w:color="000000"/>
               <w:bottom w:val="single" w:sz="2" w:space="0" w:color="000000"/>
@@ -7192,7 +7544,7 @@
         </w:tc>
         <w:tc>
           <w:tcPr>
-            <w:tcW w:w="2212" w:type="dxa"/>
+            <w:tcW w:w="2214" w:type="dxa"/>
             <w:tcBorders>
               <w:left w:val="single" w:sz="2" w:space="0" w:color="000000"/>
               <w:bottom w:val="single" w:sz="2" w:space="0" w:color="000000"/>
@@ -7225,7 +7577,7 @@
         <w:trPr/>
         <w:tc>
           <w:tcPr>
-            <w:tcW w:w="1583" w:type="dxa"/>
+            <w:tcW w:w="1582" w:type="dxa"/>
             <w:tcBorders>
               <w:left w:val="single" w:sz="2" w:space="0" w:color="000000"/>
               <w:bottom w:val="single" w:sz="2" w:space="0" w:color="000000"/>
@@ -7251,7 +7603,7 @@
         </w:tc>
         <w:tc>
           <w:tcPr>
-            <w:tcW w:w="5220" w:type="dxa"/>
+            <w:tcW w:w="5219" w:type="dxa"/>
             <w:tcBorders>
               <w:left w:val="single" w:sz="2" w:space="0" w:color="000000"/>
               <w:bottom w:val="single" w:sz="2" w:space="0" w:color="000000"/>
@@ -7275,7 +7627,7 @@
         </w:tc>
         <w:tc>
           <w:tcPr>
-            <w:tcW w:w="2212" w:type="dxa"/>
+            <w:tcW w:w="2214" w:type="dxa"/>
             <w:tcBorders>
               <w:left w:val="single" w:sz="2" w:space="0" w:color="000000"/>
               <w:bottom w:val="single" w:sz="2" w:space="0" w:color="000000"/>
@@ -7310,7 +7662,7 @@
         <w:trPr/>
         <w:tc>
           <w:tcPr>
-            <w:tcW w:w="1583" w:type="dxa"/>
+            <w:tcW w:w="1582" w:type="dxa"/>
             <w:tcBorders>
               <w:left w:val="single" w:sz="2" w:space="0" w:color="000000"/>
               <w:bottom w:val="single" w:sz="2" w:space="0" w:color="000000"/>
@@ -7333,7 +7685,7 @@
         </w:tc>
         <w:tc>
           <w:tcPr>
-            <w:tcW w:w="5220" w:type="dxa"/>
+            <w:tcW w:w="5219" w:type="dxa"/>
             <w:tcBorders>
               <w:left w:val="single" w:sz="2" w:space="0" w:color="000000"/>
               <w:bottom w:val="single" w:sz="2" w:space="0" w:color="000000"/>
@@ -7357,7 +7709,7 @@
         </w:tc>
         <w:tc>
           <w:tcPr>
-            <w:tcW w:w="2212" w:type="dxa"/>
+            <w:tcW w:w="2214" w:type="dxa"/>
             <w:tcBorders>
               <w:left w:val="single" w:sz="2" w:space="0" w:color="000000"/>
               <w:bottom w:val="single" w:sz="2" w:space="0" w:color="000000"/>
@@ -7390,7 +7742,7 @@
         <w:trPr/>
         <w:tc>
           <w:tcPr>
-            <w:tcW w:w="1583" w:type="dxa"/>
+            <w:tcW w:w="1582" w:type="dxa"/>
             <w:tcBorders>
               <w:left w:val="single" w:sz="2" w:space="0" w:color="000000"/>
               <w:bottom w:val="single" w:sz="2" w:space="0" w:color="000000"/>
@@ -7413,7 +7765,7 @@
         </w:tc>
         <w:tc>
           <w:tcPr>
-            <w:tcW w:w="5220" w:type="dxa"/>
+            <w:tcW w:w="5219" w:type="dxa"/>
             <w:tcBorders>
               <w:left w:val="single" w:sz="2" w:space="0" w:color="000000"/>
               <w:bottom w:val="single" w:sz="2" w:space="0" w:color="000000"/>
@@ -7437,7 +7789,7 @@
         </w:tc>
         <w:tc>
           <w:tcPr>
-            <w:tcW w:w="2212" w:type="dxa"/>
+            <w:tcW w:w="2214" w:type="dxa"/>
             <w:tcBorders>
               <w:left w:val="single" w:sz="2" w:space="0" w:color="000000"/>
               <w:bottom w:val="single" w:sz="2" w:space="0" w:color="000000"/>
@@ -7470,7 +7822,7 @@
         <w:trPr/>
         <w:tc>
           <w:tcPr>
-            <w:tcW w:w="1583" w:type="dxa"/>
+            <w:tcW w:w="1582" w:type="dxa"/>
             <w:tcBorders>
               <w:left w:val="single" w:sz="2" w:space="0" w:color="000000"/>
               <w:bottom w:val="single" w:sz="2" w:space="0" w:color="000000"/>
@@ -7493,7 +7845,7 @@
         </w:tc>
         <w:tc>
           <w:tcPr>
-            <w:tcW w:w="5220" w:type="dxa"/>
+            <w:tcW w:w="5219" w:type="dxa"/>
             <w:tcBorders>
               <w:left w:val="single" w:sz="2" w:space="0" w:color="000000"/>
               <w:bottom w:val="single" w:sz="2" w:space="0" w:color="000000"/>
@@ -7517,7 +7869,7 @@
         </w:tc>
         <w:tc>
           <w:tcPr>
-            <w:tcW w:w="2212" w:type="dxa"/>
+            <w:tcW w:w="2214" w:type="dxa"/>
             <w:tcBorders>
               <w:left w:val="single" w:sz="2" w:space="0" w:color="000000"/>
               <w:bottom w:val="single" w:sz="2" w:space="0" w:color="000000"/>
@@ -8347,6 +8699,146 @@
           </w:p>
         </w:tc>
       </w:tr>
+      <w:tr>
+        <w:trPr/>
+        <w:tc>
+          <w:tcPr>
+            <w:tcW w:w="2261" w:type="dxa"/>
+            <w:tcBorders>
+              <w:left w:val="single" w:sz="4" w:space="0" w:color="000000"/>
+              <w:bottom w:val="single" w:sz="4" w:space="0" w:color="000000"/>
+            </w:tcBorders>
+            <w:shd w:color="auto" w:fill="auto" w:val="clear"/>
+          </w:tcPr>
+          <w:p>
+            <w:pPr>
+              <w:pStyle w:val="Tabelindhold"/>
+              <w:rPr>
+                <w:color w:val="C9211E"/>
+              </w:rPr>
+            </w:pPr>
+            <w:r>
+              <w:rPr>
+                <w:color w:val="C9211E"/>
+              </w:rPr>
+              <w:t>PhotoScore path</w:t>
+            </w:r>
+          </w:p>
+        </w:tc>
+        <w:tc>
+          <w:tcPr>
+            <w:tcW w:w="6764" w:type="dxa"/>
+            <w:tcBorders>
+              <w:left w:val="single" w:sz="4" w:space="0" w:color="000000"/>
+              <w:bottom w:val="single" w:sz="4" w:space="0" w:color="000000"/>
+              <w:right w:val="single" w:sz="4" w:space="0" w:color="000000"/>
+            </w:tcBorders>
+            <w:shd w:color="auto" w:fill="auto" w:val="clear"/>
+          </w:tcPr>
+          <w:p>
+            <w:pPr>
+              <w:pStyle w:val="Tabelindhold"/>
+              <w:rPr>
+                <w:color w:val="C9211E"/>
+              </w:rPr>
+            </w:pPr>
+            <w:r>
+              <w:rPr>
+                <w:color w:val="C9211E"/>
+              </w:rPr>
+              <w:t xml:space="preserve">Pad naar .exe file als </w:t>
+            </w:r>
+            <w:r>
+              <w:rPr>
+                <w:color w:val="C9211E"/>
+              </w:rPr>
+              <w:t>PhotoScore</w:t>
+            </w:r>
+            <w:r>
+              <w:rPr>
+                <w:color w:val="C9211E"/>
+              </w:rPr>
+              <w:t xml:space="preserve"> geïnstalleerd is</w:t>
+            </w:r>
+          </w:p>
+        </w:tc>
+      </w:tr>
+      <w:tr>
+        <w:trPr/>
+        <w:tc>
+          <w:tcPr>
+            <w:tcW w:w="2261" w:type="dxa"/>
+            <w:tcBorders>
+              <w:left w:val="single" w:sz="4" w:space="0" w:color="000000"/>
+              <w:bottom w:val="single" w:sz="4" w:space="0" w:color="000000"/>
+            </w:tcBorders>
+            <w:shd w:color="auto" w:fill="auto" w:val="clear"/>
+          </w:tcPr>
+          <w:p>
+            <w:pPr>
+              <w:pStyle w:val="Tabelindhold"/>
+              <w:rPr>
+                <w:color w:val="C9211E"/>
+                <w:sz w:val="18"/>
+                <w:szCs w:val="18"/>
+              </w:rPr>
+            </w:pPr>
+            <w:r>
+              <w:rPr>
+                <w:color w:val="C9211E"/>
+                <w:sz w:val="18"/>
+                <w:szCs w:val="18"/>
+              </w:rPr>
+              <w:t xml:space="preserve">Braille Music Editor 2 </w:t>
+            </w:r>
+            <w:r>
+              <w:rPr>
+                <w:color w:val="C9211E"/>
+                <w:sz w:val="18"/>
+                <w:szCs w:val="18"/>
+              </w:rPr>
+              <w:t>path</w:t>
+            </w:r>
+          </w:p>
+        </w:tc>
+        <w:tc>
+          <w:tcPr>
+            <w:tcW w:w="6764" w:type="dxa"/>
+            <w:tcBorders>
+              <w:left w:val="single" w:sz="4" w:space="0" w:color="000000"/>
+              <w:bottom w:val="single" w:sz="4" w:space="0" w:color="000000"/>
+              <w:right w:val="single" w:sz="4" w:space="0" w:color="000000"/>
+            </w:tcBorders>
+            <w:shd w:color="auto" w:fill="auto" w:val="clear"/>
+          </w:tcPr>
+          <w:p>
+            <w:pPr>
+              <w:pStyle w:val="Tabelindhold"/>
+              <w:rPr>
+                <w:color w:val="C9211E"/>
+              </w:rPr>
+            </w:pPr>
+            <w:r>
+              <w:rPr>
+                <w:color w:val="C9211E"/>
+              </w:rPr>
+              <w:t xml:space="preserve">Pad naar .exe file als </w:t>
+            </w:r>
+            <w:r>
+              <w:rPr>
+                <w:color w:val="C9211E"/>
+              </w:rPr>
+              <w:t>Braille Music Editor 2</w:t>
+            </w:r>
+            <w:r>
+              <w:rPr>
+                <w:color w:val="C9211E"/>
+              </w:rPr>
+              <w:t xml:space="preserve"> geïnstalleerd is</w:t>
+            </w:r>
+          </w:p>
+        </w:tc>
+      </w:tr>
     </w:tbl>
     <w:p>
       <w:pPr>
@@ -8397,22 +8889,46 @@
           <w:ilvl w:val="2"/>
           <w:numId w:val="3"/>
         </w:numPr>
+        <w:rPr/>
+      </w:pPr>
+      <w:bookmarkStart w:id="12" w:name="_Toc31150863"/>
+      <w:r>
         <w:rPr>
           <w:rFonts w:ascii="Verdana" w:hAnsi="Verdana"/>
           <w:sz w:val="28"/>
           <w:szCs w:val="28"/>
         </w:rPr>
-      </w:pPr>
-      <w:bookmarkStart w:id="12" w:name="_Toc31150863"/>
-      <w:r>
+        <w:t>Hulpmiddelen</w:t>
+      </w:r>
+      <w:bookmarkEnd w:id="12"/>
+    </w:p>
+    <w:p>
+      <w:pPr>
+        <w:pStyle w:val="Normal"/>
         <w:rPr>
           <w:rFonts w:ascii="Verdana" w:hAnsi="Verdana"/>
           <w:sz w:val="28"/>
           <w:szCs w:val="28"/>
         </w:rPr>
-        <w:t>Hulpmiddelen</w:t>
-      </w:r>
-      <w:bookmarkEnd w:id="12"/>
+      </w:pPr>
+      <w:r>
+        <w:rPr/>
+      </w:r>
+    </w:p>
+    <w:p>
+      <w:pPr>
+        <w:pStyle w:val="Normal"/>
+        <w:rPr/>
+      </w:pPr>
+      <w:r>
+        <w:rPr>
+          <w:rFonts w:ascii="Verdana" w:hAnsi="Verdana"/>
+          <w:color w:val="C9211E"/>
+          <w:sz w:val="22"/>
+          <w:szCs w:val="22"/>
+        </w:rPr>
+        <w:t>The “IBOS Music Braille Reader” item under “Tools” will start the integrated tool “IBOS Music Braille Reader”.  Using that tool the user can open exixting NOTA Music Braille files or files, just generated and exported by “IBOS Music Xml Reader”. The contents of the Music Braille file will be shown in a listbox in a textual representation.</w:t>
+      </w:r>
     </w:p>
     <w:p>
       <w:pPr>
@@ -8421,17 +8937,36 @@
           <w:ilvl w:val="0"/>
           <w:numId w:val="3"/>
         </w:numPr>
-        <w:rPr>
-          <w:rFonts w:ascii="Verdana" w:hAnsi="Verdana" w:eastAsia="Calibri" w:cs="Verdana"/>
-          <w:lang w:val="en-GB" w:eastAsia="zh-CN"/>
-        </w:rPr>
+        <w:rPr/>
       </w:pPr>
       <w:r>
         <w:rPr>
           <w:rFonts w:eastAsia="Calibri" w:cs="Verdana" w:ascii="Verdana" w:hAnsi="Verdana"/>
           <w:lang w:val="en-GB" w:eastAsia="zh-CN"/>
         </w:rPr>
-        <w:t>De items 'MuseScore', 'Sibelius', 'Capella' en 'Finale' starten deze programma's waarbij ze gebruik maken van de het Muziek XML-bestand dat in IBOS XML-muzieklezer geopend is. Dit is een voordeel in situaties waarin de gebruiker hulp heeft van een persoon met normale visus die de grafische voorstelling van de bladmuziek kan bekijken. Natuurlijk moeten deze programma's dan geïnstalleerd zijn op de PC.</w:t>
+        <w:t xml:space="preserve">De items 'MuseScore', 'Sibelius', 'Capella', 'Finale' </w:t>
+      </w:r>
+      <w:r>
+        <w:rPr>
+          <w:rFonts w:eastAsia="Calibri" w:cs="Verdana" w:ascii="Verdana" w:hAnsi="Verdana"/>
+          <w:lang w:val="en-GB" w:eastAsia="zh-CN"/>
+        </w:rPr>
+        <w:t xml:space="preserve">en  </w:t>
+      </w:r>
+      <w:r>
+        <w:rPr>
+          <w:rFonts w:eastAsia="Calibri" w:cs="Verdana" w:ascii="Verdana" w:hAnsi="Verdana"/>
+          <w:color w:val="C9211E"/>
+          <w:lang w:val="en-GB" w:eastAsia="zh-CN"/>
+        </w:rPr>
+        <w:t xml:space="preserve">"PhotoScore" and "Braille MusicEditor 2” </w:t>
+      </w:r>
+      <w:r>
+        <w:rPr>
+          <w:rFonts w:eastAsia="Calibri" w:cs="Verdana" w:ascii="Verdana" w:hAnsi="Verdana"/>
+          <w:lang w:val="en-GB" w:eastAsia="zh-CN"/>
+        </w:rPr>
+        <w:t>starten deze programma's waarbij ze gebruik maken van de het Muziek XML-bestand dat in IBOS XML-muzieklezer geopend is. Dit is een voordeel in situaties waarin de gebruiker hulp heeft van een persoon met normale visus die de grafische voorstelling van de bladmuziek kan bekijken. Natuurlijk moeten deze programma's dan geïnstalleerd zijn op de PC.</w:t>
       </w:r>
     </w:p>
     <w:p>
@@ -8893,15 +9428,15 @@
         <w:tblLook w:firstRow="1" w:noVBand="1" w:lastRow="0" w:firstColumn="1" w:lastColumn="0" w:noHBand="0" w:val="04a0"/>
       </w:tblPr>
       <w:tblGrid>
-        <w:gridCol w:w="3232"/>
+        <w:gridCol w:w="3231"/>
         <w:gridCol w:w="2309"/>
-        <w:gridCol w:w="3414"/>
+        <w:gridCol w:w="3415"/>
       </w:tblGrid>
       <w:tr>
         <w:trPr/>
         <w:tc>
           <w:tcPr>
-            <w:tcW w:w="3232" w:type="dxa"/>
+            <w:tcW w:w="3231" w:type="dxa"/>
             <w:tcBorders/>
             <w:shd w:color="auto" w:fill="auto" w:val="clear"/>
           </w:tcPr>
@@ -8943,7 +9478,7 @@
         </w:tc>
         <w:tc>
           <w:tcPr>
-            <w:tcW w:w="3414" w:type="dxa"/>
+            <w:tcW w:w="3415" w:type="dxa"/>
             <w:tcBorders/>
             <w:shd w:color="auto" w:fill="auto" w:val="clear"/>
           </w:tcPr>
@@ -8967,7 +9502,7 @@
         <w:trPr/>
         <w:tc>
           <w:tcPr>
-            <w:tcW w:w="3232" w:type="dxa"/>
+            <w:tcW w:w="3231" w:type="dxa"/>
             <w:tcBorders/>
             <w:shd w:color="auto" w:fill="auto" w:val="clear"/>
           </w:tcPr>
@@ -9010,7 +9545,7 @@
         </w:tc>
         <w:tc>
           <w:tcPr>
-            <w:tcW w:w="3414" w:type="dxa"/>
+            <w:tcW w:w="3415" w:type="dxa"/>
             <w:tcBorders/>
             <w:shd w:color="auto" w:fill="auto" w:val="clear"/>
           </w:tcPr>
@@ -9059,7 +9594,7 @@
         <w:trPr/>
         <w:tc>
           <w:tcPr>
-            <w:tcW w:w="3232" w:type="dxa"/>
+            <w:tcW w:w="3231" w:type="dxa"/>
             <w:tcBorders/>
             <w:shd w:color="auto" w:fill="auto" w:val="clear"/>
           </w:tcPr>
@@ -9118,7 +9653,7 @@
         </w:tc>
         <w:tc>
           <w:tcPr>
-            <w:tcW w:w="3414" w:type="dxa"/>
+            <w:tcW w:w="3415" w:type="dxa"/>
             <w:tcBorders/>
             <w:shd w:color="auto" w:fill="auto" w:val="clear"/>
           </w:tcPr>
@@ -9144,7 +9679,7 @@
         <w:trPr/>
         <w:tc>
           <w:tcPr>
-            <w:tcW w:w="3232" w:type="dxa"/>
+            <w:tcW w:w="3231" w:type="dxa"/>
             <w:tcBorders/>
             <w:shd w:color="auto" w:fill="auto" w:val="clear"/>
           </w:tcPr>
@@ -9187,7 +9722,7 @@
         </w:tc>
         <w:tc>
           <w:tcPr>
-            <w:tcW w:w="3414" w:type="dxa"/>
+            <w:tcW w:w="3415" w:type="dxa"/>
             <w:tcBorders/>
             <w:shd w:color="auto" w:fill="auto" w:val="clear"/>
           </w:tcPr>
@@ -9213,7 +9748,7 @@
         <w:trPr/>
         <w:tc>
           <w:tcPr>
-            <w:tcW w:w="3232" w:type="dxa"/>
+            <w:tcW w:w="3231" w:type="dxa"/>
             <w:tcBorders/>
             <w:shd w:color="auto" w:fill="auto" w:val="clear"/>
           </w:tcPr>
@@ -9256,7 +9791,7 @@
         </w:tc>
         <w:tc>
           <w:tcPr>
-            <w:tcW w:w="3414" w:type="dxa"/>
+            <w:tcW w:w="3415" w:type="dxa"/>
             <w:tcBorders/>
             <w:shd w:color="auto" w:fill="auto" w:val="clear"/>
           </w:tcPr>
@@ -9282,7 +9817,7 @@
         <w:trPr/>
         <w:tc>
           <w:tcPr>
-            <w:tcW w:w="3232" w:type="dxa"/>
+            <w:tcW w:w="3231" w:type="dxa"/>
             <w:tcBorders/>
             <w:shd w:color="auto" w:fill="auto" w:val="clear"/>
           </w:tcPr>
@@ -9328,7 +9863,7 @@
         </w:tc>
         <w:tc>
           <w:tcPr>
-            <w:tcW w:w="3414" w:type="dxa"/>
+            <w:tcW w:w="3415" w:type="dxa"/>
             <w:tcBorders/>
             <w:shd w:color="auto" w:fill="auto" w:val="clear"/>
           </w:tcPr>
@@ -9465,15 +10000,15 @@
         <w:tblLook w:firstRow="1" w:noVBand="1" w:lastRow="0" w:firstColumn="1" w:lastColumn="0" w:noHBand="0" w:val="04a0"/>
       </w:tblPr>
       <w:tblGrid>
-        <w:gridCol w:w="3232"/>
+        <w:gridCol w:w="3231"/>
         <w:gridCol w:w="2339"/>
-        <w:gridCol w:w="3444"/>
+        <w:gridCol w:w="3445"/>
       </w:tblGrid>
       <w:tr>
         <w:trPr/>
         <w:tc>
           <w:tcPr>
-            <w:tcW w:w="3232" w:type="dxa"/>
+            <w:tcW w:w="3231" w:type="dxa"/>
             <w:tcBorders/>
             <w:shd w:color="auto" w:fill="auto" w:val="clear"/>
           </w:tcPr>
@@ -9519,7 +10054,7 @@
         </w:tc>
         <w:tc>
           <w:tcPr>
-            <w:tcW w:w="3444" w:type="dxa"/>
+            <w:tcW w:w="3445" w:type="dxa"/>
             <w:tcBorders/>
             <w:shd w:color="auto" w:fill="auto" w:val="clear"/>
           </w:tcPr>
@@ -9545,7 +10080,7 @@
         <w:trPr/>
         <w:tc>
           <w:tcPr>
-            <w:tcW w:w="3232" w:type="dxa"/>
+            <w:tcW w:w="3231" w:type="dxa"/>
             <w:tcBorders/>
             <w:shd w:color="auto" w:fill="auto" w:val="clear"/>
           </w:tcPr>
@@ -9591,7 +10126,7 @@
         </w:tc>
         <w:tc>
           <w:tcPr>
-            <w:tcW w:w="3444" w:type="dxa"/>
+            <w:tcW w:w="3445" w:type="dxa"/>
             <w:tcBorders/>
             <w:shd w:color="auto" w:fill="auto" w:val="clear"/>
           </w:tcPr>
@@ -10074,14 +10609,14 @@
         <w:tblLook w:firstRow="1" w:noVBand="1" w:lastRow="0" w:firstColumn="1" w:lastColumn="0" w:noHBand="0" w:val="04a0"/>
       </w:tblPr>
       <w:tblGrid>
-        <w:gridCol w:w="1793"/>
-        <w:gridCol w:w="7161"/>
+        <w:gridCol w:w="1792"/>
+        <w:gridCol w:w="7162"/>
       </w:tblGrid>
       <w:tr>
         <w:trPr/>
         <w:tc>
           <w:tcPr>
-            <w:tcW w:w="1793" w:type="dxa"/>
+            <w:tcW w:w="1792" w:type="dxa"/>
             <w:tcBorders/>
             <w:shd w:color="auto" w:fill="auto" w:val="clear"/>
           </w:tcPr>
@@ -10104,7 +10639,7 @@
         </w:tc>
         <w:tc>
           <w:tcPr>
-            <w:tcW w:w="7161" w:type="dxa"/>
+            <w:tcW w:w="7162" w:type="dxa"/>
             <w:tcBorders/>
             <w:shd w:color="auto" w:fill="auto" w:val="clear"/>
           </w:tcPr>
@@ -10130,7 +10665,7 @@
         <w:trPr/>
         <w:tc>
           <w:tcPr>
-            <w:tcW w:w="1793" w:type="dxa"/>
+            <w:tcW w:w="1792" w:type="dxa"/>
             <w:tcBorders/>
             <w:shd w:color="auto" w:fill="auto" w:val="clear"/>
           </w:tcPr>
@@ -10151,7 +10686,7 @@
         </w:tc>
         <w:tc>
           <w:tcPr>
-            <w:tcW w:w="7161" w:type="dxa"/>
+            <w:tcW w:w="7162" w:type="dxa"/>
             <w:tcBorders/>
             <w:shd w:color="auto" w:fill="auto" w:val="clear"/>
           </w:tcPr>
@@ -10173,7 +10708,7 @@
         <w:trPr/>
         <w:tc>
           <w:tcPr>
-            <w:tcW w:w="1793" w:type="dxa"/>
+            <w:tcW w:w="1792" w:type="dxa"/>
             <w:tcBorders/>
             <w:shd w:color="auto" w:fill="auto" w:val="clear"/>
           </w:tcPr>
@@ -10194,7 +10729,7 @@
         </w:tc>
         <w:tc>
           <w:tcPr>
-            <w:tcW w:w="7161" w:type="dxa"/>
+            <w:tcW w:w="7162" w:type="dxa"/>
             <w:tcBorders/>
             <w:shd w:color="auto" w:fill="auto" w:val="clear"/>
           </w:tcPr>
@@ -10218,7 +10753,7 @@
         <w:trPr/>
         <w:tc>
           <w:tcPr>
-            <w:tcW w:w="1793" w:type="dxa"/>
+            <w:tcW w:w="1792" w:type="dxa"/>
             <w:tcBorders/>
             <w:shd w:color="auto" w:fill="auto" w:val="clear"/>
           </w:tcPr>
@@ -10239,7 +10774,7 @@
         </w:tc>
         <w:tc>
           <w:tcPr>
-            <w:tcW w:w="7161" w:type="dxa"/>
+            <w:tcW w:w="7162" w:type="dxa"/>
             <w:tcBorders/>
             <w:shd w:color="auto" w:fill="auto" w:val="clear"/>
           </w:tcPr>
@@ -10265,7 +10800,7 @@
         </w:trPr>
         <w:tc>
           <w:tcPr>
-            <w:tcW w:w="1793" w:type="dxa"/>
+            <w:tcW w:w="1792" w:type="dxa"/>
             <w:tcBorders/>
             <w:shd w:color="auto" w:fill="auto" w:val="clear"/>
           </w:tcPr>
@@ -10286,7 +10821,7 @@
         </w:tc>
         <w:tc>
           <w:tcPr>
-            <w:tcW w:w="7161" w:type="dxa"/>
+            <w:tcW w:w="7162" w:type="dxa"/>
             <w:tcBorders/>
             <w:shd w:color="auto" w:fill="auto" w:val="clear"/>
           </w:tcPr>
@@ -10310,7 +10845,7 @@
         <w:trPr/>
         <w:tc>
           <w:tcPr>
-            <w:tcW w:w="1793" w:type="dxa"/>
+            <w:tcW w:w="1792" w:type="dxa"/>
             <w:tcBorders/>
             <w:shd w:color="auto" w:fill="auto" w:val="clear"/>
           </w:tcPr>
@@ -10331,7 +10866,7 @@
         </w:tc>
         <w:tc>
           <w:tcPr>
-            <w:tcW w:w="7161" w:type="dxa"/>
+            <w:tcW w:w="7162" w:type="dxa"/>
             <w:tcBorders/>
             <w:shd w:color="auto" w:fill="auto" w:val="clear"/>
           </w:tcPr>
@@ -10353,7 +10888,7 @@
         <w:trPr/>
         <w:tc>
           <w:tcPr>
-            <w:tcW w:w="1793" w:type="dxa"/>
+            <w:tcW w:w="1792" w:type="dxa"/>
             <w:tcBorders/>
             <w:shd w:color="auto" w:fill="auto" w:val="clear"/>
           </w:tcPr>
@@ -10374,7 +10909,7 @@
         </w:tc>
         <w:tc>
           <w:tcPr>
-            <w:tcW w:w="7161" w:type="dxa"/>
+            <w:tcW w:w="7162" w:type="dxa"/>
             <w:tcBorders/>
             <w:shd w:color="auto" w:fill="auto" w:val="clear"/>
           </w:tcPr>
@@ -10412,7 +10947,7 @@
         <w:trPr/>
         <w:tc>
           <w:tcPr>
-            <w:tcW w:w="1793" w:type="dxa"/>
+            <w:tcW w:w="1792" w:type="dxa"/>
             <w:tcBorders/>
             <w:shd w:color="auto" w:fill="auto" w:val="clear"/>
           </w:tcPr>
@@ -10433,7 +10968,7 @@
         </w:tc>
         <w:tc>
           <w:tcPr>
-            <w:tcW w:w="7161" w:type="dxa"/>
+            <w:tcW w:w="7162" w:type="dxa"/>
             <w:tcBorders/>
             <w:shd w:color="auto" w:fill="auto" w:val="clear"/>
           </w:tcPr>
@@ -10533,14 +11068,14 @@
         <w:tblLook w:firstRow="1" w:noVBand="1" w:lastRow="0" w:firstColumn="1" w:lastColumn="0" w:noHBand="0" w:val="04a0"/>
       </w:tblPr>
       <w:tblGrid>
-        <w:gridCol w:w="3055"/>
-        <w:gridCol w:w="6589"/>
+        <w:gridCol w:w="3054"/>
+        <w:gridCol w:w="6590"/>
       </w:tblGrid>
       <w:tr>
         <w:trPr/>
         <w:tc>
           <w:tcPr>
-            <w:tcW w:w="3055" w:type="dxa"/>
+            <w:tcW w:w="3054" w:type="dxa"/>
             <w:tcBorders/>
             <w:shd w:color="auto" w:fill="auto" w:val="clear"/>
           </w:tcPr>
@@ -10561,7 +11096,7 @@
         </w:tc>
         <w:tc>
           <w:tcPr>
-            <w:tcW w:w="6589" w:type="dxa"/>
+            <w:tcW w:w="6590" w:type="dxa"/>
             <w:tcBorders/>
             <w:shd w:color="auto" w:fill="auto" w:val="clear"/>
           </w:tcPr>
@@ -10585,7 +11120,7 @@
         <w:trPr/>
         <w:tc>
           <w:tcPr>
-            <w:tcW w:w="3055" w:type="dxa"/>
+            <w:tcW w:w="3054" w:type="dxa"/>
             <w:tcBorders/>
             <w:shd w:color="auto" w:fill="auto" w:val="clear"/>
           </w:tcPr>
@@ -10606,7 +11141,7 @@
         </w:tc>
         <w:tc>
           <w:tcPr>
-            <w:tcW w:w="6589" w:type="dxa"/>
+            <w:tcW w:w="6590" w:type="dxa"/>
             <w:tcBorders/>
             <w:shd w:color="auto" w:fill="auto" w:val="clear"/>
           </w:tcPr>
@@ -10628,7 +11163,7 @@
         <w:trPr/>
         <w:tc>
           <w:tcPr>
-            <w:tcW w:w="3055" w:type="dxa"/>
+            <w:tcW w:w="3054" w:type="dxa"/>
             <w:tcBorders/>
             <w:shd w:color="auto" w:fill="auto" w:val="clear"/>
           </w:tcPr>
@@ -10647,7 +11182,7 @@
         </w:tc>
         <w:tc>
           <w:tcPr>
-            <w:tcW w:w="6589" w:type="dxa"/>
+            <w:tcW w:w="6590" w:type="dxa"/>
             <w:tcBorders/>
             <w:shd w:color="auto" w:fill="auto" w:val="clear"/>
           </w:tcPr>
@@ -10669,7 +11204,7 @@
         <w:trPr/>
         <w:tc>
           <w:tcPr>
-            <w:tcW w:w="3055" w:type="dxa"/>
+            <w:tcW w:w="3054" w:type="dxa"/>
             <w:tcBorders/>
             <w:shd w:color="auto" w:fill="auto" w:val="clear"/>
           </w:tcPr>
@@ -10690,7 +11225,7 @@
         </w:tc>
         <w:tc>
           <w:tcPr>
-            <w:tcW w:w="6589" w:type="dxa"/>
+            <w:tcW w:w="6590" w:type="dxa"/>
             <w:tcBorders/>
             <w:shd w:color="auto" w:fill="auto" w:val="clear"/>
           </w:tcPr>
@@ -12390,6 +12925,8 @@
         <w:rPr>
           <w:rFonts w:ascii="Verdana" w:hAnsi="Verdana" w:cs="Verdana"/>
           <w:b w:val="false"/>
+          <w:b w:val="false"/>
+          <w:i w:val="false"/>
           <w:i w:val="false"/>
           <w:caps w:val="false"/>
           <w:smallCaps w:val="false"/>
@@ -12402,17 +12939,6 @@
           <w:u w:val="none"/>
           <w:effect w:val="none"/>
         </w:rPr>
-      </w:pPr>
-      <w:r>
-        <w:rPr/>
-      </w:r>
-    </w:p>
-    <w:p>
-      <w:pPr>
-        <w:pStyle w:val="Normal"/>
-        <w:ind w:left="0" w:right="0" w:hanging="0"/>
-        <w:jc w:val="left"/>
-        <w:rPr/>
       </w:pPr>
       <w:r>
         <w:rPr>
@@ -12430,20 +12956,44 @@
           <w:u w:val="none"/>
           <w:effect w:val="none"/>
         </w:rPr>
-        <w:t>Er is een optie bij "import de downloads van vandaag", namelijk "ïmporteer downloads", waardoor in detail gekozen kan worden welke bestanden geïmporteerd worden"  </w:t>
-      </w:r>
-    </w:p>
-    <w:p>
-      <w:pPr>
-        <w:pStyle w:val="Normal"/>
-        <w:rPr>
-          <w:rFonts w:ascii="Verdana" w:hAnsi="Verdana" w:cs="Verdana"/>
-        </w:rPr>
-      </w:pPr>
-      <w:r>
-        <w:rPr>
+      </w:r>
+    </w:p>
+    <w:p>
+      <w:pPr>
+        <w:pStyle w:val="Normal"/>
+        <w:ind w:left="0" w:right="0" w:hanging="0"/>
+        <w:jc w:val="left"/>
+        <w:rPr/>
+      </w:pPr>
+      <w:r>
+        <w:rPr>
+          <w:rFonts w:cs="Verdana" w:ascii="Verdana" w:hAnsi="Verdana"/>
+          <w:b w:val="false"/>
+          <w:i w:val="false"/>
+          <w:caps w:val="false"/>
+          <w:smallCaps w:val="false"/>
+          <w:strike w:val="false"/>
+          <w:dstrike w:val="false"/>
+          <w:color w:val="333333"/>
+          <w:spacing w:val="0"/>
           <w:sz w:val="22"/>
           <w:szCs w:val="22"/>
+          <w:u w:val="none"/>
+          <w:effect w:val="none"/>
+        </w:rPr>
+        <w:t>Er is een optie bij "import de downloads van vandaag", namelijk "ïmporteer downloads", waardoor in detail gekozen kan worden welke bestanden geïmporteerd worden"  </w:t>
+      </w:r>
+    </w:p>
+    <w:p>
+      <w:pPr>
+        <w:pStyle w:val="Normal"/>
+        <w:rPr>
+          <w:rFonts w:ascii="Verdana" w:hAnsi="Verdana" w:cs="Verdana"/>
+        </w:rPr>
+      </w:pPr>
+      <w:r>
+        <w:rPr>
+          <w:rFonts w:cs="Verdana" w:ascii="Verdana" w:hAnsi="Verdana"/>
         </w:rPr>
       </w:r>
     </w:p>
@@ -13011,7 +13561,45 @@
         <w:rPr>
           <w:rFonts w:cs="Verdana" w:ascii="Verdana" w:hAnsi="Verdana"/>
         </w:rPr>
-        <w:t>Versie 4.0 ondersteunt “Braille printer”, “Notetaker” and “Algemene braille printer”.</w:t>
+        <w:t xml:space="preserve">Versie </w:t>
+      </w:r>
+      <w:r>
+        <w:rPr>
+          <w:rFonts w:cs="Verdana" w:ascii="Verdana" w:hAnsi="Verdana"/>
+        </w:rPr>
+        <w:t>5</w:t>
+      </w:r>
+      <w:r>
+        <w:rPr>
+          <w:rFonts w:cs="Verdana" w:ascii="Verdana" w:hAnsi="Verdana"/>
+        </w:rPr>
+        <w:t xml:space="preserve">.0 ondersteunt “Braille printer”, “Notetaker”, </w:t>
+      </w:r>
+      <w:r>
+        <w:rPr>
+          <w:rFonts w:cs="Verdana" w:ascii="Verdana" w:hAnsi="Verdana"/>
+          <w:color w:val="C9211E"/>
+        </w:rPr>
+        <w:t>“Braillo 650 SF”</w:t>
+      </w:r>
+      <w:r>
+        <w:rPr>
+          <w:rFonts w:cs="Verdana" w:ascii="Verdana" w:hAnsi="Verdana"/>
+        </w:rPr>
+        <w:t xml:space="preserve"> and “Algemene braille printer”.</w:t>
+      </w:r>
+    </w:p>
+    <w:p>
+      <w:pPr>
+        <w:pStyle w:val="Normal"/>
+        <w:rPr/>
+      </w:pPr>
+      <w:r>
+        <w:rPr>
+          <w:rFonts w:cs="Verdana" w:ascii="Verdana" w:hAnsi="Verdana"/>
+          <w:color w:val="C9211E"/>
+        </w:rPr>
+        <w:t>The user can change the names of the devices, for instance to the name of the user’s own, specific embosser.</w:t>
       </w:r>
     </w:p>
     <w:p>
@@ -13021,11 +13609,7 @@
           <w:ilvl w:val="2"/>
           <w:numId w:val="2"/>
         </w:numPr>
-        <w:rPr>
-          <w:rFonts w:ascii="Verdana" w:hAnsi="Verdana"/>
-          <w:sz w:val="28"/>
-          <w:szCs w:val="28"/>
-        </w:rPr>
+        <w:rPr/>
       </w:pPr>
       <w:bookmarkStart w:id="30" w:name="_Toc31150881"/>
       <w:r>
@@ -13282,6 +13866,58 @@
           <w:p>
             <w:pPr>
               <w:pStyle w:val="Tabelindhold"/>
+              <w:jc w:val="left"/>
+              <w:rPr/>
+            </w:pPr>
+            <w:r>
+              <w:rPr>
+                <w:rFonts w:ascii="Liberation Serif" w:hAnsi="Liberation Serif"/>
+                <w:color w:val="C9211E"/>
+              </w:rPr>
+              <w:t>High speed embosser</w:t>
+            </w:r>
+          </w:p>
+        </w:tc>
+        <w:tc>
+          <w:tcPr>
+            <w:tcW w:w="6421" w:type="dxa"/>
+            <w:tcBorders>
+              <w:left w:val="single" w:sz="4" w:space="0" w:color="000000"/>
+              <w:bottom w:val="single" w:sz="4" w:space="0" w:color="000000"/>
+              <w:right w:val="single" w:sz="4" w:space="0" w:color="000000"/>
+            </w:tcBorders>
+            <w:shd w:color="auto" w:fill="auto" w:val="clear"/>
+          </w:tcPr>
+          <w:p>
+            <w:pPr>
+              <w:pStyle w:val="Tabelindhold"/>
+              <w:jc w:val="left"/>
+              <w:rPr/>
+            </w:pPr>
+            <w:r>
+              <w:rPr>
+                <w:rFonts w:ascii="Liberation Serif" w:hAnsi="Liberation Serif"/>
+                <w:color w:val="C9211E"/>
+              </w:rPr>
+              <w:t>Typical parameters for a high speed embosser. The name “Braille 650 SF” is the name of the high speed embosser used by the NOTA institute in Denmark</w:t>
+            </w:r>
+          </w:p>
+        </w:tc>
+      </w:tr>
+      <w:tr>
+        <w:trPr/>
+        <w:tc>
+          <w:tcPr>
+            <w:tcW w:w="2604" w:type="dxa"/>
+            <w:tcBorders>
+              <w:left w:val="single" w:sz="4" w:space="0" w:color="000000"/>
+              <w:bottom w:val="single" w:sz="4" w:space="0" w:color="000000"/>
+            </w:tcBorders>
+            <w:shd w:color="auto" w:fill="auto" w:val="clear"/>
+          </w:tcPr>
+          <w:p>
+            <w:pPr>
+              <w:pStyle w:val="Tabelindhold"/>
               <w:rPr>
                 <w:rFonts w:ascii="Liberation Serif" w:hAnsi="Liberation Serif"/>
                 <w:color w:val="000000"/>
@@ -13782,15 +14418,26 @@
     <w:p>
       <w:pPr>
         <w:pStyle w:val="Normal"/>
-        <w:rPr>
-          <w:rFonts w:ascii="Verdana" w:hAnsi="Verdana" w:cs="Verdana"/>
-        </w:rPr>
+        <w:rPr/>
       </w:pPr>
       <w:r>
         <w:rPr>
           <w:rFonts w:cs="Verdana" w:ascii="Verdana" w:hAnsi="Verdana"/>
         </w:rPr>
         <w:t>Standaard worden de braille muziekbestanden opgeslagen worden in een submap van het MusixcXML-bestand, maar vaak is het comfortabeler om het bestand direct op te slaan op een USB stick, die direct aan de notetaker wordt aangesloten of gebruikt wordt door een programma dat in staat is braillemuziek op een brailleprinter te printen.</w:t>
+      </w:r>
+    </w:p>
+    <w:p>
+      <w:pPr>
+        <w:pStyle w:val="Normal"/>
+        <w:rPr/>
+      </w:pPr>
+      <w:r>
+        <w:rPr>
+          <w:rFonts w:cs="Verdana" w:ascii="Verdana" w:hAnsi="Verdana"/>
+          <w:color w:val="C9211E"/>
+        </w:rPr>
+        <w:t>Starting with version 5.0.0.0 the user can also browse the contents of the Music Braille files generated by opening them one at a time by “IBOS Music Braille Reader”</w:t>
       </w:r>
     </w:p>
     <w:p>
@@ -15241,14 +15888,14 @@
         <w:tblLook w:firstRow="1" w:noVBand="1" w:lastRow="0" w:firstColumn="1" w:lastColumn="0" w:noHBand="0" w:val="04a0"/>
       </w:tblPr>
       <w:tblGrid>
-        <w:gridCol w:w="3055"/>
-        <w:gridCol w:w="6589"/>
+        <w:gridCol w:w="3054"/>
+        <w:gridCol w:w="6590"/>
       </w:tblGrid>
       <w:tr>
         <w:trPr/>
         <w:tc>
           <w:tcPr>
-            <w:tcW w:w="3055" w:type="dxa"/>
+            <w:tcW w:w="3054" w:type="dxa"/>
             <w:tcBorders/>
             <w:shd w:color="auto" w:fill="auto" w:val="clear"/>
           </w:tcPr>
@@ -15273,7 +15920,7 @@
         </w:tc>
         <w:tc>
           <w:tcPr>
-            <w:tcW w:w="6589" w:type="dxa"/>
+            <w:tcW w:w="6590" w:type="dxa"/>
             <w:tcBorders/>
             <w:shd w:color="auto" w:fill="auto" w:val="clear"/>
           </w:tcPr>
@@ -15299,7 +15946,7 @@
         <w:trPr/>
         <w:tc>
           <w:tcPr>
-            <w:tcW w:w="3055" w:type="dxa"/>
+            <w:tcW w:w="3054" w:type="dxa"/>
             <w:tcBorders/>
             <w:shd w:color="auto" w:fill="auto" w:val="clear"/>
           </w:tcPr>
@@ -15322,7 +15969,7 @@
         </w:tc>
         <w:tc>
           <w:tcPr>
-            <w:tcW w:w="6589" w:type="dxa"/>
+            <w:tcW w:w="6590" w:type="dxa"/>
             <w:tcBorders/>
             <w:shd w:color="auto" w:fill="auto" w:val="clear"/>
           </w:tcPr>
@@ -15350,7 +15997,7 @@
         <w:trPr/>
         <w:tc>
           <w:tcPr>
-            <w:tcW w:w="3055" w:type="dxa"/>
+            <w:tcW w:w="3054" w:type="dxa"/>
             <w:tcBorders/>
             <w:shd w:color="auto" w:fill="auto" w:val="clear"/>
           </w:tcPr>
@@ -15374,7 +16021,7 @@
         </w:tc>
         <w:tc>
           <w:tcPr>
-            <w:tcW w:w="6589" w:type="dxa"/>
+            <w:tcW w:w="6590" w:type="dxa"/>
             <w:tcBorders/>
             <w:shd w:color="auto" w:fill="auto" w:val="clear"/>
           </w:tcPr>
@@ -15401,7 +16048,7 @@
         <w:trPr/>
         <w:tc>
           <w:tcPr>
-            <w:tcW w:w="3055" w:type="dxa"/>
+            <w:tcW w:w="3054" w:type="dxa"/>
             <w:tcBorders/>
             <w:shd w:color="auto" w:fill="auto" w:val="clear"/>
           </w:tcPr>
@@ -15425,7 +16072,7 @@
         </w:tc>
         <w:tc>
           <w:tcPr>
-            <w:tcW w:w="6589" w:type="dxa"/>
+            <w:tcW w:w="6590" w:type="dxa"/>
             <w:tcBorders/>
             <w:shd w:color="auto" w:fill="auto" w:val="clear"/>
           </w:tcPr>
@@ -15453,7 +16100,7 @@
         <w:trPr/>
         <w:tc>
           <w:tcPr>
-            <w:tcW w:w="3055" w:type="dxa"/>
+            <w:tcW w:w="3054" w:type="dxa"/>
             <w:tcBorders/>
             <w:shd w:color="auto" w:fill="auto" w:val="clear"/>
           </w:tcPr>
@@ -15478,7 +16125,7 @@
         </w:tc>
         <w:tc>
           <w:tcPr>
-            <w:tcW w:w="6589" w:type="dxa"/>
+            <w:tcW w:w="6590" w:type="dxa"/>
             <w:tcBorders/>
             <w:shd w:color="auto" w:fill="auto" w:val="clear"/>
           </w:tcPr>
@@ -15506,7 +16153,7 @@
         <w:trPr/>
         <w:tc>
           <w:tcPr>
-            <w:tcW w:w="3055" w:type="dxa"/>
+            <w:tcW w:w="3054" w:type="dxa"/>
             <w:tcBorders/>
             <w:shd w:color="auto" w:fill="auto" w:val="clear"/>
           </w:tcPr>
@@ -15527,7 +16174,7 @@
         </w:tc>
         <w:tc>
           <w:tcPr>
-            <w:tcW w:w="6589" w:type="dxa"/>
+            <w:tcW w:w="6590" w:type="dxa"/>
             <w:tcBorders/>
             <w:shd w:color="auto" w:fill="auto" w:val="clear"/>
           </w:tcPr>
@@ -15553,7 +16200,7 @@
         <w:trPr/>
         <w:tc>
           <w:tcPr>
-            <w:tcW w:w="3055" w:type="dxa"/>
+            <w:tcW w:w="3054" w:type="dxa"/>
             <w:tcBorders/>
             <w:shd w:color="auto" w:fill="auto" w:val="clear"/>
           </w:tcPr>
@@ -15578,7 +16225,7 @@
         </w:tc>
         <w:tc>
           <w:tcPr>
-            <w:tcW w:w="6589" w:type="dxa"/>
+            <w:tcW w:w="6590" w:type="dxa"/>
             <w:tcBorders/>
             <w:shd w:color="auto" w:fill="auto" w:val="clear"/>
           </w:tcPr>
@@ -15601,7 +16248,7 @@
         <w:trPr/>
         <w:tc>
           <w:tcPr>
-            <w:tcW w:w="3055" w:type="dxa"/>
+            <w:tcW w:w="3054" w:type="dxa"/>
             <w:tcBorders/>
             <w:shd w:color="auto" w:fill="auto" w:val="clear"/>
           </w:tcPr>
@@ -15624,7 +16271,7 @@
         </w:tc>
         <w:tc>
           <w:tcPr>
-            <w:tcW w:w="6589" w:type="dxa"/>
+            <w:tcW w:w="6590" w:type="dxa"/>
             <w:tcBorders/>
             <w:shd w:color="auto" w:fill="auto" w:val="clear"/>
           </w:tcPr>
@@ -15647,7 +16294,7 @@
         <w:trPr/>
         <w:tc>
           <w:tcPr>
-            <w:tcW w:w="3055" w:type="dxa"/>
+            <w:tcW w:w="3054" w:type="dxa"/>
             <w:tcBorders/>
             <w:shd w:color="auto" w:fill="auto" w:val="clear"/>
           </w:tcPr>
@@ -15667,7 +16314,7 @@
         </w:tc>
         <w:tc>
           <w:tcPr>
-            <w:tcW w:w="6589" w:type="dxa"/>
+            <w:tcW w:w="6590" w:type="dxa"/>
             <w:tcBorders/>
             <w:shd w:color="auto" w:fill="auto" w:val="clear"/>
           </w:tcPr>
@@ -15690,7 +16337,7 @@
         <w:trPr/>
         <w:tc>
           <w:tcPr>
-            <w:tcW w:w="3055" w:type="dxa"/>
+            <w:tcW w:w="3054" w:type="dxa"/>
             <w:tcBorders/>
             <w:shd w:color="auto" w:fill="auto" w:val="clear"/>
           </w:tcPr>
@@ -15713,7 +16360,7 @@
         </w:tc>
         <w:tc>
           <w:tcPr>
-            <w:tcW w:w="6589" w:type="dxa"/>
+            <w:tcW w:w="6590" w:type="dxa"/>
             <w:tcBorders/>
             <w:shd w:color="auto" w:fill="auto" w:val="clear"/>
           </w:tcPr>
@@ -15739,7 +16386,7 @@
         <w:trPr/>
         <w:tc>
           <w:tcPr>
-            <w:tcW w:w="3055" w:type="dxa"/>
+            <w:tcW w:w="3054" w:type="dxa"/>
             <w:tcBorders/>
             <w:shd w:color="auto" w:fill="auto" w:val="clear"/>
           </w:tcPr>
@@ -15762,7 +16409,7 @@
         </w:tc>
         <w:tc>
           <w:tcPr>
-            <w:tcW w:w="6589" w:type="dxa"/>
+            <w:tcW w:w="6590" w:type="dxa"/>
             <w:tcBorders/>
             <w:shd w:color="auto" w:fill="auto" w:val="clear"/>
           </w:tcPr>
@@ -15788,7 +16435,7 @@
         <w:trPr/>
         <w:tc>
           <w:tcPr>
-            <w:tcW w:w="3055" w:type="dxa"/>
+            <w:tcW w:w="3054" w:type="dxa"/>
             <w:tcBorders/>
             <w:shd w:color="auto" w:fill="auto" w:val="clear"/>
           </w:tcPr>
@@ -15811,7 +16458,7 @@
         </w:tc>
         <w:tc>
           <w:tcPr>
-            <w:tcW w:w="6589" w:type="dxa"/>
+            <w:tcW w:w="6590" w:type="dxa"/>
             <w:tcBorders/>
             <w:shd w:color="auto" w:fill="auto" w:val="clear"/>
           </w:tcPr>
@@ -15837,7 +16484,7 @@
         <w:trPr/>
         <w:tc>
           <w:tcPr>
-            <w:tcW w:w="3055" w:type="dxa"/>
+            <w:tcW w:w="3054" w:type="dxa"/>
             <w:tcBorders/>
             <w:shd w:color="auto" w:fill="auto" w:val="clear"/>
           </w:tcPr>
@@ -15860,7 +16507,7 @@
         </w:tc>
         <w:tc>
           <w:tcPr>
-            <w:tcW w:w="6589" w:type="dxa"/>
+            <w:tcW w:w="6590" w:type="dxa"/>
             <w:tcBorders/>
             <w:shd w:color="auto" w:fill="auto" w:val="clear"/>
           </w:tcPr>
@@ -15886,7 +16533,7 @@
         <w:trPr/>
         <w:tc>
           <w:tcPr>
-            <w:tcW w:w="3055" w:type="dxa"/>
+            <w:tcW w:w="3054" w:type="dxa"/>
             <w:tcBorders/>
             <w:shd w:color="auto" w:fill="auto" w:val="clear"/>
           </w:tcPr>
@@ -15909,7 +16556,7 @@
         </w:tc>
         <w:tc>
           <w:tcPr>
-            <w:tcW w:w="6589" w:type="dxa"/>
+            <w:tcW w:w="6590" w:type="dxa"/>
             <w:tcBorders/>
             <w:shd w:color="auto" w:fill="auto" w:val="clear"/>
           </w:tcPr>
@@ -15937,7 +16584,7 @@
         <w:trPr/>
         <w:tc>
           <w:tcPr>
-            <w:tcW w:w="3055" w:type="dxa"/>
+            <w:tcW w:w="3054" w:type="dxa"/>
             <w:tcBorders/>
             <w:shd w:color="auto" w:fill="auto" w:val="clear"/>
           </w:tcPr>
@@ -15960,7 +16607,7 @@
         </w:tc>
         <w:tc>
           <w:tcPr>
-            <w:tcW w:w="6589" w:type="dxa"/>
+            <w:tcW w:w="6590" w:type="dxa"/>
             <w:tcBorders/>
             <w:shd w:color="auto" w:fill="auto" w:val="clear"/>
           </w:tcPr>
@@ -15983,7 +16630,7 @@
         <w:trPr/>
         <w:tc>
           <w:tcPr>
-            <w:tcW w:w="3055" w:type="dxa"/>
+            <w:tcW w:w="3054" w:type="dxa"/>
             <w:tcBorders/>
             <w:shd w:color="auto" w:fill="auto" w:val="clear"/>
           </w:tcPr>
@@ -16006,7 +16653,7 @@
         </w:tc>
         <w:tc>
           <w:tcPr>
-            <w:tcW w:w="6589" w:type="dxa"/>
+            <w:tcW w:w="6590" w:type="dxa"/>
             <w:tcBorders/>
             <w:shd w:color="auto" w:fill="auto" w:val="clear"/>
           </w:tcPr>
@@ -16029,7 +16676,7 @@
         <w:trPr/>
         <w:tc>
           <w:tcPr>
-            <w:tcW w:w="3055" w:type="dxa"/>
+            <w:tcW w:w="3054" w:type="dxa"/>
             <w:tcBorders/>
             <w:shd w:color="auto" w:fill="auto" w:val="clear"/>
           </w:tcPr>
@@ -16054,7 +16701,7 @@
         </w:tc>
         <w:tc>
           <w:tcPr>
-            <w:tcW w:w="6589" w:type="dxa"/>
+            <w:tcW w:w="6590" w:type="dxa"/>
             <w:tcBorders/>
             <w:shd w:color="auto" w:fill="auto" w:val="clear"/>
           </w:tcPr>
@@ -16077,7 +16724,7 @@
         <w:trPr/>
         <w:tc>
           <w:tcPr>
-            <w:tcW w:w="3055" w:type="dxa"/>
+            <w:tcW w:w="3054" w:type="dxa"/>
             <w:tcBorders/>
             <w:shd w:color="auto" w:fill="auto" w:val="clear"/>
           </w:tcPr>
@@ -16100,7 +16747,7 @@
         </w:tc>
         <w:tc>
           <w:tcPr>
-            <w:tcW w:w="6589" w:type="dxa"/>
+            <w:tcW w:w="6590" w:type="dxa"/>
             <w:tcBorders/>
             <w:shd w:color="auto" w:fill="auto" w:val="clear"/>
           </w:tcPr>
@@ -16123,7 +16770,7 @@
         <w:trPr/>
         <w:tc>
           <w:tcPr>
-            <w:tcW w:w="3055" w:type="dxa"/>
+            <w:tcW w:w="3054" w:type="dxa"/>
             <w:tcBorders/>
             <w:shd w:color="auto" w:fill="auto" w:val="clear"/>
           </w:tcPr>
@@ -16146,7 +16793,7 @@
         </w:tc>
         <w:tc>
           <w:tcPr>
-            <w:tcW w:w="6589" w:type="dxa"/>
+            <w:tcW w:w="6590" w:type="dxa"/>
             <w:tcBorders/>
             <w:shd w:color="auto" w:fill="auto" w:val="clear"/>
           </w:tcPr>
@@ -16172,7 +16819,7 @@
         <w:trPr/>
         <w:tc>
           <w:tcPr>
-            <w:tcW w:w="3055" w:type="dxa"/>
+            <w:tcW w:w="3054" w:type="dxa"/>
             <w:tcBorders/>
             <w:shd w:color="auto" w:fill="auto" w:val="clear"/>
           </w:tcPr>
@@ -16195,7 +16842,7 @@
         </w:tc>
         <w:tc>
           <w:tcPr>
-            <w:tcW w:w="6589" w:type="dxa"/>
+            <w:tcW w:w="6590" w:type="dxa"/>
             <w:tcBorders/>
             <w:shd w:color="auto" w:fill="auto" w:val="clear"/>
           </w:tcPr>
@@ -16218,7 +16865,7 @@
         <w:trPr/>
         <w:tc>
           <w:tcPr>
-            <w:tcW w:w="3055" w:type="dxa"/>
+            <w:tcW w:w="3054" w:type="dxa"/>
             <w:tcBorders/>
             <w:shd w:color="auto" w:fill="auto" w:val="clear"/>
           </w:tcPr>
@@ -16241,7 +16888,7 @@
         </w:tc>
         <w:tc>
           <w:tcPr>
-            <w:tcW w:w="6589" w:type="dxa"/>
+            <w:tcW w:w="6590" w:type="dxa"/>
             <w:tcBorders/>
             <w:shd w:color="auto" w:fill="auto" w:val="clear"/>
           </w:tcPr>
@@ -16267,7 +16914,7 @@
         <w:trPr/>
         <w:tc>
           <w:tcPr>
-            <w:tcW w:w="3055" w:type="dxa"/>
+            <w:tcW w:w="3054" w:type="dxa"/>
             <w:tcBorders/>
             <w:shd w:color="auto" w:fill="auto" w:val="clear"/>
           </w:tcPr>
@@ -16292,7 +16939,7 @@
         </w:tc>
         <w:tc>
           <w:tcPr>
-            <w:tcW w:w="6589" w:type="dxa"/>
+            <w:tcW w:w="6590" w:type="dxa"/>
             <w:tcBorders/>
             <w:shd w:color="auto" w:fill="auto" w:val="clear"/>
           </w:tcPr>
@@ -16316,7 +16963,7 @@
         <w:trPr/>
         <w:tc>
           <w:tcPr>
-            <w:tcW w:w="3055" w:type="dxa"/>
+            <w:tcW w:w="3054" w:type="dxa"/>
             <w:tcBorders/>
             <w:shd w:color="auto" w:fill="auto" w:val="clear"/>
           </w:tcPr>
@@ -16341,7 +16988,7 @@
         </w:tc>
         <w:tc>
           <w:tcPr>
-            <w:tcW w:w="6589" w:type="dxa"/>
+            <w:tcW w:w="6590" w:type="dxa"/>
             <w:tcBorders/>
             <w:shd w:color="auto" w:fill="auto" w:val="clear"/>
           </w:tcPr>
@@ -16423,14 +17070,14 @@
         <w:tblLook w:firstRow="1" w:noVBand="1" w:lastRow="0" w:firstColumn="1" w:lastColumn="0" w:noHBand="0" w:val="04a0"/>
       </w:tblPr>
       <w:tblGrid>
-        <w:gridCol w:w="2153"/>
-        <w:gridCol w:w="6801"/>
+        <w:gridCol w:w="2152"/>
+        <w:gridCol w:w="6802"/>
       </w:tblGrid>
       <w:tr>
         <w:trPr/>
         <w:tc>
           <w:tcPr>
-            <w:tcW w:w="2153" w:type="dxa"/>
+            <w:tcW w:w="2152" w:type="dxa"/>
             <w:tcBorders/>
             <w:shd w:color="auto" w:fill="auto" w:val="clear"/>
           </w:tcPr>
@@ -16455,7 +17102,7 @@
         </w:tc>
         <w:tc>
           <w:tcPr>
-            <w:tcW w:w="6801" w:type="dxa"/>
+            <w:tcW w:w="6802" w:type="dxa"/>
             <w:tcBorders/>
             <w:shd w:color="auto" w:fill="auto" w:val="clear"/>
           </w:tcPr>
@@ -16481,7 +17128,7 @@
         <w:trPr/>
         <w:tc>
           <w:tcPr>
-            <w:tcW w:w="2153" w:type="dxa"/>
+            <w:tcW w:w="2152" w:type="dxa"/>
             <w:tcBorders/>
             <w:shd w:color="auto" w:fill="auto" w:val="clear"/>
           </w:tcPr>
@@ -16502,7 +17149,7 @@
         </w:tc>
         <w:tc>
           <w:tcPr>
-            <w:tcW w:w="6801" w:type="dxa"/>
+            <w:tcW w:w="6802" w:type="dxa"/>
             <w:tcBorders/>
             <w:shd w:color="auto" w:fill="auto" w:val="clear"/>
           </w:tcPr>
@@ -16526,7 +17173,7 @@
         <w:trPr/>
         <w:tc>
           <w:tcPr>
-            <w:tcW w:w="2153" w:type="dxa"/>
+            <w:tcW w:w="2152" w:type="dxa"/>
             <w:tcBorders/>
             <w:shd w:color="auto" w:fill="auto" w:val="clear"/>
           </w:tcPr>
@@ -16549,7 +17196,7 @@
         </w:tc>
         <w:tc>
           <w:tcPr>
-            <w:tcW w:w="6801" w:type="dxa"/>
+            <w:tcW w:w="6802" w:type="dxa"/>
             <w:tcBorders/>
             <w:shd w:color="auto" w:fill="auto" w:val="clear"/>
           </w:tcPr>
@@ -16573,7 +17220,7 @@
         <w:trPr/>
         <w:tc>
           <w:tcPr>
-            <w:tcW w:w="2153" w:type="dxa"/>
+            <w:tcW w:w="2152" w:type="dxa"/>
             <w:tcBorders/>
             <w:shd w:color="auto" w:fill="auto" w:val="clear"/>
           </w:tcPr>
@@ -16596,7 +17243,7 @@
         </w:tc>
         <w:tc>
           <w:tcPr>
-            <w:tcW w:w="6801" w:type="dxa"/>
+            <w:tcW w:w="6802" w:type="dxa"/>
             <w:tcBorders/>
             <w:shd w:color="auto" w:fill="auto" w:val="clear"/>
           </w:tcPr>
@@ -16621,7 +17268,7 @@
         <w:trPr/>
         <w:tc>
           <w:tcPr>
-            <w:tcW w:w="2153" w:type="dxa"/>
+            <w:tcW w:w="2152" w:type="dxa"/>
             <w:tcBorders/>
             <w:shd w:color="auto" w:fill="auto" w:val="clear"/>
           </w:tcPr>
@@ -16644,7 +17291,7 @@
         </w:tc>
         <w:tc>
           <w:tcPr>
-            <w:tcW w:w="6801" w:type="dxa"/>
+            <w:tcW w:w="6802" w:type="dxa"/>
             <w:tcBorders/>
             <w:shd w:color="auto" w:fill="auto" w:val="clear"/>
           </w:tcPr>
@@ -16668,7 +17315,7 @@
         <w:trPr/>
         <w:tc>
           <w:tcPr>
-            <w:tcW w:w="2153" w:type="dxa"/>
+            <w:tcW w:w="2152" w:type="dxa"/>
             <w:tcBorders/>
             <w:shd w:color="auto" w:fill="auto" w:val="clear"/>
           </w:tcPr>
@@ -16691,7 +17338,7 @@
         </w:tc>
         <w:tc>
           <w:tcPr>
-            <w:tcW w:w="6801" w:type="dxa"/>
+            <w:tcW w:w="6802" w:type="dxa"/>
             <w:tcBorders/>
             <w:shd w:color="auto" w:fill="auto" w:val="clear"/>
           </w:tcPr>
@@ -16713,7 +17360,7 @@
         <w:trPr/>
         <w:tc>
           <w:tcPr>
-            <w:tcW w:w="2153" w:type="dxa"/>
+            <w:tcW w:w="2152" w:type="dxa"/>
             <w:tcBorders/>
             <w:shd w:color="auto" w:fill="auto" w:val="clear"/>
           </w:tcPr>
@@ -16734,7 +17381,7 @@
         </w:tc>
         <w:tc>
           <w:tcPr>
-            <w:tcW w:w="6801" w:type="dxa"/>
+            <w:tcW w:w="6802" w:type="dxa"/>
             <w:tcBorders/>
             <w:shd w:color="auto" w:fill="auto" w:val="clear"/>
           </w:tcPr>
@@ -16760,7 +17407,7 @@
         <w:trPr/>
         <w:tc>
           <w:tcPr>
-            <w:tcW w:w="2153" w:type="dxa"/>
+            <w:tcW w:w="2152" w:type="dxa"/>
             <w:tcBorders/>
             <w:shd w:color="auto" w:fill="auto" w:val="clear"/>
           </w:tcPr>
@@ -16781,7 +17428,7 @@
         </w:tc>
         <w:tc>
           <w:tcPr>
-            <w:tcW w:w="6801" w:type="dxa"/>
+            <w:tcW w:w="6802" w:type="dxa"/>
             <w:tcBorders/>
             <w:shd w:color="auto" w:fill="auto" w:val="clear"/>
           </w:tcPr>
@@ -16823,7 +17470,7 @@
         <w:trPr/>
         <w:tc>
           <w:tcPr>
-            <w:tcW w:w="2153" w:type="dxa"/>
+            <w:tcW w:w="2152" w:type="dxa"/>
             <w:tcBorders/>
             <w:shd w:color="auto" w:fill="auto" w:val="clear"/>
           </w:tcPr>
@@ -16846,7 +17493,7 @@
         </w:tc>
         <w:tc>
           <w:tcPr>
-            <w:tcW w:w="6801" w:type="dxa"/>
+            <w:tcW w:w="6802" w:type="dxa"/>
             <w:tcBorders/>
             <w:shd w:color="auto" w:fill="auto" w:val="clear"/>
           </w:tcPr>
@@ -16870,7 +17517,7 @@
         <w:trPr/>
         <w:tc>
           <w:tcPr>
-            <w:tcW w:w="2153" w:type="dxa"/>
+            <w:tcW w:w="2152" w:type="dxa"/>
             <w:tcBorders/>
             <w:shd w:color="auto" w:fill="auto" w:val="clear"/>
           </w:tcPr>
@@ -16893,7 +17540,7 @@
         </w:tc>
         <w:tc>
           <w:tcPr>
-            <w:tcW w:w="6801" w:type="dxa"/>
+            <w:tcW w:w="6802" w:type="dxa"/>
             <w:tcBorders/>
             <w:shd w:color="auto" w:fill="auto" w:val="clear"/>
           </w:tcPr>
@@ -16915,7 +17562,7 @@
         <w:trPr/>
         <w:tc>
           <w:tcPr>
-            <w:tcW w:w="2153" w:type="dxa"/>
+            <w:tcW w:w="2152" w:type="dxa"/>
             <w:tcBorders/>
             <w:shd w:color="auto" w:fill="auto" w:val="clear"/>
           </w:tcPr>
@@ -16938,7 +17585,7 @@
         </w:tc>
         <w:tc>
           <w:tcPr>
-            <w:tcW w:w="6801" w:type="dxa"/>
+            <w:tcW w:w="6802" w:type="dxa"/>
             <w:tcBorders/>
             <w:shd w:color="auto" w:fill="auto" w:val="clear"/>
           </w:tcPr>
@@ -17079,24 +17726,13 @@
     <w:p>
       <w:pPr>
         <w:pStyle w:val="Normal"/>
-        <w:rPr>
-          <w:rFonts w:ascii="Verdana" w:hAnsi="Verdana" w:cs="Verdana"/>
-        </w:rPr>
+        <w:rPr/>
       </w:pPr>
       <w:r>
         <w:rPr>
           <w:rFonts w:cs="Verdana" w:ascii="Verdana" w:hAnsi="Verdana"/>
         </w:rPr>
         <w:t>Het is een overzienbare inspanning om te 'locaten' naar andere talen zoals Zweeds, Noors, Duits of Frans.</w:t>
-      </w:r>
-    </w:p>
-    <w:p>
-      <w:pPr>
-        <w:pStyle w:val="Normal"/>
-        <w:rPr/>
-      </w:pPr>
-      <w:r>
-        <w:rPr/>
       </w:r>
       <w:r>
         <w:br w:type="page"/>
@@ -17325,7 +17961,7 @@
     </w:r>
     <w:r>
       <w:rPr/>
-      <w:t>Gebruikershandleiding voor IBOS XML muzieklezer versie 4.0.0.0.docx</w:t>
+      <w:t>Gebruikershandleiding voor IBOS XML muzieklezer versie 5.0.0.0.docx</w:t>
     </w:r>
     <w:r>
       <w:rPr/>
@@ -17367,7 +18003,7 @@
       <w:rPr>
         <w:rStyle w:val="Sidetal"/>
       </w:rPr>
-      <w:t>30</w:t>
+      <w:t>31</w:t>
     </w:r>
     <w:r>
       <w:rPr>

--- a/Documentation/Official Documentation/Gebruikershandleiding voor IBOS XML muzieklezer versie 5.0.0.0.docx
+++ b/Documentation/Official Documentation/Gebruikershandleiding voor IBOS XML muzieklezer versie 5.0.0.0.docx
@@ -72,27 +72,35 @@
       <w:sdtContent>
         <w:p>
           <w:pPr>
-            <w:pStyle w:val="Toaheading"/>
-            <w:rPr/>
+            <w:pStyle w:val="Indholdsfortegnelseoverskrift"/>
+            <w:suppressLineNumbers/>
+            <w:ind w:left="0" w:hanging="0"/>
+            <w:rPr>
+              <w:b/>
+              <w:b/>
+              <w:bCs/>
+              <w:sz w:val="32"/>
+              <w:szCs w:val="32"/>
+            </w:rPr>
           </w:pPr>
-          <w:bookmarkStart w:id="2" w:name="_Toc31150855"/>
           <w:r>
-            <w:rPr/>
+            <w:rPr>
+              <w:b/>
+              <w:bCs/>
+              <w:sz w:val="32"/>
+              <w:szCs w:val="32"/>
+            </w:rPr>
             <w:t>Inhoudsopgave</w:t>
           </w:r>
-          <w:bookmarkEnd w:id="2"/>
         </w:p>
         <w:p>
           <w:pPr>
             <w:pStyle w:val="Indholdsfortegnelse1"/>
             <w:tabs>
               <w:tab w:val="clear" w:pos="720"/>
-              <w:tab w:val="right" w:pos="9016" w:leader="dot"/>
+              <w:tab w:val="right" w:pos="9026" w:leader="dot"/>
             </w:tabs>
-            <w:rPr>
-              <w:rFonts w:ascii="Calibri" w:hAnsi="Calibri" w:eastAsia="" w:cs="" w:asciiTheme="minorHAnsi" w:cstheme="minorBidi" w:eastAsiaTheme="minorEastAsia" w:hAnsiTheme="minorHAnsi"/>
-              <w:lang w:val="nl-NL" w:eastAsia="nl-NL"/>
-            </w:rPr>
+            <w:rPr/>
           </w:pPr>
           <w:r>
             <w:fldChar w:fldCharType="begin"/>
@@ -100,2004 +108,23 @@
           <w:r>
             <w:rPr>
               <w:rStyle w:val="Indeksspring"/>
-              <w:rFonts w:ascii="Verdana" w:hAnsi="Verdana"/>
             </w:rPr>
             <w:instrText> TOC \o "1-3" \h</w:instrText>
           </w:r>
           <w:r>
             <w:rPr>
               <w:rStyle w:val="Indeksspring"/>
-              <w:rFonts w:ascii="Verdana" w:hAnsi="Verdana"/>
             </w:rPr>
             <w:fldChar w:fldCharType="separate"/>
           </w:r>
-          <w:hyperlink w:anchor="_Toc31150853">
+          <w:hyperlink w:anchor="__RefHeading___Toc1793_3443321023">
             <w:r>
               <w:rPr>
                 <w:rStyle w:val="Indeksspring"/>
-                <w:rFonts w:ascii="Verdana" w:hAnsi="Verdana"/>
-              </w:rPr>
-              <w:t>Gebruikershandleiding voor</w:t>
-            </w:r>
-            <w:r>
-              <w:rPr>
-                <w:webHidden/>
-              </w:rPr>
-              <w:fldChar w:fldCharType="begin"/>
-            </w:r>
-            <w:r>
-              <w:rPr>
-                <w:webHidden/>
-              </w:rPr>
-              <w:instrText>PAGEREF _Toc31150853 \h</w:instrText>
-            </w:r>
-            <w:r>
-              <w:rPr>
-                <w:webHidden/>
-              </w:rPr>
-              <w:fldChar w:fldCharType="separate"/>
-            </w:r>
-            <w:r>
-              <w:rPr>
-                <w:rStyle w:val="Indeksspring"/>
-              </w:rPr>
-              <w:tab/>
-              <w:t>1</w:t>
-            </w:r>
-            <w:r>
-              <w:rPr>
-                <w:webHidden/>
-              </w:rPr>
-              <w:fldChar w:fldCharType="end"/>
-            </w:r>
-          </w:hyperlink>
-        </w:p>
-        <w:p>
-          <w:pPr>
-            <w:pStyle w:val="Indholdsfortegnelse1"/>
-            <w:tabs>
-              <w:tab w:val="clear" w:pos="720"/>
-              <w:tab w:val="right" w:pos="9016" w:leader="dot"/>
-            </w:tabs>
-            <w:rPr>
-              <w:rFonts w:ascii="Calibri" w:hAnsi="Calibri" w:eastAsia="" w:cs="" w:asciiTheme="minorHAnsi" w:cstheme="minorBidi" w:eastAsiaTheme="minorEastAsia" w:hAnsiTheme="minorHAnsi"/>
-              <w:lang w:val="nl-NL" w:eastAsia="nl-NL"/>
-            </w:rPr>
-          </w:pPr>
-          <w:hyperlink w:anchor="_Toc31150854">
-            <w:r>
-              <w:rPr>
-                <w:rStyle w:val="Indeksspring"/>
-                <w:rFonts w:ascii="Verdana" w:hAnsi="Verdana"/>
-              </w:rPr>
-              <w:t>IBOS XML-muzieklezer versie 5.0.0.0</w:t>
-            </w:r>
-            <w:r>
-              <w:rPr>
-                <w:webHidden/>
-              </w:rPr>
-              <w:fldChar w:fldCharType="begin"/>
-            </w:r>
-            <w:r>
-              <w:rPr>
-                <w:webHidden/>
-              </w:rPr>
-              <w:instrText>PAGEREF _Toc31150854 \h</w:instrText>
-            </w:r>
-            <w:r>
-              <w:rPr>
-                <w:webHidden/>
-              </w:rPr>
-              <w:fldChar w:fldCharType="separate"/>
-            </w:r>
-            <w:r>
-              <w:rPr>
-                <w:rStyle w:val="Indeksspring"/>
-              </w:rPr>
-              <w:tab/>
-              <w:t>1</w:t>
-            </w:r>
-            <w:r>
-              <w:rPr>
-                <w:webHidden/>
-              </w:rPr>
-              <w:fldChar w:fldCharType="end"/>
-            </w:r>
-          </w:hyperlink>
-        </w:p>
-        <w:p>
-          <w:pPr>
-            <w:pStyle w:val="Indholdsfortegnelse1"/>
-            <w:tabs>
-              <w:tab w:val="clear" w:pos="720"/>
-              <w:tab w:val="right" w:pos="9016" w:leader="dot"/>
-            </w:tabs>
-            <w:rPr>
-              <w:rFonts w:ascii="Calibri" w:hAnsi="Calibri" w:eastAsia="" w:cs="" w:asciiTheme="minorHAnsi" w:cstheme="minorBidi" w:eastAsiaTheme="minorEastAsia" w:hAnsiTheme="minorHAnsi"/>
-              <w:lang w:val="nl-NL" w:eastAsia="nl-NL"/>
-            </w:rPr>
-          </w:pPr>
-          <w:hyperlink w:anchor="_Toc31150855">
-            <w:r>
-              <w:rPr>
-                <w:webHidden/>
-              </w:rPr>
-              <w:fldChar w:fldCharType="begin"/>
-            </w:r>
-            <w:r>
-              <w:rPr>
-                <w:webHidden/>
-              </w:rPr>
-              <w:instrText>PAGEREF _Toc31150855 \h</w:instrText>
-            </w:r>
-            <w:r>
-              <w:rPr>
-                <w:webHidden/>
-              </w:rPr>
-              <w:fldChar w:fldCharType="separate"/>
-            </w:r>
-            <w:r>
-              <w:rPr>
-                <w:rStyle w:val="Indeksspring"/>
-              </w:rPr>
-              <w:t>Inhoudsopgave</w:t>
-              <w:tab/>
-              <w:t>1</w:t>
-            </w:r>
-            <w:r>
-              <w:rPr>
-                <w:webHidden/>
-              </w:rPr>
-              <w:fldChar w:fldCharType="end"/>
-            </w:r>
-          </w:hyperlink>
-        </w:p>
-        <w:p>
-          <w:pPr>
-            <w:pStyle w:val="Indholdsfortegnelse1"/>
-            <w:tabs>
-              <w:tab w:val="clear" w:pos="720"/>
-              <w:tab w:val="right" w:pos="9016" w:leader="dot"/>
-            </w:tabs>
-            <w:rPr>
-              <w:rFonts w:ascii="Calibri" w:hAnsi="Calibri" w:eastAsia="" w:cs="" w:asciiTheme="minorHAnsi" w:cstheme="minorBidi" w:eastAsiaTheme="minorEastAsia" w:hAnsiTheme="minorHAnsi"/>
-              <w:lang w:val="nl-NL" w:eastAsia="nl-NL"/>
-            </w:rPr>
-          </w:pPr>
-          <w:hyperlink w:anchor="_Toc31150856">
-            <w:r>
-              <w:rPr>
-                <w:rStyle w:val="Indeksspring"/>
-                <w:rFonts w:ascii="Verdana" w:hAnsi="Verdana"/>
               </w:rPr>
               <w:t>Basisprincipes</w:t>
-            </w:r>
-            <w:r>
-              <w:rPr>
-                <w:webHidden/>
-              </w:rPr>
-              <w:fldChar w:fldCharType="begin"/>
-            </w:r>
-            <w:r>
-              <w:rPr>
-                <w:webHidden/>
-              </w:rPr>
-              <w:instrText>PAGEREF _Toc31150856 \h</w:instrText>
-            </w:r>
-            <w:r>
-              <w:rPr>
-                <w:webHidden/>
-              </w:rPr>
-              <w:fldChar w:fldCharType="separate"/>
-            </w:r>
-            <w:r>
-              <w:rPr>
-                <w:rStyle w:val="Indeksspring"/>
-              </w:rPr>
               <w:tab/>
               <w:t>3</w:t>
-            </w:r>
-            <w:r>
-              <w:rPr>
-                <w:webHidden/>
-              </w:rPr>
-              <w:fldChar w:fldCharType="end"/>
-            </w:r>
-          </w:hyperlink>
-        </w:p>
-        <w:p>
-          <w:pPr>
-            <w:pStyle w:val="Indholdsfortegnelse1"/>
-            <w:tabs>
-              <w:tab w:val="clear" w:pos="720"/>
-              <w:tab w:val="right" w:pos="9016" w:leader="dot"/>
-            </w:tabs>
-            <w:rPr>
-              <w:rFonts w:ascii="Calibri" w:hAnsi="Calibri" w:eastAsia="" w:cs="" w:asciiTheme="minorHAnsi" w:cstheme="minorBidi" w:eastAsiaTheme="minorEastAsia" w:hAnsiTheme="minorHAnsi"/>
-              <w:lang w:val="nl-NL" w:eastAsia="nl-NL"/>
-            </w:rPr>
-          </w:pPr>
-          <w:hyperlink w:anchor="_Toc31150857">
-            <w:r>
-              <w:rPr>
-                <w:rStyle w:val="Indeksspring"/>
-                <w:rFonts w:ascii="Verdana" w:hAnsi="Verdana"/>
-              </w:rPr>
-              <w:t>IBOS XML-muzieklezer componenten</w:t>
-            </w:r>
-            <w:r>
-              <w:rPr>
-                <w:webHidden/>
-              </w:rPr>
-              <w:fldChar w:fldCharType="begin"/>
-            </w:r>
-            <w:r>
-              <w:rPr>
-                <w:webHidden/>
-              </w:rPr>
-              <w:instrText>PAGEREF _Toc31150857 \h</w:instrText>
-            </w:r>
-            <w:r>
-              <w:rPr>
-                <w:webHidden/>
-              </w:rPr>
-              <w:fldChar w:fldCharType="separate"/>
-            </w:r>
-            <w:r>
-              <w:rPr>
-                <w:rStyle w:val="Indeksspring"/>
-              </w:rPr>
-              <w:tab/>
-              <w:t>6</w:t>
-            </w:r>
-            <w:r>
-              <w:rPr>
-                <w:webHidden/>
-              </w:rPr>
-              <w:fldChar w:fldCharType="end"/>
-            </w:r>
-          </w:hyperlink>
-        </w:p>
-        <w:p>
-          <w:pPr>
-            <w:pStyle w:val="Indholdsfortegnelse2"/>
-            <w:tabs>
-              <w:tab w:val="clear" w:pos="720"/>
-              <w:tab w:val="right" w:pos="9016" w:leader="dot"/>
-            </w:tabs>
-            <w:rPr>
-              <w:rFonts w:ascii="Calibri" w:hAnsi="Calibri" w:eastAsia="" w:cs="" w:asciiTheme="minorHAnsi" w:cstheme="minorBidi" w:eastAsiaTheme="minorEastAsia" w:hAnsiTheme="minorHAnsi"/>
-              <w:lang w:val="nl-NL" w:eastAsia="nl-NL"/>
-            </w:rPr>
-          </w:pPr>
-          <w:hyperlink w:anchor="_Toc31150858">
-            <w:r>
-              <w:rPr>
-                <w:webHidden/>
-              </w:rPr>
-              <w:fldChar w:fldCharType="begin"/>
-            </w:r>
-            <w:r>
-              <w:rPr>
-                <w:webHidden/>
-              </w:rPr>
-              <w:instrText>PAGEREF _Toc31150858 \h</w:instrText>
-            </w:r>
-            <w:r>
-              <w:rPr>
-                <w:webHidden/>
-              </w:rPr>
-              <w:fldChar w:fldCharType="separate"/>
-            </w:r>
-            <w:r>
-              <w:rPr>
-                <w:rStyle w:val="Indeksspring"/>
-              </w:rPr>
-              <w:t>De menubalk</w:t>
-              <w:tab/>
-              <w:t>6</w:t>
-            </w:r>
-            <w:r>
-              <w:rPr>
-                <w:webHidden/>
-              </w:rPr>
-              <w:fldChar w:fldCharType="end"/>
-            </w:r>
-          </w:hyperlink>
-        </w:p>
-        <w:p>
-          <w:pPr>
-            <w:pStyle w:val="Indholdsfortegnelse3"/>
-            <w:tabs>
-              <w:tab w:val="clear" w:pos="720"/>
-              <w:tab w:val="right" w:pos="9016" w:leader="dot"/>
-            </w:tabs>
-            <w:rPr>
-              <w:rFonts w:ascii="Calibri" w:hAnsi="Calibri" w:eastAsia="" w:cs="" w:asciiTheme="minorHAnsi" w:cstheme="minorBidi" w:eastAsiaTheme="minorEastAsia" w:hAnsiTheme="minorHAnsi"/>
-              <w:lang w:val="nl-NL" w:eastAsia="nl-NL"/>
-            </w:rPr>
-          </w:pPr>
-          <w:hyperlink w:anchor="_Toc31150859">
-            <w:r>
-              <w:rPr>
-                <w:rStyle w:val="Indeksspring"/>
-                <w:rFonts w:ascii="Verdana" w:hAnsi="Verdana"/>
-              </w:rPr>
-              <w:t>Bestanden</w:t>
-            </w:r>
-            <w:r>
-              <w:rPr>
-                <w:webHidden/>
-              </w:rPr>
-              <w:fldChar w:fldCharType="begin"/>
-            </w:r>
-            <w:r>
-              <w:rPr>
-                <w:webHidden/>
-              </w:rPr>
-              <w:instrText>PAGEREF _Toc31150859 \h</w:instrText>
-            </w:r>
-            <w:r>
-              <w:rPr>
-                <w:webHidden/>
-              </w:rPr>
-              <w:fldChar w:fldCharType="separate"/>
-            </w:r>
-            <w:r>
-              <w:rPr>
-                <w:rStyle w:val="Indeksspring"/>
-              </w:rPr>
-              <w:tab/>
-              <w:t>9</w:t>
-            </w:r>
-            <w:r>
-              <w:rPr>
-                <w:webHidden/>
-              </w:rPr>
-              <w:fldChar w:fldCharType="end"/>
-            </w:r>
-          </w:hyperlink>
-        </w:p>
-        <w:p>
-          <w:pPr>
-            <w:pStyle w:val="Indholdsfortegnelse3"/>
-            <w:tabs>
-              <w:tab w:val="clear" w:pos="720"/>
-              <w:tab w:val="right" w:pos="9016" w:leader="dot"/>
-            </w:tabs>
-            <w:rPr>
-              <w:rFonts w:ascii="Calibri" w:hAnsi="Calibri" w:eastAsia="" w:cs="" w:asciiTheme="minorHAnsi" w:cstheme="minorBidi" w:eastAsiaTheme="minorEastAsia" w:hAnsiTheme="minorHAnsi"/>
-              <w:lang w:val="nl-NL" w:eastAsia="nl-NL"/>
-            </w:rPr>
-          </w:pPr>
-          <w:hyperlink w:anchor="_Toc31150860">
-            <w:r>
-              <w:rPr>
-                <w:rStyle w:val="Indeksspring"/>
-                <w:rFonts w:ascii="Verdana" w:hAnsi="Verdana"/>
-              </w:rPr>
-              <w:t>Wijzig</w:t>
-            </w:r>
-            <w:r>
-              <w:rPr>
-                <w:webHidden/>
-              </w:rPr>
-              <w:fldChar w:fldCharType="begin"/>
-            </w:r>
-            <w:r>
-              <w:rPr>
-                <w:webHidden/>
-              </w:rPr>
-              <w:instrText>PAGEREF _Toc31150860 \h</w:instrText>
-            </w:r>
-            <w:r>
-              <w:rPr>
-                <w:webHidden/>
-              </w:rPr>
-              <w:fldChar w:fldCharType="separate"/>
-            </w:r>
-            <w:r>
-              <w:rPr>
-                <w:rStyle w:val="Indeksspring"/>
-              </w:rPr>
-              <w:tab/>
-              <w:t>9</w:t>
-            </w:r>
-            <w:r>
-              <w:rPr>
-                <w:webHidden/>
-              </w:rPr>
-              <w:fldChar w:fldCharType="end"/>
-            </w:r>
-          </w:hyperlink>
-        </w:p>
-        <w:p>
-          <w:pPr>
-            <w:pStyle w:val="Indholdsfortegnelse3"/>
-            <w:tabs>
-              <w:tab w:val="clear" w:pos="720"/>
-              <w:tab w:val="right" w:pos="9016" w:leader="dot"/>
-            </w:tabs>
-            <w:rPr>
-              <w:rFonts w:ascii="Calibri" w:hAnsi="Calibri" w:eastAsia="" w:cs="" w:asciiTheme="minorHAnsi" w:cstheme="minorBidi" w:eastAsiaTheme="minorEastAsia" w:hAnsiTheme="minorHAnsi"/>
-              <w:lang w:val="nl-NL" w:eastAsia="nl-NL"/>
-            </w:rPr>
-          </w:pPr>
-          <w:hyperlink w:anchor="_Toc31150861">
-            <w:r>
-              <w:rPr>
-                <w:rStyle w:val="Indeksspring"/>
-                <w:rFonts w:ascii="Verdana" w:hAnsi="Verdana"/>
-              </w:rPr>
-              <w:t>Toon</w:t>
-            </w:r>
-            <w:r>
-              <w:rPr>
-                <w:webHidden/>
-              </w:rPr>
-              <w:fldChar w:fldCharType="begin"/>
-            </w:r>
-            <w:r>
-              <w:rPr>
-                <w:webHidden/>
-              </w:rPr>
-              <w:instrText>PAGEREF _Toc31150861 \h</w:instrText>
-            </w:r>
-            <w:r>
-              <w:rPr>
-                <w:webHidden/>
-              </w:rPr>
-              <w:fldChar w:fldCharType="separate"/>
-            </w:r>
-            <w:r>
-              <w:rPr>
-                <w:rStyle w:val="Indeksspring"/>
-              </w:rPr>
-              <w:tab/>
-              <w:t>9</w:t>
-            </w:r>
-            <w:r>
-              <w:rPr>
-                <w:webHidden/>
-              </w:rPr>
-              <w:fldChar w:fldCharType="end"/>
-            </w:r>
-          </w:hyperlink>
-        </w:p>
-        <w:p>
-          <w:pPr>
-            <w:pStyle w:val="Indholdsfortegnelse3"/>
-            <w:tabs>
-              <w:tab w:val="clear" w:pos="720"/>
-              <w:tab w:val="right" w:pos="9016" w:leader="dot"/>
-            </w:tabs>
-            <w:rPr>
-              <w:rFonts w:ascii="Calibri" w:hAnsi="Calibri" w:eastAsia="" w:cs="" w:asciiTheme="minorHAnsi" w:cstheme="minorBidi" w:eastAsiaTheme="minorEastAsia" w:hAnsiTheme="minorHAnsi"/>
-              <w:lang w:val="nl-NL" w:eastAsia="nl-NL"/>
-            </w:rPr>
-          </w:pPr>
-          <w:hyperlink w:anchor="_Toc31150862">
-            <w:r>
-              <w:rPr>
-                <w:rStyle w:val="Indeksspring"/>
-                <w:rFonts w:ascii="Verdana" w:hAnsi="Verdana"/>
-              </w:rPr>
-              <w:t>Instellingen</w:t>
-            </w:r>
-            <w:r>
-              <w:rPr>
-                <w:webHidden/>
-              </w:rPr>
-              <w:fldChar w:fldCharType="begin"/>
-            </w:r>
-            <w:r>
-              <w:rPr>
-                <w:webHidden/>
-              </w:rPr>
-              <w:instrText>PAGEREF _Toc31150862 \h</w:instrText>
-            </w:r>
-            <w:r>
-              <w:rPr>
-                <w:webHidden/>
-              </w:rPr>
-              <w:fldChar w:fldCharType="separate"/>
-            </w:r>
-            <w:r>
-              <w:rPr>
-                <w:rStyle w:val="Indeksspring"/>
-              </w:rPr>
-              <w:tab/>
-              <w:t>10</w:t>
-            </w:r>
-            <w:r>
-              <w:rPr>
-                <w:webHidden/>
-              </w:rPr>
-              <w:fldChar w:fldCharType="end"/>
-            </w:r>
-          </w:hyperlink>
-        </w:p>
-        <w:p>
-          <w:pPr>
-            <w:pStyle w:val="Indholdsfortegnelse3"/>
-            <w:tabs>
-              <w:tab w:val="clear" w:pos="720"/>
-              <w:tab w:val="right" w:pos="9016" w:leader="dot"/>
-            </w:tabs>
-            <w:rPr>
-              <w:rFonts w:ascii="Calibri" w:hAnsi="Calibri" w:eastAsia="" w:cs="" w:asciiTheme="minorHAnsi" w:cstheme="minorBidi" w:eastAsiaTheme="minorEastAsia" w:hAnsiTheme="minorHAnsi"/>
-              <w:lang w:val="nl-NL" w:eastAsia="nl-NL"/>
-            </w:rPr>
-          </w:pPr>
-          <w:hyperlink w:anchor="_Toc31150863">
-            <w:r>
-              <w:rPr>
-                <w:rStyle w:val="Indeksspring"/>
-                <w:rFonts w:ascii="Verdana" w:hAnsi="Verdana"/>
-              </w:rPr>
-              <w:t>Hulpmiddelen</w:t>
-            </w:r>
-            <w:r>
-              <w:rPr>
-                <w:webHidden/>
-              </w:rPr>
-              <w:fldChar w:fldCharType="begin"/>
-            </w:r>
-            <w:r>
-              <w:rPr>
-                <w:webHidden/>
-              </w:rPr>
-              <w:instrText>PAGEREF _Toc31150863 \h</w:instrText>
-            </w:r>
-            <w:r>
-              <w:rPr>
-                <w:webHidden/>
-              </w:rPr>
-              <w:fldChar w:fldCharType="separate"/>
-            </w:r>
-            <w:r>
-              <w:rPr>
-                <w:rStyle w:val="Indeksspring"/>
-              </w:rPr>
-              <w:tab/>
-              <w:t>11</w:t>
-            </w:r>
-            <w:r>
-              <w:rPr>
-                <w:webHidden/>
-              </w:rPr>
-              <w:fldChar w:fldCharType="end"/>
-            </w:r>
-          </w:hyperlink>
-        </w:p>
-        <w:p>
-          <w:pPr>
-            <w:pStyle w:val="Indholdsfortegnelse3"/>
-            <w:tabs>
-              <w:tab w:val="clear" w:pos="720"/>
-              <w:tab w:val="right" w:pos="9016" w:leader="dot"/>
-            </w:tabs>
-            <w:rPr>
-              <w:rFonts w:ascii="Calibri" w:hAnsi="Calibri" w:eastAsia="" w:cs="" w:asciiTheme="minorHAnsi" w:cstheme="minorBidi" w:eastAsiaTheme="minorEastAsia" w:hAnsiTheme="minorHAnsi"/>
-              <w:lang w:val="nl-NL" w:eastAsia="nl-NL"/>
-            </w:rPr>
-          </w:pPr>
-          <w:hyperlink w:anchor="_Toc31150864">
-            <w:r>
-              <w:rPr>
-                <w:rStyle w:val="Indeksspring"/>
-                <w:rFonts w:ascii="Verdana" w:hAnsi="Verdana"/>
-              </w:rPr>
-              <w:t>Muziek bibliotheken</w:t>
-            </w:r>
-            <w:r>
-              <w:rPr>
-                <w:webHidden/>
-              </w:rPr>
-              <w:fldChar w:fldCharType="begin"/>
-            </w:r>
-            <w:r>
-              <w:rPr>
-                <w:webHidden/>
-              </w:rPr>
-              <w:instrText>PAGEREF _Toc31150864 \h</w:instrText>
-            </w:r>
-            <w:r>
-              <w:rPr>
-                <w:webHidden/>
-              </w:rPr>
-              <w:fldChar w:fldCharType="separate"/>
-            </w:r>
-            <w:r>
-              <w:rPr>
-                <w:rStyle w:val="Indeksspring"/>
-              </w:rPr>
-              <w:tab/>
-              <w:t>11</w:t>
-            </w:r>
-            <w:r>
-              <w:rPr>
-                <w:webHidden/>
-              </w:rPr>
-              <w:fldChar w:fldCharType="end"/>
-            </w:r>
-          </w:hyperlink>
-        </w:p>
-        <w:p>
-          <w:pPr>
-            <w:pStyle w:val="Indholdsfortegnelse3"/>
-            <w:tabs>
-              <w:tab w:val="clear" w:pos="720"/>
-              <w:tab w:val="right" w:pos="9016" w:leader="dot"/>
-            </w:tabs>
-            <w:rPr>
-              <w:rFonts w:ascii="Calibri" w:hAnsi="Calibri" w:eastAsia="" w:cs="" w:asciiTheme="minorHAnsi" w:cstheme="minorBidi" w:eastAsiaTheme="minorEastAsia" w:hAnsiTheme="minorHAnsi"/>
-              <w:lang w:val="nl-NL" w:eastAsia="nl-NL"/>
-            </w:rPr>
-          </w:pPr>
-          <w:hyperlink w:anchor="_Toc31150865">
-            <w:r>
-              <w:rPr>
-                <w:rStyle w:val="Indeksspring"/>
-                <w:rFonts w:ascii="Verdana" w:hAnsi="Verdana"/>
-              </w:rPr>
-              <w:t>Help</w:t>
-            </w:r>
-            <w:r>
-              <w:rPr>
-                <w:webHidden/>
-              </w:rPr>
-              <w:fldChar w:fldCharType="begin"/>
-            </w:r>
-            <w:r>
-              <w:rPr>
-                <w:webHidden/>
-              </w:rPr>
-              <w:instrText>PAGEREF _Toc31150865 \h</w:instrText>
-            </w:r>
-            <w:r>
-              <w:rPr>
-                <w:webHidden/>
-              </w:rPr>
-              <w:fldChar w:fldCharType="separate"/>
-            </w:r>
-            <w:r>
-              <w:rPr>
-                <w:rStyle w:val="Indeksspring"/>
-              </w:rPr>
-              <w:tab/>
-              <w:t>11</w:t>
-            </w:r>
-            <w:r>
-              <w:rPr>
-                <w:webHidden/>
-              </w:rPr>
-              <w:fldChar w:fldCharType="end"/>
-            </w:r>
-          </w:hyperlink>
-        </w:p>
-        <w:p>
-          <w:pPr>
-            <w:pStyle w:val="Indholdsfortegnelse2"/>
-            <w:tabs>
-              <w:tab w:val="clear" w:pos="720"/>
-              <w:tab w:val="right" w:pos="9016" w:leader="dot"/>
-            </w:tabs>
-            <w:rPr>
-              <w:rFonts w:ascii="Calibri" w:hAnsi="Calibri" w:eastAsia="" w:cs="" w:asciiTheme="minorHAnsi" w:cstheme="minorBidi" w:eastAsiaTheme="minorEastAsia" w:hAnsiTheme="minorHAnsi"/>
-              <w:lang w:val="nl-NL" w:eastAsia="nl-NL"/>
-            </w:rPr>
-          </w:pPr>
-          <w:hyperlink w:anchor="_Toc31150866">
-            <w:r>
-              <w:rPr>
-                <w:rStyle w:val="Indeksspring"/>
-                <w:rFonts w:ascii="Verdana" w:hAnsi="Verdana"/>
-              </w:rPr>
-              <w:t>De notenlijst</w:t>
-            </w:r>
-            <w:r>
-              <w:rPr>
-                <w:webHidden/>
-              </w:rPr>
-              <w:fldChar w:fldCharType="begin"/>
-            </w:r>
-            <w:r>
-              <w:rPr>
-                <w:webHidden/>
-              </w:rPr>
-              <w:instrText>PAGEREF _Toc31150866 \h</w:instrText>
-            </w:r>
-            <w:r>
-              <w:rPr>
-                <w:webHidden/>
-              </w:rPr>
-              <w:fldChar w:fldCharType="separate"/>
-            </w:r>
-            <w:r>
-              <w:rPr>
-                <w:rStyle w:val="Indeksspring"/>
-              </w:rPr>
-              <w:tab/>
-              <w:t>12</w:t>
-            </w:r>
-            <w:r>
-              <w:rPr>
-                <w:webHidden/>
-              </w:rPr>
-              <w:fldChar w:fldCharType="end"/>
-            </w:r>
-          </w:hyperlink>
-        </w:p>
-        <w:p>
-          <w:pPr>
-            <w:pStyle w:val="Indholdsfortegnelse2"/>
-            <w:tabs>
-              <w:tab w:val="clear" w:pos="720"/>
-              <w:tab w:val="right" w:pos="9016" w:leader="dot"/>
-            </w:tabs>
-            <w:rPr>
-              <w:rFonts w:ascii="Calibri" w:hAnsi="Calibri" w:eastAsia="" w:cs="" w:asciiTheme="minorHAnsi" w:cstheme="minorBidi" w:eastAsiaTheme="minorEastAsia" w:hAnsiTheme="minorHAnsi"/>
-              <w:lang w:val="nl-NL" w:eastAsia="nl-NL"/>
-            </w:rPr>
-          </w:pPr>
-          <w:hyperlink w:anchor="_Toc31150867">
-            <w:r>
-              <w:rPr>
-                <w:rStyle w:val="Indeksspring"/>
-                <w:rFonts w:ascii="Verdana" w:hAnsi="Verdana"/>
-              </w:rPr>
-              <w:t>Het noten filter</w:t>
-            </w:r>
-            <w:r>
-              <w:rPr>
-                <w:webHidden/>
-              </w:rPr>
-              <w:fldChar w:fldCharType="begin"/>
-            </w:r>
-            <w:r>
-              <w:rPr>
-                <w:webHidden/>
-              </w:rPr>
-              <w:instrText>PAGEREF _Toc31150867 \h</w:instrText>
-            </w:r>
-            <w:r>
-              <w:rPr>
-                <w:webHidden/>
-              </w:rPr>
-              <w:fldChar w:fldCharType="separate"/>
-            </w:r>
-            <w:r>
-              <w:rPr>
-                <w:rStyle w:val="Indeksspring"/>
-              </w:rPr>
-              <w:tab/>
-              <w:t>15</w:t>
-            </w:r>
-            <w:r>
-              <w:rPr>
-                <w:webHidden/>
-              </w:rPr>
-              <w:fldChar w:fldCharType="end"/>
-            </w:r>
-          </w:hyperlink>
-        </w:p>
-        <w:p>
-          <w:pPr>
-            <w:pStyle w:val="Indholdsfortegnelse2"/>
-            <w:tabs>
-              <w:tab w:val="clear" w:pos="720"/>
-              <w:tab w:val="right" w:pos="9016" w:leader="dot"/>
-            </w:tabs>
-            <w:rPr>
-              <w:rFonts w:ascii="Calibri" w:hAnsi="Calibri" w:eastAsia="" w:cs="" w:asciiTheme="minorHAnsi" w:cstheme="minorBidi" w:eastAsiaTheme="minorEastAsia" w:hAnsiTheme="minorHAnsi"/>
-              <w:lang w:val="nl-NL" w:eastAsia="nl-NL"/>
-            </w:rPr>
-          </w:pPr>
-          <w:hyperlink w:anchor="_Toc31150868">
-            <w:r>
-              <w:rPr>
-                <w:rStyle w:val="Indeksspring"/>
-                <w:rFonts w:ascii="Verdana" w:hAnsi="Verdana"/>
-              </w:rPr>
-              <w:t>De statusbalk</w:t>
-            </w:r>
-            <w:r>
-              <w:rPr>
-                <w:webHidden/>
-              </w:rPr>
-              <w:fldChar w:fldCharType="begin"/>
-            </w:r>
-            <w:r>
-              <w:rPr>
-                <w:webHidden/>
-              </w:rPr>
-              <w:instrText>PAGEREF _Toc31150868 \h</w:instrText>
-            </w:r>
-            <w:r>
-              <w:rPr>
-                <w:webHidden/>
-              </w:rPr>
-              <w:fldChar w:fldCharType="separate"/>
-            </w:r>
-            <w:r>
-              <w:rPr>
-                <w:rStyle w:val="Indeksspring"/>
-              </w:rPr>
-              <w:tab/>
-              <w:t>17</w:t>
-            </w:r>
-            <w:r>
-              <w:rPr>
-                <w:webHidden/>
-              </w:rPr>
-              <w:fldChar w:fldCharType="end"/>
-            </w:r>
-          </w:hyperlink>
-        </w:p>
-        <w:p>
-          <w:pPr>
-            <w:pStyle w:val="Indholdsfortegnelse2"/>
-            <w:tabs>
-              <w:tab w:val="clear" w:pos="720"/>
-              <w:tab w:val="right" w:pos="9016" w:leader="dot"/>
-            </w:tabs>
-            <w:rPr>
-              <w:rFonts w:ascii="Calibri" w:hAnsi="Calibri" w:eastAsia="" w:cs="" w:asciiTheme="minorHAnsi" w:cstheme="minorBidi" w:eastAsiaTheme="minorEastAsia" w:hAnsiTheme="minorHAnsi"/>
-              <w:lang w:val="nl-NL" w:eastAsia="nl-NL"/>
-            </w:rPr>
-          </w:pPr>
-          <w:hyperlink w:anchor="_Toc31150869">
-            <w:r>
-              <w:rPr>
-                <w:rStyle w:val="Indeksspring"/>
-                <w:rFonts w:ascii="Verdana" w:hAnsi="Verdana"/>
-              </w:rPr>
-              <w:t>De detail lijst</w:t>
-            </w:r>
-            <w:r>
-              <w:rPr>
-                <w:webHidden/>
-              </w:rPr>
-              <w:fldChar w:fldCharType="begin"/>
-            </w:r>
-            <w:r>
-              <w:rPr>
-                <w:webHidden/>
-              </w:rPr>
-              <w:instrText>PAGEREF _Toc31150869 \h</w:instrText>
-            </w:r>
-            <w:r>
-              <w:rPr>
-                <w:webHidden/>
-              </w:rPr>
-              <w:fldChar w:fldCharType="separate"/>
-            </w:r>
-            <w:r>
-              <w:rPr>
-                <w:rStyle w:val="Indeksspring"/>
-              </w:rPr>
-              <w:tab/>
-              <w:t>17</w:t>
-            </w:r>
-            <w:r>
-              <w:rPr>
-                <w:webHidden/>
-              </w:rPr>
-              <w:fldChar w:fldCharType="end"/>
-            </w:r>
-          </w:hyperlink>
-        </w:p>
-        <w:p>
-          <w:pPr>
-            <w:pStyle w:val="Indholdsfortegnelse2"/>
-            <w:tabs>
-              <w:tab w:val="clear" w:pos="720"/>
-              <w:tab w:val="right" w:pos="9016" w:leader="dot"/>
-            </w:tabs>
-            <w:rPr>
-              <w:rFonts w:ascii="Calibri" w:hAnsi="Calibri" w:eastAsia="" w:cs="" w:asciiTheme="minorHAnsi" w:cstheme="minorBidi" w:eastAsiaTheme="minorEastAsia" w:hAnsiTheme="minorHAnsi"/>
-              <w:lang w:val="nl-NL" w:eastAsia="nl-NL"/>
-            </w:rPr>
-          </w:pPr>
-          <w:hyperlink w:anchor="_Toc31150870">
-            <w:r>
-              <w:rPr>
-                <w:rStyle w:val="Indeksspring"/>
-                <w:rFonts w:ascii="Verdana" w:hAnsi="Verdana"/>
-              </w:rPr>
-              <w:t>Status details</w:t>
-            </w:r>
-            <w:r>
-              <w:rPr>
-                <w:webHidden/>
-              </w:rPr>
-              <w:fldChar w:fldCharType="begin"/>
-            </w:r>
-            <w:r>
-              <w:rPr>
-                <w:webHidden/>
-              </w:rPr>
-              <w:instrText>PAGEREF _Toc31150870 \h</w:instrText>
-            </w:r>
-            <w:r>
-              <w:rPr>
-                <w:webHidden/>
-              </w:rPr>
-              <w:fldChar w:fldCharType="separate"/>
-            </w:r>
-            <w:r>
-              <w:rPr>
-                <w:rStyle w:val="Indeksspring"/>
-              </w:rPr>
-              <w:tab/>
-              <w:t>18</w:t>
-            </w:r>
-            <w:r>
-              <w:rPr>
-                <w:webHidden/>
-              </w:rPr>
-              <w:fldChar w:fldCharType="end"/>
-            </w:r>
-          </w:hyperlink>
-        </w:p>
-        <w:p>
-          <w:pPr>
-            <w:pStyle w:val="Indholdsfortegnelse2"/>
-            <w:tabs>
-              <w:tab w:val="clear" w:pos="720"/>
-              <w:tab w:val="right" w:pos="9016" w:leader="dot"/>
-            </w:tabs>
-            <w:rPr>
-              <w:rFonts w:ascii="Calibri" w:hAnsi="Calibri" w:eastAsia="" w:cs="" w:asciiTheme="minorHAnsi" w:cstheme="minorBidi" w:eastAsiaTheme="minorEastAsia" w:hAnsiTheme="minorHAnsi"/>
-              <w:lang w:val="nl-NL" w:eastAsia="nl-NL"/>
-            </w:rPr>
-          </w:pPr>
-          <w:hyperlink w:anchor="_Toc31150871">
-            <w:r>
-              <w:rPr>
-                <w:rStyle w:val="Indeksspring"/>
-                <w:rFonts w:ascii="Verdana" w:hAnsi="Verdana"/>
-              </w:rPr>
-              <w:t>akkoord symbolen</w:t>
-            </w:r>
-            <w:r>
-              <w:rPr>
-                <w:webHidden/>
-              </w:rPr>
-              <w:fldChar w:fldCharType="begin"/>
-            </w:r>
-            <w:r>
-              <w:rPr>
-                <w:webHidden/>
-              </w:rPr>
-              <w:instrText>PAGEREF _Toc31150871 \h</w:instrText>
-            </w:r>
-            <w:r>
-              <w:rPr>
-                <w:webHidden/>
-              </w:rPr>
-              <w:fldChar w:fldCharType="separate"/>
-            </w:r>
-            <w:r>
-              <w:rPr>
-                <w:rStyle w:val="Indeksspring"/>
-              </w:rPr>
-              <w:tab/>
-              <w:t>18</w:t>
-            </w:r>
-            <w:r>
-              <w:rPr>
-                <w:webHidden/>
-              </w:rPr>
-              <w:fldChar w:fldCharType="end"/>
-            </w:r>
-          </w:hyperlink>
-        </w:p>
-        <w:p>
-          <w:pPr>
-            <w:pStyle w:val="Indholdsfortegnelse2"/>
-            <w:tabs>
-              <w:tab w:val="clear" w:pos="720"/>
-              <w:tab w:val="right" w:pos="9016" w:leader="dot"/>
-            </w:tabs>
-            <w:rPr>
-              <w:rFonts w:ascii="Calibri" w:hAnsi="Calibri" w:eastAsia="" w:cs="" w:asciiTheme="minorHAnsi" w:cstheme="minorBidi" w:eastAsiaTheme="minorEastAsia" w:hAnsiTheme="minorHAnsi"/>
-              <w:lang w:val="nl-NL" w:eastAsia="nl-NL"/>
-            </w:rPr>
-          </w:pPr>
-          <w:hyperlink w:anchor="_Toc31150872">
-            <w:r>
-              <w:rPr>
-                <w:rStyle w:val="Indeksspring"/>
-                <w:rFonts w:ascii="Verdana" w:hAnsi="Verdana"/>
-              </w:rPr>
-              <w:t>Losse noten voor alle partijen</w:t>
-            </w:r>
-            <w:r>
-              <w:rPr>
-                <w:webHidden/>
-              </w:rPr>
-              <w:fldChar w:fldCharType="begin"/>
-            </w:r>
-            <w:r>
-              <w:rPr>
-                <w:webHidden/>
-              </w:rPr>
-              <w:instrText>PAGEREF _Toc31150872 \h</w:instrText>
-            </w:r>
-            <w:r>
-              <w:rPr>
-                <w:webHidden/>
-              </w:rPr>
-              <w:fldChar w:fldCharType="separate"/>
-            </w:r>
-            <w:r>
-              <w:rPr>
-                <w:rStyle w:val="Indeksspring"/>
-              </w:rPr>
-              <w:tab/>
-              <w:t>18</w:t>
-            </w:r>
-            <w:r>
-              <w:rPr>
-                <w:webHidden/>
-              </w:rPr>
-              <w:fldChar w:fldCharType="end"/>
-            </w:r>
-          </w:hyperlink>
-        </w:p>
-        <w:p>
-          <w:pPr>
-            <w:pStyle w:val="Indholdsfortegnelse2"/>
-            <w:tabs>
-              <w:tab w:val="clear" w:pos="720"/>
-              <w:tab w:val="right" w:pos="9016" w:leader="dot"/>
-            </w:tabs>
-            <w:rPr>
-              <w:rFonts w:ascii="Calibri" w:hAnsi="Calibri" w:eastAsia="" w:cs="" w:asciiTheme="minorHAnsi" w:cstheme="minorBidi" w:eastAsiaTheme="minorEastAsia" w:hAnsiTheme="minorHAnsi"/>
-              <w:lang w:val="nl-NL" w:eastAsia="nl-NL"/>
-            </w:rPr>
-          </w:pPr>
-          <w:hyperlink w:anchor="_Toc31150873">
-            <w:r>
-              <w:rPr>
-                <w:rStyle w:val="Indeksspring"/>
-                <w:rFonts w:ascii="Verdana" w:hAnsi="Verdana"/>
-              </w:rPr>
-              <w:t>Losse partijen</w:t>
-            </w:r>
-            <w:r>
-              <w:rPr>
-                <w:webHidden/>
-              </w:rPr>
-              <w:fldChar w:fldCharType="begin"/>
-            </w:r>
-            <w:r>
-              <w:rPr>
-                <w:webHidden/>
-              </w:rPr>
-              <w:instrText>PAGEREF _Toc31150873 \h</w:instrText>
-            </w:r>
-            <w:r>
-              <w:rPr>
-                <w:webHidden/>
-              </w:rPr>
-              <w:fldChar w:fldCharType="separate"/>
-            </w:r>
-            <w:r>
-              <w:rPr>
-                <w:rStyle w:val="Indeksspring"/>
-              </w:rPr>
-              <w:tab/>
-              <w:t>19</w:t>
-            </w:r>
-            <w:r>
-              <w:rPr>
-                <w:webHidden/>
-              </w:rPr>
-              <w:fldChar w:fldCharType="end"/>
-            </w:r>
-          </w:hyperlink>
-        </w:p>
-        <w:p>
-          <w:pPr>
-            <w:pStyle w:val="Indholdsfortegnelse2"/>
-            <w:tabs>
-              <w:tab w:val="clear" w:pos="720"/>
-              <w:tab w:val="right" w:pos="9016" w:leader="dot"/>
-            </w:tabs>
-            <w:rPr>
-              <w:rFonts w:ascii="Calibri" w:hAnsi="Calibri" w:eastAsia="" w:cs="" w:asciiTheme="minorHAnsi" w:cstheme="minorBidi" w:eastAsiaTheme="minorEastAsia" w:hAnsiTheme="minorHAnsi"/>
-              <w:lang w:val="nl-NL" w:eastAsia="nl-NL"/>
-            </w:rPr>
-          </w:pPr>
-          <w:hyperlink w:anchor="_Toc31150874">
-            <w:r>
-              <w:rPr>
-                <w:rStyle w:val="Indeksspring"/>
-                <w:rFonts w:ascii="Verdana" w:hAnsi="Verdana"/>
-              </w:rPr>
-              <w:t>Losse noten voor een geselecteerde partij</w:t>
-            </w:r>
-            <w:r>
-              <w:rPr>
-                <w:webHidden/>
-              </w:rPr>
-              <w:fldChar w:fldCharType="begin"/>
-            </w:r>
-            <w:r>
-              <w:rPr>
-                <w:webHidden/>
-              </w:rPr>
-              <w:instrText>PAGEREF _Toc31150874 \h</w:instrText>
-            </w:r>
-            <w:r>
-              <w:rPr>
-                <w:webHidden/>
-              </w:rPr>
-              <w:fldChar w:fldCharType="separate"/>
-            </w:r>
-            <w:r>
-              <w:rPr>
-                <w:rStyle w:val="Indeksspring"/>
-              </w:rPr>
-              <w:tab/>
-              <w:t>19</w:t>
-            </w:r>
-            <w:r>
-              <w:rPr>
-                <w:webHidden/>
-              </w:rPr>
-              <w:fldChar w:fldCharType="end"/>
-            </w:r>
-          </w:hyperlink>
-        </w:p>
-        <w:p>
-          <w:pPr>
-            <w:pStyle w:val="Indholdsfortegnelse1"/>
-            <w:tabs>
-              <w:tab w:val="clear" w:pos="720"/>
-              <w:tab w:val="right" w:pos="9016" w:leader="dot"/>
-            </w:tabs>
-            <w:rPr>
-              <w:rFonts w:ascii="Calibri" w:hAnsi="Calibri" w:eastAsia="" w:cs="" w:asciiTheme="minorHAnsi" w:cstheme="minorBidi" w:eastAsiaTheme="minorEastAsia" w:hAnsiTheme="minorHAnsi"/>
-              <w:lang w:val="nl-NL" w:eastAsia="nl-NL"/>
-            </w:rPr>
-          </w:pPr>
-          <w:hyperlink w:anchor="_Toc31150875">
-            <w:r>
-              <w:rPr>
-                <w:rStyle w:val="Indeksspring"/>
-                <w:rFonts w:ascii="Verdana" w:hAnsi="Verdana"/>
-              </w:rPr>
-              <w:t>Bladmuziek importeren van internet</w:t>
-            </w:r>
-            <w:r>
-              <w:rPr>
-                <w:webHidden/>
-              </w:rPr>
-              <w:fldChar w:fldCharType="begin"/>
-            </w:r>
-            <w:r>
-              <w:rPr>
-                <w:webHidden/>
-              </w:rPr>
-              <w:instrText>PAGEREF _Toc31150875 \h</w:instrText>
-            </w:r>
-            <w:r>
-              <w:rPr>
-                <w:webHidden/>
-              </w:rPr>
-              <w:fldChar w:fldCharType="separate"/>
-            </w:r>
-            <w:r>
-              <w:rPr>
-                <w:rStyle w:val="Indeksspring"/>
-              </w:rPr>
-              <w:tab/>
-              <w:t>20</w:t>
-            </w:r>
-            <w:r>
-              <w:rPr>
-                <w:webHidden/>
-              </w:rPr>
-              <w:fldChar w:fldCharType="end"/>
-            </w:r>
-          </w:hyperlink>
-        </w:p>
-        <w:p>
-          <w:pPr>
-            <w:pStyle w:val="Indholdsfortegnelse1"/>
-            <w:tabs>
-              <w:tab w:val="clear" w:pos="720"/>
-              <w:tab w:val="right" w:pos="9016" w:leader="dot"/>
-            </w:tabs>
-            <w:rPr>
-              <w:rFonts w:ascii="Calibri" w:hAnsi="Calibri" w:eastAsia="" w:cs="" w:asciiTheme="minorHAnsi" w:cstheme="minorBidi" w:eastAsiaTheme="minorEastAsia" w:hAnsiTheme="minorHAnsi"/>
-              <w:lang w:val="nl-NL" w:eastAsia="nl-NL"/>
-            </w:rPr>
-          </w:pPr>
-          <w:hyperlink w:anchor="_Toc31150876">
-            <w:r>
-              <w:rPr>
-                <w:rStyle w:val="Indeksspring"/>
-                <w:rFonts w:ascii="Verdana" w:hAnsi="Verdana"/>
-              </w:rPr>
-              <w:t>Exporteren als Braillemuziek</w:t>
-            </w:r>
-            <w:r>
-              <w:rPr>
-                <w:webHidden/>
-              </w:rPr>
-              <w:fldChar w:fldCharType="begin"/>
-            </w:r>
-            <w:r>
-              <w:rPr>
-                <w:webHidden/>
-              </w:rPr>
-              <w:instrText>PAGEREF _Toc31150876 \h</w:instrText>
-            </w:r>
-            <w:r>
-              <w:rPr>
-                <w:webHidden/>
-              </w:rPr>
-              <w:fldChar w:fldCharType="separate"/>
-            </w:r>
-            <w:r>
-              <w:rPr>
-                <w:rStyle w:val="Indeksspring"/>
-              </w:rPr>
-              <w:tab/>
-              <w:t>21</w:t>
-            </w:r>
-            <w:r>
-              <w:rPr>
-                <w:webHidden/>
-              </w:rPr>
-              <w:fldChar w:fldCharType="end"/>
-            </w:r>
-          </w:hyperlink>
-        </w:p>
-        <w:p>
-          <w:pPr>
-            <w:pStyle w:val="Indholdsfortegnelse2"/>
-            <w:tabs>
-              <w:tab w:val="clear" w:pos="720"/>
-              <w:tab w:val="right" w:pos="9016" w:leader="dot"/>
-            </w:tabs>
-            <w:rPr>
-              <w:rFonts w:ascii="Calibri" w:hAnsi="Calibri" w:eastAsia="" w:cs="" w:asciiTheme="minorHAnsi" w:cstheme="minorBidi" w:eastAsiaTheme="minorEastAsia" w:hAnsiTheme="minorHAnsi"/>
-              <w:lang w:val="nl-NL" w:eastAsia="nl-NL"/>
-            </w:rPr>
-          </w:pPr>
-          <w:hyperlink w:anchor="_Toc31150877">
-            <w:r>
-              <w:rPr>
-                <w:rStyle w:val="Indeksspring"/>
-                <w:rFonts w:ascii="Verdana" w:hAnsi="Verdana"/>
-              </w:rPr>
-              <w:t>Braille muziek Music export concepten</w:t>
-            </w:r>
-            <w:r>
-              <w:rPr>
-                <w:webHidden/>
-              </w:rPr>
-              <w:fldChar w:fldCharType="begin"/>
-            </w:r>
-            <w:r>
-              <w:rPr>
-                <w:webHidden/>
-              </w:rPr>
-              <w:instrText>PAGEREF _Toc31150877 \h</w:instrText>
-            </w:r>
-            <w:r>
-              <w:rPr>
-                <w:webHidden/>
-              </w:rPr>
-              <w:fldChar w:fldCharType="separate"/>
-            </w:r>
-            <w:r>
-              <w:rPr>
-                <w:rStyle w:val="Indeksspring"/>
-              </w:rPr>
-              <w:tab/>
-              <w:t>21</w:t>
-            </w:r>
-            <w:r>
-              <w:rPr>
-                <w:webHidden/>
-              </w:rPr>
-              <w:fldChar w:fldCharType="end"/>
-            </w:r>
-          </w:hyperlink>
-        </w:p>
-        <w:p>
-          <w:pPr>
-            <w:pStyle w:val="Indholdsfortegnelse3"/>
-            <w:tabs>
-              <w:tab w:val="clear" w:pos="720"/>
-              <w:tab w:val="right" w:pos="9016" w:leader="dot"/>
-            </w:tabs>
-            <w:rPr>
-              <w:rFonts w:ascii="Calibri" w:hAnsi="Calibri" w:eastAsia="" w:cs="" w:asciiTheme="minorHAnsi" w:cstheme="minorBidi" w:eastAsiaTheme="minorEastAsia" w:hAnsiTheme="minorHAnsi"/>
-              <w:lang w:val="nl-NL" w:eastAsia="nl-NL"/>
-            </w:rPr>
-          </w:pPr>
-          <w:hyperlink w:anchor="_Toc31150878">
-            <w:r>
-              <w:rPr>
-                <w:rStyle w:val="Indeksspring"/>
-                <w:rFonts w:ascii="Verdana" w:hAnsi="Verdana"/>
-              </w:rPr>
-              <w:t>Layout</w:t>
-            </w:r>
-            <w:r>
-              <w:rPr>
-                <w:webHidden/>
-              </w:rPr>
-              <w:fldChar w:fldCharType="begin"/>
-            </w:r>
-            <w:r>
-              <w:rPr>
-                <w:webHidden/>
-              </w:rPr>
-              <w:instrText>PAGEREF _Toc31150878 \h</w:instrText>
-            </w:r>
-            <w:r>
-              <w:rPr>
-                <w:webHidden/>
-              </w:rPr>
-              <w:fldChar w:fldCharType="separate"/>
-            </w:r>
-            <w:r>
-              <w:rPr>
-                <w:rStyle w:val="Indeksspring"/>
-              </w:rPr>
-              <w:tab/>
-              <w:t>21</w:t>
-            </w:r>
-            <w:r>
-              <w:rPr>
-                <w:webHidden/>
-              </w:rPr>
-              <w:fldChar w:fldCharType="end"/>
-            </w:r>
-          </w:hyperlink>
-        </w:p>
-        <w:p>
-          <w:pPr>
-            <w:pStyle w:val="Indholdsfortegnelse3"/>
-            <w:tabs>
-              <w:tab w:val="clear" w:pos="720"/>
-              <w:tab w:val="right" w:pos="9016" w:leader="dot"/>
-            </w:tabs>
-            <w:rPr>
-              <w:rFonts w:ascii="Calibri" w:hAnsi="Calibri" w:eastAsia="" w:cs="" w:asciiTheme="minorHAnsi" w:cstheme="minorBidi" w:eastAsiaTheme="minorEastAsia" w:hAnsiTheme="minorHAnsi"/>
-              <w:lang w:val="nl-NL" w:eastAsia="nl-NL"/>
-            </w:rPr>
-          </w:pPr>
-          <w:hyperlink w:anchor="_Toc31150879">
-            <w:r>
-              <w:rPr>
-                <w:rStyle w:val="Indeksspring"/>
-                <w:rFonts w:ascii="Verdana" w:hAnsi="Verdana"/>
-              </w:rPr>
-              <w:t>Bestandsformaat</w:t>
-            </w:r>
-            <w:r>
-              <w:rPr>
-                <w:webHidden/>
-              </w:rPr>
-              <w:fldChar w:fldCharType="begin"/>
-            </w:r>
-            <w:r>
-              <w:rPr>
-                <w:webHidden/>
-              </w:rPr>
-              <w:instrText>PAGEREF _Toc31150879 \h</w:instrText>
-            </w:r>
-            <w:r>
-              <w:rPr>
-                <w:webHidden/>
-              </w:rPr>
-              <w:fldChar w:fldCharType="separate"/>
-            </w:r>
-            <w:r>
-              <w:rPr>
-                <w:rStyle w:val="Indeksspring"/>
-              </w:rPr>
-              <w:tab/>
-              <w:t>21</w:t>
-            </w:r>
-            <w:r>
-              <w:rPr>
-                <w:webHidden/>
-              </w:rPr>
-              <w:fldChar w:fldCharType="end"/>
-            </w:r>
-          </w:hyperlink>
-        </w:p>
-        <w:p>
-          <w:pPr>
-            <w:pStyle w:val="Indholdsfortegnelse3"/>
-            <w:tabs>
-              <w:tab w:val="clear" w:pos="720"/>
-              <w:tab w:val="right" w:pos="9016" w:leader="dot"/>
-            </w:tabs>
-            <w:rPr>
-              <w:rFonts w:ascii="Calibri" w:hAnsi="Calibri" w:eastAsia="" w:cs="" w:asciiTheme="minorHAnsi" w:cstheme="minorBidi" w:eastAsiaTheme="minorEastAsia" w:hAnsiTheme="minorHAnsi"/>
-              <w:lang w:val="nl-NL" w:eastAsia="nl-NL"/>
-            </w:rPr>
-          </w:pPr>
-          <w:hyperlink w:anchor="_Toc31150880">
-            <w:r>
-              <w:rPr>
-                <w:rStyle w:val="Indeksspring"/>
-                <w:rFonts w:ascii="Verdana" w:hAnsi="Verdana"/>
-              </w:rPr>
-              <w:t>Braille apparaat type</w:t>
-            </w:r>
-            <w:r>
-              <w:rPr>
-                <w:webHidden/>
-              </w:rPr>
-              <w:fldChar w:fldCharType="begin"/>
-            </w:r>
-            <w:r>
-              <w:rPr>
-                <w:webHidden/>
-              </w:rPr>
-              <w:instrText>PAGEREF _Toc31150880 \h</w:instrText>
-            </w:r>
-            <w:r>
-              <w:rPr>
-                <w:webHidden/>
-              </w:rPr>
-              <w:fldChar w:fldCharType="separate"/>
-            </w:r>
-            <w:r>
-              <w:rPr>
-                <w:rStyle w:val="Indeksspring"/>
-              </w:rPr>
-              <w:tab/>
-              <w:t>22</w:t>
-            </w:r>
-            <w:r>
-              <w:rPr>
-                <w:webHidden/>
-              </w:rPr>
-              <w:fldChar w:fldCharType="end"/>
-            </w:r>
-          </w:hyperlink>
-        </w:p>
-        <w:p>
-          <w:pPr>
-            <w:pStyle w:val="Indholdsfortegnelse3"/>
-            <w:tabs>
-              <w:tab w:val="clear" w:pos="720"/>
-              <w:tab w:val="right" w:pos="9016" w:leader="dot"/>
-            </w:tabs>
-            <w:rPr>
-              <w:rFonts w:ascii="Calibri" w:hAnsi="Calibri" w:eastAsia="" w:cs="" w:asciiTheme="minorHAnsi" w:cstheme="minorBidi" w:eastAsiaTheme="minorEastAsia" w:hAnsiTheme="minorHAnsi"/>
-              <w:lang w:val="nl-NL" w:eastAsia="nl-NL"/>
-            </w:rPr>
-          </w:pPr>
-          <w:hyperlink w:anchor="_Toc31150881">
-            <w:r>
-              <w:rPr>
-                <w:rStyle w:val="Indeksspring"/>
-                <w:rFonts w:ascii="Verdana" w:hAnsi="Verdana"/>
-              </w:rPr>
-              <w:t>Fysieke dimensies</w:t>
-            </w:r>
-            <w:r>
-              <w:rPr>
-                <w:webHidden/>
-              </w:rPr>
-              <w:fldChar w:fldCharType="begin"/>
-            </w:r>
-            <w:r>
-              <w:rPr>
-                <w:webHidden/>
-              </w:rPr>
-              <w:instrText>PAGEREF _Toc31150881 \h</w:instrText>
-            </w:r>
-            <w:r>
-              <w:rPr>
-                <w:webHidden/>
-              </w:rPr>
-              <w:fldChar w:fldCharType="separate"/>
-            </w:r>
-            <w:r>
-              <w:rPr>
-                <w:rStyle w:val="Indeksspring"/>
-              </w:rPr>
-              <w:tab/>
-              <w:t>22</w:t>
-            </w:r>
-            <w:r>
-              <w:rPr>
-                <w:webHidden/>
-              </w:rPr>
-              <w:fldChar w:fldCharType="end"/>
-            </w:r>
-          </w:hyperlink>
-        </w:p>
-        <w:p>
-          <w:pPr>
-            <w:pStyle w:val="Indholdsfortegnelse2"/>
-            <w:tabs>
-              <w:tab w:val="clear" w:pos="720"/>
-              <w:tab w:val="right" w:pos="9016" w:leader="dot"/>
-            </w:tabs>
-            <w:rPr>
-              <w:rFonts w:ascii="Calibri" w:hAnsi="Calibri" w:eastAsia="" w:cs="" w:asciiTheme="minorHAnsi" w:cstheme="minorBidi" w:eastAsiaTheme="minorEastAsia" w:hAnsiTheme="minorHAnsi"/>
-              <w:lang w:val="nl-NL" w:eastAsia="nl-NL"/>
-            </w:rPr>
-          </w:pPr>
-          <w:hyperlink w:anchor="_Toc31150882">
-            <w:r>
-              <w:rPr>
-                <w:rStyle w:val="Indeksspring"/>
-                <w:rFonts w:ascii="Verdana" w:hAnsi="Verdana"/>
-              </w:rPr>
-              <w:t>Profielen</w:t>
-            </w:r>
-            <w:r>
-              <w:rPr>
-                <w:webHidden/>
-              </w:rPr>
-              <w:fldChar w:fldCharType="begin"/>
-            </w:r>
-            <w:r>
-              <w:rPr>
-                <w:webHidden/>
-              </w:rPr>
-              <w:instrText>PAGEREF _Toc31150882 \h</w:instrText>
-            </w:r>
-            <w:r>
-              <w:rPr>
-                <w:webHidden/>
-              </w:rPr>
-              <w:fldChar w:fldCharType="separate"/>
-            </w:r>
-            <w:r>
-              <w:rPr>
-                <w:rStyle w:val="Indeksspring"/>
-              </w:rPr>
-              <w:tab/>
-              <w:t>22</w:t>
-            </w:r>
-            <w:r>
-              <w:rPr>
-                <w:webHidden/>
-              </w:rPr>
-              <w:fldChar w:fldCharType="end"/>
-            </w:r>
-          </w:hyperlink>
-        </w:p>
-        <w:p>
-          <w:pPr>
-            <w:pStyle w:val="Indholdsfortegnelse2"/>
-            <w:tabs>
-              <w:tab w:val="clear" w:pos="720"/>
-              <w:tab w:val="right" w:pos="9016" w:leader="dot"/>
-            </w:tabs>
-            <w:rPr>
-              <w:rFonts w:ascii="Calibri" w:hAnsi="Calibri" w:eastAsia="" w:cs="" w:asciiTheme="minorHAnsi" w:cstheme="minorBidi" w:eastAsiaTheme="minorEastAsia" w:hAnsiTheme="minorHAnsi"/>
-              <w:lang w:val="nl-NL" w:eastAsia="nl-NL"/>
-            </w:rPr>
-          </w:pPr>
-          <w:hyperlink w:anchor="_Toc31150883">
-            <w:r>
-              <w:rPr>
-                <w:rStyle w:val="Indeksspring"/>
-                <w:rFonts w:ascii="Verdana" w:hAnsi="Verdana"/>
-              </w:rPr>
-              <w:t>IBOS Xml Muzieklezer layout</w:t>
-            </w:r>
-            <w:r>
-              <w:rPr>
-                <w:webHidden/>
-              </w:rPr>
-              <w:fldChar w:fldCharType="begin"/>
-            </w:r>
-            <w:r>
-              <w:rPr>
-                <w:webHidden/>
-              </w:rPr>
-              <w:instrText>PAGEREF _Toc31150883 \h</w:instrText>
-            </w:r>
-            <w:r>
-              <w:rPr>
-                <w:webHidden/>
-              </w:rPr>
-              <w:fldChar w:fldCharType="separate"/>
-            </w:r>
-            <w:r>
-              <w:rPr>
-                <w:rStyle w:val="Indeksspring"/>
-              </w:rPr>
-              <w:tab/>
-              <w:t>23</w:t>
-            </w:r>
-            <w:r>
-              <w:rPr>
-                <w:webHidden/>
-              </w:rPr>
-              <w:fldChar w:fldCharType="end"/>
-            </w:r>
-          </w:hyperlink>
-        </w:p>
-        <w:p>
-          <w:pPr>
-            <w:pStyle w:val="Indholdsfortegnelse2"/>
-            <w:tabs>
-              <w:tab w:val="clear" w:pos="720"/>
-              <w:tab w:val="right" w:pos="9016" w:leader="dot"/>
-            </w:tabs>
-            <w:rPr>
-              <w:rFonts w:ascii="Calibri" w:hAnsi="Calibri" w:eastAsia="" w:cs="" w:asciiTheme="minorHAnsi" w:cstheme="minorBidi" w:eastAsiaTheme="minorEastAsia" w:hAnsiTheme="minorHAnsi"/>
-              <w:lang w:val="nl-NL" w:eastAsia="nl-NL"/>
-            </w:rPr>
-          </w:pPr>
-          <w:hyperlink w:anchor="_Toc31150884">
-            <w:r>
-              <w:rPr>
-                <w:rStyle w:val="Indeksspring"/>
-                <w:rFonts w:ascii="Verdana" w:hAnsi="Verdana"/>
-              </w:rPr>
-              <w:t>BANA 2015 Layout</w:t>
-            </w:r>
-            <w:r>
-              <w:rPr>
-                <w:webHidden/>
-              </w:rPr>
-              <w:fldChar w:fldCharType="begin"/>
-            </w:r>
-            <w:r>
-              <w:rPr>
-                <w:webHidden/>
-              </w:rPr>
-              <w:instrText>PAGEREF _Toc31150884 \h</w:instrText>
-            </w:r>
-            <w:r>
-              <w:rPr>
-                <w:webHidden/>
-              </w:rPr>
-              <w:fldChar w:fldCharType="separate"/>
-            </w:r>
-            <w:r>
-              <w:rPr>
-                <w:rStyle w:val="Indeksspring"/>
-              </w:rPr>
-              <w:tab/>
-              <w:t>23</w:t>
-            </w:r>
-            <w:r>
-              <w:rPr>
-                <w:webHidden/>
-              </w:rPr>
-              <w:fldChar w:fldCharType="end"/>
-            </w:r>
-          </w:hyperlink>
-        </w:p>
-        <w:p>
-          <w:pPr>
-            <w:pStyle w:val="Indholdsfortegnelse2"/>
-            <w:tabs>
-              <w:tab w:val="clear" w:pos="720"/>
-              <w:tab w:val="right" w:pos="9016" w:leader="dot"/>
-            </w:tabs>
-            <w:rPr>
-              <w:rFonts w:ascii="Calibri" w:hAnsi="Calibri" w:eastAsia="" w:cs="" w:asciiTheme="minorHAnsi" w:cstheme="minorBidi" w:eastAsiaTheme="minorEastAsia" w:hAnsiTheme="minorHAnsi"/>
-              <w:lang w:val="nl-NL" w:eastAsia="nl-NL"/>
-            </w:rPr>
-          </w:pPr>
-          <w:hyperlink w:anchor="_Toc31150885">
-            <w:r>
-              <w:rPr>
-                <w:rStyle w:val="Indeksspring"/>
-                <w:rFonts w:ascii="Verdana" w:hAnsi="Verdana"/>
-              </w:rPr>
-              <w:t>Afdrukken van braille muziekbestanden op een brailleprinter</w:t>
-            </w:r>
-            <w:r>
-              <w:rPr>
-                <w:webHidden/>
-              </w:rPr>
-              <w:fldChar w:fldCharType="begin"/>
-            </w:r>
-            <w:r>
-              <w:rPr>
-                <w:webHidden/>
-              </w:rPr>
-              <w:instrText>PAGEREF _Toc31150885 \h</w:instrText>
-            </w:r>
-            <w:r>
-              <w:rPr>
-                <w:webHidden/>
-              </w:rPr>
-              <w:fldChar w:fldCharType="separate"/>
-            </w:r>
-            <w:r>
-              <w:rPr>
-                <w:rStyle w:val="Indeksspring"/>
-              </w:rPr>
-              <w:tab/>
-              <w:t>25</w:t>
-            </w:r>
-            <w:r>
-              <w:rPr>
-                <w:webHidden/>
-              </w:rPr>
-              <w:fldChar w:fldCharType="end"/>
-            </w:r>
-          </w:hyperlink>
-        </w:p>
-        <w:p>
-          <w:pPr>
-            <w:pStyle w:val="Indholdsfortegnelse2"/>
-            <w:tabs>
-              <w:tab w:val="clear" w:pos="720"/>
-              <w:tab w:val="right" w:pos="9016" w:leader="dot"/>
-            </w:tabs>
-            <w:rPr>
-              <w:rFonts w:ascii="Calibri" w:hAnsi="Calibri" w:eastAsia="" w:cs="" w:asciiTheme="minorHAnsi" w:cstheme="minorBidi" w:eastAsiaTheme="minorEastAsia" w:hAnsiTheme="minorHAnsi"/>
-              <w:lang w:val="nl-NL" w:eastAsia="nl-NL"/>
-            </w:rPr>
-          </w:pPr>
-          <w:hyperlink w:anchor="_Toc31150886">
-            <w:r>
-              <w:rPr>
-                <w:rStyle w:val="Indeksspring"/>
-                <w:rFonts w:ascii="Verdana" w:hAnsi="Verdana"/>
-              </w:rPr>
-              <w:t>Kopieren van braille muziekbestanden naar een notetaker apparaat</w:t>
-            </w:r>
-            <w:r>
-              <w:rPr>
-                <w:webHidden/>
-              </w:rPr>
-              <w:fldChar w:fldCharType="begin"/>
-            </w:r>
-            <w:r>
-              <w:rPr>
-                <w:webHidden/>
-              </w:rPr>
-              <w:instrText>PAGEREF _Toc31150886 \h</w:instrText>
-            </w:r>
-            <w:r>
-              <w:rPr>
-                <w:webHidden/>
-              </w:rPr>
-              <w:fldChar w:fldCharType="separate"/>
-            </w:r>
-            <w:r>
-              <w:rPr>
-                <w:rStyle w:val="Indeksspring"/>
-              </w:rPr>
-              <w:tab/>
-              <w:t>25</w:t>
-            </w:r>
-            <w:r>
-              <w:rPr>
-                <w:webHidden/>
-              </w:rPr>
-              <w:fldChar w:fldCharType="end"/>
-            </w:r>
-          </w:hyperlink>
-        </w:p>
-        <w:p>
-          <w:pPr>
-            <w:pStyle w:val="Indholdsfortegnelse1"/>
-            <w:tabs>
-              <w:tab w:val="clear" w:pos="720"/>
-              <w:tab w:val="right" w:pos="9016" w:leader="dot"/>
-            </w:tabs>
-            <w:rPr>
-              <w:rFonts w:ascii="Calibri" w:hAnsi="Calibri" w:eastAsia="" w:cs="" w:asciiTheme="minorHAnsi" w:cstheme="minorBidi" w:eastAsiaTheme="minorEastAsia" w:hAnsiTheme="minorHAnsi"/>
-              <w:lang w:val="nl-NL" w:eastAsia="nl-NL"/>
-            </w:rPr>
-          </w:pPr>
-          <w:hyperlink w:anchor="_Toc31150887">
-            <w:r>
-              <w:rPr>
-                <w:rStyle w:val="Indeksspring"/>
-                <w:rFonts w:ascii="Verdana" w:hAnsi="Verdana"/>
-              </w:rPr>
-              <w:t>Sneltoetsen</w:t>
-            </w:r>
-            <w:r>
-              <w:rPr>
-                <w:webHidden/>
-              </w:rPr>
-              <w:fldChar w:fldCharType="begin"/>
-            </w:r>
-            <w:r>
-              <w:rPr>
-                <w:webHidden/>
-              </w:rPr>
-              <w:instrText>PAGEREF _Toc31150887 \h</w:instrText>
-            </w:r>
-            <w:r>
-              <w:rPr>
-                <w:webHidden/>
-              </w:rPr>
-              <w:fldChar w:fldCharType="separate"/>
-            </w:r>
-            <w:r>
-              <w:rPr>
-                <w:rStyle w:val="Indeksspring"/>
-              </w:rPr>
-              <w:tab/>
-              <w:t>26</w:t>
-            </w:r>
-            <w:r>
-              <w:rPr>
-                <w:webHidden/>
-              </w:rPr>
-              <w:fldChar w:fldCharType="end"/>
-            </w:r>
-          </w:hyperlink>
-        </w:p>
-        <w:p>
-          <w:pPr>
-            <w:pStyle w:val="Indholdsfortegnelse1"/>
-            <w:tabs>
-              <w:tab w:val="clear" w:pos="720"/>
-              <w:tab w:val="right" w:pos="9016" w:leader="dot"/>
-            </w:tabs>
-            <w:rPr>
-              <w:rFonts w:ascii="Calibri" w:hAnsi="Calibri" w:eastAsia="" w:cs="" w:asciiTheme="minorHAnsi" w:cstheme="minorBidi" w:eastAsiaTheme="minorEastAsia" w:hAnsiTheme="minorHAnsi"/>
-              <w:lang w:val="nl-NL" w:eastAsia="nl-NL"/>
-            </w:rPr>
-          </w:pPr>
-          <w:hyperlink w:anchor="_Toc31150888">
-            <w:r>
-              <w:rPr>
-                <w:rStyle w:val="Indeksspring"/>
-                <w:rFonts w:ascii="Verdana" w:hAnsi="Verdana"/>
-              </w:rPr>
-              <w:t>Aanpassen aan uw taal op de PC</w:t>
-            </w:r>
-            <w:r>
-              <w:rPr>
-                <w:webHidden/>
-              </w:rPr>
-              <w:fldChar w:fldCharType="begin"/>
-            </w:r>
-            <w:r>
-              <w:rPr>
-                <w:webHidden/>
-              </w:rPr>
-              <w:instrText>PAGEREF _Toc31150888 \h</w:instrText>
-            </w:r>
-            <w:r>
-              <w:rPr>
-                <w:webHidden/>
-              </w:rPr>
-              <w:fldChar w:fldCharType="separate"/>
-            </w:r>
-            <w:r>
-              <w:rPr>
-                <w:rStyle w:val="Indeksspring"/>
-              </w:rPr>
-              <w:tab/>
-              <w:t>28</w:t>
-            </w:r>
-            <w:r>
-              <w:rPr>
-                <w:webHidden/>
-              </w:rPr>
-              <w:fldChar w:fldCharType="end"/>
-            </w:r>
-          </w:hyperlink>
-        </w:p>
-        <w:p>
-          <w:pPr>
-            <w:pStyle w:val="Indholdsfortegnelse1"/>
-            <w:tabs>
-              <w:tab w:val="clear" w:pos="720"/>
-              <w:tab w:val="right" w:pos="9016" w:leader="dot"/>
-            </w:tabs>
-            <w:rPr>
-              <w:rFonts w:ascii="Calibri" w:hAnsi="Calibri" w:eastAsia="" w:cs="" w:asciiTheme="minorHAnsi" w:cstheme="minorBidi" w:eastAsiaTheme="minorEastAsia" w:hAnsiTheme="minorHAnsi"/>
-              <w:lang w:val="nl-NL" w:eastAsia="nl-NL"/>
-            </w:rPr>
-          </w:pPr>
-          <w:hyperlink w:anchor="_Toc31150889">
-            <w:r>
-              <w:rPr>
-                <w:rStyle w:val="Indeksspring"/>
-                <w:rFonts w:ascii="Verdana" w:hAnsi="Verdana"/>
-              </w:rPr>
-              <w:t>Perkins toetsenbord</w:t>
-            </w:r>
-            <w:r>
-              <w:rPr>
-                <w:webHidden/>
-              </w:rPr>
-              <w:fldChar w:fldCharType="begin"/>
-            </w:r>
-            <w:r>
-              <w:rPr>
-                <w:webHidden/>
-              </w:rPr>
-              <w:instrText>PAGEREF _Toc31150889 \h</w:instrText>
-            </w:r>
-            <w:r>
-              <w:rPr>
-                <w:webHidden/>
-              </w:rPr>
-              <w:fldChar w:fldCharType="separate"/>
-            </w:r>
-            <w:r>
-              <w:rPr>
-                <w:rStyle w:val="Indeksspring"/>
-              </w:rPr>
-              <w:tab/>
-              <w:t>30</w:t>
-            </w:r>
-            <w:r>
-              <w:rPr>
-                <w:webHidden/>
-              </w:rPr>
-              <w:fldChar w:fldCharType="end"/>
-            </w:r>
-          </w:hyperlink>
-        </w:p>
-        <w:p>
-          <w:pPr>
-            <w:pStyle w:val="Indholdsfortegnelse1"/>
-            <w:tabs>
-              <w:tab w:val="clear" w:pos="720"/>
-              <w:tab w:val="right" w:pos="9016" w:leader="dot"/>
-            </w:tabs>
-            <w:rPr>
-              <w:rFonts w:ascii="Calibri" w:hAnsi="Calibri" w:eastAsia="" w:cs="" w:asciiTheme="minorHAnsi" w:cstheme="minorBidi" w:eastAsiaTheme="minorEastAsia" w:hAnsiTheme="minorHAnsi"/>
-              <w:lang w:val="nl-NL" w:eastAsia="nl-NL"/>
-            </w:rPr>
-          </w:pPr>
-          <w:hyperlink w:anchor="_Toc31150890">
-            <w:r>
-              <w:rPr>
-                <w:rStyle w:val="Indeksspring"/>
-                <w:rFonts w:ascii="Verdana" w:hAnsi="Verdana"/>
-              </w:rPr>
-              <w:t>Het optimaliseren van de samenwerking met JAWS</w:t>
-            </w:r>
-            <w:r>
-              <w:rPr>
-                <w:webHidden/>
-              </w:rPr>
-              <w:fldChar w:fldCharType="begin"/>
-            </w:r>
-            <w:r>
-              <w:rPr>
-                <w:webHidden/>
-              </w:rPr>
-              <w:instrText>PAGEREF _Toc31150890 \h</w:instrText>
-            </w:r>
-            <w:r>
-              <w:rPr>
-                <w:webHidden/>
-              </w:rPr>
-              <w:fldChar w:fldCharType="separate"/>
-            </w:r>
-            <w:r>
-              <w:rPr>
-                <w:rStyle w:val="Indeksspring"/>
-              </w:rPr>
-              <w:tab/>
-              <w:t>30</w:t>
-            </w:r>
-            <w:r>
-              <w:rPr>
-                <w:webHidden/>
-              </w:rPr>
-              <w:fldChar w:fldCharType="end"/>
             </w:r>
           </w:hyperlink>
         </w:p>
@@ -2110,11 +137,766 @@
             </w:tabs>
             <w:rPr/>
           </w:pPr>
+          <w:hyperlink w:anchor="__RefHeading___Toc1795_3443321023">
+            <w:r>
+              <w:rPr>
+                <w:rStyle w:val="Indeksspring"/>
+              </w:rPr>
+              <w:t>IBOS XML-muzieklezer componenten</w:t>
+              <w:tab/>
+              <w:t>6</w:t>
+            </w:r>
+          </w:hyperlink>
+        </w:p>
+        <w:p>
+          <w:pPr>
+            <w:pStyle w:val="Indholdsfortegnelse2"/>
+            <w:tabs>
+              <w:tab w:val="clear" w:pos="720"/>
+              <w:tab w:val="right" w:pos="9026" w:leader="dot"/>
+            </w:tabs>
+            <w:rPr/>
+          </w:pPr>
+          <w:hyperlink w:anchor="__RefHeading___Toc1797_3443321023">
+            <w:r>
+              <w:rPr>
+                <w:rStyle w:val="Indeksspring"/>
+              </w:rPr>
+              <w:t>De menubalk</w:t>
+              <w:tab/>
+              <w:t>6</w:t>
+            </w:r>
+          </w:hyperlink>
+        </w:p>
+        <w:p>
+          <w:pPr>
+            <w:pStyle w:val="Indholdsfortegnelse3"/>
+            <w:tabs>
+              <w:tab w:val="clear" w:pos="720"/>
+              <w:tab w:val="right" w:pos="9026" w:leader="dot"/>
+            </w:tabs>
+            <w:rPr/>
+          </w:pPr>
+          <w:hyperlink w:anchor="__RefHeading___Toc1799_3443321023">
+            <w:r>
+              <w:rPr>
+                <w:rStyle w:val="Indeksspring"/>
+              </w:rPr>
+              <w:t>Bestanden</w:t>
+              <w:tab/>
+              <w:t>9</w:t>
+            </w:r>
+          </w:hyperlink>
+        </w:p>
+        <w:p>
+          <w:pPr>
+            <w:pStyle w:val="Indholdsfortegnelse3"/>
+            <w:tabs>
+              <w:tab w:val="clear" w:pos="720"/>
+              <w:tab w:val="right" w:pos="9026" w:leader="dot"/>
+            </w:tabs>
+            <w:rPr/>
+          </w:pPr>
+          <w:hyperlink w:anchor="__RefHeading___Toc1801_3443321023">
+            <w:r>
+              <w:rPr>
+                <w:rStyle w:val="Indeksspring"/>
+              </w:rPr>
+              <w:t>Wijzig</w:t>
+              <w:tab/>
+              <w:t>9</w:t>
+            </w:r>
+          </w:hyperlink>
+        </w:p>
+        <w:p>
+          <w:pPr>
+            <w:pStyle w:val="Indholdsfortegnelse3"/>
+            <w:tabs>
+              <w:tab w:val="clear" w:pos="720"/>
+              <w:tab w:val="right" w:pos="9026" w:leader="dot"/>
+            </w:tabs>
+            <w:rPr/>
+          </w:pPr>
+          <w:hyperlink w:anchor="__RefHeading___Toc1803_3443321023">
+            <w:r>
+              <w:rPr>
+                <w:rStyle w:val="Indeksspring"/>
+              </w:rPr>
+              <w:t>Toon</w:t>
+              <w:tab/>
+              <w:t>9</w:t>
+            </w:r>
+          </w:hyperlink>
+        </w:p>
+        <w:p>
+          <w:pPr>
+            <w:pStyle w:val="Indholdsfortegnelse3"/>
+            <w:tabs>
+              <w:tab w:val="clear" w:pos="720"/>
+              <w:tab w:val="right" w:pos="9026" w:leader="dot"/>
+            </w:tabs>
+            <w:rPr/>
+          </w:pPr>
+          <w:hyperlink w:anchor="__RefHeading___Toc1805_3443321023">
+            <w:r>
+              <w:rPr>
+                <w:rStyle w:val="Indeksspring"/>
+              </w:rPr>
+              <w:t>Instellingen</w:t>
+              <w:tab/>
+              <w:t>10</w:t>
+            </w:r>
+          </w:hyperlink>
+        </w:p>
+        <w:p>
+          <w:pPr>
+            <w:pStyle w:val="Indholdsfortegnelse3"/>
+            <w:tabs>
+              <w:tab w:val="clear" w:pos="720"/>
+              <w:tab w:val="right" w:pos="9026" w:leader="dot"/>
+            </w:tabs>
+            <w:rPr/>
+          </w:pPr>
+          <w:hyperlink w:anchor="__RefHeading___Toc1807_3443321023">
+            <w:r>
+              <w:rPr>
+                <w:rStyle w:val="Indeksspring"/>
+              </w:rPr>
+              <w:t>Hulpmiddelen</w:t>
+              <w:tab/>
+              <w:t>11</w:t>
+            </w:r>
+          </w:hyperlink>
+        </w:p>
+        <w:p>
+          <w:pPr>
+            <w:pStyle w:val="Indholdsfortegnelse3"/>
+            <w:tabs>
+              <w:tab w:val="clear" w:pos="720"/>
+              <w:tab w:val="right" w:pos="9026" w:leader="dot"/>
+            </w:tabs>
+            <w:rPr/>
+          </w:pPr>
+          <w:hyperlink w:anchor="__RefHeading___Toc1809_3443321023">
+            <w:r>
+              <w:rPr>
+                <w:rStyle w:val="Indeksspring"/>
+              </w:rPr>
+              <w:t>Muziek bibliotheken</w:t>
+              <w:tab/>
+              <w:t>11</w:t>
+            </w:r>
+          </w:hyperlink>
+        </w:p>
+        <w:p>
+          <w:pPr>
+            <w:pStyle w:val="Indholdsfortegnelse3"/>
+            <w:tabs>
+              <w:tab w:val="clear" w:pos="720"/>
+              <w:tab w:val="right" w:pos="9026" w:leader="dot"/>
+            </w:tabs>
+            <w:rPr/>
+          </w:pPr>
+          <w:hyperlink w:anchor="__RefHeading___Toc1811_3443321023">
+            <w:r>
+              <w:rPr>
+                <w:rStyle w:val="Indeksspring"/>
+              </w:rPr>
+              <w:t>Help</w:t>
+              <w:tab/>
+              <w:t>11</w:t>
+            </w:r>
+          </w:hyperlink>
+        </w:p>
+        <w:p>
+          <w:pPr>
+            <w:pStyle w:val="Indholdsfortegnelse2"/>
+            <w:tabs>
+              <w:tab w:val="clear" w:pos="720"/>
+              <w:tab w:val="right" w:pos="9026" w:leader="dot"/>
+            </w:tabs>
+            <w:rPr/>
+          </w:pPr>
+          <w:hyperlink w:anchor="__RefHeading___Toc1813_3443321023">
+            <w:r>
+              <w:rPr>
+                <w:rStyle w:val="Indeksspring"/>
+              </w:rPr>
+              <w:t>De notenlijst</w:t>
+              <w:tab/>
+              <w:t>12</w:t>
+            </w:r>
+          </w:hyperlink>
+        </w:p>
+        <w:p>
+          <w:pPr>
+            <w:pStyle w:val="Indholdsfortegnelse2"/>
+            <w:tabs>
+              <w:tab w:val="clear" w:pos="720"/>
+              <w:tab w:val="right" w:pos="9026" w:leader="dot"/>
+            </w:tabs>
+            <w:rPr/>
+          </w:pPr>
+          <w:hyperlink w:anchor="__RefHeading___Toc1815_3443321023">
+            <w:r>
+              <w:rPr>
+                <w:rStyle w:val="Indeksspring"/>
+                <w:i w:val="false"/>
+                <w:iCs w:val="false"/>
+              </w:rPr>
+              <w:t>Het noten filter</w:t>
+            </w:r>
+            <w:r>
+              <w:rPr>
+                <w:rStyle w:val="Indeksspring"/>
+              </w:rPr>
+              <w:tab/>
+              <w:t>15</w:t>
+            </w:r>
+          </w:hyperlink>
+        </w:p>
+        <w:p>
+          <w:pPr>
+            <w:pStyle w:val="Indholdsfortegnelse2"/>
+            <w:tabs>
+              <w:tab w:val="clear" w:pos="720"/>
+              <w:tab w:val="right" w:pos="9026" w:leader="dot"/>
+            </w:tabs>
+            <w:rPr/>
+          </w:pPr>
+          <w:hyperlink w:anchor="__RefHeading___Toc1817_3443321023">
+            <w:r>
+              <w:rPr>
+                <w:rStyle w:val="Indeksspring"/>
+                <w:i w:val="false"/>
+                <w:iCs w:val="false"/>
+              </w:rPr>
+              <w:t>De statusbalk</w:t>
+            </w:r>
+            <w:r>
+              <w:rPr>
+                <w:rStyle w:val="Indeksspring"/>
+              </w:rPr>
+              <w:tab/>
+              <w:t>17</w:t>
+            </w:r>
+          </w:hyperlink>
+        </w:p>
+        <w:p>
+          <w:pPr>
+            <w:pStyle w:val="Indholdsfortegnelse2"/>
+            <w:tabs>
+              <w:tab w:val="clear" w:pos="720"/>
+              <w:tab w:val="right" w:pos="9026" w:leader="dot"/>
+            </w:tabs>
+            <w:rPr/>
+          </w:pPr>
+          <w:hyperlink w:anchor="__RefHeading___Toc1819_3443321023">
+            <w:r>
+              <w:rPr>
+                <w:rStyle w:val="Indeksspring"/>
+                <w:i w:val="false"/>
+                <w:iCs w:val="false"/>
+              </w:rPr>
+              <w:t>De detail lijst</w:t>
+            </w:r>
+            <w:r>
+              <w:rPr>
+                <w:rStyle w:val="Indeksspring"/>
+              </w:rPr>
+              <w:tab/>
+              <w:t>17</w:t>
+            </w:r>
+          </w:hyperlink>
+        </w:p>
+        <w:p>
+          <w:pPr>
+            <w:pStyle w:val="Indholdsfortegnelse2"/>
+            <w:tabs>
+              <w:tab w:val="clear" w:pos="720"/>
+              <w:tab w:val="right" w:pos="9026" w:leader="dot"/>
+            </w:tabs>
+            <w:rPr/>
+          </w:pPr>
+          <w:hyperlink w:anchor="__RefHeading___Toc1821_3443321023">
+            <w:r>
+              <w:rPr>
+                <w:rStyle w:val="Indeksspring"/>
+                <w:i w:val="false"/>
+                <w:iCs w:val="false"/>
+              </w:rPr>
+              <w:t>Status details</w:t>
+            </w:r>
+            <w:r>
+              <w:rPr>
+                <w:rStyle w:val="Indeksspring"/>
+              </w:rPr>
+              <w:tab/>
+              <w:t>18</w:t>
+            </w:r>
+          </w:hyperlink>
+        </w:p>
+        <w:p>
+          <w:pPr>
+            <w:pStyle w:val="Indholdsfortegnelse2"/>
+            <w:tabs>
+              <w:tab w:val="clear" w:pos="720"/>
+              <w:tab w:val="right" w:pos="9026" w:leader="dot"/>
+            </w:tabs>
+            <w:rPr/>
+          </w:pPr>
+          <w:hyperlink w:anchor="__RefHeading___Toc1823_3443321023">
+            <w:r>
+              <w:rPr>
+                <w:rStyle w:val="Indeksspring"/>
+                <w:i w:val="false"/>
+                <w:iCs w:val="false"/>
+              </w:rPr>
+              <w:t>Akkoord symbolen</w:t>
+              <w:tab/>
+              <w:t>18</w:t>
+            </w:r>
+          </w:hyperlink>
+        </w:p>
+        <w:p>
+          <w:pPr>
+            <w:pStyle w:val="Indholdsfortegnelse2"/>
+            <w:tabs>
+              <w:tab w:val="clear" w:pos="720"/>
+              <w:tab w:val="right" w:pos="9026" w:leader="dot"/>
+            </w:tabs>
+            <w:rPr/>
+          </w:pPr>
+          <w:hyperlink w:anchor="__RefHeading___Toc1825_3443321023">
+            <w:r>
+              <w:rPr>
+                <w:rStyle w:val="Indeksspring"/>
+                <w:i w:val="false"/>
+                <w:iCs w:val="false"/>
+              </w:rPr>
+              <w:t>Losse noten voor alle partijen</w:t>
+            </w:r>
+            <w:r>
+              <w:rPr>
+                <w:rStyle w:val="Indeksspring"/>
+              </w:rPr>
+              <w:tab/>
+              <w:t>18</w:t>
+            </w:r>
+          </w:hyperlink>
+        </w:p>
+        <w:p>
+          <w:pPr>
+            <w:pStyle w:val="Indholdsfortegnelse2"/>
+            <w:tabs>
+              <w:tab w:val="clear" w:pos="720"/>
+              <w:tab w:val="right" w:pos="9026" w:leader="dot"/>
+            </w:tabs>
+            <w:rPr/>
+          </w:pPr>
+          <w:hyperlink w:anchor="__RefHeading___Toc1827_3443321023">
+            <w:r>
+              <w:rPr>
+                <w:rStyle w:val="Indeksspring"/>
+                <w:i w:val="false"/>
+                <w:iCs w:val="false"/>
+              </w:rPr>
+              <w:t>Losse partijen</w:t>
+            </w:r>
+            <w:r>
+              <w:rPr>
+                <w:rStyle w:val="Indeksspring"/>
+              </w:rPr>
+              <w:tab/>
+              <w:t>19</w:t>
+            </w:r>
+          </w:hyperlink>
+        </w:p>
+        <w:p>
+          <w:pPr>
+            <w:pStyle w:val="Indholdsfortegnelse2"/>
+            <w:tabs>
+              <w:tab w:val="clear" w:pos="720"/>
+              <w:tab w:val="right" w:pos="9026" w:leader="dot"/>
+            </w:tabs>
+            <w:rPr/>
+          </w:pPr>
+          <w:hyperlink w:anchor="__RefHeading___Toc1829_3443321023">
+            <w:r>
+              <w:rPr>
+                <w:rStyle w:val="Indeksspring"/>
+                <w:i w:val="false"/>
+                <w:iCs w:val="false"/>
+              </w:rPr>
+              <w:t>Losse noten voor een geselecteerde partij</w:t>
+            </w:r>
+            <w:r>
+              <w:rPr>
+                <w:rStyle w:val="Indeksspring"/>
+              </w:rPr>
+              <w:tab/>
+              <w:t>19</w:t>
+            </w:r>
+          </w:hyperlink>
+        </w:p>
+        <w:p>
+          <w:pPr>
+            <w:pStyle w:val="Indholdsfortegnelse1"/>
+            <w:tabs>
+              <w:tab w:val="clear" w:pos="720"/>
+              <w:tab w:val="right" w:pos="9026" w:leader="dot"/>
+            </w:tabs>
+            <w:rPr/>
+          </w:pPr>
+          <w:hyperlink w:anchor="__RefHeading___Toc1831_3443321023">
+            <w:r>
+              <w:rPr>
+                <w:rStyle w:val="Indeksspring"/>
+              </w:rPr>
+              <w:t>Bladmuziek importeren van internet</w:t>
+              <w:tab/>
+              <w:t>20</w:t>
+            </w:r>
+          </w:hyperlink>
+        </w:p>
+        <w:p>
+          <w:pPr>
+            <w:pStyle w:val="Indholdsfortegnelse1"/>
+            <w:tabs>
+              <w:tab w:val="clear" w:pos="720"/>
+              <w:tab w:val="right" w:pos="9026" w:leader="dot"/>
+            </w:tabs>
+            <w:rPr/>
+          </w:pPr>
+          <w:hyperlink w:anchor="__RefHeading___Toc1833_3443321023">
+            <w:r>
+              <w:rPr>
+                <w:rStyle w:val="Indeksspring"/>
+              </w:rPr>
+              <w:t>Exporteren als Braillemuziek</w:t>
+              <w:tab/>
+              <w:t>21</w:t>
+            </w:r>
+          </w:hyperlink>
+        </w:p>
+        <w:p>
+          <w:pPr>
+            <w:pStyle w:val="Indholdsfortegnelse2"/>
+            <w:tabs>
+              <w:tab w:val="clear" w:pos="720"/>
+              <w:tab w:val="right" w:pos="9026" w:leader="dot"/>
+            </w:tabs>
+            <w:rPr/>
+          </w:pPr>
+          <w:hyperlink w:anchor="__RefHeading___Toc1835_3443321023">
+            <w:r>
+              <w:rPr>
+                <w:rStyle w:val="Indeksspring"/>
+                <w:i w:val="false"/>
+                <w:iCs w:val="false"/>
+              </w:rPr>
+              <w:t>Braille muziek Music export concepten</w:t>
+            </w:r>
+            <w:r>
+              <w:rPr>
+                <w:rStyle w:val="Indeksspring"/>
+              </w:rPr>
+              <w:tab/>
+              <w:t>21</w:t>
+            </w:r>
+          </w:hyperlink>
+        </w:p>
+        <w:p>
+          <w:pPr>
+            <w:pStyle w:val="Indholdsfortegnelse3"/>
+            <w:tabs>
+              <w:tab w:val="clear" w:pos="720"/>
+              <w:tab w:val="right" w:pos="9026" w:leader="dot"/>
+            </w:tabs>
+            <w:rPr/>
+          </w:pPr>
+          <w:hyperlink w:anchor="__RefHeading___Toc1837_3443321023">
+            <w:r>
+              <w:rPr>
+                <w:rStyle w:val="Indeksspring"/>
+              </w:rPr>
+              <w:t>Layout</w:t>
+              <w:tab/>
+              <w:t>21</w:t>
+            </w:r>
+          </w:hyperlink>
+        </w:p>
+        <w:p>
+          <w:pPr>
+            <w:pStyle w:val="Indholdsfortegnelse3"/>
+            <w:tabs>
+              <w:tab w:val="clear" w:pos="720"/>
+              <w:tab w:val="right" w:pos="9026" w:leader="dot"/>
+            </w:tabs>
+            <w:rPr/>
+          </w:pPr>
+          <w:hyperlink w:anchor="__RefHeading___Toc1839_3443321023">
+            <w:r>
+              <w:rPr>
+                <w:rStyle w:val="Indeksspring"/>
+              </w:rPr>
+              <w:t>Bestandsformaat</w:t>
+              <w:tab/>
+              <w:t>22</w:t>
+            </w:r>
+          </w:hyperlink>
+        </w:p>
+        <w:p>
+          <w:pPr>
+            <w:pStyle w:val="Indholdsfortegnelse3"/>
+            <w:tabs>
+              <w:tab w:val="clear" w:pos="720"/>
+              <w:tab w:val="right" w:pos="9026" w:leader="dot"/>
+            </w:tabs>
+            <w:rPr/>
+          </w:pPr>
+          <w:hyperlink w:anchor="__RefHeading___Toc1841_3443321023">
+            <w:r>
+              <w:rPr>
+                <w:rStyle w:val="Indeksspring"/>
+              </w:rPr>
+              <w:t>Braille apparaat type</w:t>
+              <w:tab/>
+              <w:t>22</w:t>
+            </w:r>
+          </w:hyperlink>
+        </w:p>
+        <w:p>
+          <w:pPr>
+            <w:pStyle w:val="Indholdsfortegnelse3"/>
+            <w:tabs>
+              <w:tab w:val="clear" w:pos="720"/>
+              <w:tab w:val="right" w:pos="9026" w:leader="dot"/>
+            </w:tabs>
+            <w:rPr/>
+          </w:pPr>
+          <w:hyperlink w:anchor="__RefHeading___Toc1843_3443321023">
+            <w:r>
+              <w:rPr>
+                <w:rStyle w:val="Indeksspring"/>
+              </w:rPr>
+              <w:t>Fysieke dimensies</w:t>
+              <w:tab/>
+              <w:t>22</w:t>
+            </w:r>
+          </w:hyperlink>
+        </w:p>
+        <w:p>
+          <w:pPr>
+            <w:pStyle w:val="Indholdsfortegnelse2"/>
+            <w:tabs>
+              <w:tab w:val="clear" w:pos="720"/>
+              <w:tab w:val="right" w:pos="9026" w:leader="dot"/>
+            </w:tabs>
+            <w:rPr/>
+          </w:pPr>
+          <w:hyperlink w:anchor="__RefHeading___Toc1845_3443321023">
+            <w:r>
+              <w:rPr>
+                <w:rStyle w:val="Indeksspring"/>
+              </w:rPr>
+              <w:t>Profielen</w:t>
+              <w:tab/>
+              <w:t>22</w:t>
+            </w:r>
+          </w:hyperlink>
+        </w:p>
+        <w:p>
+          <w:pPr>
+            <w:pStyle w:val="Indholdsfortegnelse2"/>
+            <w:tabs>
+              <w:tab w:val="clear" w:pos="720"/>
+              <w:tab w:val="right" w:pos="9026" w:leader="dot"/>
+            </w:tabs>
+            <w:rPr/>
+          </w:pPr>
+          <w:hyperlink w:anchor="__RefHeading___Toc1847_3443321023">
+            <w:r>
+              <w:rPr>
+                <w:rStyle w:val="Indeksspring"/>
+                <w:i w:val="false"/>
+                <w:iCs w:val="false"/>
+              </w:rPr>
+              <w:t>IBOS Xml Muzieklezer layout</w:t>
+            </w:r>
+            <w:r>
+              <w:rPr>
+                <w:rStyle w:val="Indeksspring"/>
+              </w:rPr>
+              <w:tab/>
+              <w:t>23</w:t>
+            </w:r>
+          </w:hyperlink>
+        </w:p>
+        <w:p>
+          <w:pPr>
+            <w:pStyle w:val="Indholdsfortegnelse2"/>
+            <w:tabs>
+              <w:tab w:val="clear" w:pos="720"/>
+              <w:tab w:val="right" w:pos="9026" w:leader="dot"/>
+            </w:tabs>
+            <w:rPr/>
+          </w:pPr>
+          <w:hyperlink w:anchor="__RefHeading___Toc1849_3443321023">
+            <w:r>
+              <w:rPr>
+                <w:rStyle w:val="Indeksspring"/>
+                <w:i w:val="false"/>
+                <w:iCs w:val="false"/>
+              </w:rPr>
+              <w:t>BANA 2015 Layout</w:t>
+            </w:r>
+            <w:r>
+              <w:rPr>
+                <w:rStyle w:val="Indeksspring"/>
+              </w:rPr>
+              <w:tab/>
+              <w:t>23</w:t>
+            </w:r>
+          </w:hyperlink>
+        </w:p>
+        <w:p>
+          <w:pPr>
+            <w:pStyle w:val="Indholdsfortegnelse2"/>
+            <w:tabs>
+              <w:tab w:val="clear" w:pos="720"/>
+              <w:tab w:val="right" w:pos="9026" w:leader="dot"/>
+            </w:tabs>
+            <w:rPr/>
+          </w:pPr>
+          <w:hyperlink w:anchor="__RefHeading___Toc1851_3443321023">
+            <w:r>
+              <w:rPr>
+                <w:rStyle w:val="Indeksspring"/>
+                <w:i w:val="false"/>
+                <w:iCs w:val="false"/>
+              </w:rPr>
+              <w:t>Afdrukken van braille muziekbestanden op een brailleprinter</w:t>
+            </w:r>
+            <w:r>
+              <w:rPr>
+                <w:rStyle w:val="Indeksspring"/>
+              </w:rPr>
+              <w:tab/>
+              <w:t>25</w:t>
+            </w:r>
+          </w:hyperlink>
+        </w:p>
+        <w:p>
+          <w:pPr>
+            <w:pStyle w:val="Indholdsfortegnelse2"/>
+            <w:tabs>
+              <w:tab w:val="clear" w:pos="720"/>
+              <w:tab w:val="right" w:pos="9026" w:leader="dot"/>
+            </w:tabs>
+            <w:rPr/>
+          </w:pPr>
+          <w:hyperlink w:anchor="__RefHeading___Toc1853_3443321023">
+            <w:r>
+              <w:rPr>
+                <w:rStyle w:val="Indeksspring"/>
+                <w:i w:val="false"/>
+                <w:iCs w:val="false"/>
+              </w:rPr>
+              <w:t>Kopieren van braille muziekbestanden naar een notetaker apparaat</w:t>
+            </w:r>
+            <w:r>
+              <w:rPr>
+                <w:rStyle w:val="Indeksspring"/>
+              </w:rPr>
+              <w:tab/>
+              <w:t>25</w:t>
+            </w:r>
+          </w:hyperlink>
+        </w:p>
+        <w:p>
+          <w:pPr>
+            <w:pStyle w:val="Indholdsfortegnelse1"/>
+            <w:tabs>
+              <w:tab w:val="clear" w:pos="720"/>
+              <w:tab w:val="right" w:pos="9026" w:leader="dot"/>
+            </w:tabs>
+            <w:rPr/>
+          </w:pPr>
+          <w:hyperlink w:anchor="__RefHeading___Toc1855_3443321023">
+            <w:r>
+              <w:rPr>
+                <w:rStyle w:val="Indeksspring"/>
+              </w:rPr>
+              <w:t>Sneltoetsen</w:t>
+              <w:tab/>
+              <w:t>26</w:t>
+            </w:r>
+          </w:hyperlink>
+        </w:p>
+        <w:p>
+          <w:pPr>
+            <w:pStyle w:val="Indholdsfortegnelse1"/>
+            <w:tabs>
+              <w:tab w:val="clear" w:pos="720"/>
+              <w:tab w:val="right" w:pos="9026" w:leader="dot"/>
+            </w:tabs>
+            <w:rPr/>
+          </w:pPr>
+          <w:hyperlink w:anchor="__RefHeading___Toc1857_3443321023">
+            <w:r>
+              <w:rPr>
+                <w:rStyle w:val="Indeksspring"/>
+              </w:rPr>
+              <w:t>Aanpassen aan uw taal op de PC</w:t>
+              <w:tab/>
+              <w:t>28</w:t>
+            </w:r>
+          </w:hyperlink>
+        </w:p>
+        <w:p>
+          <w:pPr>
+            <w:pStyle w:val="Indholdsfortegnelse1"/>
+            <w:tabs>
+              <w:tab w:val="clear" w:pos="720"/>
+              <w:tab w:val="right" w:pos="9026" w:leader="dot"/>
+            </w:tabs>
+            <w:rPr/>
+          </w:pPr>
+          <w:hyperlink w:anchor="__RefHeading___Toc1859_3443321023">
+            <w:r>
+              <w:rPr>
+                <w:rStyle w:val="Indeksspring"/>
+              </w:rPr>
+              <w:t>Perkins toetsenbord</w:t>
+              <w:tab/>
+              <w:t>29</w:t>
+            </w:r>
+          </w:hyperlink>
+        </w:p>
+        <w:p>
+          <w:pPr>
+            <w:pStyle w:val="Indholdsfortegnelse1"/>
+            <w:tabs>
+              <w:tab w:val="clear" w:pos="720"/>
+              <w:tab w:val="right" w:pos="9026" w:leader="dot"/>
+            </w:tabs>
+            <w:rPr/>
+          </w:pPr>
+          <w:hyperlink w:anchor="__RefHeading___Toc1861_3443321023">
+            <w:r>
+              <w:rPr>
+                <w:rStyle w:val="Indeksspring"/>
+              </w:rPr>
+              <w:t>Het optimaliseren van de samenwerking met JAWS</w:t>
+              <w:tab/>
+              <w:t>29</w:t>
+            </w:r>
+          </w:hyperlink>
           <w:r>
-            <w:rPr/>
-          </w:r>
-          <w:r>
-            <w:rPr/>
+            <w:rPr>
+              <w:rStyle w:val="Indeksspring"/>
+            </w:rPr>
             <w:fldChar w:fldCharType="end"/>
           </w:r>
         </w:p>
@@ -2184,7 +966,9 @@
           <w:szCs w:val="36"/>
         </w:rPr>
       </w:pPr>
+      <w:bookmarkStart w:id="2" w:name="__RefHeading___Toc1793_3443321023"/>
       <w:bookmarkStart w:id="3" w:name="_Toc31150856"/>
+      <w:bookmarkEnd w:id="2"/>
       <w:r>
         <w:rPr>
           <w:rFonts w:ascii="Verdana" w:hAnsi="Verdana"/>
@@ -2514,14 +1298,14 @@
         <w:tblLook w:firstRow="1" w:noVBand="1" w:lastRow="0" w:firstColumn="1" w:lastColumn="0" w:noHBand="0" w:val="04a0"/>
       </w:tblPr>
       <w:tblGrid>
-        <w:gridCol w:w="1682"/>
-        <w:gridCol w:w="7493"/>
+        <w:gridCol w:w="1681"/>
+        <w:gridCol w:w="7494"/>
       </w:tblGrid>
       <w:tr>
         <w:trPr/>
         <w:tc>
           <w:tcPr>
-            <w:tcW w:w="1682" w:type="dxa"/>
+            <w:tcW w:w="1681" w:type="dxa"/>
             <w:tcBorders>
               <w:top w:val="single" w:sz="4" w:space="0" w:color="000000"/>
               <w:left w:val="single" w:sz="4" w:space="0" w:color="000000"/>
@@ -2552,7 +1336,7 @@
         </w:tc>
         <w:tc>
           <w:tcPr>
-            <w:tcW w:w="7493" w:type="dxa"/>
+            <w:tcW w:w="7494" w:type="dxa"/>
             <w:tcBorders>
               <w:top w:val="single" w:sz="4" w:space="0" w:color="000000"/>
               <w:left w:val="single" w:sz="4" w:space="0" w:color="000000"/>
@@ -2597,7 +1381,7 @@
         <w:trPr/>
         <w:tc>
           <w:tcPr>
-            <w:tcW w:w="1682" w:type="dxa"/>
+            <w:tcW w:w="1681" w:type="dxa"/>
             <w:tcBorders>
               <w:top w:val="single" w:sz="4" w:space="0" w:color="000000"/>
               <w:left w:val="single" w:sz="4" w:space="0" w:color="000000"/>
@@ -2628,7 +1412,7 @@
         </w:tc>
         <w:tc>
           <w:tcPr>
-            <w:tcW w:w="7493" w:type="dxa"/>
+            <w:tcW w:w="7494" w:type="dxa"/>
             <w:tcBorders>
               <w:top w:val="single" w:sz="4" w:space="0" w:color="000000"/>
               <w:left w:val="single" w:sz="4" w:space="0" w:color="000000"/>
@@ -2701,7 +1485,7 @@
         <w:trPr/>
         <w:tc>
           <w:tcPr>
-            <w:tcW w:w="1682" w:type="dxa"/>
+            <w:tcW w:w="1681" w:type="dxa"/>
             <w:tcBorders>
               <w:top w:val="single" w:sz="4" w:space="0" w:color="000000"/>
               <w:left w:val="single" w:sz="4" w:space="0" w:color="000000"/>
@@ -2732,7 +1516,7 @@
         </w:tc>
         <w:tc>
           <w:tcPr>
-            <w:tcW w:w="7493" w:type="dxa"/>
+            <w:tcW w:w="7494" w:type="dxa"/>
             <w:tcBorders>
               <w:top w:val="single" w:sz="4" w:space="0" w:color="000000"/>
               <w:left w:val="single" w:sz="4" w:space="0" w:color="000000"/>
@@ -2763,7 +1547,7 @@
         <w:trPr/>
         <w:tc>
           <w:tcPr>
-            <w:tcW w:w="1682" w:type="dxa"/>
+            <w:tcW w:w="1681" w:type="dxa"/>
             <w:tcBorders>
               <w:top w:val="single" w:sz="4" w:space="0" w:color="000000"/>
               <w:left w:val="single" w:sz="4" w:space="0" w:color="000000"/>
@@ -2794,7 +1578,7 @@
         </w:tc>
         <w:tc>
           <w:tcPr>
-            <w:tcW w:w="7493" w:type="dxa"/>
+            <w:tcW w:w="7494" w:type="dxa"/>
             <w:tcBorders>
               <w:top w:val="single" w:sz="4" w:space="0" w:color="000000"/>
               <w:left w:val="single" w:sz="4" w:space="0" w:color="000000"/>
@@ -2841,7 +1625,7 @@
         <w:trPr/>
         <w:tc>
           <w:tcPr>
-            <w:tcW w:w="1682" w:type="dxa"/>
+            <w:tcW w:w="1681" w:type="dxa"/>
             <w:tcBorders>
               <w:top w:val="single" w:sz="4" w:space="0" w:color="000000"/>
               <w:left w:val="single" w:sz="4" w:space="0" w:color="000000"/>
@@ -2875,7 +1659,7 @@
         </w:tc>
         <w:tc>
           <w:tcPr>
-            <w:tcW w:w="7493" w:type="dxa"/>
+            <w:tcW w:w="7494" w:type="dxa"/>
             <w:tcBorders>
               <w:top w:val="single" w:sz="4" w:space="0" w:color="000000"/>
               <w:left w:val="single" w:sz="4" w:space="0" w:color="000000"/>
@@ -3423,7 +2207,9 @@
           <w:szCs w:val="36"/>
         </w:rPr>
       </w:pPr>
-      <w:bookmarkStart w:id="5" w:name="_Toc31150857"/>
+      <w:bookmarkStart w:id="5" w:name="__RefHeading___Toc1795_3443321023"/>
+      <w:bookmarkStart w:id="6" w:name="_Toc31150857"/>
+      <w:bookmarkEnd w:id="5"/>
       <w:r>
         <w:rPr>
           <w:rFonts w:ascii="Verdana" w:hAnsi="Verdana"/>
@@ -3432,7 +2218,7 @@
         </w:rPr>
         <w:t>IBOS XML-muzieklezer componenten</w:t>
       </w:r>
-      <w:bookmarkEnd w:id="5"/>
+      <w:bookmarkEnd w:id="6"/>
     </w:p>
     <w:p>
       <w:pPr>
@@ -3443,12 +2229,14 @@
         </w:numPr>
         <w:rPr/>
       </w:pPr>
-      <w:bookmarkStart w:id="6" w:name="_Toc31150858"/>
+      <w:bookmarkStart w:id="7" w:name="__RefHeading___Toc1797_3443321023"/>
+      <w:bookmarkStart w:id="8" w:name="_Toc31150858"/>
+      <w:bookmarkEnd w:id="7"/>
       <w:r>
         <w:rPr/>
         <w:t>De menubalk</w:t>
       </w:r>
-      <w:bookmarkEnd w:id="6"/>
+      <w:bookmarkEnd w:id="8"/>
     </w:p>
     <w:p>
       <w:pPr>
@@ -3477,9 +2265,9 @@
         <w:tblLook w:firstRow="1" w:noVBand="1" w:lastRow="0" w:firstColumn="1" w:lastColumn="0" w:noHBand="0" w:val="04a0"/>
       </w:tblPr>
       <w:tblGrid>
-        <w:gridCol w:w="1582"/>
+        <w:gridCol w:w="1581"/>
         <w:gridCol w:w="5219"/>
-        <w:gridCol w:w="2214"/>
+        <w:gridCol w:w="2215"/>
       </w:tblGrid>
       <w:tr>
         <w:trPr>
@@ -3487,7 +2275,7 @@
         </w:trPr>
         <w:tc>
           <w:tcPr>
-            <w:tcW w:w="1582" w:type="dxa"/>
+            <w:tcW w:w="1581" w:type="dxa"/>
             <w:tcBorders>
               <w:top w:val="single" w:sz="2" w:space="0" w:color="000000"/>
               <w:left w:val="single" w:sz="2" w:space="0" w:color="000000"/>
@@ -3557,7 +2345,7 @@
         </w:tc>
         <w:tc>
           <w:tcPr>
-            <w:tcW w:w="2214" w:type="dxa"/>
+            <w:tcW w:w="2215" w:type="dxa"/>
             <w:tcBorders>
               <w:top w:val="single" w:sz="2" w:space="0" w:color="000000"/>
               <w:left w:val="single" w:sz="2" w:space="0" w:color="000000"/>
@@ -3588,7 +2376,7 @@
         <w:trPr/>
         <w:tc>
           <w:tcPr>
-            <w:tcW w:w="1582" w:type="dxa"/>
+            <w:tcW w:w="1581" w:type="dxa"/>
             <w:tcBorders>
               <w:left w:val="single" w:sz="2" w:space="0" w:color="000000"/>
               <w:bottom w:val="single" w:sz="2" w:space="0" w:color="000000"/>
@@ -3637,7 +2425,7 @@
         </w:tc>
         <w:tc>
           <w:tcPr>
-            <w:tcW w:w="2214" w:type="dxa"/>
+            <w:tcW w:w="2215" w:type="dxa"/>
             <w:tcBorders>
               <w:left w:val="single" w:sz="2" w:space="0" w:color="000000"/>
               <w:bottom w:val="single" w:sz="2" w:space="0" w:color="000000"/>
@@ -3664,7 +2452,7 @@
         <w:trPr/>
         <w:tc>
           <w:tcPr>
-            <w:tcW w:w="1582" w:type="dxa"/>
+            <w:tcW w:w="1581" w:type="dxa"/>
             <w:tcBorders>
               <w:left w:val="single" w:sz="2" w:space="0" w:color="000000"/>
               <w:bottom w:val="single" w:sz="2" w:space="0" w:color="000000"/>
@@ -3710,7 +2498,7 @@
         </w:tc>
         <w:tc>
           <w:tcPr>
-            <w:tcW w:w="2214" w:type="dxa"/>
+            <w:tcW w:w="2215" w:type="dxa"/>
             <w:tcBorders>
               <w:left w:val="single" w:sz="2" w:space="0" w:color="000000"/>
               <w:bottom w:val="single" w:sz="2" w:space="0" w:color="000000"/>
@@ -3737,7 +2525,7 @@
         <w:trPr/>
         <w:tc>
           <w:tcPr>
-            <w:tcW w:w="1582" w:type="dxa"/>
+            <w:tcW w:w="1581" w:type="dxa"/>
             <w:tcBorders>
               <w:left w:val="single" w:sz="2" w:space="0" w:color="000000"/>
               <w:bottom w:val="single" w:sz="2" w:space="0" w:color="000000"/>
@@ -3784,7 +2572,7 @@
         </w:tc>
         <w:tc>
           <w:tcPr>
-            <w:tcW w:w="2214" w:type="dxa"/>
+            <w:tcW w:w="2215" w:type="dxa"/>
             <w:tcBorders>
               <w:left w:val="single" w:sz="2" w:space="0" w:color="000000"/>
               <w:bottom w:val="single" w:sz="2" w:space="0" w:color="000000"/>
@@ -3829,7 +2617,7 @@
         <w:trPr/>
         <w:tc>
           <w:tcPr>
-            <w:tcW w:w="1582" w:type="dxa"/>
+            <w:tcW w:w="1581" w:type="dxa"/>
             <w:tcBorders>
               <w:left w:val="single" w:sz="2" w:space="0" w:color="000000"/>
               <w:bottom w:val="single" w:sz="2" w:space="0" w:color="000000"/>
@@ -3878,7 +2666,7 @@
         </w:tc>
         <w:tc>
           <w:tcPr>
-            <w:tcW w:w="2214" w:type="dxa"/>
+            <w:tcW w:w="2215" w:type="dxa"/>
             <w:tcBorders>
               <w:left w:val="single" w:sz="2" w:space="0" w:color="000000"/>
               <w:bottom w:val="single" w:sz="2" w:space="0" w:color="000000"/>
@@ -3908,7 +2696,7 @@
         <w:trPr/>
         <w:tc>
           <w:tcPr>
-            <w:tcW w:w="1582" w:type="dxa"/>
+            <w:tcW w:w="1581" w:type="dxa"/>
             <w:tcBorders>
               <w:left w:val="single" w:sz="2" w:space="0" w:color="000000"/>
               <w:bottom w:val="single" w:sz="2" w:space="0" w:color="000000"/>
@@ -3957,7 +2745,7 @@
         </w:tc>
         <w:tc>
           <w:tcPr>
-            <w:tcW w:w="2214" w:type="dxa"/>
+            <w:tcW w:w="2215" w:type="dxa"/>
             <w:tcBorders>
               <w:left w:val="single" w:sz="2" w:space="0" w:color="000000"/>
               <w:bottom w:val="single" w:sz="2" w:space="0" w:color="000000"/>
@@ -3987,7 +2775,7 @@
         <w:trPr/>
         <w:tc>
           <w:tcPr>
-            <w:tcW w:w="1582" w:type="dxa"/>
+            <w:tcW w:w="1581" w:type="dxa"/>
             <w:tcBorders>
               <w:left w:val="single" w:sz="2" w:space="0" w:color="000000"/>
               <w:bottom w:val="single" w:sz="2" w:space="0" w:color="000000"/>
@@ -4036,7 +2824,7 @@
         </w:tc>
         <w:tc>
           <w:tcPr>
-            <w:tcW w:w="2214" w:type="dxa"/>
+            <w:tcW w:w="2215" w:type="dxa"/>
             <w:tcBorders>
               <w:left w:val="single" w:sz="2" w:space="0" w:color="000000"/>
               <w:bottom w:val="single" w:sz="2" w:space="0" w:color="000000"/>
@@ -4066,7 +2854,7 @@
         <w:trPr/>
         <w:tc>
           <w:tcPr>
-            <w:tcW w:w="1582" w:type="dxa"/>
+            <w:tcW w:w="1581" w:type="dxa"/>
             <w:tcBorders>
               <w:left w:val="single" w:sz="2" w:space="0" w:color="000000"/>
               <w:bottom w:val="single" w:sz="2" w:space="0" w:color="000000"/>
@@ -4112,7 +2900,7 @@
         </w:tc>
         <w:tc>
           <w:tcPr>
-            <w:tcW w:w="2214" w:type="dxa"/>
+            <w:tcW w:w="2215" w:type="dxa"/>
             <w:tcBorders>
               <w:left w:val="single" w:sz="2" w:space="0" w:color="000000"/>
               <w:bottom w:val="single" w:sz="2" w:space="0" w:color="000000"/>
@@ -4142,7 +2930,7 @@
         <w:trPr/>
         <w:tc>
           <w:tcPr>
-            <w:tcW w:w="1582" w:type="dxa"/>
+            <w:tcW w:w="1581" w:type="dxa"/>
             <w:tcBorders>
               <w:left w:val="single" w:sz="2" w:space="0" w:color="000000"/>
               <w:bottom w:val="single" w:sz="2" w:space="0" w:color="000000"/>
@@ -4202,7 +2990,7 @@
         </w:tc>
         <w:tc>
           <w:tcPr>
-            <w:tcW w:w="2214" w:type="dxa"/>
+            <w:tcW w:w="2215" w:type="dxa"/>
             <w:tcBorders>
               <w:left w:val="single" w:sz="2" w:space="0" w:color="000000"/>
               <w:bottom w:val="single" w:sz="2" w:space="0" w:color="000000"/>
@@ -4236,7 +3024,7 @@
         <w:trPr/>
         <w:tc>
           <w:tcPr>
-            <w:tcW w:w="1582" w:type="dxa"/>
+            <w:tcW w:w="1581" w:type="dxa"/>
             <w:tcBorders>
               <w:left w:val="single" w:sz="2" w:space="0" w:color="000000"/>
               <w:bottom w:val="single" w:sz="2" w:space="0" w:color="000000"/>
@@ -4296,7 +3084,7 @@
         </w:tc>
         <w:tc>
           <w:tcPr>
-            <w:tcW w:w="2214" w:type="dxa"/>
+            <w:tcW w:w="2215" w:type="dxa"/>
             <w:tcBorders>
               <w:left w:val="single" w:sz="2" w:space="0" w:color="000000"/>
               <w:bottom w:val="single" w:sz="2" w:space="0" w:color="000000"/>
@@ -4330,7 +3118,7 @@
         <w:trPr/>
         <w:tc>
           <w:tcPr>
-            <w:tcW w:w="1582" w:type="dxa"/>
+            <w:tcW w:w="1581" w:type="dxa"/>
             <w:tcBorders>
               <w:left w:val="single" w:sz="2" w:space="0" w:color="000000"/>
               <w:bottom w:val="single" w:sz="2" w:space="0" w:color="000000"/>
@@ -4390,7 +3178,7 @@
         </w:tc>
         <w:tc>
           <w:tcPr>
-            <w:tcW w:w="2214" w:type="dxa"/>
+            <w:tcW w:w="2215" w:type="dxa"/>
             <w:tcBorders>
               <w:left w:val="single" w:sz="2" w:space="0" w:color="000000"/>
               <w:bottom w:val="single" w:sz="2" w:space="0" w:color="000000"/>
@@ -4423,7 +3211,7 @@
         <w:trPr/>
         <w:tc>
           <w:tcPr>
-            <w:tcW w:w="1582" w:type="dxa"/>
+            <w:tcW w:w="1581" w:type="dxa"/>
             <w:tcBorders>
               <w:left w:val="single" w:sz="2" w:space="0" w:color="000000"/>
               <w:bottom w:val="single" w:sz="2" w:space="0" w:color="000000"/>
@@ -4472,7 +3260,7 @@
         </w:tc>
         <w:tc>
           <w:tcPr>
-            <w:tcW w:w="2214" w:type="dxa"/>
+            <w:tcW w:w="2215" w:type="dxa"/>
             <w:tcBorders>
               <w:left w:val="single" w:sz="2" w:space="0" w:color="000000"/>
               <w:bottom w:val="single" w:sz="2" w:space="0" w:color="000000"/>
@@ -4502,7 +3290,7 @@
         <w:trPr/>
         <w:tc>
           <w:tcPr>
-            <w:tcW w:w="1582" w:type="dxa"/>
+            <w:tcW w:w="1581" w:type="dxa"/>
             <w:tcBorders>
               <w:left w:val="single" w:sz="2" w:space="0" w:color="000000"/>
               <w:bottom w:val="single" w:sz="2" w:space="0" w:color="000000"/>
@@ -4556,7 +3344,7 @@
         </w:tc>
         <w:tc>
           <w:tcPr>
-            <w:tcW w:w="2214" w:type="dxa"/>
+            <w:tcW w:w="2215" w:type="dxa"/>
             <w:tcBorders>
               <w:left w:val="single" w:sz="2" w:space="0" w:color="000000"/>
               <w:bottom w:val="single" w:sz="2" w:space="0" w:color="000000"/>
@@ -4588,7 +3376,7 @@
         <w:trPr/>
         <w:tc>
           <w:tcPr>
-            <w:tcW w:w="1582" w:type="dxa"/>
+            <w:tcW w:w="1581" w:type="dxa"/>
             <w:tcBorders>
               <w:left w:val="single" w:sz="2" w:space="0" w:color="000000"/>
               <w:bottom w:val="single" w:sz="2" w:space="0" w:color="000000"/>
@@ -4640,7 +3428,7 @@
         </w:tc>
         <w:tc>
           <w:tcPr>
-            <w:tcW w:w="2214" w:type="dxa"/>
+            <w:tcW w:w="2215" w:type="dxa"/>
             <w:tcBorders>
               <w:left w:val="single" w:sz="2" w:space="0" w:color="000000"/>
               <w:bottom w:val="single" w:sz="2" w:space="0" w:color="000000"/>
@@ -4670,7 +3458,7 @@
         <w:trPr/>
         <w:tc>
           <w:tcPr>
-            <w:tcW w:w="1582" w:type="dxa"/>
+            <w:tcW w:w="1581" w:type="dxa"/>
             <w:tcBorders>
               <w:left w:val="single" w:sz="2" w:space="0" w:color="000000"/>
               <w:bottom w:val="single" w:sz="2" w:space="0" w:color="000000"/>
@@ -4724,7 +3512,7 @@
         </w:tc>
         <w:tc>
           <w:tcPr>
-            <w:tcW w:w="2214" w:type="dxa"/>
+            <w:tcW w:w="2215" w:type="dxa"/>
             <w:tcBorders>
               <w:left w:val="single" w:sz="2" w:space="0" w:color="000000"/>
               <w:bottom w:val="single" w:sz="2" w:space="0" w:color="000000"/>
@@ -4754,7 +3542,7 @@
         <w:trPr/>
         <w:tc>
           <w:tcPr>
-            <w:tcW w:w="1582" w:type="dxa"/>
+            <w:tcW w:w="1581" w:type="dxa"/>
             <w:tcBorders>
               <w:left w:val="single" w:sz="2" w:space="0" w:color="000000"/>
               <w:bottom w:val="single" w:sz="2" w:space="0" w:color="000000"/>
@@ -4808,7 +3596,7 @@
         </w:tc>
         <w:tc>
           <w:tcPr>
-            <w:tcW w:w="2214" w:type="dxa"/>
+            <w:tcW w:w="2215" w:type="dxa"/>
             <w:tcBorders>
               <w:left w:val="single" w:sz="2" w:space="0" w:color="000000"/>
               <w:bottom w:val="single" w:sz="2" w:space="0" w:color="000000"/>
@@ -4838,7 +3626,7 @@
         <w:trPr/>
         <w:tc>
           <w:tcPr>
-            <w:tcW w:w="1582" w:type="dxa"/>
+            <w:tcW w:w="1581" w:type="dxa"/>
             <w:tcBorders>
               <w:left w:val="single" w:sz="2" w:space="0" w:color="000000"/>
               <w:bottom w:val="single" w:sz="2" w:space="0" w:color="000000"/>
@@ -4892,7 +3680,7 @@
         </w:tc>
         <w:tc>
           <w:tcPr>
-            <w:tcW w:w="2214" w:type="dxa"/>
+            <w:tcW w:w="2215" w:type="dxa"/>
             <w:tcBorders>
               <w:left w:val="single" w:sz="2" w:space="0" w:color="000000"/>
               <w:bottom w:val="single" w:sz="2" w:space="0" w:color="000000"/>
@@ -4922,7 +3710,7 @@
         <w:trPr/>
         <w:tc>
           <w:tcPr>
-            <w:tcW w:w="1582" w:type="dxa"/>
+            <w:tcW w:w="1581" w:type="dxa"/>
             <w:tcBorders>
               <w:left w:val="single" w:sz="2" w:space="0" w:color="000000"/>
               <w:bottom w:val="single" w:sz="2" w:space="0" w:color="000000"/>
@@ -4974,7 +3762,7 @@
         </w:tc>
         <w:tc>
           <w:tcPr>
-            <w:tcW w:w="2214" w:type="dxa"/>
+            <w:tcW w:w="2215" w:type="dxa"/>
             <w:tcBorders>
               <w:left w:val="single" w:sz="2" w:space="0" w:color="000000"/>
               <w:bottom w:val="single" w:sz="2" w:space="0" w:color="000000"/>
@@ -5004,7 +3792,7 @@
         <w:trPr/>
         <w:tc>
           <w:tcPr>
-            <w:tcW w:w="1582" w:type="dxa"/>
+            <w:tcW w:w="1581" w:type="dxa"/>
             <w:tcBorders>
               <w:left w:val="single" w:sz="2" w:space="0" w:color="000000"/>
               <w:bottom w:val="single" w:sz="2" w:space="0" w:color="000000"/>
@@ -5056,7 +3844,7 @@
         </w:tc>
         <w:tc>
           <w:tcPr>
-            <w:tcW w:w="2214" w:type="dxa"/>
+            <w:tcW w:w="2215" w:type="dxa"/>
             <w:tcBorders>
               <w:left w:val="single" w:sz="2" w:space="0" w:color="000000"/>
               <w:bottom w:val="single" w:sz="2" w:space="0" w:color="000000"/>
@@ -5086,7 +3874,7 @@
         <w:trPr/>
         <w:tc>
           <w:tcPr>
-            <w:tcW w:w="1582" w:type="dxa"/>
+            <w:tcW w:w="1581" w:type="dxa"/>
             <w:tcBorders>
               <w:left w:val="single" w:sz="2" w:space="0" w:color="000000"/>
               <w:bottom w:val="single" w:sz="2" w:space="0" w:color="000000"/>
@@ -5139,7 +3927,7 @@
         </w:tc>
         <w:tc>
           <w:tcPr>
-            <w:tcW w:w="2214" w:type="dxa"/>
+            <w:tcW w:w="2215" w:type="dxa"/>
             <w:tcBorders>
               <w:left w:val="single" w:sz="2" w:space="0" w:color="000000"/>
               <w:bottom w:val="single" w:sz="2" w:space="0" w:color="000000"/>
@@ -5169,7 +3957,7 @@
         <w:trPr/>
         <w:tc>
           <w:tcPr>
-            <w:tcW w:w="1582" w:type="dxa"/>
+            <w:tcW w:w="1581" w:type="dxa"/>
             <w:tcBorders>
               <w:left w:val="single" w:sz="2" w:space="0" w:color="000000"/>
               <w:bottom w:val="single" w:sz="2" w:space="0" w:color="000000"/>
@@ -5222,7 +4010,7 @@
         </w:tc>
         <w:tc>
           <w:tcPr>
-            <w:tcW w:w="2214" w:type="dxa"/>
+            <w:tcW w:w="2215" w:type="dxa"/>
             <w:tcBorders>
               <w:left w:val="single" w:sz="2" w:space="0" w:color="000000"/>
               <w:bottom w:val="single" w:sz="2" w:space="0" w:color="000000"/>
@@ -5252,7 +4040,7 @@
         <w:trPr/>
         <w:tc>
           <w:tcPr>
-            <w:tcW w:w="1582" w:type="dxa"/>
+            <w:tcW w:w="1581" w:type="dxa"/>
             <w:tcBorders>
               <w:left w:val="single" w:sz="2" w:space="0" w:color="000000"/>
               <w:bottom w:val="single" w:sz="2" w:space="0" w:color="000000"/>
@@ -5305,7 +4093,7 @@
         </w:tc>
         <w:tc>
           <w:tcPr>
-            <w:tcW w:w="2214" w:type="dxa"/>
+            <w:tcW w:w="2215" w:type="dxa"/>
             <w:tcBorders>
               <w:left w:val="single" w:sz="2" w:space="0" w:color="000000"/>
               <w:bottom w:val="single" w:sz="2" w:space="0" w:color="000000"/>
@@ -5335,7 +4123,7 @@
         <w:trPr/>
         <w:tc>
           <w:tcPr>
-            <w:tcW w:w="1582" w:type="dxa"/>
+            <w:tcW w:w="1581" w:type="dxa"/>
             <w:tcBorders>
               <w:left w:val="single" w:sz="2" w:space="0" w:color="000000"/>
               <w:bottom w:val="single" w:sz="2" w:space="0" w:color="000000"/>
@@ -5387,7 +4175,7 @@
         </w:tc>
         <w:tc>
           <w:tcPr>
-            <w:tcW w:w="2214" w:type="dxa"/>
+            <w:tcW w:w="2215" w:type="dxa"/>
             <w:tcBorders>
               <w:left w:val="single" w:sz="2" w:space="0" w:color="000000"/>
               <w:bottom w:val="single" w:sz="2" w:space="0" w:color="000000"/>
@@ -5417,7 +4205,7 @@
         <w:trPr/>
         <w:tc>
           <w:tcPr>
-            <w:tcW w:w="1582" w:type="dxa"/>
+            <w:tcW w:w="1581" w:type="dxa"/>
             <w:tcBorders>
               <w:left w:val="single" w:sz="2" w:space="0" w:color="000000"/>
               <w:bottom w:val="single" w:sz="2" w:space="0" w:color="000000"/>
@@ -5472,7 +4260,7 @@
         </w:tc>
         <w:tc>
           <w:tcPr>
-            <w:tcW w:w="2214" w:type="dxa"/>
+            <w:tcW w:w="2215" w:type="dxa"/>
             <w:tcBorders>
               <w:left w:val="single" w:sz="2" w:space="0" w:color="000000"/>
               <w:bottom w:val="single" w:sz="2" w:space="0" w:color="000000"/>
@@ -5502,7 +4290,7 @@
         <w:trPr/>
         <w:tc>
           <w:tcPr>
-            <w:tcW w:w="1582" w:type="dxa"/>
+            <w:tcW w:w="1581" w:type="dxa"/>
             <w:tcBorders>
               <w:left w:val="single" w:sz="2" w:space="0" w:color="000000"/>
               <w:bottom w:val="single" w:sz="2" w:space="0" w:color="000000"/>
@@ -5558,7 +4346,7 @@
         </w:tc>
         <w:tc>
           <w:tcPr>
-            <w:tcW w:w="2214" w:type="dxa"/>
+            <w:tcW w:w="2215" w:type="dxa"/>
             <w:tcBorders>
               <w:left w:val="single" w:sz="2" w:space="0" w:color="000000"/>
               <w:bottom w:val="single" w:sz="2" w:space="0" w:color="000000"/>
@@ -5588,7 +4376,7 @@
         <w:trPr/>
         <w:tc>
           <w:tcPr>
-            <w:tcW w:w="1582" w:type="dxa"/>
+            <w:tcW w:w="1581" w:type="dxa"/>
             <w:tcBorders>
               <w:left w:val="single" w:sz="2" w:space="0" w:color="000000"/>
               <w:bottom w:val="single" w:sz="2" w:space="0" w:color="000000"/>
@@ -5644,7 +4432,7 @@
         </w:tc>
         <w:tc>
           <w:tcPr>
-            <w:tcW w:w="2214" w:type="dxa"/>
+            <w:tcW w:w="2215" w:type="dxa"/>
             <w:tcBorders>
               <w:left w:val="single" w:sz="2" w:space="0" w:color="000000"/>
               <w:bottom w:val="single" w:sz="2" w:space="0" w:color="000000"/>
@@ -5676,7 +4464,7 @@
         <w:trPr/>
         <w:tc>
           <w:tcPr>
-            <w:tcW w:w="1582" w:type="dxa"/>
+            <w:tcW w:w="1581" w:type="dxa"/>
             <w:tcBorders>
               <w:left w:val="single" w:sz="2" w:space="0" w:color="000000"/>
               <w:bottom w:val="single" w:sz="2" w:space="0" w:color="000000"/>
@@ -5729,7 +4517,7 @@
         </w:tc>
         <w:tc>
           <w:tcPr>
-            <w:tcW w:w="2214" w:type="dxa"/>
+            <w:tcW w:w="2215" w:type="dxa"/>
             <w:tcBorders>
               <w:left w:val="single" w:sz="2" w:space="0" w:color="000000"/>
               <w:bottom w:val="single" w:sz="2" w:space="0" w:color="000000"/>
@@ -5765,7 +4553,7 @@
         <w:trPr/>
         <w:tc>
           <w:tcPr>
-            <w:tcW w:w="1582" w:type="dxa"/>
+            <w:tcW w:w="1581" w:type="dxa"/>
             <w:tcBorders>
               <w:left w:val="single" w:sz="2" w:space="0" w:color="000000"/>
               <w:bottom w:val="single" w:sz="2" w:space="0" w:color="000000"/>
@@ -5819,7 +4607,7 @@
         </w:tc>
         <w:tc>
           <w:tcPr>
-            <w:tcW w:w="2214" w:type="dxa"/>
+            <w:tcW w:w="2215" w:type="dxa"/>
             <w:tcBorders>
               <w:left w:val="single" w:sz="2" w:space="0" w:color="000000"/>
               <w:bottom w:val="single" w:sz="2" w:space="0" w:color="000000"/>
@@ -5855,7 +4643,7 @@
         <w:trPr/>
         <w:tc>
           <w:tcPr>
-            <w:tcW w:w="1582" w:type="dxa"/>
+            <w:tcW w:w="1581" w:type="dxa"/>
             <w:tcBorders>
               <w:left w:val="single" w:sz="2" w:space="0" w:color="000000"/>
               <w:bottom w:val="single" w:sz="2" w:space="0" w:color="000000"/>
@@ -5913,7 +4701,7 @@
         </w:tc>
         <w:tc>
           <w:tcPr>
-            <w:tcW w:w="2214" w:type="dxa"/>
+            <w:tcW w:w="2215" w:type="dxa"/>
             <w:tcBorders>
               <w:left w:val="single" w:sz="2" w:space="0" w:color="000000"/>
               <w:bottom w:val="single" w:sz="2" w:space="0" w:color="000000"/>
@@ -5950,7 +4738,7 @@
         <w:trPr/>
         <w:tc>
           <w:tcPr>
-            <w:tcW w:w="1582" w:type="dxa"/>
+            <w:tcW w:w="1581" w:type="dxa"/>
             <w:tcBorders>
               <w:left w:val="single" w:sz="2" w:space="0" w:color="000000"/>
               <w:bottom w:val="single" w:sz="2" w:space="0" w:color="000000"/>
@@ -5998,31 +4786,13 @@
                 <w:sz w:val="22"/>
                 <w:lang w:val="da-DK"/>
               </w:rPr>
-              <w:t xml:space="preserve">Instellingen voor braille </w:t>
-            </w:r>
-            <w:r>
-              <w:rPr>
-                <w:rFonts w:cs="Verdana" w:ascii="Verdana" w:hAnsi="Verdana"/>
-                <w:color w:val="C9211E"/>
-                <w:sz w:val="22"/>
-                <w:lang w:val="da-DK"/>
-              </w:rPr>
-              <w:t xml:space="preserve">high speed </w:t>
-            </w:r>
-            <w:r>
-              <w:rPr>
-                <w:rFonts w:cs="Verdana" w:ascii="Verdana" w:hAnsi="Verdana"/>
-                <w:color w:val="C9211E"/>
-                <w:sz w:val="22"/>
-                <w:lang w:val="da-DK"/>
-              </w:rPr>
-              <w:t>printer profiel</w:t>
-            </w:r>
-          </w:p>
-        </w:tc>
-        <w:tc>
-          <w:tcPr>
-            <w:tcW w:w="2214" w:type="dxa"/>
+              <w:t>Instellingen voor braille high speed printer profiel</w:t>
+            </w:r>
+          </w:p>
+        </w:tc>
+        <w:tc>
+          <w:tcPr>
+            <w:tcW w:w="2215" w:type="dxa"/>
             <w:tcBorders>
               <w:left w:val="single" w:sz="2" w:space="0" w:color="000000"/>
               <w:bottom w:val="single" w:sz="2" w:space="0" w:color="000000"/>
@@ -6055,7 +4825,7 @@
         <w:trPr/>
         <w:tc>
           <w:tcPr>
-            <w:tcW w:w="1582" w:type="dxa"/>
+            <w:tcW w:w="1581" w:type="dxa"/>
             <w:tcBorders>
               <w:left w:val="single" w:sz="2" w:space="0" w:color="000000"/>
               <w:bottom w:val="single" w:sz="2" w:space="0" w:color="000000"/>
@@ -6113,7 +4883,7 @@
         </w:tc>
         <w:tc>
           <w:tcPr>
-            <w:tcW w:w="2214" w:type="dxa"/>
+            <w:tcW w:w="2215" w:type="dxa"/>
             <w:tcBorders>
               <w:left w:val="single" w:sz="2" w:space="0" w:color="000000"/>
               <w:bottom w:val="single" w:sz="2" w:space="0" w:color="000000"/>
@@ -6150,7 +4920,7 @@
         <w:trPr/>
         <w:tc>
           <w:tcPr>
-            <w:tcW w:w="1582" w:type="dxa"/>
+            <w:tcW w:w="1581" w:type="dxa"/>
             <w:tcBorders>
               <w:left w:val="single" w:sz="2" w:space="0" w:color="000000"/>
               <w:bottom w:val="single" w:sz="2" w:space="0" w:color="000000"/>
@@ -6208,7 +4978,7 @@
         </w:tc>
         <w:tc>
           <w:tcPr>
-            <w:tcW w:w="2214" w:type="dxa"/>
+            <w:tcW w:w="2215" w:type="dxa"/>
             <w:tcBorders>
               <w:left w:val="single" w:sz="2" w:space="0" w:color="000000"/>
               <w:bottom w:val="single" w:sz="2" w:space="0" w:color="000000"/>
@@ -6245,7 +5015,7 @@
         <w:trPr/>
         <w:tc>
           <w:tcPr>
-            <w:tcW w:w="1582" w:type="dxa"/>
+            <w:tcW w:w="1581" w:type="dxa"/>
             <w:tcBorders>
               <w:left w:val="single" w:sz="2" w:space="0" w:color="000000"/>
               <w:bottom w:val="single" w:sz="2" w:space="0" w:color="000000"/>
@@ -6294,7 +5064,7 @@
         </w:tc>
         <w:tc>
           <w:tcPr>
-            <w:tcW w:w="2214" w:type="dxa"/>
+            <w:tcW w:w="2215" w:type="dxa"/>
             <w:tcBorders>
               <w:left w:val="single" w:sz="2" w:space="0" w:color="000000"/>
               <w:bottom w:val="single" w:sz="2" w:space="0" w:color="000000"/>
@@ -6324,7 +5094,7 @@
         <w:trPr/>
         <w:tc>
           <w:tcPr>
-            <w:tcW w:w="1582" w:type="dxa"/>
+            <w:tcW w:w="1581" w:type="dxa"/>
             <w:tcBorders>
               <w:left w:val="single" w:sz="2" w:space="0" w:color="000000"/>
               <w:bottom w:val="single" w:sz="2" w:space="0" w:color="000000"/>
@@ -6378,7 +5148,7 @@
         </w:tc>
         <w:tc>
           <w:tcPr>
-            <w:tcW w:w="2214" w:type="dxa"/>
+            <w:tcW w:w="2215" w:type="dxa"/>
             <w:tcBorders>
               <w:left w:val="single" w:sz="2" w:space="0" w:color="000000"/>
               <w:bottom w:val="single" w:sz="2" w:space="0" w:color="000000"/>
@@ -6410,7 +5180,7 @@
         <w:trPr/>
         <w:tc>
           <w:tcPr>
-            <w:tcW w:w="1582" w:type="dxa"/>
+            <w:tcW w:w="1581" w:type="dxa"/>
             <w:tcBorders>
               <w:left w:val="single" w:sz="2" w:space="0" w:color="000000"/>
               <w:bottom w:val="single" w:sz="2" w:space="0" w:color="000000"/>
@@ -6465,7 +5235,7 @@
         </w:tc>
         <w:tc>
           <w:tcPr>
-            <w:tcW w:w="2214" w:type="dxa"/>
+            <w:tcW w:w="2215" w:type="dxa"/>
             <w:tcBorders>
               <w:left w:val="single" w:sz="2" w:space="0" w:color="000000"/>
               <w:bottom w:val="single" w:sz="2" w:space="0" w:color="000000"/>
@@ -6497,7 +5267,7 @@
         <w:trPr/>
         <w:tc>
           <w:tcPr>
-            <w:tcW w:w="1582" w:type="dxa"/>
+            <w:tcW w:w="1581" w:type="dxa"/>
             <w:tcBorders>
               <w:left w:val="single" w:sz="2" w:space="0" w:color="000000"/>
               <w:bottom w:val="single" w:sz="2" w:space="0" w:color="000000"/>
@@ -6541,7 +5311,7 @@
         </w:tc>
         <w:tc>
           <w:tcPr>
-            <w:tcW w:w="2214" w:type="dxa"/>
+            <w:tcW w:w="2215" w:type="dxa"/>
             <w:tcBorders>
               <w:left w:val="single" w:sz="2" w:space="0" w:color="000000"/>
               <w:bottom w:val="single" w:sz="2" w:space="0" w:color="000000"/>
@@ -6573,7 +5343,7 @@
         <w:trPr/>
         <w:tc>
           <w:tcPr>
-            <w:tcW w:w="1582" w:type="dxa"/>
+            <w:tcW w:w="1581" w:type="dxa"/>
             <w:tcBorders>
               <w:left w:val="single" w:sz="2" w:space="0" w:color="000000"/>
               <w:bottom w:val="single" w:sz="2" w:space="0" w:color="000000"/>
@@ -6617,7 +5387,7 @@
         </w:tc>
         <w:tc>
           <w:tcPr>
-            <w:tcW w:w="2214" w:type="dxa"/>
+            <w:tcW w:w="2215" w:type="dxa"/>
             <w:tcBorders>
               <w:left w:val="single" w:sz="2" w:space="0" w:color="000000"/>
               <w:bottom w:val="single" w:sz="2" w:space="0" w:color="000000"/>
@@ -6649,7 +5419,7 @@
         <w:trPr/>
         <w:tc>
           <w:tcPr>
-            <w:tcW w:w="1582" w:type="dxa"/>
+            <w:tcW w:w="1581" w:type="dxa"/>
             <w:tcBorders>
               <w:left w:val="single" w:sz="2" w:space="0" w:color="000000"/>
               <w:bottom w:val="single" w:sz="2" w:space="0" w:color="000000"/>
@@ -6699,7 +5469,7 @@
         </w:tc>
         <w:tc>
           <w:tcPr>
-            <w:tcW w:w="2214" w:type="dxa"/>
+            <w:tcW w:w="2215" w:type="dxa"/>
             <w:tcBorders>
               <w:left w:val="single" w:sz="2" w:space="0" w:color="000000"/>
               <w:bottom w:val="single" w:sz="2" w:space="0" w:color="000000"/>
@@ -6729,7 +5499,7 @@
         <w:trPr/>
         <w:tc>
           <w:tcPr>
-            <w:tcW w:w="1582" w:type="dxa"/>
+            <w:tcW w:w="1581" w:type="dxa"/>
             <w:tcBorders>
               <w:left w:val="single" w:sz="2" w:space="0" w:color="000000"/>
               <w:bottom w:val="single" w:sz="2" w:space="0" w:color="000000"/>
@@ -6779,7 +5549,7 @@
         </w:tc>
         <w:tc>
           <w:tcPr>
-            <w:tcW w:w="2214" w:type="dxa"/>
+            <w:tcW w:w="2215" w:type="dxa"/>
             <w:tcBorders>
               <w:left w:val="single" w:sz="2" w:space="0" w:color="000000"/>
               <w:bottom w:val="single" w:sz="2" w:space="0" w:color="000000"/>
@@ -6809,7 +5579,7 @@
         <w:trPr/>
         <w:tc>
           <w:tcPr>
-            <w:tcW w:w="1582" w:type="dxa"/>
+            <w:tcW w:w="1581" w:type="dxa"/>
             <w:tcBorders>
               <w:left w:val="single" w:sz="2" w:space="0" w:color="000000"/>
               <w:bottom w:val="single" w:sz="2" w:space="0" w:color="000000"/>
@@ -6858,7 +5628,7 @@
         </w:tc>
         <w:tc>
           <w:tcPr>
-            <w:tcW w:w="2214" w:type="dxa"/>
+            <w:tcW w:w="2215" w:type="dxa"/>
             <w:tcBorders>
               <w:left w:val="single" w:sz="2" w:space="0" w:color="000000"/>
               <w:bottom w:val="single" w:sz="2" w:space="0" w:color="000000"/>
@@ -6889,7 +5659,7 @@
         <w:trPr/>
         <w:tc>
           <w:tcPr>
-            <w:tcW w:w="1582" w:type="dxa"/>
+            <w:tcW w:w="1581" w:type="dxa"/>
             <w:tcBorders>
               <w:left w:val="single" w:sz="2" w:space="0" w:color="000000"/>
               <w:bottom w:val="single" w:sz="2" w:space="0" w:color="000000"/>
@@ -6939,7 +5709,7 @@
         </w:tc>
         <w:tc>
           <w:tcPr>
-            <w:tcW w:w="2214" w:type="dxa"/>
+            <w:tcW w:w="2215" w:type="dxa"/>
             <w:tcBorders>
               <w:left w:val="single" w:sz="2" w:space="0" w:color="000000"/>
               <w:bottom w:val="single" w:sz="2" w:space="0" w:color="000000"/>
@@ -6972,7 +5742,7 @@
         <w:trPr/>
         <w:tc>
           <w:tcPr>
-            <w:tcW w:w="1582" w:type="dxa"/>
+            <w:tcW w:w="1581" w:type="dxa"/>
             <w:tcBorders>
               <w:left w:val="single" w:sz="2" w:space="0" w:color="000000"/>
               <w:bottom w:val="single" w:sz="2" w:space="0" w:color="000000"/>
@@ -7028,7 +5798,7 @@
         </w:tc>
         <w:tc>
           <w:tcPr>
-            <w:tcW w:w="2214" w:type="dxa"/>
+            <w:tcW w:w="2215" w:type="dxa"/>
             <w:tcBorders>
               <w:left w:val="single" w:sz="2" w:space="0" w:color="000000"/>
               <w:bottom w:val="single" w:sz="2" w:space="0" w:color="000000"/>
@@ -7061,7 +5831,7 @@
         <w:trPr/>
         <w:tc>
           <w:tcPr>
-            <w:tcW w:w="1582" w:type="dxa"/>
+            <w:tcW w:w="1581" w:type="dxa"/>
             <w:tcBorders>
               <w:left w:val="single" w:sz="2" w:space="0" w:color="000000"/>
               <w:bottom w:val="single" w:sz="2" w:space="0" w:color="000000"/>
@@ -7111,7 +5881,7 @@
         </w:tc>
         <w:tc>
           <w:tcPr>
-            <w:tcW w:w="2214" w:type="dxa"/>
+            <w:tcW w:w="2215" w:type="dxa"/>
             <w:tcBorders>
               <w:left w:val="single" w:sz="2" w:space="0" w:color="000000"/>
               <w:bottom w:val="single" w:sz="2" w:space="0" w:color="000000"/>
@@ -7144,7 +5914,7 @@
         <w:trPr/>
         <w:tc>
           <w:tcPr>
-            <w:tcW w:w="1582" w:type="dxa"/>
+            <w:tcW w:w="1581" w:type="dxa"/>
             <w:tcBorders>
               <w:left w:val="single" w:sz="2" w:space="0" w:color="000000"/>
               <w:bottom w:val="single" w:sz="2" w:space="0" w:color="000000"/>
@@ -7194,7 +5964,7 @@
         </w:tc>
         <w:tc>
           <w:tcPr>
-            <w:tcW w:w="2214" w:type="dxa"/>
+            <w:tcW w:w="2215" w:type="dxa"/>
             <w:tcBorders>
               <w:left w:val="single" w:sz="2" w:space="0" w:color="000000"/>
               <w:bottom w:val="single" w:sz="2" w:space="0" w:color="000000"/>
@@ -7227,7 +5997,7 @@
         <w:trPr/>
         <w:tc>
           <w:tcPr>
-            <w:tcW w:w="1582" w:type="dxa"/>
+            <w:tcW w:w="1581" w:type="dxa"/>
             <w:tcBorders>
               <w:left w:val="single" w:sz="2" w:space="0" w:color="000000"/>
               <w:bottom w:val="single" w:sz="2" w:space="0" w:color="000000"/>
@@ -7277,7 +6047,7 @@
         </w:tc>
         <w:tc>
           <w:tcPr>
-            <w:tcW w:w="2214" w:type="dxa"/>
+            <w:tcW w:w="2215" w:type="dxa"/>
             <w:tcBorders>
               <w:left w:val="single" w:sz="2" w:space="0" w:color="000000"/>
               <w:bottom w:val="single" w:sz="2" w:space="0" w:color="000000"/>
@@ -7310,7 +6080,7 @@
         <w:trPr/>
         <w:tc>
           <w:tcPr>
-            <w:tcW w:w="1582" w:type="dxa"/>
+            <w:tcW w:w="1581" w:type="dxa"/>
             <w:tcBorders>
               <w:left w:val="single" w:sz="2" w:space="0" w:color="000000"/>
               <w:bottom w:val="single" w:sz="2" w:space="0" w:color="000000"/>
@@ -7364,7 +6134,7 @@
         </w:tc>
         <w:tc>
           <w:tcPr>
-            <w:tcW w:w="2214" w:type="dxa"/>
+            <w:tcW w:w="2215" w:type="dxa"/>
             <w:tcBorders>
               <w:left w:val="single" w:sz="2" w:space="0" w:color="000000"/>
               <w:bottom w:val="single" w:sz="2" w:space="0" w:color="000000"/>
@@ -7397,7 +6167,7 @@
         <w:trPr/>
         <w:tc>
           <w:tcPr>
-            <w:tcW w:w="1582" w:type="dxa"/>
+            <w:tcW w:w="1581" w:type="dxa"/>
             <w:tcBorders>
               <w:left w:val="single" w:sz="2" w:space="0" w:color="000000"/>
               <w:bottom w:val="single" w:sz="2" w:space="0" w:color="000000"/>
@@ -7544,7 +6314,7 @@
         </w:tc>
         <w:tc>
           <w:tcPr>
-            <w:tcW w:w="2214" w:type="dxa"/>
+            <w:tcW w:w="2215" w:type="dxa"/>
             <w:tcBorders>
               <w:left w:val="single" w:sz="2" w:space="0" w:color="000000"/>
               <w:bottom w:val="single" w:sz="2" w:space="0" w:color="000000"/>
@@ -7577,7 +6347,7 @@
         <w:trPr/>
         <w:tc>
           <w:tcPr>
-            <w:tcW w:w="1582" w:type="dxa"/>
+            <w:tcW w:w="1581" w:type="dxa"/>
             <w:tcBorders>
               <w:left w:val="single" w:sz="2" w:space="0" w:color="000000"/>
               <w:bottom w:val="single" w:sz="2" w:space="0" w:color="000000"/>
@@ -7627,7 +6397,7 @@
         </w:tc>
         <w:tc>
           <w:tcPr>
-            <w:tcW w:w="2214" w:type="dxa"/>
+            <w:tcW w:w="2215" w:type="dxa"/>
             <w:tcBorders>
               <w:left w:val="single" w:sz="2" w:space="0" w:color="000000"/>
               <w:bottom w:val="single" w:sz="2" w:space="0" w:color="000000"/>
@@ -7645,7 +6415,7 @@
                 <w:lang w:val="en-US"/>
               </w:rPr>
             </w:pPr>
-            <w:bookmarkStart w:id="7" w:name="__DdeLink__1702_4116423822"/>
+            <w:bookmarkStart w:id="9" w:name="__DdeLink__1702_4116423822"/>
             <w:r>
               <w:rPr>
                 <w:rFonts w:cs="Verdana" w:ascii="Verdana" w:hAnsi="Verdana"/>
@@ -7654,7 +6424,7 @@
               </w:rPr>
               <w:t>ALT + H + O</w:t>
             </w:r>
-            <w:bookmarkEnd w:id="7"/>
+            <w:bookmarkEnd w:id="9"/>
           </w:p>
         </w:tc>
       </w:tr>
@@ -7662,7 +6432,7 @@
         <w:trPr/>
         <w:tc>
           <w:tcPr>
-            <w:tcW w:w="1582" w:type="dxa"/>
+            <w:tcW w:w="1581" w:type="dxa"/>
             <w:tcBorders>
               <w:left w:val="single" w:sz="2" w:space="0" w:color="000000"/>
               <w:bottom w:val="single" w:sz="2" w:space="0" w:color="000000"/>
@@ -7709,7 +6479,7 @@
         </w:tc>
         <w:tc>
           <w:tcPr>
-            <w:tcW w:w="2214" w:type="dxa"/>
+            <w:tcW w:w="2215" w:type="dxa"/>
             <w:tcBorders>
               <w:left w:val="single" w:sz="2" w:space="0" w:color="000000"/>
               <w:bottom w:val="single" w:sz="2" w:space="0" w:color="000000"/>
@@ -7742,7 +6512,7 @@
         <w:trPr/>
         <w:tc>
           <w:tcPr>
-            <w:tcW w:w="1582" w:type="dxa"/>
+            <w:tcW w:w="1581" w:type="dxa"/>
             <w:tcBorders>
               <w:left w:val="single" w:sz="2" w:space="0" w:color="000000"/>
               <w:bottom w:val="single" w:sz="2" w:space="0" w:color="000000"/>
@@ -7789,7 +6559,7 @@
         </w:tc>
         <w:tc>
           <w:tcPr>
-            <w:tcW w:w="2214" w:type="dxa"/>
+            <w:tcW w:w="2215" w:type="dxa"/>
             <w:tcBorders>
               <w:left w:val="single" w:sz="2" w:space="0" w:color="000000"/>
               <w:bottom w:val="single" w:sz="2" w:space="0" w:color="000000"/>
@@ -7822,7 +6592,7 @@
         <w:trPr/>
         <w:tc>
           <w:tcPr>
-            <w:tcW w:w="1582" w:type="dxa"/>
+            <w:tcW w:w="1581" w:type="dxa"/>
             <w:tcBorders>
               <w:left w:val="single" w:sz="2" w:space="0" w:color="000000"/>
               <w:bottom w:val="single" w:sz="2" w:space="0" w:color="000000"/>
@@ -7869,7 +6639,7 @@
         </w:tc>
         <w:tc>
           <w:tcPr>
-            <w:tcW w:w="2214" w:type="dxa"/>
+            <w:tcW w:w="2215" w:type="dxa"/>
             <w:tcBorders>
               <w:left w:val="single" w:sz="2" w:space="0" w:color="000000"/>
               <w:bottom w:val="single" w:sz="2" w:space="0" w:color="000000"/>
@@ -7955,7 +6725,9 @@
           <w:szCs w:val="28"/>
         </w:rPr>
       </w:pPr>
-      <w:bookmarkStart w:id="8" w:name="_Toc31150859"/>
+      <w:bookmarkStart w:id="10" w:name="__RefHeading___Toc1799_3443321023"/>
+      <w:bookmarkStart w:id="11" w:name="_Toc31150859"/>
+      <w:bookmarkEnd w:id="10"/>
       <w:r>
         <w:rPr>
           <w:rFonts w:ascii="Verdana" w:hAnsi="Verdana"/>
@@ -7964,7 +6736,7 @@
         </w:rPr>
         <w:t>Bestanden</w:t>
       </w:r>
-      <w:bookmarkEnd w:id="8"/>
+      <w:bookmarkEnd w:id="11"/>
     </w:p>
     <w:p>
       <w:pPr>
@@ -8037,7 +6809,9 @@
           <w:szCs w:val="28"/>
         </w:rPr>
       </w:pPr>
-      <w:bookmarkStart w:id="9" w:name="_Toc31150860"/>
+      <w:bookmarkStart w:id="12" w:name="__RefHeading___Toc1801_3443321023"/>
+      <w:bookmarkStart w:id="13" w:name="_Toc31150860"/>
+      <w:bookmarkEnd w:id="12"/>
       <w:r>
         <w:rPr>
           <w:rFonts w:ascii="Verdana" w:hAnsi="Verdana"/>
@@ -8046,7 +6820,7 @@
         </w:rPr>
         <w:t>Wijzig</w:t>
       </w:r>
-      <w:bookmarkEnd w:id="9"/>
+      <w:bookmarkEnd w:id="13"/>
     </w:p>
     <w:p>
       <w:pPr>
@@ -8089,7 +6863,9 @@
           <w:szCs w:val="28"/>
         </w:rPr>
       </w:pPr>
-      <w:bookmarkStart w:id="10" w:name="_Toc31150861"/>
+      <w:bookmarkStart w:id="14" w:name="__RefHeading___Toc1803_3443321023"/>
+      <w:bookmarkStart w:id="15" w:name="_Toc31150861"/>
+      <w:bookmarkEnd w:id="14"/>
       <w:r>
         <w:rPr>
           <w:rFonts w:ascii="Verdana" w:hAnsi="Verdana"/>
@@ -8098,7 +6874,7 @@
         </w:rPr>
         <w:t>Toon</w:t>
       </w:r>
-      <w:bookmarkEnd w:id="10"/>
+      <w:bookmarkEnd w:id="15"/>
     </w:p>
     <w:p>
       <w:pPr>
@@ -8166,7 +6942,9 @@
         </w:numPr>
         <w:rPr/>
       </w:pPr>
-      <w:bookmarkStart w:id="11" w:name="_Toc31150862"/>
+      <w:bookmarkStart w:id="16" w:name="__RefHeading___Toc1805_3443321023"/>
+      <w:bookmarkStart w:id="17" w:name="_Toc31150862"/>
+      <w:bookmarkEnd w:id="16"/>
       <w:r>
         <w:rPr>
           <w:rFonts w:ascii="Verdana" w:hAnsi="Verdana"/>
@@ -8175,7 +6953,7 @@
         </w:rPr>
         <w:t>Instellingen</w:t>
       </w:r>
-      <w:bookmarkEnd w:id="11"/>
+      <w:bookmarkEnd w:id="17"/>
     </w:p>
     <w:p>
       <w:pPr>
@@ -8746,19 +7524,7 @@
               <w:rPr>
                 <w:color w:val="C9211E"/>
               </w:rPr>
-              <w:t xml:space="preserve">Pad naar .exe file als </w:t>
-            </w:r>
-            <w:r>
-              <w:rPr>
-                <w:color w:val="C9211E"/>
-              </w:rPr>
-              <w:t>PhotoScore</w:t>
-            </w:r>
-            <w:r>
-              <w:rPr>
-                <w:color w:val="C9211E"/>
-              </w:rPr>
-              <w:t xml:space="preserve"> geïnstalleerd is</w:t>
+              <w:t>Pad naar .exe file als PhotoScore geïnstalleerd is</w:t>
             </w:r>
           </w:p>
         </w:tc>
@@ -8789,15 +7555,7 @@
                 <w:sz w:val="18"/>
                 <w:szCs w:val="18"/>
               </w:rPr>
-              <w:t xml:space="preserve">Braille Music Editor 2 </w:t>
-            </w:r>
-            <w:r>
-              <w:rPr>
-                <w:color w:val="C9211E"/>
-                <w:sz w:val="18"/>
-                <w:szCs w:val="18"/>
-              </w:rPr>
-              <w:t>path</w:t>
+              <w:t>Braille Music Editor 2 path</w:t>
             </w:r>
           </w:p>
         </w:tc>
@@ -8822,19 +7580,7 @@
               <w:rPr>
                 <w:color w:val="C9211E"/>
               </w:rPr>
-              <w:t xml:space="preserve">Pad naar .exe file als </w:t>
-            </w:r>
-            <w:r>
-              <w:rPr>
-                <w:color w:val="C9211E"/>
-              </w:rPr>
-              <w:t>Braille Music Editor 2</w:t>
-            </w:r>
-            <w:r>
-              <w:rPr>
-                <w:color w:val="C9211E"/>
-              </w:rPr>
-              <w:t xml:space="preserve"> geïnstalleerd is</w:t>
+              <w:t>Pad naar .exe file als Braille Music Editor 2 geïnstalleerd is</w:t>
             </w:r>
           </w:p>
         </w:tc>
@@ -8891,7 +7637,9 @@
         </w:numPr>
         <w:rPr/>
       </w:pPr>
-      <w:bookmarkStart w:id="12" w:name="_Toc31150863"/>
+      <w:bookmarkStart w:id="18" w:name="__RefHeading___Toc1807_3443321023"/>
+      <w:bookmarkStart w:id="19" w:name="_Toc31150863"/>
+      <w:bookmarkEnd w:id="18"/>
       <w:r>
         <w:rPr>
           <w:rFonts w:ascii="Verdana" w:hAnsi="Verdana"/>
@@ -8900,7 +7648,7 @@
         </w:rPr>
         <w:t>Hulpmiddelen</w:t>
       </w:r>
-      <w:bookmarkEnd w:id="12"/>
+      <w:bookmarkEnd w:id="19"/>
     </w:p>
     <w:p>
       <w:pPr>
@@ -8912,7 +7660,11 @@
         </w:rPr>
       </w:pPr>
       <w:r>
-        <w:rPr/>
+        <w:rPr>
+          <w:rFonts w:ascii="Verdana" w:hAnsi="Verdana"/>
+          <w:sz w:val="28"/>
+          <w:szCs w:val="28"/>
+        </w:rPr>
       </w:r>
     </w:p>
     <w:p>
@@ -8944,14 +7696,7 @@
           <w:rFonts w:eastAsia="Calibri" w:cs="Verdana" w:ascii="Verdana" w:hAnsi="Verdana"/>
           <w:lang w:val="en-GB" w:eastAsia="zh-CN"/>
         </w:rPr>
-        <w:t xml:space="preserve">De items 'MuseScore', 'Sibelius', 'Capella', 'Finale' </w:t>
-      </w:r>
-      <w:r>
-        <w:rPr>
-          <w:rFonts w:eastAsia="Calibri" w:cs="Verdana" w:ascii="Verdana" w:hAnsi="Verdana"/>
-          <w:lang w:val="en-GB" w:eastAsia="zh-CN"/>
-        </w:rPr>
-        <w:t xml:space="preserve">en  </w:t>
+        <w:t xml:space="preserve">De items 'MuseScore', 'Sibelius', 'Capella', 'Finale' en  </w:t>
       </w:r>
       <w:r>
         <w:rPr>
@@ -9060,7 +7805,9 @@
           <w:szCs w:val="28"/>
         </w:rPr>
       </w:pPr>
-      <w:bookmarkStart w:id="13" w:name="_Toc31150864"/>
+      <w:bookmarkStart w:id="20" w:name="__RefHeading___Toc1809_3443321023"/>
+      <w:bookmarkStart w:id="21" w:name="_Toc31150864"/>
+      <w:bookmarkEnd w:id="20"/>
       <w:r>
         <w:rPr>
           <w:rFonts w:ascii="Verdana" w:hAnsi="Verdana"/>
@@ -9069,7 +7816,7 @@
         </w:rPr>
         <w:t>Muziek bibliotheken</w:t>
       </w:r>
-      <w:bookmarkEnd w:id="13"/>
+      <w:bookmarkEnd w:id="21"/>
     </w:p>
     <w:p>
       <w:pPr>
@@ -9145,9 +7892,7 @@
     <w:p>
       <w:pPr>
         <w:pStyle w:val="Normal"/>
-        <w:rPr>
-          <w:rFonts w:ascii="Verdana" w:hAnsi="Verdana" w:cs="Verdana"/>
-        </w:rPr>
+        <w:rPr/>
       </w:pPr>
       <w:r>
         <w:rPr>
@@ -9159,41 +7904,13 @@
     <w:p>
       <w:pPr>
         <w:pStyle w:val="Normal"/>
-        <w:rPr>
-          <w:rFonts w:ascii="Verdana" w:hAnsi="Verdana" w:cs="Verdana"/>
-        </w:rPr>
-      </w:pPr>
-      <w:r>
-        <w:rPr>
-          <w:rFonts w:cs="Verdana" w:ascii="Verdana" w:hAnsi="Verdana"/>
-        </w:rPr>
-      </w:r>
-    </w:p>
-    <w:p>
-      <w:pPr>
-        <w:pStyle w:val="Normal"/>
-        <w:rPr>
-          <w:rFonts w:ascii="Verdana" w:hAnsi="Verdana" w:cs="Verdana"/>
-        </w:rPr>
+        <w:rPr/>
       </w:pPr>
       <w:r>
         <w:rPr>
           <w:rFonts w:cs="Verdana" w:ascii="Verdana" w:hAnsi="Verdana"/>
         </w:rPr>
         <w:t xml:space="preserve">De inhoud van de webpagina's waarnaar deze links verwijzen vallen NIET onder de verantwoordelijkheid van de organisatie IBOS en het gebruik van deze websites veronderstelt dat de gebruiker in staat is door websites te bladeren. </w:t>
-      </w:r>
-    </w:p>
-    <w:p>
-      <w:pPr>
-        <w:pStyle w:val="Normal"/>
-        <w:rPr>
-          <w:rFonts w:ascii="Verdana" w:hAnsi="Verdana" w:cs="Verdana"/>
-        </w:rPr>
-      </w:pPr>
-      <w:r>
-        <w:rPr>
-          <w:rFonts w:cs="Verdana" w:ascii="Verdana" w:hAnsi="Verdana"/>
-        </w:rPr>
       </w:r>
     </w:p>
     <w:p>
@@ -9209,7 +7926,9 @@
           <w:szCs w:val="28"/>
         </w:rPr>
       </w:pPr>
-      <w:bookmarkStart w:id="14" w:name="_Toc31150865"/>
+      <w:bookmarkStart w:id="22" w:name="__RefHeading___Toc1811_3443321023"/>
+      <w:bookmarkStart w:id="23" w:name="_Toc31150865"/>
+      <w:bookmarkEnd w:id="22"/>
       <w:r>
         <w:rPr>
           <w:rFonts w:ascii="Verdana" w:hAnsi="Verdana"/>
@@ -9218,7 +7937,7 @@
         </w:rPr>
         <w:t>Help</w:t>
       </w:r>
-      <w:bookmarkEnd w:id="14"/>
+      <w:bookmarkEnd w:id="23"/>
     </w:p>
     <w:p>
       <w:pPr>
@@ -9245,44 +7964,6 @@
           <w:rFonts w:cs="Verdana" w:ascii="Verdana" w:hAnsi="Verdana"/>
         </w:rPr>
         <w:t xml:space="preserve">Bevat versie-informatie, een lijst met sneltoetsen, een link naar de meest actuele software en de gebruikershandleiding. </w:t>
-      </w:r>
-    </w:p>
-    <w:p>
-      <w:pPr>
-        <w:pStyle w:val="Normal"/>
-        <w:rPr/>
-      </w:pPr>
-      <w:r>
-        <w:rPr/>
-      </w:r>
-      <w:r>
-        <w:br w:type="page"/>
-      </w:r>
-    </w:p>
-    <w:p>
-      <w:pPr>
-        <w:pStyle w:val="Normal"/>
-        <w:rPr>
-          <w:rFonts w:ascii="Verdana" w:hAnsi="Verdana" w:cs="Verdana"/>
-        </w:rPr>
-      </w:pPr>
-      <w:r>
-        <w:rPr>
-          <w:rFonts w:cs="Verdana" w:ascii="Verdana" w:hAnsi="Verdana"/>
-        </w:rPr>
-      </w:r>
-    </w:p>
-    <w:p>
-      <w:pPr>
-        <w:pStyle w:val="Normal"/>
-        <w:rPr>
-          <w:rFonts w:ascii="Verdana" w:hAnsi="Verdana" w:cs="Verdana"/>
-        </w:rPr>
-      </w:pPr>
-      <w:r>
-        <w:rPr>
-          <w:rFonts w:cs="Verdana" w:ascii="Verdana" w:hAnsi="Verdana"/>
-        </w:rPr>
       </w:r>
     </w:p>
     <w:p>
@@ -9292,18 +7973,18 @@
           <w:ilvl w:val="1"/>
           <w:numId w:val="3"/>
         </w:numPr>
+        <w:rPr/>
+      </w:pPr>
+      <w:bookmarkStart w:id="24" w:name="__RefHeading___Toc1813_3443321023"/>
+      <w:bookmarkStart w:id="25" w:name="_Toc31150866"/>
+      <w:bookmarkEnd w:id="24"/>
+      <w:r>
         <w:rPr>
           <w:rFonts w:ascii="Verdana" w:hAnsi="Verdana"/>
         </w:rPr>
-      </w:pPr>
-      <w:bookmarkStart w:id="15" w:name="_Toc31150866"/>
-      <w:r>
-        <w:rPr>
-          <w:rFonts w:ascii="Verdana" w:hAnsi="Verdana"/>
-        </w:rPr>
         <w:t>De notenlijst</w:t>
       </w:r>
-      <w:bookmarkEnd w:id="15"/>
+      <w:bookmarkEnd w:id="25"/>
     </w:p>
     <w:p>
       <w:pPr>
@@ -9428,15 +8109,15 @@
         <w:tblLook w:firstRow="1" w:noVBand="1" w:lastRow="0" w:firstColumn="1" w:lastColumn="0" w:noHBand="0" w:val="04a0"/>
       </w:tblPr>
       <w:tblGrid>
-        <w:gridCol w:w="3231"/>
-        <w:gridCol w:w="2309"/>
-        <w:gridCol w:w="3415"/>
+        <w:gridCol w:w="3230"/>
+        <w:gridCol w:w="2308"/>
+        <w:gridCol w:w="3417"/>
       </w:tblGrid>
       <w:tr>
         <w:trPr/>
         <w:tc>
           <w:tcPr>
-            <w:tcW w:w="3231" w:type="dxa"/>
+            <w:tcW w:w="3230" w:type="dxa"/>
             <w:tcBorders/>
             <w:shd w:color="auto" w:fill="auto" w:val="clear"/>
           </w:tcPr>
@@ -9457,7 +8138,7 @@
         </w:tc>
         <w:tc>
           <w:tcPr>
-            <w:tcW w:w="2309" w:type="dxa"/>
+            <w:tcW w:w="2308" w:type="dxa"/>
             <w:tcBorders/>
             <w:shd w:color="auto" w:fill="auto" w:val="clear"/>
           </w:tcPr>
@@ -9478,7 +8159,7 @@
         </w:tc>
         <w:tc>
           <w:tcPr>
-            <w:tcW w:w="3415" w:type="dxa"/>
+            <w:tcW w:w="3417" w:type="dxa"/>
             <w:tcBorders/>
             <w:shd w:color="auto" w:fill="auto" w:val="clear"/>
           </w:tcPr>
@@ -9502,7 +8183,7 @@
         <w:trPr/>
         <w:tc>
           <w:tcPr>
-            <w:tcW w:w="3231" w:type="dxa"/>
+            <w:tcW w:w="3230" w:type="dxa"/>
             <w:tcBorders/>
             <w:shd w:color="auto" w:fill="auto" w:val="clear"/>
           </w:tcPr>
@@ -9522,7 +8203,7 @@
         </w:tc>
         <w:tc>
           <w:tcPr>
-            <w:tcW w:w="2309" w:type="dxa"/>
+            <w:tcW w:w="2308" w:type="dxa"/>
             <w:tcBorders/>
             <w:shd w:color="auto" w:fill="auto" w:val="clear"/>
           </w:tcPr>
@@ -9545,7 +8226,7 @@
         </w:tc>
         <w:tc>
           <w:tcPr>
-            <w:tcW w:w="3415" w:type="dxa"/>
+            <w:tcW w:w="3417" w:type="dxa"/>
             <w:tcBorders/>
             <w:shd w:color="auto" w:fill="auto" w:val="clear"/>
           </w:tcPr>
@@ -9594,7 +8275,7 @@
         <w:trPr/>
         <w:tc>
           <w:tcPr>
-            <w:tcW w:w="3231" w:type="dxa"/>
+            <w:tcW w:w="3230" w:type="dxa"/>
             <w:tcBorders/>
             <w:shd w:color="auto" w:fill="auto" w:val="clear"/>
           </w:tcPr>
@@ -9614,7 +8295,7 @@
         </w:tc>
         <w:tc>
           <w:tcPr>
-            <w:tcW w:w="2309" w:type="dxa"/>
+            <w:tcW w:w="2308" w:type="dxa"/>
             <w:tcBorders/>
             <w:shd w:color="auto" w:fill="auto" w:val="clear"/>
           </w:tcPr>
@@ -9653,7 +8334,7 @@
         </w:tc>
         <w:tc>
           <w:tcPr>
-            <w:tcW w:w="3415" w:type="dxa"/>
+            <w:tcW w:w="3417" w:type="dxa"/>
             <w:tcBorders/>
             <w:shd w:color="auto" w:fill="auto" w:val="clear"/>
           </w:tcPr>
@@ -9679,7 +8360,7 @@
         <w:trPr/>
         <w:tc>
           <w:tcPr>
-            <w:tcW w:w="3231" w:type="dxa"/>
+            <w:tcW w:w="3230" w:type="dxa"/>
             <w:tcBorders/>
             <w:shd w:color="auto" w:fill="auto" w:val="clear"/>
           </w:tcPr>
@@ -9699,7 +8380,7 @@
         </w:tc>
         <w:tc>
           <w:tcPr>
-            <w:tcW w:w="2309" w:type="dxa"/>
+            <w:tcW w:w="2308" w:type="dxa"/>
             <w:tcBorders/>
             <w:shd w:color="auto" w:fill="auto" w:val="clear"/>
           </w:tcPr>
@@ -9722,7 +8403,7 @@
         </w:tc>
         <w:tc>
           <w:tcPr>
-            <w:tcW w:w="3415" w:type="dxa"/>
+            <w:tcW w:w="3417" w:type="dxa"/>
             <w:tcBorders/>
             <w:shd w:color="auto" w:fill="auto" w:val="clear"/>
           </w:tcPr>
@@ -9748,7 +8429,7 @@
         <w:trPr/>
         <w:tc>
           <w:tcPr>
-            <w:tcW w:w="3231" w:type="dxa"/>
+            <w:tcW w:w="3230" w:type="dxa"/>
             <w:tcBorders/>
             <w:shd w:color="auto" w:fill="auto" w:val="clear"/>
           </w:tcPr>
@@ -9771,7 +8452,7 @@
         </w:tc>
         <w:tc>
           <w:tcPr>
-            <w:tcW w:w="2309" w:type="dxa"/>
+            <w:tcW w:w="2308" w:type="dxa"/>
             <w:tcBorders/>
             <w:shd w:color="auto" w:fill="auto" w:val="clear"/>
           </w:tcPr>
@@ -9791,7 +8472,7 @@
         </w:tc>
         <w:tc>
           <w:tcPr>
-            <w:tcW w:w="3415" w:type="dxa"/>
+            <w:tcW w:w="3417" w:type="dxa"/>
             <w:tcBorders/>
             <w:shd w:color="auto" w:fill="auto" w:val="clear"/>
           </w:tcPr>
@@ -9817,7 +8498,7 @@
         <w:trPr/>
         <w:tc>
           <w:tcPr>
-            <w:tcW w:w="3231" w:type="dxa"/>
+            <w:tcW w:w="3230" w:type="dxa"/>
             <w:tcBorders/>
             <w:shd w:color="auto" w:fill="auto" w:val="clear"/>
           </w:tcPr>
@@ -9840,7 +8521,7 @@
         </w:tc>
         <w:tc>
           <w:tcPr>
-            <w:tcW w:w="2309" w:type="dxa"/>
+            <w:tcW w:w="2308" w:type="dxa"/>
             <w:tcBorders/>
             <w:shd w:color="auto" w:fill="auto" w:val="clear"/>
           </w:tcPr>
@@ -9863,7 +8544,7 @@
         </w:tc>
         <w:tc>
           <w:tcPr>
-            <w:tcW w:w="3415" w:type="dxa"/>
+            <w:tcW w:w="3417" w:type="dxa"/>
             <w:tcBorders/>
             <w:shd w:color="auto" w:fill="auto" w:val="clear"/>
           </w:tcPr>
@@ -10000,15 +8681,15 @@
         <w:tblLook w:firstRow="1" w:noVBand="1" w:lastRow="0" w:firstColumn="1" w:lastColumn="0" w:noHBand="0" w:val="04a0"/>
       </w:tblPr>
       <w:tblGrid>
-        <w:gridCol w:w="3231"/>
-        <w:gridCol w:w="2339"/>
-        <w:gridCol w:w="3445"/>
+        <w:gridCol w:w="3230"/>
+        <w:gridCol w:w="2338"/>
+        <w:gridCol w:w="3447"/>
       </w:tblGrid>
       <w:tr>
         <w:trPr/>
         <w:tc>
           <w:tcPr>
-            <w:tcW w:w="3231" w:type="dxa"/>
+            <w:tcW w:w="3230" w:type="dxa"/>
             <w:tcBorders/>
             <w:shd w:color="auto" w:fill="auto" w:val="clear"/>
           </w:tcPr>
@@ -10031,7 +8712,7 @@
         </w:tc>
         <w:tc>
           <w:tcPr>
-            <w:tcW w:w="2339" w:type="dxa"/>
+            <w:tcW w:w="2338" w:type="dxa"/>
             <w:tcBorders/>
             <w:shd w:color="auto" w:fill="auto" w:val="clear"/>
           </w:tcPr>
@@ -10054,7 +8735,7 @@
         </w:tc>
         <w:tc>
           <w:tcPr>
-            <w:tcW w:w="3445" w:type="dxa"/>
+            <w:tcW w:w="3447" w:type="dxa"/>
             <w:tcBorders/>
             <w:shd w:color="auto" w:fill="auto" w:val="clear"/>
           </w:tcPr>
@@ -10080,7 +8761,7 @@
         <w:trPr/>
         <w:tc>
           <w:tcPr>
-            <w:tcW w:w="3231" w:type="dxa"/>
+            <w:tcW w:w="3230" w:type="dxa"/>
             <w:tcBorders/>
             <w:shd w:color="auto" w:fill="auto" w:val="clear"/>
           </w:tcPr>
@@ -10103,7 +8784,7 @@
         </w:tc>
         <w:tc>
           <w:tcPr>
-            <w:tcW w:w="2339" w:type="dxa"/>
+            <w:tcW w:w="2338" w:type="dxa"/>
             <w:tcBorders/>
             <w:shd w:color="auto" w:fill="auto" w:val="clear"/>
           </w:tcPr>
@@ -10126,7 +8807,7 @@
         </w:tc>
         <w:tc>
           <w:tcPr>
-            <w:tcW w:w="3445" w:type="dxa"/>
+            <w:tcW w:w="3447" w:type="dxa"/>
             <w:tcBorders/>
             <w:shd w:color="auto" w:fill="auto" w:val="clear"/>
           </w:tcPr>
@@ -10528,16 +9209,11 @@
           <w:ilvl w:val="1"/>
           <w:numId w:val="3"/>
         </w:numPr>
-        <w:rPr>
-          <w:rFonts w:ascii="Verdana" w:hAnsi="Verdana"/>
-          <w:i w:val="false"/>
-          <w:i w:val="false"/>
-          <w:iCs w:val="false"/>
-          <w:sz w:val="32"/>
-          <w:szCs w:val="32"/>
-        </w:rPr>
-      </w:pPr>
-      <w:bookmarkStart w:id="16" w:name="_Toc31150867"/>
+        <w:rPr/>
+      </w:pPr>
+      <w:bookmarkStart w:id="26" w:name="__RefHeading___Toc1815_3443321023"/>
+      <w:bookmarkStart w:id="27" w:name="_Toc31150867"/>
+      <w:bookmarkEnd w:id="26"/>
       <w:r>
         <w:rPr>
           <w:rFonts w:ascii="Verdana" w:hAnsi="Verdana"/>
@@ -10548,24 +9224,7 @@
         </w:rPr>
         <w:t>Het noten filter</w:t>
       </w:r>
-      <w:bookmarkEnd w:id="16"/>
-    </w:p>
-    <w:p>
-      <w:pPr>
-        <w:pStyle w:val="Normal"/>
-        <w:rPr>
-          <w:rFonts w:ascii="Verdana" w:hAnsi="Verdana"/>
-          <w:sz w:val="32"/>
-          <w:szCs w:val="32"/>
-        </w:rPr>
-      </w:pPr>
-      <w:r>
-        <w:rPr>
-          <w:rFonts w:ascii="Verdana" w:hAnsi="Verdana"/>
-          <w:sz w:val="32"/>
-          <w:szCs w:val="32"/>
-        </w:rPr>
-      </w:r>
+      <w:bookmarkEnd w:id="27"/>
     </w:p>
     <w:p>
       <w:pPr>
@@ -10609,14 +9268,14 @@
         <w:tblLook w:firstRow="1" w:noVBand="1" w:lastRow="0" w:firstColumn="1" w:lastColumn="0" w:noHBand="0" w:val="04a0"/>
       </w:tblPr>
       <w:tblGrid>
-        <w:gridCol w:w="1792"/>
-        <w:gridCol w:w="7162"/>
+        <w:gridCol w:w="1791"/>
+        <w:gridCol w:w="7163"/>
       </w:tblGrid>
       <w:tr>
         <w:trPr/>
         <w:tc>
           <w:tcPr>
-            <w:tcW w:w="1792" w:type="dxa"/>
+            <w:tcW w:w="1791" w:type="dxa"/>
             <w:tcBorders/>
             <w:shd w:color="auto" w:fill="auto" w:val="clear"/>
           </w:tcPr>
@@ -10639,7 +9298,7 @@
         </w:tc>
         <w:tc>
           <w:tcPr>
-            <w:tcW w:w="7162" w:type="dxa"/>
+            <w:tcW w:w="7163" w:type="dxa"/>
             <w:tcBorders/>
             <w:shd w:color="auto" w:fill="auto" w:val="clear"/>
           </w:tcPr>
@@ -10665,7 +9324,7 @@
         <w:trPr/>
         <w:tc>
           <w:tcPr>
-            <w:tcW w:w="1792" w:type="dxa"/>
+            <w:tcW w:w="1791" w:type="dxa"/>
             <w:tcBorders/>
             <w:shd w:color="auto" w:fill="auto" w:val="clear"/>
           </w:tcPr>
@@ -10686,7 +9345,7 @@
         </w:tc>
         <w:tc>
           <w:tcPr>
-            <w:tcW w:w="7162" w:type="dxa"/>
+            <w:tcW w:w="7163" w:type="dxa"/>
             <w:tcBorders/>
             <w:shd w:color="auto" w:fill="auto" w:val="clear"/>
           </w:tcPr>
@@ -10708,7 +9367,7 @@
         <w:trPr/>
         <w:tc>
           <w:tcPr>
-            <w:tcW w:w="1792" w:type="dxa"/>
+            <w:tcW w:w="1791" w:type="dxa"/>
             <w:tcBorders/>
             <w:shd w:color="auto" w:fill="auto" w:val="clear"/>
           </w:tcPr>
@@ -10729,7 +9388,7 @@
         </w:tc>
         <w:tc>
           <w:tcPr>
-            <w:tcW w:w="7162" w:type="dxa"/>
+            <w:tcW w:w="7163" w:type="dxa"/>
             <w:tcBorders/>
             <w:shd w:color="auto" w:fill="auto" w:val="clear"/>
           </w:tcPr>
@@ -10753,7 +9412,7 @@
         <w:trPr/>
         <w:tc>
           <w:tcPr>
-            <w:tcW w:w="1792" w:type="dxa"/>
+            <w:tcW w:w="1791" w:type="dxa"/>
             <w:tcBorders/>
             <w:shd w:color="auto" w:fill="auto" w:val="clear"/>
           </w:tcPr>
@@ -10774,7 +9433,7 @@
         </w:tc>
         <w:tc>
           <w:tcPr>
-            <w:tcW w:w="7162" w:type="dxa"/>
+            <w:tcW w:w="7163" w:type="dxa"/>
             <w:tcBorders/>
             <w:shd w:color="auto" w:fill="auto" w:val="clear"/>
           </w:tcPr>
@@ -10800,7 +9459,7 @@
         </w:trPr>
         <w:tc>
           <w:tcPr>
-            <w:tcW w:w="1792" w:type="dxa"/>
+            <w:tcW w:w="1791" w:type="dxa"/>
             <w:tcBorders/>
             <w:shd w:color="auto" w:fill="auto" w:val="clear"/>
           </w:tcPr>
@@ -10821,7 +9480,7 @@
         </w:tc>
         <w:tc>
           <w:tcPr>
-            <w:tcW w:w="7162" w:type="dxa"/>
+            <w:tcW w:w="7163" w:type="dxa"/>
             <w:tcBorders/>
             <w:shd w:color="auto" w:fill="auto" w:val="clear"/>
           </w:tcPr>
@@ -10845,7 +9504,7 @@
         <w:trPr/>
         <w:tc>
           <w:tcPr>
-            <w:tcW w:w="1792" w:type="dxa"/>
+            <w:tcW w:w="1791" w:type="dxa"/>
             <w:tcBorders/>
             <w:shd w:color="auto" w:fill="auto" w:val="clear"/>
           </w:tcPr>
@@ -10866,7 +9525,7 @@
         </w:tc>
         <w:tc>
           <w:tcPr>
-            <w:tcW w:w="7162" w:type="dxa"/>
+            <w:tcW w:w="7163" w:type="dxa"/>
             <w:tcBorders/>
             <w:shd w:color="auto" w:fill="auto" w:val="clear"/>
           </w:tcPr>
@@ -10888,7 +9547,7 @@
         <w:trPr/>
         <w:tc>
           <w:tcPr>
-            <w:tcW w:w="1792" w:type="dxa"/>
+            <w:tcW w:w="1791" w:type="dxa"/>
             <w:tcBorders/>
             <w:shd w:color="auto" w:fill="auto" w:val="clear"/>
           </w:tcPr>
@@ -10909,7 +9568,7 @@
         </w:tc>
         <w:tc>
           <w:tcPr>
-            <w:tcW w:w="7162" w:type="dxa"/>
+            <w:tcW w:w="7163" w:type="dxa"/>
             <w:tcBorders/>
             <w:shd w:color="auto" w:fill="auto" w:val="clear"/>
           </w:tcPr>
@@ -10947,7 +9606,7 @@
         <w:trPr/>
         <w:tc>
           <w:tcPr>
-            <w:tcW w:w="1792" w:type="dxa"/>
+            <w:tcW w:w="1791" w:type="dxa"/>
             <w:tcBorders/>
             <w:shd w:color="auto" w:fill="auto" w:val="clear"/>
           </w:tcPr>
@@ -10968,7 +9627,7 @@
         </w:tc>
         <w:tc>
           <w:tcPr>
-            <w:tcW w:w="7162" w:type="dxa"/>
+            <w:tcW w:w="7163" w:type="dxa"/>
             <w:tcBorders/>
             <w:shd w:color="auto" w:fill="auto" w:val="clear"/>
           </w:tcPr>
@@ -11068,14 +9727,14 @@
         <w:tblLook w:firstRow="1" w:noVBand="1" w:lastRow="0" w:firstColumn="1" w:lastColumn="0" w:noHBand="0" w:val="04a0"/>
       </w:tblPr>
       <w:tblGrid>
-        <w:gridCol w:w="3054"/>
-        <w:gridCol w:w="6590"/>
+        <w:gridCol w:w="3053"/>
+        <w:gridCol w:w="6591"/>
       </w:tblGrid>
       <w:tr>
         <w:trPr/>
         <w:tc>
           <w:tcPr>
-            <w:tcW w:w="3054" w:type="dxa"/>
+            <w:tcW w:w="3053" w:type="dxa"/>
             <w:tcBorders/>
             <w:shd w:color="auto" w:fill="auto" w:val="clear"/>
           </w:tcPr>
@@ -11096,7 +9755,7 @@
         </w:tc>
         <w:tc>
           <w:tcPr>
-            <w:tcW w:w="6590" w:type="dxa"/>
+            <w:tcW w:w="6591" w:type="dxa"/>
             <w:tcBorders/>
             <w:shd w:color="auto" w:fill="auto" w:val="clear"/>
           </w:tcPr>
@@ -11120,7 +9779,7 @@
         <w:trPr/>
         <w:tc>
           <w:tcPr>
-            <w:tcW w:w="3054" w:type="dxa"/>
+            <w:tcW w:w="3053" w:type="dxa"/>
             <w:tcBorders/>
             <w:shd w:color="auto" w:fill="auto" w:val="clear"/>
           </w:tcPr>
@@ -11141,7 +9800,7 @@
         </w:tc>
         <w:tc>
           <w:tcPr>
-            <w:tcW w:w="6590" w:type="dxa"/>
+            <w:tcW w:w="6591" w:type="dxa"/>
             <w:tcBorders/>
             <w:shd w:color="auto" w:fill="auto" w:val="clear"/>
           </w:tcPr>
@@ -11163,7 +9822,7 @@
         <w:trPr/>
         <w:tc>
           <w:tcPr>
-            <w:tcW w:w="3054" w:type="dxa"/>
+            <w:tcW w:w="3053" w:type="dxa"/>
             <w:tcBorders/>
             <w:shd w:color="auto" w:fill="auto" w:val="clear"/>
           </w:tcPr>
@@ -11182,7 +9841,7 @@
         </w:tc>
         <w:tc>
           <w:tcPr>
-            <w:tcW w:w="6590" w:type="dxa"/>
+            <w:tcW w:w="6591" w:type="dxa"/>
             <w:tcBorders/>
             <w:shd w:color="auto" w:fill="auto" w:val="clear"/>
           </w:tcPr>
@@ -11204,7 +9863,7 @@
         <w:trPr/>
         <w:tc>
           <w:tcPr>
-            <w:tcW w:w="3054" w:type="dxa"/>
+            <w:tcW w:w="3053" w:type="dxa"/>
             <w:tcBorders/>
             <w:shd w:color="auto" w:fill="auto" w:val="clear"/>
           </w:tcPr>
@@ -11225,7 +9884,7 @@
         </w:tc>
         <w:tc>
           <w:tcPr>
-            <w:tcW w:w="6590" w:type="dxa"/>
+            <w:tcW w:w="6591" w:type="dxa"/>
             <w:tcBorders/>
             <w:shd w:color="auto" w:fill="auto" w:val="clear"/>
           </w:tcPr>
@@ -11852,7 +10511,9 @@
           <w:iCs w:val="false"/>
         </w:rPr>
       </w:pPr>
-      <w:bookmarkStart w:id="17" w:name="_Toc31150868"/>
+      <w:bookmarkStart w:id="28" w:name="__RefHeading___Toc1817_3443321023"/>
+      <w:bookmarkStart w:id="29" w:name="_Toc31150868"/>
+      <w:bookmarkEnd w:id="28"/>
       <w:r>
         <w:rPr>
           <w:rFonts w:ascii="Verdana" w:hAnsi="Verdana"/>
@@ -11861,7 +10522,7 @@
         </w:rPr>
         <w:t>De statusbalk</w:t>
       </w:r>
-      <w:bookmarkEnd w:id="17"/>
+      <w:bookmarkEnd w:id="29"/>
     </w:p>
     <w:p>
       <w:pPr>
@@ -11912,7 +10573,9 @@
           <w:iCs w:val="false"/>
         </w:rPr>
       </w:pPr>
-      <w:bookmarkStart w:id="18" w:name="_Toc31150869"/>
+      <w:bookmarkStart w:id="30" w:name="__RefHeading___Toc1819_3443321023"/>
+      <w:bookmarkStart w:id="31" w:name="_Toc31150869"/>
+      <w:bookmarkEnd w:id="30"/>
       <w:r>
         <w:rPr>
           <w:rFonts w:ascii="Verdana" w:hAnsi="Verdana"/>
@@ -11921,7 +10584,7 @@
         </w:rPr>
         <w:t>De detail lijst</w:t>
       </w:r>
-      <w:bookmarkEnd w:id="18"/>
+      <w:bookmarkEnd w:id="31"/>
     </w:p>
     <w:p>
       <w:pPr>
@@ -12140,7 +10803,9 @@
           <w:iCs w:val="false"/>
         </w:rPr>
       </w:pPr>
-      <w:bookmarkStart w:id="19" w:name="_Toc31150870"/>
+      <w:bookmarkStart w:id="32" w:name="__RefHeading___Toc1821_3443321023"/>
+      <w:bookmarkStart w:id="33" w:name="_Toc31150870"/>
+      <w:bookmarkEnd w:id="32"/>
       <w:r>
         <w:rPr>
           <w:rFonts w:ascii="Verdana" w:hAnsi="Verdana"/>
@@ -12149,7 +10814,7 @@
         </w:rPr>
         <w:t>Status details</w:t>
       </w:r>
-      <w:bookmarkEnd w:id="19"/>
+      <w:bookmarkEnd w:id="33"/>
     </w:p>
     <w:p>
       <w:pPr>
@@ -12224,6 +10889,8 @@
         </w:numPr>
         <w:rPr/>
       </w:pPr>
+      <w:bookmarkStart w:id="34" w:name="__RefHeading___Toc1823_3443321023"/>
+      <w:bookmarkEnd w:id="34"/>
       <w:r>
         <w:rPr>
           <w:rFonts w:ascii="Verdana" w:hAnsi="Verdana"/>
@@ -12232,7 +10899,7 @@
         </w:rPr>
         <w:t>A</w:t>
       </w:r>
-      <w:bookmarkStart w:id="20" w:name="_Toc31150871"/>
+      <w:bookmarkStart w:id="35" w:name="_Toc31150871"/>
       <w:r>
         <w:rPr>
           <w:rFonts w:ascii="Verdana" w:hAnsi="Verdana"/>
@@ -12241,7 +10908,7 @@
         </w:rPr>
         <w:t>kkoord symbolen</w:t>
       </w:r>
-      <w:bookmarkEnd w:id="20"/>
+      <w:bookmarkEnd w:id="35"/>
       <w:r>
         <w:rPr>
           <w:rFonts w:ascii="Verdana" w:hAnsi="Verdana"/>
@@ -12309,24 +10976,13 @@
     <w:p>
       <w:pPr>
         <w:pStyle w:val="Normal"/>
-        <w:rPr>
-          <w:rFonts w:ascii="Verdana" w:hAnsi="Verdana" w:cs="Verdana"/>
-        </w:rPr>
+        <w:rPr/>
       </w:pPr>
       <w:r>
         <w:rPr>
           <w:rFonts w:cs="Verdana" w:ascii="Verdana" w:hAnsi="Verdana"/>
         </w:rPr>
         <w:t xml:space="preserve">Voor elke toon binnen het akkoord symbol worden toon en functie getoond: bijvoorbeeld 'vijfde C'. </w:t>
-      </w:r>
-    </w:p>
-    <w:p>
-      <w:pPr>
-        <w:pStyle w:val="Normal"/>
-        <w:rPr/>
-      </w:pPr>
-      <w:r>
-        <w:rPr/>
       </w:r>
     </w:p>
     <w:p>
@@ -12336,14 +10992,11 @@
           <w:ilvl w:val="1"/>
           <w:numId w:val="3"/>
         </w:numPr>
-        <w:rPr>
-          <w:rFonts w:ascii="Verdana" w:hAnsi="Verdana"/>
-          <w:i w:val="false"/>
-          <w:i w:val="false"/>
-          <w:iCs w:val="false"/>
-        </w:rPr>
-      </w:pPr>
-      <w:bookmarkStart w:id="21" w:name="_Toc31150872"/>
+        <w:rPr/>
+      </w:pPr>
+      <w:bookmarkStart w:id="36" w:name="__RefHeading___Toc1825_3443321023"/>
+      <w:bookmarkStart w:id="37" w:name="_Toc31150872"/>
+      <w:bookmarkEnd w:id="36"/>
       <w:r>
         <w:rPr>
           <w:rFonts w:ascii="Verdana" w:hAnsi="Verdana"/>
@@ -12352,7 +11005,171 @@
         </w:rPr>
         <w:t>Losse noten voor alle partijen</w:t>
       </w:r>
-      <w:bookmarkEnd w:id="21"/>
+      <w:bookmarkEnd w:id="37"/>
+    </w:p>
+    <w:p>
+      <w:pPr>
+        <w:pStyle w:val="Normal"/>
+        <w:rPr/>
+      </w:pPr>
+      <w:r>
+        <w:rPr>
+          <w:rFonts w:cs="Verdana" w:ascii="Verdana" w:hAnsi="Verdana"/>
+        </w:rPr>
+        <w:t>PIJL-OMLAAG splitst een regel in de notenlijst in losse noten beginnend bij de hoogste noot.</w:t>
+      </w:r>
+    </w:p>
+    <w:p>
+      <w:pPr>
+        <w:pStyle w:val="Normal"/>
+        <w:rPr>
+          <w:rFonts w:ascii="Verdana" w:hAnsi="Verdana" w:cs="Verdana"/>
+        </w:rPr>
+      </w:pPr>
+      <w:r>
+        <w:rPr>
+          <w:rFonts w:cs="Verdana" w:ascii="Verdana" w:hAnsi="Verdana"/>
+        </w:rPr>
+        <w:t>PIJL-OMHOOG splitst de regel in de notenlijst in losse noten beginnend bij de laagst noot</w:t>
+      </w:r>
+    </w:p>
+    <w:p>
+      <w:pPr>
+        <w:pStyle w:val="Normal"/>
+        <w:rPr>
+          <w:rFonts w:ascii="Verdana" w:hAnsi="Verdana" w:cs="Verdana"/>
+        </w:rPr>
+      </w:pPr>
+      <w:r>
+        <w:rPr>
+          <w:rFonts w:cs="Verdana" w:ascii="Verdana" w:hAnsi="Verdana"/>
+        </w:rPr>
+        <w:t>Vervolgens kunt u door de resterende noten bladeren met PIJL-OMHOOG en PIJL-OMLAAG of teruggaan via ESC.</w:t>
+      </w:r>
+    </w:p>
+    <w:p>
+      <w:pPr>
+        <w:pStyle w:val="Normal"/>
+        <w:rPr>
+          <w:rFonts w:ascii="Verdana" w:hAnsi="Verdana" w:cs="Verdana"/>
+        </w:rPr>
+      </w:pPr>
+      <w:r>
+        <w:rPr>
+          <w:rFonts w:cs="Verdana" w:ascii="Verdana" w:hAnsi="Verdana"/>
+        </w:rPr>
+        <w:t>Voor iedere losse noot wordt ook de naam van de partij getoond.</w:t>
+      </w:r>
+    </w:p>
+    <w:p>
+      <w:pPr>
+        <w:pStyle w:val="Normal"/>
+        <w:rPr>
+          <w:rFonts w:ascii="Verdana" w:hAnsi="Verdana" w:cs="Verdana"/>
+        </w:rPr>
+      </w:pPr>
+      <w:r>
+        <w:rPr>
+          <w:rFonts w:cs="Verdana" w:ascii="Verdana" w:hAnsi="Verdana"/>
+        </w:rPr>
+      </w:r>
+    </w:p>
+    <w:p>
+      <w:pPr>
+        <w:pStyle w:val="Overskrift2"/>
+        <w:numPr>
+          <w:ilvl w:val="0"/>
+          <w:numId w:val="0"/>
+        </w:numPr>
+        <w:rPr/>
+      </w:pPr>
+      <w:bookmarkStart w:id="38" w:name="__RefHeading___Toc1827_3443321023"/>
+      <w:bookmarkStart w:id="39" w:name="_Toc31150873"/>
+      <w:bookmarkEnd w:id="38"/>
+      <w:r>
+        <w:rPr>
+          <w:rFonts w:ascii="Verdana" w:hAnsi="Verdana"/>
+          <w:i w:val="false"/>
+          <w:iCs w:val="false"/>
+        </w:rPr>
+        <w:t>Losse partijen</w:t>
+      </w:r>
+      <w:bookmarkEnd w:id="39"/>
+    </w:p>
+    <w:p>
+      <w:pPr>
+        <w:pStyle w:val="Brdtekst"/>
+        <w:rPr>
+          <w:rFonts w:ascii="Verdana" w:hAnsi="Verdana"/>
+        </w:rPr>
+      </w:pPr>
+      <w:r>
+        <w:rPr>
+          <w:rFonts w:ascii="Verdana" w:hAnsi="Verdana"/>
+          <w:lang w:val="da-DK"/>
+        </w:rPr>
+        <w:t xml:space="preserve">CONTROL + </w:t>
+      </w:r>
+      <w:r>
+        <w:rPr>
+          <w:rFonts w:ascii="Verdana" w:hAnsi="Verdana"/>
+        </w:rPr>
+        <w:t>PIJL-OMLAAG splitst de regel in de notenlijst in losse partijen, startend met de eerste partij.</w:t>
+      </w:r>
+    </w:p>
+    <w:p>
+      <w:pPr>
+        <w:pStyle w:val="Brdtekst"/>
+        <w:rPr>
+          <w:rFonts w:ascii="Verdana" w:hAnsi="Verdana"/>
+        </w:rPr>
+      </w:pPr>
+      <w:r>
+        <w:rPr>
+          <w:rFonts w:ascii="Verdana" w:hAnsi="Verdana"/>
+          <w:lang w:val="da-DK"/>
+        </w:rPr>
+        <w:t xml:space="preserve">CONTROL + </w:t>
+      </w:r>
+      <w:r>
+        <w:rPr>
+          <w:rFonts w:ascii="Verdana" w:hAnsi="Verdana"/>
+        </w:rPr>
+        <w:t>PIJL-OMHOOG LAAG splitst de regel in de notenlijst in losse partijen, startend met de laatste partij.</w:t>
+      </w:r>
+    </w:p>
+    <w:p>
+      <w:pPr>
+        <w:pStyle w:val="Brdtekst"/>
+        <w:rPr>
+          <w:rFonts w:ascii="Verdana" w:hAnsi="Verdana" w:cs="Verdana"/>
+        </w:rPr>
+      </w:pPr>
+      <w:r>
+        <w:rPr>
+          <w:rFonts w:ascii="Verdana" w:hAnsi="Verdana"/>
+        </w:rPr>
+        <w:t xml:space="preserve">De gebruiker kan doorgaan met bladeren in de noten met PIJL-OMHOOG of PIJL-OMLAAG </w:t>
+      </w:r>
+      <w:r>
+        <w:rPr>
+          <w:rFonts w:cs="Verdana" w:ascii="Verdana" w:hAnsi="Verdana"/>
+        </w:rPr>
+        <w:t>of teruggaan via ESC.</w:t>
+      </w:r>
+    </w:p>
+    <w:p>
+      <w:pPr>
+        <w:pStyle w:val="Brdtekst"/>
+        <w:rPr>
+          <w:rFonts w:ascii="Verdana" w:hAnsi="Verdana" w:cs="Verdana"/>
+        </w:rPr>
+      </w:pPr>
+      <w:r>
+        <w:rPr>
+          <w:rFonts w:cs="Verdana" w:ascii="Verdana" w:hAnsi="Verdana"/>
+        </w:rPr>
+      </w:r>
     </w:p>
     <w:p>
       <w:pPr>
@@ -12368,242 +11185,18 @@
           <w:iCs w:val="false"/>
         </w:rPr>
       </w:pPr>
+      <w:bookmarkStart w:id="40" w:name="__RefHeading___Toc1829_3443321023"/>
+      <w:bookmarkStart w:id="41" w:name="_Toc31150874"/>
+      <w:bookmarkEnd w:id="40"/>
       <w:r>
         <w:rPr>
           <w:rFonts w:ascii="Verdana" w:hAnsi="Verdana"/>
           <w:i w:val="false"/>
           <w:iCs w:val="false"/>
         </w:rPr>
-      </w:r>
-    </w:p>
-    <w:p>
-      <w:pPr>
-        <w:pStyle w:val="Normal"/>
-        <w:rPr>
-          <w:rFonts w:ascii="Verdana" w:hAnsi="Verdana" w:cs="Verdana"/>
-        </w:rPr>
-      </w:pPr>
-      <w:r>
-        <w:rPr>
-          <w:rFonts w:cs="Verdana" w:ascii="Verdana" w:hAnsi="Verdana"/>
-        </w:rPr>
-      </w:r>
-    </w:p>
-    <w:p>
-      <w:pPr>
-        <w:pStyle w:val="Normal"/>
-        <w:rPr>
-          <w:rFonts w:ascii="Verdana" w:hAnsi="Verdana" w:cs="Verdana"/>
-        </w:rPr>
-      </w:pPr>
-      <w:r>
-        <w:rPr>
-          <w:rFonts w:cs="Verdana" w:ascii="Verdana" w:hAnsi="Verdana"/>
-        </w:rPr>
-      </w:r>
-    </w:p>
-    <w:p>
-      <w:pPr>
-        <w:pStyle w:val="Normal"/>
-        <w:rPr>
-          <w:rFonts w:ascii="Verdana" w:hAnsi="Verdana" w:cs="Verdana"/>
-        </w:rPr>
-      </w:pPr>
-      <w:r>
-        <w:rPr>
-          <w:rFonts w:cs="Verdana" w:ascii="Verdana" w:hAnsi="Verdana"/>
-        </w:rPr>
-        <w:t>PIJL-OMLAAG splitst een regel in de notenlijst in losse noten beginnend bij de hoogste noot.</w:t>
-      </w:r>
-    </w:p>
-    <w:p>
-      <w:pPr>
-        <w:pStyle w:val="Normal"/>
-        <w:rPr>
-          <w:rFonts w:ascii="Verdana" w:hAnsi="Verdana" w:cs="Verdana"/>
-        </w:rPr>
-      </w:pPr>
-      <w:r>
-        <w:rPr>
-          <w:rFonts w:cs="Verdana" w:ascii="Verdana" w:hAnsi="Verdana"/>
-        </w:rPr>
-        <w:t>PIJL-OMHOOG splitst de regel in de notenlijst in losse noten beginnend bij de laagst noot</w:t>
-      </w:r>
-    </w:p>
-    <w:p>
-      <w:pPr>
-        <w:pStyle w:val="Normal"/>
-        <w:rPr>
-          <w:rFonts w:ascii="Verdana" w:hAnsi="Verdana" w:cs="Verdana"/>
-        </w:rPr>
-      </w:pPr>
-      <w:r>
-        <w:rPr>
-          <w:rFonts w:cs="Verdana" w:ascii="Verdana" w:hAnsi="Verdana"/>
-        </w:rPr>
-        <w:t>Vervolgens kunt u door de resterende noten bladeren met PIJL-OMHOOG en PIJL-OMLAAG of teruggaan via ESC.</w:t>
-      </w:r>
-    </w:p>
-    <w:p>
-      <w:pPr>
-        <w:pStyle w:val="Normal"/>
-        <w:rPr>
-          <w:rFonts w:ascii="Verdana" w:hAnsi="Verdana" w:cs="Verdana"/>
-        </w:rPr>
-      </w:pPr>
-      <w:r>
-        <w:rPr>
-          <w:rFonts w:cs="Verdana" w:ascii="Verdana" w:hAnsi="Verdana"/>
-        </w:rPr>
-        <w:t>Voor iedere losse noot wordt ook de naam van de partij getoond.</w:t>
-      </w:r>
-    </w:p>
-    <w:p>
-      <w:pPr>
-        <w:pStyle w:val="Normal"/>
-        <w:rPr>
-          <w:rFonts w:ascii="Verdana" w:hAnsi="Verdana" w:cs="Verdana"/>
-        </w:rPr>
-      </w:pPr>
-      <w:r>
-        <w:rPr>
-          <w:rFonts w:cs="Verdana" w:ascii="Verdana" w:hAnsi="Verdana"/>
-        </w:rPr>
-      </w:r>
-    </w:p>
-    <w:p>
-      <w:pPr>
-        <w:pStyle w:val="Normal"/>
-        <w:rPr/>
-      </w:pPr>
-      <w:r>
-        <w:rPr/>
-      </w:r>
-    </w:p>
-    <w:p>
-      <w:pPr>
-        <w:pStyle w:val="Overskrift2"/>
-        <w:numPr>
-          <w:ilvl w:val="0"/>
-          <w:numId w:val="0"/>
-        </w:numPr>
-        <w:rPr>
-          <w:rFonts w:ascii="Verdana" w:hAnsi="Verdana"/>
-          <w:i w:val="false"/>
-          <w:i w:val="false"/>
-          <w:iCs w:val="false"/>
-        </w:rPr>
-      </w:pPr>
-      <w:bookmarkStart w:id="22" w:name="_Toc31150873"/>
-      <w:r>
-        <w:rPr>
-          <w:rFonts w:ascii="Verdana" w:hAnsi="Verdana"/>
-          <w:i w:val="false"/>
-          <w:iCs w:val="false"/>
-        </w:rPr>
-        <w:t>Losse partijen</w:t>
-      </w:r>
-      <w:bookmarkEnd w:id="22"/>
-    </w:p>
-    <w:p>
-      <w:pPr>
-        <w:pStyle w:val="Brdtekst"/>
-        <w:rPr>
-          <w:rFonts w:ascii="Verdana" w:hAnsi="Verdana"/>
-        </w:rPr>
-      </w:pPr>
-      <w:r>
-        <w:rPr>
-          <w:rFonts w:ascii="Verdana" w:hAnsi="Verdana"/>
-          <w:lang w:val="da-DK"/>
-        </w:rPr>
-        <w:t xml:space="preserve">CONTROL + </w:t>
-      </w:r>
-      <w:r>
-        <w:rPr>
-          <w:rFonts w:ascii="Verdana" w:hAnsi="Verdana"/>
-        </w:rPr>
-        <w:t>PIJL-OMLAAG splitst de regel in de notenlijst in losse partijen, startend met de eerste partij.</w:t>
-      </w:r>
-    </w:p>
-    <w:p>
-      <w:pPr>
-        <w:pStyle w:val="Brdtekst"/>
-        <w:rPr>
-          <w:rFonts w:ascii="Verdana" w:hAnsi="Verdana"/>
-        </w:rPr>
-      </w:pPr>
-      <w:r>
-        <w:rPr>
-          <w:rFonts w:ascii="Verdana" w:hAnsi="Verdana"/>
-          <w:lang w:val="da-DK"/>
-        </w:rPr>
-        <w:t xml:space="preserve">CONTROL + </w:t>
-      </w:r>
-      <w:r>
-        <w:rPr>
-          <w:rFonts w:ascii="Verdana" w:hAnsi="Verdana"/>
-        </w:rPr>
-        <w:t>PIJL-OMHOOG LAAG splitst de regel in de notenlijst in losse partijen, startend met de laatste partij.</w:t>
-      </w:r>
-    </w:p>
-    <w:p>
-      <w:pPr>
-        <w:pStyle w:val="Brdtekst"/>
-        <w:rPr>
-          <w:rFonts w:ascii="Verdana" w:hAnsi="Verdana" w:cs="Verdana"/>
-        </w:rPr>
-      </w:pPr>
-      <w:r>
-        <w:rPr>
-          <w:rFonts w:ascii="Verdana" w:hAnsi="Verdana"/>
-        </w:rPr>
-        <w:t xml:space="preserve">De gebruiker kan doorgaan met bladeren in de noten met PIJL-OMHOOG of PIJL-OMLAAG </w:t>
-      </w:r>
-      <w:r>
-        <w:rPr>
-          <w:rFonts w:cs="Verdana" w:ascii="Verdana" w:hAnsi="Verdana"/>
-        </w:rPr>
-        <w:t>of teruggaan via ESC.</w:t>
-      </w:r>
-    </w:p>
-    <w:p>
-      <w:pPr>
-        <w:pStyle w:val="Brdtekst"/>
-        <w:rPr>
-          <w:rFonts w:ascii="Verdana" w:hAnsi="Verdana" w:cs="Verdana"/>
-        </w:rPr>
-      </w:pPr>
-      <w:r>
-        <w:rPr>
-          <w:rFonts w:cs="Verdana" w:ascii="Verdana" w:hAnsi="Verdana"/>
-        </w:rPr>
-      </w:r>
-    </w:p>
-    <w:p>
-      <w:pPr>
-        <w:pStyle w:val="Overskrift2"/>
-        <w:numPr>
-          <w:ilvl w:val="1"/>
-          <w:numId w:val="3"/>
-        </w:numPr>
-        <w:rPr>
-          <w:rFonts w:ascii="Verdana" w:hAnsi="Verdana"/>
-          <w:i w:val="false"/>
-          <w:i w:val="false"/>
-          <w:iCs w:val="false"/>
-        </w:rPr>
-      </w:pPr>
-      <w:bookmarkStart w:id="23" w:name="_Toc31150874"/>
-      <w:r>
-        <w:rPr>
-          <w:rFonts w:ascii="Verdana" w:hAnsi="Verdana"/>
-          <w:i w:val="false"/>
-          <w:iCs w:val="false"/>
-        </w:rPr>
         <w:t>Losse noten voor een geselecteerde partij</w:t>
       </w:r>
-      <w:bookmarkEnd w:id="23"/>
+      <w:bookmarkEnd w:id="41"/>
     </w:p>
     <w:p>
       <w:pPr>
@@ -12756,14 +11349,16 @@
           <w:rFonts w:ascii="Verdana" w:hAnsi="Verdana"/>
         </w:rPr>
       </w:pPr>
-      <w:bookmarkStart w:id="24" w:name="_Toc31150875"/>
+      <w:bookmarkStart w:id="42" w:name="__RefHeading___Toc1831_3443321023"/>
+      <w:bookmarkStart w:id="43" w:name="_Toc31150875"/>
+      <w:bookmarkEnd w:id="42"/>
       <w:r>
         <w:rPr>
           <w:rFonts w:ascii="Verdana" w:hAnsi="Verdana"/>
         </w:rPr>
         <w:t>Bladmuziek importeren van internet</w:t>
       </w:r>
-      <w:bookmarkEnd w:id="24"/>
+      <w:bookmarkEnd w:id="43"/>
     </w:p>
     <w:p>
       <w:pPr>
@@ -13037,14 +11632,16 @@
           <w:rFonts w:ascii="Verdana" w:hAnsi="Verdana"/>
         </w:rPr>
       </w:pPr>
-      <w:bookmarkStart w:id="25" w:name="_Toc31150876"/>
+      <w:bookmarkStart w:id="44" w:name="__RefHeading___Toc1833_3443321023"/>
+      <w:bookmarkStart w:id="45" w:name="_Toc31150876"/>
+      <w:bookmarkEnd w:id="44"/>
       <w:r>
         <w:rPr>
           <w:rFonts w:ascii="Verdana" w:hAnsi="Verdana"/>
         </w:rPr>
         <w:t>Exporteren als Braillemuziek</w:t>
       </w:r>
-      <w:bookmarkEnd w:id="25"/>
+      <w:bookmarkEnd w:id="45"/>
     </w:p>
     <w:p>
       <w:pPr>
@@ -13188,7 +11785,9 @@
           <w:iCs w:val="false"/>
         </w:rPr>
       </w:pPr>
-      <w:bookmarkStart w:id="26" w:name="_Toc31150877"/>
+      <w:bookmarkStart w:id="46" w:name="__RefHeading___Toc1835_3443321023"/>
+      <w:bookmarkStart w:id="47" w:name="_Toc31150877"/>
+      <w:bookmarkEnd w:id="46"/>
       <w:r>
         <w:rPr>
           <w:rFonts w:ascii="Verdana" w:hAnsi="Verdana"/>
@@ -13197,7 +11796,7 @@
         </w:rPr>
         <w:t>Braille muziek Music export concepten</w:t>
       </w:r>
-      <w:bookmarkEnd w:id="26"/>
+      <w:bookmarkEnd w:id="47"/>
     </w:p>
     <w:p>
       <w:pPr>
@@ -13225,7 +11824,9 @@
           <w:szCs w:val="28"/>
         </w:rPr>
       </w:pPr>
-      <w:bookmarkStart w:id="27" w:name="_Toc31150878"/>
+      <w:bookmarkStart w:id="48" w:name="__RefHeading___Toc1837_3443321023"/>
+      <w:bookmarkStart w:id="49" w:name="_Toc31150878"/>
+      <w:bookmarkEnd w:id="48"/>
       <w:r>
         <w:rPr>
           <w:rFonts w:ascii="Verdana" w:hAnsi="Verdana"/>
@@ -13234,7 +11835,7 @@
         </w:rPr>
         <w:t>Layout</w:t>
       </w:r>
-      <w:bookmarkEnd w:id="27"/>
+      <w:bookmarkEnd w:id="49"/>
     </w:p>
     <w:p>
       <w:pPr>
@@ -13439,15 +12040,27 @@
     <w:p>
       <w:pPr>
         <w:pStyle w:val="Normal"/>
+        <w:rPr/>
+      </w:pPr>
+      <w:r>
+        <w:rPr>
+          <w:rFonts w:cs="Verdana" w:ascii="Verdana" w:hAnsi="Verdana"/>
+        </w:rPr>
+        <w:t>Als het nodig is kan de IBOS XML-muzieklezer eenvoudig uitgebreid worden door het implementeren van andere lay-outs, bijvoorbeeld een mix van braillemuziek en liedtekst.</w:t>
+      </w:r>
+      <w:r>
+        <w:br w:type="page"/>
+      </w:r>
+    </w:p>
+    <w:p>
+      <w:pPr>
+        <w:pStyle w:val="Normal"/>
         <w:rPr>
           <w:rFonts w:ascii="Verdana" w:hAnsi="Verdana" w:cs="Verdana"/>
         </w:rPr>
       </w:pPr>
       <w:r>
-        <w:rPr>
-          <w:rFonts w:cs="Verdana" w:ascii="Verdana" w:hAnsi="Verdana"/>
-        </w:rPr>
-        <w:t>Als het nodig is kan de IBOS XML-muzieklezer eenvoudig uitgebreid worden door het implementeren van andere lay-outs, bijvoorbeeld een mix van braillemuziek en liedtekst.</w:t>
+        <w:rPr/>
       </w:r>
     </w:p>
     <w:p>
@@ -13463,7 +12076,9 @@
           <w:szCs w:val="28"/>
         </w:rPr>
       </w:pPr>
-      <w:bookmarkStart w:id="28" w:name="_Toc31150879"/>
+      <w:bookmarkStart w:id="50" w:name="__RefHeading___Toc1839_3443321023"/>
+      <w:bookmarkStart w:id="51" w:name="_Toc31150879"/>
+      <w:bookmarkEnd w:id="50"/>
       <w:r>
         <w:rPr>
           <w:rFonts w:ascii="Verdana" w:hAnsi="Verdana"/>
@@ -13472,7 +12087,7 @@
         </w:rPr>
         <w:t>Bestandsformaat</w:t>
       </w:r>
-      <w:bookmarkEnd w:id="28"/>
+      <w:bookmarkEnd w:id="51"/>
     </w:p>
     <w:p>
       <w:pPr>
@@ -13491,28 +12106,13 @@
     <w:p>
       <w:pPr>
         <w:pStyle w:val="Normal"/>
-        <w:rPr>
-          <w:rFonts w:ascii="Verdana" w:hAnsi="Verdana" w:cs="Verdana"/>
-        </w:rPr>
+        <w:rPr/>
       </w:pPr>
       <w:r>
         <w:rPr>
           <w:rFonts w:cs="Verdana" w:ascii="Verdana" w:hAnsi="Verdana"/>
         </w:rPr>
         <w:t>Versie 4.0 ondersteunt “ASCII”, “OctoBraille 1252” en “Unicode”</w:t>
-      </w:r>
-    </w:p>
-    <w:p>
-      <w:pPr>
-        <w:pStyle w:val="Normal"/>
-        <w:rPr>
-          <w:rFonts w:ascii="Verdana" w:hAnsi="Verdana" w:cs="Verdana"/>
-        </w:rPr>
-      </w:pPr>
-      <w:r>
-        <w:rPr>
-          <w:rFonts w:cs="Verdana" w:ascii="Verdana" w:hAnsi="Verdana"/>
-        </w:rPr>
       </w:r>
     </w:p>
     <w:p>
@@ -13541,7 +12141,9 @@
           <w:szCs w:val="28"/>
         </w:rPr>
       </w:pPr>
-      <w:bookmarkStart w:id="29" w:name="_Toc31150880"/>
+      <w:bookmarkStart w:id="52" w:name="__RefHeading___Toc1841_3443321023"/>
+      <w:bookmarkStart w:id="53" w:name="_Toc31150880"/>
+      <w:bookmarkEnd w:id="52"/>
       <w:r>
         <w:rPr>
           <w:rFonts w:ascii="Verdana" w:hAnsi="Verdana"/>
@@ -13550,7 +12152,7 @@
         </w:rPr>
         <w:t>Braille apparaat type</w:t>
       </w:r>
-      <w:bookmarkEnd w:id="29"/>
+      <w:bookmarkEnd w:id="53"/>
     </w:p>
     <w:p>
       <w:pPr>
@@ -13561,19 +12163,7 @@
         <w:rPr>
           <w:rFonts w:cs="Verdana" w:ascii="Verdana" w:hAnsi="Verdana"/>
         </w:rPr>
-        <w:t xml:space="preserve">Versie </w:t>
-      </w:r>
-      <w:r>
-        <w:rPr>
-          <w:rFonts w:cs="Verdana" w:ascii="Verdana" w:hAnsi="Verdana"/>
-        </w:rPr>
-        <w:t>5</w:t>
-      </w:r>
-      <w:r>
-        <w:rPr>
-          <w:rFonts w:cs="Verdana" w:ascii="Verdana" w:hAnsi="Verdana"/>
-        </w:rPr>
-        <w:t xml:space="preserve">.0 ondersteunt “Braille printer”, “Notetaker”, </w:t>
+        <w:t xml:space="preserve">Versie 5.0 ondersteunt “Braille printer”, “Notetaker”, </w:t>
       </w:r>
       <w:r>
         <w:rPr>
@@ -13611,7 +12201,9 @@
         </w:numPr>
         <w:rPr/>
       </w:pPr>
-      <w:bookmarkStart w:id="30" w:name="_Toc31150881"/>
+      <w:bookmarkStart w:id="54" w:name="__RefHeading___Toc1843_3443321023"/>
+      <w:bookmarkStart w:id="55" w:name="_Toc31150881"/>
+      <w:bookmarkEnd w:id="54"/>
       <w:r>
         <w:rPr>
           <w:rFonts w:ascii="Verdana" w:hAnsi="Verdana"/>
@@ -13620,7 +12212,7 @@
         </w:rPr>
         <w:t>Fysieke dimensies</w:t>
       </w:r>
-      <w:bookmarkEnd w:id="30"/>
+      <w:bookmarkEnd w:id="55"/>
     </w:p>
     <w:p>
       <w:pPr>
@@ -13660,7 +12252,9 @@
           <w:szCs w:val="32"/>
         </w:rPr>
       </w:pPr>
-      <w:bookmarkStart w:id="31" w:name="_Toc31150882"/>
+      <w:bookmarkStart w:id="56" w:name="__RefHeading___Toc1845_3443321023"/>
+      <w:bookmarkStart w:id="57" w:name="_Toc31150882"/>
+      <w:bookmarkEnd w:id="56"/>
       <w:r>
         <w:rPr>
           <w:rFonts w:ascii="Verdana" w:hAnsi="Verdana"/>
@@ -13669,7 +12263,7 @@
         </w:rPr>
         <w:t>Profielen</w:t>
       </w:r>
-      <w:bookmarkEnd w:id="31"/>
+      <w:bookmarkEnd w:id="57"/>
     </w:p>
     <w:p>
       <w:pPr>
@@ -14020,16 +12614,78 @@
       <w:pPr>
         <w:pStyle w:val="Overskrift2"/>
         <w:numPr>
-          <w:ilvl w:val="0"/>
-          <w:numId w:val="0"/>
+          <w:ilvl w:val="1"/>
+          <w:numId w:val="2"/>
         </w:numPr>
         <w:rPr/>
       </w:pPr>
-      <w:r>
-        <w:rPr/>
-      </w:r>
-      <w:r>
-        <w:br w:type="page"/>
+      <w:bookmarkStart w:id="58" w:name="__RefHeading___Toc1847_3443321023"/>
+      <w:bookmarkStart w:id="59" w:name="_Toc31150883"/>
+      <w:bookmarkEnd w:id="58"/>
+      <w:r>
+        <w:rPr>
+          <w:rFonts w:ascii="Verdana" w:hAnsi="Verdana"/>
+          <w:i w:val="false"/>
+          <w:iCs w:val="false"/>
+          <w:sz w:val="32"/>
+          <w:szCs w:val="32"/>
+        </w:rPr>
+        <w:t>IBOS Xml Muzieklezer layout</w:t>
+      </w:r>
+      <w:bookmarkEnd w:id="59"/>
+    </w:p>
+    <w:p>
+      <w:pPr>
+        <w:pStyle w:val="Normal"/>
+        <w:rPr>
+          <w:rFonts w:ascii="Verdana" w:hAnsi="Verdana" w:cs="Verdana"/>
+        </w:rPr>
+      </w:pPr>
+      <w:r>
+        <w:rPr>
+          <w:rFonts w:cs="Verdana" w:ascii="Verdana" w:hAnsi="Verdana"/>
+        </w:rPr>
+      </w:r>
+    </w:p>
+    <w:p>
+      <w:pPr>
+        <w:pStyle w:val="Normal"/>
+        <w:rPr>
+          <w:rFonts w:ascii="Verdana" w:hAnsi="Verdana" w:cs="Verdana"/>
+        </w:rPr>
+      </w:pPr>
+      <w:r>
+        <w:rPr>
+          <w:rFonts w:cs="Verdana" w:ascii="Verdana" w:hAnsi="Verdana"/>
+        </w:rPr>
+        <w:t>Zoals we al aangaven, komt de IBOS XML-muzieklezer layout overeen met de layout van de notenlijst van de IBOS XML-muzieklezer. Een braille muziekregel is gegenereerd voor iedere tel, waarin alle noten van elke partij staan. Elke braille muziekregel komt overeen met een bepaald moment in de bladmuziek, bijvoorbeeld de tweede telt in maat 17.</w:t>
+      </w:r>
+    </w:p>
+    <w:p>
+      <w:pPr>
+        <w:pStyle w:val="Normal"/>
+        <w:rPr>
+          <w:rFonts w:ascii="Verdana" w:hAnsi="Verdana" w:cs="Verdana"/>
+        </w:rPr>
+      </w:pPr>
+      <w:r>
+        <w:rPr>
+          <w:rFonts w:cs="Verdana" w:ascii="Verdana" w:hAnsi="Verdana"/>
+        </w:rPr>
+        <w:t xml:space="preserve">Er is geen notatie voor het interval of het In- akkoord, de lay-out is alleen bedoeld voor relatief eenvoudige bladmuziek. </w:t>
+      </w:r>
+    </w:p>
+    <w:p>
+      <w:pPr>
+        <w:pStyle w:val="Normal"/>
+        <w:rPr>
+          <w:rFonts w:ascii="Verdana" w:hAnsi="Verdana" w:cs="Verdana"/>
+        </w:rPr>
+      </w:pPr>
+      <w:r>
+        <w:rPr>
+          <w:rFonts w:cs="Verdana" w:ascii="Verdana" w:hAnsi="Verdana"/>
+        </w:rPr>
       </w:r>
     </w:p>
     <w:p>
@@ -14048,7 +12704,9 @@
           <w:szCs w:val="32"/>
         </w:rPr>
       </w:pPr>
-      <w:bookmarkStart w:id="32" w:name="_Toc31150883"/>
+      <w:bookmarkStart w:id="60" w:name="__RefHeading___Toc1849_3443321023"/>
+      <w:bookmarkStart w:id="61" w:name="_Toc31150884"/>
+      <w:bookmarkEnd w:id="60"/>
       <w:r>
         <w:rPr>
           <w:rFonts w:ascii="Verdana" w:hAnsi="Verdana"/>
@@ -14057,9 +12715,9 @@
           <w:sz w:val="32"/>
           <w:szCs w:val="32"/>
         </w:rPr>
-        <w:t>IBOS Xml Muzieklezer layout</w:t>
-      </w:r>
-      <w:bookmarkEnd w:id="32"/>
+        <w:t>BANA 2015 Layout</w:t>
+      </w:r>
+      <w:bookmarkEnd w:id="61"/>
     </w:p>
     <w:p>
       <w:pPr>
@@ -14085,7 +12743,7 @@
         <w:rPr>
           <w:rFonts w:cs="Verdana" w:ascii="Verdana" w:hAnsi="Verdana"/>
         </w:rPr>
-        <w:t>Zoals we al aangaven, komt de IBOS XML-muzieklezer layout overeen met de layout van de notenlijst van de IBOS XML-muzieklezer. Een braille muziekregel is gegenereerd voor iedere tel, waarin alle noten van elke partij staan. Elke braille muziekregel komt overeen met een bepaald moment in de bladmuziek, bijvoorbeeld de tweede telt in maat 17.</w:t>
+        <w:t>Deze lay-out maakt gebruik van intervalnotatie en In- akkoord notatie.</w:t>
       </w:r>
     </w:p>
     <w:p>
@@ -14099,7 +12757,7 @@
         <w:rPr>
           <w:rFonts w:cs="Verdana" w:ascii="Verdana" w:hAnsi="Verdana"/>
         </w:rPr>
-        <w:t xml:space="preserve">Er is geen notatie voor het interval of het In- akkoord, de lay-out is alleen bedoeld voor relatief eenvoudige bladmuziek. </w:t>
+        <w:t>Standaard wordt één braille muziekbestand gegnereerd voor elke partij. Ook wordt er een 'TUTTI' bestand gegenereerd waarin alle partijen van de bladmuziek zijn opgenomen.</w:t>
       </w:r>
     </w:p>
     <w:p>
@@ -14113,6 +12771,277 @@
         <w:rPr>
           <w:rFonts w:cs="Verdana" w:ascii="Verdana" w:hAnsi="Verdana"/>
         </w:rPr>
+        <w:t>Voor 'SATB' koorbestanden (sopraan, alt, tenor, bas) worden ook de volgende bestanden gegenereerd:</w:t>
+      </w:r>
+    </w:p>
+    <w:p>
+      <w:pPr>
+        <w:pStyle w:val="ListParagraph"/>
+        <w:numPr>
+          <w:ilvl w:val="1"/>
+          <w:numId w:val="4"/>
+        </w:numPr>
+        <w:rPr>
+          <w:rFonts w:ascii="Verdana" w:hAnsi="Verdana" w:cs="Verdana"/>
+        </w:rPr>
+      </w:pPr>
+      <w:r>
+        <w:rPr>
+          <w:rFonts w:cs="Verdana" w:ascii="Verdana" w:hAnsi="Verdana"/>
+        </w:rPr>
+        <w:t>Een 'SATB' bestand bevat sopraan, alt, tenor en bas beginnend met de sopraan.</w:t>
+      </w:r>
+    </w:p>
+    <w:p>
+      <w:pPr>
+        <w:pStyle w:val="ListParagraph"/>
+        <w:numPr>
+          <w:ilvl w:val="1"/>
+          <w:numId w:val="4"/>
+        </w:numPr>
+        <w:rPr>
+          <w:rFonts w:ascii="Verdana" w:hAnsi="Verdana" w:cs="Verdana"/>
+        </w:rPr>
+      </w:pPr>
+      <w:r>
+        <w:rPr>
+          <w:rFonts w:cs="Verdana" w:ascii="Verdana" w:hAnsi="Verdana"/>
+        </w:rPr>
+        <w:t>Een 'SA' bestand bevat sopraan en alt beginnend met de sopraan.</w:t>
+      </w:r>
+    </w:p>
+    <w:p>
+      <w:pPr>
+        <w:pStyle w:val="ListParagraph"/>
+        <w:numPr>
+          <w:ilvl w:val="1"/>
+          <w:numId w:val="4"/>
+        </w:numPr>
+        <w:rPr>
+          <w:rFonts w:ascii="Verdana" w:hAnsi="Verdana" w:cs="Verdana"/>
+        </w:rPr>
+      </w:pPr>
+      <w:r>
+        <w:rPr>
+          <w:rFonts w:cs="Verdana" w:ascii="Verdana" w:hAnsi="Verdana"/>
+        </w:rPr>
+        <w:t>Een 'BT' bestand bevat de tenor en bas beginnend met de bas.</w:t>
+      </w:r>
+    </w:p>
+    <w:p>
+      <w:pPr>
+        <w:pStyle w:val="ListParagraph"/>
+        <w:rPr/>
+      </w:pPr>
+      <w:r>
+        <w:rPr/>
+      </w:r>
+    </w:p>
+    <w:p>
+      <w:pPr>
+        <w:pStyle w:val="ListParagraph"/>
+        <w:ind w:left="0" w:hanging="0"/>
+        <w:rPr/>
+      </w:pPr>
+      <w:r>
+        <w:rPr/>
+      </w:r>
+    </w:p>
+    <w:p>
+      <w:pPr>
+        <w:pStyle w:val="ListParagraph"/>
+        <w:ind w:left="0" w:hanging="0"/>
+        <w:rPr/>
+      </w:pPr>
+      <w:r>
+        <w:rPr/>
+        <w:t>Een 'SATB' bladmuziek bestand genereert dus 8 braille muziekbestanden.</w:t>
+      </w:r>
+    </w:p>
+    <w:p>
+      <w:pPr>
+        <w:pStyle w:val="Normal"/>
+        <w:rPr/>
+      </w:pPr>
+      <w:r>
+        <w:rPr>
+          <w:rFonts w:cs="Verdana" w:ascii="Verdana" w:hAnsi="Verdana"/>
+        </w:rPr>
+        <w:t>S, A, T, B, SA, BT en TUTTI</w:t>
+      </w:r>
+    </w:p>
+    <w:p>
+      <w:pPr>
+        <w:pStyle w:val="ListParagraph"/>
+        <w:ind w:left="0" w:hanging="0"/>
+        <w:rPr>
+          <w:rFonts w:ascii="Verdana" w:hAnsi="Verdana" w:eastAsia="Calibri" w:cs="Verdana"/>
+          <w:lang w:val="en-GB" w:eastAsia="zh-CN"/>
+        </w:rPr>
+      </w:pPr>
+      <w:r>
+        <w:rPr>
+          <w:rFonts w:eastAsia="Calibri" w:cs="Verdana" w:ascii="Verdana" w:hAnsi="Verdana"/>
+          <w:lang w:val="en-GB" w:eastAsia="zh-CN"/>
+        </w:rPr>
+        <w:t>Deze bestanden worden (binnen enkele seconden) gegenereerd in de map naast het muziek XML-bestand.</w:t>
+      </w:r>
+    </w:p>
+    <w:p>
+      <w:pPr>
+        <w:pStyle w:val="ListParagraph"/>
+        <w:ind w:left="0" w:hanging="0"/>
+        <w:rPr>
+          <w:rFonts w:ascii="Verdana" w:hAnsi="Verdana" w:eastAsia="Calibri" w:cs="Verdana"/>
+          <w:lang w:val="en-GB" w:eastAsia="zh-CN"/>
+        </w:rPr>
+      </w:pPr>
+      <w:r>
+        <w:rPr>
+          <w:rFonts w:eastAsia="Calibri" w:cs="Verdana" w:ascii="Verdana" w:hAnsi="Verdana"/>
+          <w:lang w:val="en-GB" w:eastAsia="zh-CN"/>
+        </w:rPr>
+      </w:r>
+    </w:p>
+    <w:p>
+      <w:pPr>
+        <w:pStyle w:val="ListParagraph"/>
+        <w:ind w:left="0" w:hanging="0"/>
+        <w:rPr>
+          <w:rFonts w:ascii="Verdana" w:hAnsi="Verdana" w:eastAsia="Calibri" w:cs="Verdana"/>
+          <w:lang w:val="en-GB" w:eastAsia="zh-CN"/>
+        </w:rPr>
+      </w:pPr>
+      <w:r>
+        <w:rPr>
+          <w:rFonts w:eastAsia="Calibri" w:cs="Verdana" w:ascii="Verdana" w:hAnsi="Verdana"/>
+          <w:lang w:val="en-GB" w:eastAsia="zh-CN"/>
+        </w:rPr>
+        <w:t>De gebruiker kan dan de gewenste bestanden printen via</w:t>
+      </w:r>
+    </w:p>
+    <w:p>
+      <w:pPr>
+        <w:pStyle w:val="Normal"/>
+        <w:rPr/>
+      </w:pPr>
+      <w:r>
+        <w:rPr>
+          <w:rFonts w:cs="Verdana" w:ascii="Verdana" w:hAnsi="Verdana"/>
+        </w:rPr>
+        <w:t>“</w:t>
+      </w:r>
+      <w:r>
+        <w:rPr>
+          <w:rFonts w:cs="Verdana" w:ascii="Verdana" w:hAnsi="Verdana"/>
+        </w:rPr>
+        <w:t>bestand” → “Print Muziek Braillebestand op brailleprinter”</w:t>
+      </w:r>
+    </w:p>
+    <w:p>
+      <w:pPr>
+        <w:pStyle w:val="ListParagraph"/>
+        <w:ind w:left="0" w:hanging="0"/>
+        <w:rPr>
+          <w:rFonts w:ascii="Verdana" w:hAnsi="Verdana" w:eastAsia="Calibri" w:cs="Verdana"/>
+          <w:lang w:val="en-GB" w:eastAsia="zh-CN"/>
+        </w:rPr>
+      </w:pPr>
+      <w:r>
+        <w:rPr>
+          <w:rFonts w:eastAsia="Calibri" w:cs="Verdana" w:ascii="Verdana" w:hAnsi="Verdana"/>
+          <w:lang w:val="en-GB" w:eastAsia="zh-CN"/>
+        </w:rPr>
+        <w:t>Of kopiëren naar zijn notetaker apparaat via</w:t>
+      </w:r>
+    </w:p>
+    <w:p>
+      <w:pPr>
+        <w:pStyle w:val="Normal"/>
+        <w:rPr/>
+      </w:pPr>
+      <w:r>
+        <w:rPr>
+          <w:rFonts w:cs="Verdana" w:ascii="Verdana" w:hAnsi="Verdana"/>
+        </w:rPr>
+        <w:t>“</w:t>
+      </w:r>
+      <w:r>
+        <w:rPr>
+          <w:rFonts w:cs="Verdana" w:ascii="Verdana" w:hAnsi="Verdana"/>
+        </w:rPr>
+        <w:t>bestand” → “kopiëren braille Muziekbestand naar Braille-apparaat...”</w:t>
+      </w:r>
+    </w:p>
+    <w:p>
+      <w:pPr>
+        <w:pStyle w:val="ListParagraph"/>
+        <w:ind w:left="0" w:hanging="0"/>
+        <w:rPr>
+          <w:rFonts w:ascii="Verdana" w:hAnsi="Verdana" w:eastAsia="Calibri" w:cs="Verdana"/>
+          <w:lang w:val="en-GB" w:eastAsia="zh-CN"/>
+        </w:rPr>
+      </w:pPr>
+      <w:r>
+        <w:rPr>
+          <w:rFonts w:eastAsia="Calibri" w:cs="Verdana" w:ascii="Verdana" w:hAnsi="Verdana"/>
+          <w:lang w:val="en-GB" w:eastAsia="zh-CN"/>
+        </w:rPr>
+        <w:t xml:space="preserve">De gebruiker kan het pad en de naam van het gegenereerde braille muziekbestand selecteren door gebruik te maken van de standaard Windows dialoog 'opslaan als'. </w:t>
+      </w:r>
+    </w:p>
+    <w:p>
+      <w:pPr>
+        <w:pStyle w:val="Normal"/>
+        <w:rPr/>
+      </w:pPr>
+      <w:r>
+        <w:rPr>
+          <w:rFonts w:cs="Verdana" w:ascii="Verdana" w:hAnsi="Verdana"/>
+        </w:rPr>
+        <w:t>Standaard worden de braille muziekbestanden opgeslagen worden in een submap van het MusixcXML-bestand, maar vaak is het comfortabeler om het bestand direct op te slaan op een USB stick, die direct aan de notetaker wordt aangesloten of gebruikt wordt door een programma dat in staat is braillemuziek op een brailleprinter te printen.</w:t>
+      </w:r>
+    </w:p>
+    <w:p>
+      <w:pPr>
+        <w:pStyle w:val="Normal"/>
+        <w:rPr/>
+      </w:pPr>
+      <w:r>
+        <w:rPr>
+          <w:rFonts w:cs="Verdana" w:ascii="Verdana" w:hAnsi="Verdana"/>
+          <w:color w:val="C9211E"/>
+        </w:rPr>
+        <w:t>Starting with version 5.0.0.0 the user can also browse the contents of the Music Braille files generated by opening them one at a time by “IBOS Music Braille Reader”</w:t>
+      </w:r>
+    </w:p>
+    <w:p>
+      <w:pPr>
+        <w:pStyle w:val="Normal"/>
+        <w:rPr>
+          <w:rFonts w:ascii="Verdana" w:hAnsi="Verdana" w:cs="Verdana"/>
+        </w:rPr>
+      </w:pPr>
+      <w:r>
+        <w:rPr>
+          <w:rFonts w:cs="Verdana" w:ascii="Verdana" w:hAnsi="Verdana"/>
+        </w:rPr>
+      </w:r>
+    </w:p>
+    <w:p>
+      <w:pPr>
+        <w:pStyle w:val="Normal"/>
+        <w:rPr>
+          <w:rFonts w:ascii="Verdana" w:hAnsi="Verdana" w:cs="Verdana"/>
+        </w:rPr>
+      </w:pPr>
+      <w:r>
+        <w:rPr>
+          <w:rFonts w:cs="Verdana" w:ascii="Verdana" w:hAnsi="Verdana"/>
+        </w:rPr>
+      </w:r>
+      <w:r>
+        <w:br w:type="page"/>
       </w:r>
     </w:p>
     <w:p>
@@ -14127,372 +13056,20 @@
           <w:i w:val="false"/>
           <w:i w:val="false"/>
           <w:iCs w:val="false"/>
-          <w:sz w:val="32"/>
-          <w:szCs w:val="32"/>
-        </w:rPr>
-      </w:pPr>
-      <w:bookmarkStart w:id="33" w:name="_Toc31150884"/>
+        </w:rPr>
+      </w:pPr>
+      <w:bookmarkStart w:id="62" w:name="__RefHeading___Toc1851_3443321023"/>
+      <w:bookmarkStart w:id="63" w:name="_Toc31150885"/>
+      <w:bookmarkEnd w:id="62"/>
       <w:r>
         <w:rPr>
           <w:rFonts w:ascii="Verdana" w:hAnsi="Verdana"/>
           <w:i w:val="false"/>
           <w:iCs w:val="false"/>
-          <w:sz w:val="32"/>
-          <w:szCs w:val="32"/>
-        </w:rPr>
-        <w:t>BANA 2015 Layout</w:t>
-      </w:r>
-      <w:bookmarkEnd w:id="33"/>
-    </w:p>
-    <w:p>
-      <w:pPr>
-        <w:pStyle w:val="Normal"/>
-        <w:rPr>
-          <w:rFonts w:ascii="Verdana" w:hAnsi="Verdana" w:cs="Verdana"/>
-        </w:rPr>
-      </w:pPr>
-      <w:r>
-        <w:rPr>
-          <w:rFonts w:cs="Verdana" w:ascii="Verdana" w:hAnsi="Verdana"/>
-        </w:rPr>
-      </w:r>
-    </w:p>
-    <w:p>
-      <w:pPr>
-        <w:pStyle w:val="Normal"/>
-        <w:rPr>
-          <w:rFonts w:ascii="Verdana" w:hAnsi="Verdana" w:cs="Verdana"/>
-        </w:rPr>
-      </w:pPr>
-      <w:r>
-        <w:rPr>
-          <w:rFonts w:cs="Verdana" w:ascii="Verdana" w:hAnsi="Verdana"/>
-        </w:rPr>
-        <w:t>Deze lay-out maakt gebruik van intervalnotatie en In- akkoord notatie.</w:t>
-      </w:r>
-    </w:p>
-    <w:p>
-      <w:pPr>
-        <w:pStyle w:val="Normal"/>
-        <w:rPr>
-          <w:rFonts w:ascii="Verdana" w:hAnsi="Verdana" w:cs="Verdana"/>
-        </w:rPr>
-      </w:pPr>
-      <w:r>
-        <w:rPr>
-          <w:rFonts w:cs="Verdana" w:ascii="Verdana" w:hAnsi="Verdana"/>
-        </w:rPr>
-        <w:t>Standaard wordt één braille muziekbestand gegnereerd voor elke partij. Ook wordt er een 'TUTTI' bestand gegenereerd waarin alle partijen van de bladmuziek zijn opgenomen.</w:t>
-      </w:r>
-    </w:p>
-    <w:p>
-      <w:pPr>
-        <w:pStyle w:val="Normal"/>
-        <w:rPr>
-          <w:rFonts w:ascii="Verdana" w:hAnsi="Verdana" w:cs="Verdana"/>
-        </w:rPr>
-      </w:pPr>
-      <w:r>
-        <w:rPr>
-          <w:rFonts w:cs="Verdana" w:ascii="Verdana" w:hAnsi="Verdana"/>
-        </w:rPr>
-        <w:t>Voor 'SATB' koorbestanden (sopraan, alt, tenor, bas) worden ook de volgende bestanden gegenereerd:</w:t>
-      </w:r>
-    </w:p>
-    <w:p>
-      <w:pPr>
-        <w:pStyle w:val="ListParagraph"/>
-        <w:numPr>
-          <w:ilvl w:val="1"/>
-          <w:numId w:val="4"/>
-        </w:numPr>
-        <w:rPr>
-          <w:rFonts w:ascii="Verdana" w:hAnsi="Verdana" w:cs="Verdana"/>
-        </w:rPr>
-      </w:pPr>
-      <w:r>
-        <w:rPr>
-          <w:rFonts w:cs="Verdana" w:ascii="Verdana" w:hAnsi="Verdana"/>
-        </w:rPr>
-        <w:t>Een 'SATB' bestand bevat sopraan, alt, tenor en bas beginnend met de sopraan.</w:t>
-      </w:r>
-    </w:p>
-    <w:p>
-      <w:pPr>
-        <w:pStyle w:val="ListParagraph"/>
-        <w:numPr>
-          <w:ilvl w:val="1"/>
-          <w:numId w:val="4"/>
-        </w:numPr>
-        <w:rPr>
-          <w:rFonts w:ascii="Verdana" w:hAnsi="Verdana" w:cs="Verdana"/>
-        </w:rPr>
-      </w:pPr>
-      <w:r>
-        <w:rPr>
-          <w:rFonts w:cs="Verdana" w:ascii="Verdana" w:hAnsi="Verdana"/>
-        </w:rPr>
-        <w:t>Een 'SA' bestand bevat sopraan en alt beginnend met de sopraan.</w:t>
-      </w:r>
-    </w:p>
-    <w:p>
-      <w:pPr>
-        <w:pStyle w:val="ListParagraph"/>
-        <w:numPr>
-          <w:ilvl w:val="1"/>
-          <w:numId w:val="4"/>
-        </w:numPr>
-        <w:rPr>
-          <w:rFonts w:ascii="Verdana" w:hAnsi="Verdana" w:cs="Verdana"/>
-        </w:rPr>
-      </w:pPr>
-      <w:r>
-        <w:rPr>
-          <w:rFonts w:cs="Verdana" w:ascii="Verdana" w:hAnsi="Verdana"/>
-        </w:rPr>
-        <w:t>Een 'BT' bestand bevat de tenor en bas beginnend met de bas.</w:t>
-      </w:r>
-    </w:p>
-    <w:p>
-      <w:pPr>
-        <w:pStyle w:val="ListParagraph"/>
-        <w:rPr/>
-      </w:pPr>
-      <w:r>
-        <w:rPr/>
-      </w:r>
-    </w:p>
-    <w:p>
-      <w:pPr>
-        <w:pStyle w:val="ListParagraph"/>
-        <w:ind w:left="0" w:hanging="0"/>
-        <w:rPr/>
-      </w:pPr>
-      <w:r>
-        <w:rPr/>
-      </w:r>
-    </w:p>
-    <w:p>
-      <w:pPr>
-        <w:pStyle w:val="ListParagraph"/>
-        <w:ind w:left="0" w:hanging="0"/>
-        <w:rPr/>
-      </w:pPr>
-      <w:r>
-        <w:rPr/>
-        <w:t>Een 'SATB' bladmuziek bestand genereert dus 8 braille muziekbestanden.</w:t>
-      </w:r>
-    </w:p>
-    <w:p>
-      <w:pPr>
-        <w:pStyle w:val="Normal"/>
-        <w:rPr/>
-      </w:pPr>
-      <w:r>
-        <w:rPr>
-          <w:rFonts w:cs="Verdana" w:ascii="Verdana" w:hAnsi="Verdana"/>
-        </w:rPr>
-        <w:t>S, A, T, B, SA, BT en TUTTI</w:t>
-      </w:r>
-    </w:p>
-    <w:p>
-      <w:pPr>
-        <w:pStyle w:val="ListParagraph"/>
-        <w:ind w:left="0" w:hanging="0"/>
-        <w:rPr>
-          <w:rFonts w:ascii="Verdana" w:hAnsi="Verdana" w:eastAsia="Calibri" w:cs="Verdana"/>
-          <w:lang w:val="en-GB" w:eastAsia="zh-CN"/>
-        </w:rPr>
-      </w:pPr>
-      <w:r>
-        <w:rPr>
-          <w:rFonts w:eastAsia="Calibri" w:cs="Verdana" w:ascii="Verdana" w:hAnsi="Verdana"/>
-          <w:lang w:val="en-GB" w:eastAsia="zh-CN"/>
-        </w:rPr>
-        <w:t>Deze bestanden worden (binnen enkele seconden) gegenereerd in de map naast het muziek XML-bestand.</w:t>
-      </w:r>
-    </w:p>
-    <w:p>
-      <w:pPr>
-        <w:pStyle w:val="ListParagraph"/>
-        <w:ind w:left="0" w:hanging="0"/>
-        <w:rPr>
-          <w:rFonts w:ascii="Verdana" w:hAnsi="Verdana" w:eastAsia="Calibri" w:cs="Verdana"/>
-          <w:lang w:val="en-GB" w:eastAsia="zh-CN"/>
-        </w:rPr>
-      </w:pPr>
-      <w:r>
-        <w:rPr>
-          <w:rFonts w:eastAsia="Calibri" w:cs="Verdana" w:ascii="Verdana" w:hAnsi="Verdana"/>
-          <w:lang w:val="en-GB" w:eastAsia="zh-CN"/>
-        </w:rPr>
-      </w:r>
-    </w:p>
-    <w:p>
-      <w:pPr>
-        <w:pStyle w:val="ListParagraph"/>
-        <w:ind w:left="0" w:hanging="0"/>
-        <w:rPr>
-          <w:rFonts w:ascii="Verdana" w:hAnsi="Verdana" w:eastAsia="Calibri" w:cs="Verdana"/>
-          <w:lang w:val="en-GB" w:eastAsia="zh-CN"/>
-        </w:rPr>
-      </w:pPr>
-      <w:r>
-        <w:rPr>
-          <w:rFonts w:eastAsia="Calibri" w:cs="Verdana" w:ascii="Verdana" w:hAnsi="Verdana"/>
-          <w:lang w:val="en-GB" w:eastAsia="zh-CN"/>
-        </w:rPr>
-        <w:t>De gebruiker kan dan de gewenste bestanden printen via</w:t>
-      </w:r>
-    </w:p>
-    <w:p>
-      <w:pPr>
-        <w:pStyle w:val="Normal"/>
-        <w:rPr/>
-      </w:pPr>
-      <w:r>
-        <w:rPr>
-          <w:rFonts w:cs="Verdana" w:ascii="Verdana" w:hAnsi="Verdana"/>
-        </w:rPr>
-        <w:t>“</w:t>
-      </w:r>
-      <w:r>
-        <w:rPr>
-          <w:rFonts w:cs="Verdana" w:ascii="Verdana" w:hAnsi="Verdana"/>
-        </w:rPr>
-        <w:t>bestand” → “Print Muziek Braillebestand op brailleprinter”</w:t>
-      </w:r>
-    </w:p>
-    <w:p>
-      <w:pPr>
-        <w:pStyle w:val="ListParagraph"/>
-        <w:ind w:left="0" w:hanging="0"/>
-        <w:rPr>
-          <w:rFonts w:ascii="Verdana" w:hAnsi="Verdana" w:eastAsia="Calibri" w:cs="Verdana"/>
-          <w:lang w:val="en-GB" w:eastAsia="zh-CN"/>
-        </w:rPr>
-      </w:pPr>
-      <w:r>
-        <w:rPr>
-          <w:rFonts w:eastAsia="Calibri" w:cs="Verdana" w:ascii="Verdana" w:hAnsi="Verdana"/>
-          <w:lang w:val="en-GB" w:eastAsia="zh-CN"/>
-        </w:rPr>
-        <w:t>Of kopiëren naar zijn notetaker apparaat via</w:t>
-      </w:r>
-    </w:p>
-    <w:p>
-      <w:pPr>
-        <w:pStyle w:val="Normal"/>
-        <w:rPr/>
-      </w:pPr>
-      <w:r>
-        <w:rPr>
-          <w:rFonts w:cs="Verdana" w:ascii="Verdana" w:hAnsi="Verdana"/>
-        </w:rPr>
-        <w:t>“</w:t>
-      </w:r>
-      <w:r>
-        <w:rPr>
-          <w:rFonts w:cs="Verdana" w:ascii="Verdana" w:hAnsi="Verdana"/>
-        </w:rPr>
-        <w:t>bestand” → “kopiëren braille Muziekbestand naar Braille-apparaat...”</w:t>
-      </w:r>
-    </w:p>
-    <w:p>
-      <w:pPr>
-        <w:pStyle w:val="ListParagraph"/>
-        <w:ind w:left="0" w:hanging="0"/>
-        <w:rPr>
-          <w:rFonts w:ascii="Verdana" w:hAnsi="Verdana" w:eastAsia="Calibri" w:cs="Verdana"/>
-          <w:lang w:val="en-GB" w:eastAsia="zh-CN"/>
-        </w:rPr>
-      </w:pPr>
-      <w:r>
-        <w:rPr>
-          <w:rFonts w:eastAsia="Calibri" w:cs="Verdana" w:ascii="Verdana" w:hAnsi="Verdana"/>
-          <w:lang w:val="en-GB" w:eastAsia="zh-CN"/>
-        </w:rPr>
-        <w:t xml:space="preserve">De gebruiker kan het pad en de naam van het gegenereerde braille muziekbestand selecteren door gebruik te maken van de standaard Windows dialoog 'opslaan als'. </w:t>
-      </w:r>
-    </w:p>
-    <w:p>
-      <w:pPr>
-        <w:pStyle w:val="Normal"/>
-        <w:rPr/>
-      </w:pPr>
-      <w:r>
-        <w:rPr>
-          <w:rFonts w:cs="Verdana" w:ascii="Verdana" w:hAnsi="Verdana"/>
-        </w:rPr>
-        <w:t>Standaard worden de braille muziekbestanden opgeslagen worden in een submap van het MusixcXML-bestand, maar vaak is het comfortabeler om het bestand direct op te slaan op een USB stick, die direct aan de notetaker wordt aangesloten of gebruikt wordt door een programma dat in staat is braillemuziek op een brailleprinter te printen.</w:t>
-      </w:r>
-    </w:p>
-    <w:p>
-      <w:pPr>
-        <w:pStyle w:val="Normal"/>
-        <w:rPr/>
-      </w:pPr>
-      <w:r>
-        <w:rPr>
-          <w:rFonts w:cs="Verdana" w:ascii="Verdana" w:hAnsi="Verdana"/>
-          <w:color w:val="C9211E"/>
-        </w:rPr>
-        <w:t>Starting with version 5.0.0.0 the user can also browse the contents of the Music Braille files generated by opening them one at a time by “IBOS Music Braille Reader”</w:t>
-      </w:r>
-    </w:p>
-    <w:p>
-      <w:pPr>
-        <w:pStyle w:val="Normal"/>
-        <w:rPr>
-          <w:rFonts w:ascii="Verdana" w:hAnsi="Verdana" w:cs="Verdana"/>
-        </w:rPr>
-      </w:pPr>
-      <w:r>
-        <w:rPr>
-          <w:rFonts w:cs="Verdana" w:ascii="Verdana" w:hAnsi="Verdana"/>
-        </w:rPr>
-      </w:r>
-    </w:p>
-    <w:p>
-      <w:pPr>
-        <w:pStyle w:val="Normal"/>
-        <w:rPr>
-          <w:rFonts w:ascii="Verdana" w:hAnsi="Verdana" w:cs="Verdana"/>
-        </w:rPr>
-      </w:pPr>
-      <w:r>
-        <w:rPr>
-          <w:rFonts w:cs="Verdana" w:ascii="Verdana" w:hAnsi="Verdana"/>
-        </w:rPr>
-      </w:r>
-      <w:r>
-        <w:br w:type="page"/>
-      </w:r>
-    </w:p>
-    <w:p>
-      <w:pPr>
-        <w:pStyle w:val="Overskrift2"/>
-        <w:numPr>
-          <w:ilvl w:val="1"/>
-          <w:numId w:val="2"/>
-        </w:numPr>
-        <w:rPr>
-          <w:rFonts w:ascii="Verdana" w:hAnsi="Verdana"/>
-          <w:i w:val="false"/>
-          <w:i w:val="false"/>
-          <w:iCs w:val="false"/>
-        </w:rPr>
-      </w:pPr>
-      <w:bookmarkStart w:id="34" w:name="_Toc31150885"/>
-      <w:r>
-        <w:rPr>
-          <w:rFonts w:ascii="Verdana" w:hAnsi="Verdana"/>
-          <w:i w:val="false"/>
-          <w:iCs w:val="false"/>
         </w:rPr>
         <w:t>Afdrukken van braille muziekbestanden op een brailleprinter</w:t>
       </w:r>
-      <w:bookmarkEnd w:id="34"/>
+      <w:bookmarkEnd w:id="63"/>
     </w:p>
     <w:p>
       <w:pPr>
@@ -14766,7 +13343,9 @@
           <w:iCs w:val="false"/>
         </w:rPr>
       </w:pPr>
-      <w:bookmarkStart w:id="35" w:name="_Toc31150886"/>
+      <w:bookmarkStart w:id="64" w:name="__RefHeading___Toc1853_3443321023"/>
+      <w:bookmarkStart w:id="65" w:name="_Toc31150886"/>
+      <w:bookmarkEnd w:id="64"/>
       <w:r>
         <w:rPr>
           <w:rFonts w:ascii="Verdana" w:hAnsi="Verdana"/>
@@ -14775,7 +13354,7 @@
         </w:rPr>
         <w:t>Kopieren van braille muziekbestanden naar een notetaker apparaat</w:t>
       </w:r>
-      <w:bookmarkEnd w:id="35"/>
+      <w:bookmarkEnd w:id="65"/>
     </w:p>
     <w:p>
       <w:pPr>
@@ -14874,14 +13453,16 @@
           <w:rFonts w:ascii="Verdana" w:hAnsi="Verdana"/>
         </w:rPr>
       </w:pPr>
-      <w:bookmarkStart w:id="36" w:name="_Toc31150887"/>
+      <w:bookmarkStart w:id="66" w:name="__RefHeading___Toc1855_3443321023"/>
+      <w:bookmarkStart w:id="67" w:name="_Toc31150887"/>
+      <w:bookmarkEnd w:id="66"/>
       <w:r>
         <w:rPr>
           <w:rFonts w:ascii="Verdana" w:hAnsi="Verdana"/>
         </w:rPr>
         <w:t>Sneltoetsen</w:t>
       </w:r>
-      <w:bookmarkEnd w:id="36"/>
+      <w:bookmarkEnd w:id="67"/>
     </w:p>
     <w:p>
       <w:pPr>
@@ -15364,8 +13945,8 @@
               </w:rPr>
               <w:t>Ga</w:t>
             </w:r>
-            <w:bookmarkStart w:id="37" w:name="_GoBack"/>
-            <w:bookmarkEnd w:id="37"/>
+            <w:bookmarkStart w:id="68" w:name="_GoBack"/>
+            <w:bookmarkEnd w:id="68"/>
             <w:r>
               <w:rPr>
                 <w:rFonts w:cs="Verdana" w:ascii="Verdana" w:hAnsi="Verdana"/>
@@ -15888,14 +14469,14 @@
         <w:tblLook w:firstRow="1" w:noVBand="1" w:lastRow="0" w:firstColumn="1" w:lastColumn="0" w:noHBand="0" w:val="04a0"/>
       </w:tblPr>
       <w:tblGrid>
-        <w:gridCol w:w="3054"/>
-        <w:gridCol w:w="6590"/>
+        <w:gridCol w:w="3053"/>
+        <w:gridCol w:w="6591"/>
       </w:tblGrid>
       <w:tr>
         <w:trPr/>
         <w:tc>
           <w:tcPr>
-            <w:tcW w:w="3054" w:type="dxa"/>
+            <w:tcW w:w="3053" w:type="dxa"/>
             <w:tcBorders/>
             <w:shd w:color="auto" w:fill="auto" w:val="clear"/>
           </w:tcPr>
@@ -15920,7 +14501,7 @@
         </w:tc>
         <w:tc>
           <w:tcPr>
-            <w:tcW w:w="6590" w:type="dxa"/>
+            <w:tcW w:w="6591" w:type="dxa"/>
             <w:tcBorders/>
             <w:shd w:color="auto" w:fill="auto" w:val="clear"/>
           </w:tcPr>
@@ -15946,7 +14527,7 @@
         <w:trPr/>
         <w:tc>
           <w:tcPr>
-            <w:tcW w:w="3054" w:type="dxa"/>
+            <w:tcW w:w="3053" w:type="dxa"/>
             <w:tcBorders/>
             <w:shd w:color="auto" w:fill="auto" w:val="clear"/>
           </w:tcPr>
@@ -15969,7 +14550,7 @@
         </w:tc>
         <w:tc>
           <w:tcPr>
-            <w:tcW w:w="6590" w:type="dxa"/>
+            <w:tcW w:w="6591" w:type="dxa"/>
             <w:tcBorders/>
             <w:shd w:color="auto" w:fill="auto" w:val="clear"/>
           </w:tcPr>
@@ -15997,7 +14578,7 @@
         <w:trPr/>
         <w:tc>
           <w:tcPr>
-            <w:tcW w:w="3054" w:type="dxa"/>
+            <w:tcW w:w="3053" w:type="dxa"/>
             <w:tcBorders/>
             <w:shd w:color="auto" w:fill="auto" w:val="clear"/>
           </w:tcPr>
@@ -16021,7 +14602,7 @@
         </w:tc>
         <w:tc>
           <w:tcPr>
-            <w:tcW w:w="6590" w:type="dxa"/>
+            <w:tcW w:w="6591" w:type="dxa"/>
             <w:tcBorders/>
             <w:shd w:color="auto" w:fill="auto" w:val="clear"/>
           </w:tcPr>
@@ -16048,7 +14629,7 @@
         <w:trPr/>
         <w:tc>
           <w:tcPr>
-            <w:tcW w:w="3054" w:type="dxa"/>
+            <w:tcW w:w="3053" w:type="dxa"/>
             <w:tcBorders/>
             <w:shd w:color="auto" w:fill="auto" w:val="clear"/>
           </w:tcPr>
@@ -16072,7 +14653,7 @@
         </w:tc>
         <w:tc>
           <w:tcPr>
-            <w:tcW w:w="6590" w:type="dxa"/>
+            <w:tcW w:w="6591" w:type="dxa"/>
             <w:tcBorders/>
             <w:shd w:color="auto" w:fill="auto" w:val="clear"/>
           </w:tcPr>
@@ -16100,7 +14681,7 @@
         <w:trPr/>
         <w:tc>
           <w:tcPr>
-            <w:tcW w:w="3054" w:type="dxa"/>
+            <w:tcW w:w="3053" w:type="dxa"/>
             <w:tcBorders/>
             <w:shd w:color="auto" w:fill="auto" w:val="clear"/>
           </w:tcPr>
@@ -16125,7 +14706,7 @@
         </w:tc>
         <w:tc>
           <w:tcPr>
-            <w:tcW w:w="6590" w:type="dxa"/>
+            <w:tcW w:w="6591" w:type="dxa"/>
             <w:tcBorders/>
             <w:shd w:color="auto" w:fill="auto" w:val="clear"/>
           </w:tcPr>
@@ -16153,7 +14734,7 @@
         <w:trPr/>
         <w:tc>
           <w:tcPr>
-            <w:tcW w:w="3054" w:type="dxa"/>
+            <w:tcW w:w="3053" w:type="dxa"/>
             <w:tcBorders/>
             <w:shd w:color="auto" w:fill="auto" w:val="clear"/>
           </w:tcPr>
@@ -16174,7 +14755,7 @@
         </w:tc>
         <w:tc>
           <w:tcPr>
-            <w:tcW w:w="6590" w:type="dxa"/>
+            <w:tcW w:w="6591" w:type="dxa"/>
             <w:tcBorders/>
             <w:shd w:color="auto" w:fill="auto" w:val="clear"/>
           </w:tcPr>
@@ -16200,7 +14781,7 @@
         <w:trPr/>
         <w:tc>
           <w:tcPr>
-            <w:tcW w:w="3054" w:type="dxa"/>
+            <w:tcW w:w="3053" w:type="dxa"/>
             <w:tcBorders/>
             <w:shd w:color="auto" w:fill="auto" w:val="clear"/>
           </w:tcPr>
@@ -16225,7 +14806,7 @@
         </w:tc>
         <w:tc>
           <w:tcPr>
-            <w:tcW w:w="6590" w:type="dxa"/>
+            <w:tcW w:w="6591" w:type="dxa"/>
             <w:tcBorders/>
             <w:shd w:color="auto" w:fill="auto" w:val="clear"/>
           </w:tcPr>
@@ -16248,7 +14829,7 @@
         <w:trPr/>
         <w:tc>
           <w:tcPr>
-            <w:tcW w:w="3054" w:type="dxa"/>
+            <w:tcW w:w="3053" w:type="dxa"/>
             <w:tcBorders/>
             <w:shd w:color="auto" w:fill="auto" w:val="clear"/>
           </w:tcPr>
@@ -16271,7 +14852,7 @@
         </w:tc>
         <w:tc>
           <w:tcPr>
-            <w:tcW w:w="6590" w:type="dxa"/>
+            <w:tcW w:w="6591" w:type="dxa"/>
             <w:tcBorders/>
             <w:shd w:color="auto" w:fill="auto" w:val="clear"/>
           </w:tcPr>
@@ -16294,7 +14875,7 @@
         <w:trPr/>
         <w:tc>
           <w:tcPr>
-            <w:tcW w:w="3054" w:type="dxa"/>
+            <w:tcW w:w="3053" w:type="dxa"/>
             <w:tcBorders/>
             <w:shd w:color="auto" w:fill="auto" w:val="clear"/>
           </w:tcPr>
@@ -16314,7 +14895,7 @@
         </w:tc>
         <w:tc>
           <w:tcPr>
-            <w:tcW w:w="6590" w:type="dxa"/>
+            <w:tcW w:w="6591" w:type="dxa"/>
             <w:tcBorders/>
             <w:shd w:color="auto" w:fill="auto" w:val="clear"/>
           </w:tcPr>
@@ -16337,7 +14918,7 @@
         <w:trPr/>
         <w:tc>
           <w:tcPr>
-            <w:tcW w:w="3054" w:type="dxa"/>
+            <w:tcW w:w="3053" w:type="dxa"/>
             <w:tcBorders/>
             <w:shd w:color="auto" w:fill="auto" w:val="clear"/>
           </w:tcPr>
@@ -16360,7 +14941,7 @@
         </w:tc>
         <w:tc>
           <w:tcPr>
-            <w:tcW w:w="6590" w:type="dxa"/>
+            <w:tcW w:w="6591" w:type="dxa"/>
             <w:tcBorders/>
             <w:shd w:color="auto" w:fill="auto" w:val="clear"/>
           </w:tcPr>
@@ -16386,7 +14967,7 @@
         <w:trPr/>
         <w:tc>
           <w:tcPr>
-            <w:tcW w:w="3054" w:type="dxa"/>
+            <w:tcW w:w="3053" w:type="dxa"/>
             <w:tcBorders/>
             <w:shd w:color="auto" w:fill="auto" w:val="clear"/>
           </w:tcPr>
@@ -16409,7 +14990,7 @@
         </w:tc>
         <w:tc>
           <w:tcPr>
-            <w:tcW w:w="6590" w:type="dxa"/>
+            <w:tcW w:w="6591" w:type="dxa"/>
             <w:tcBorders/>
             <w:shd w:color="auto" w:fill="auto" w:val="clear"/>
           </w:tcPr>
@@ -16435,7 +15016,7 @@
         <w:trPr/>
         <w:tc>
           <w:tcPr>
-            <w:tcW w:w="3054" w:type="dxa"/>
+            <w:tcW w:w="3053" w:type="dxa"/>
             <w:tcBorders/>
             <w:shd w:color="auto" w:fill="auto" w:val="clear"/>
           </w:tcPr>
@@ -16458,7 +15039,7 @@
         </w:tc>
         <w:tc>
           <w:tcPr>
-            <w:tcW w:w="6590" w:type="dxa"/>
+            <w:tcW w:w="6591" w:type="dxa"/>
             <w:tcBorders/>
             <w:shd w:color="auto" w:fill="auto" w:val="clear"/>
           </w:tcPr>
@@ -16484,7 +15065,7 @@
         <w:trPr/>
         <w:tc>
           <w:tcPr>
-            <w:tcW w:w="3054" w:type="dxa"/>
+            <w:tcW w:w="3053" w:type="dxa"/>
             <w:tcBorders/>
             <w:shd w:color="auto" w:fill="auto" w:val="clear"/>
           </w:tcPr>
@@ -16507,7 +15088,7 @@
         </w:tc>
         <w:tc>
           <w:tcPr>
-            <w:tcW w:w="6590" w:type="dxa"/>
+            <w:tcW w:w="6591" w:type="dxa"/>
             <w:tcBorders/>
             <w:shd w:color="auto" w:fill="auto" w:val="clear"/>
           </w:tcPr>
@@ -16533,7 +15114,7 @@
         <w:trPr/>
         <w:tc>
           <w:tcPr>
-            <w:tcW w:w="3054" w:type="dxa"/>
+            <w:tcW w:w="3053" w:type="dxa"/>
             <w:tcBorders/>
             <w:shd w:color="auto" w:fill="auto" w:val="clear"/>
           </w:tcPr>
@@ -16556,7 +15137,7 @@
         </w:tc>
         <w:tc>
           <w:tcPr>
-            <w:tcW w:w="6590" w:type="dxa"/>
+            <w:tcW w:w="6591" w:type="dxa"/>
             <w:tcBorders/>
             <w:shd w:color="auto" w:fill="auto" w:val="clear"/>
           </w:tcPr>
@@ -16584,7 +15165,7 @@
         <w:trPr/>
         <w:tc>
           <w:tcPr>
-            <w:tcW w:w="3054" w:type="dxa"/>
+            <w:tcW w:w="3053" w:type="dxa"/>
             <w:tcBorders/>
             <w:shd w:color="auto" w:fill="auto" w:val="clear"/>
           </w:tcPr>
@@ -16607,7 +15188,7 @@
         </w:tc>
         <w:tc>
           <w:tcPr>
-            <w:tcW w:w="6590" w:type="dxa"/>
+            <w:tcW w:w="6591" w:type="dxa"/>
             <w:tcBorders/>
             <w:shd w:color="auto" w:fill="auto" w:val="clear"/>
           </w:tcPr>
@@ -16630,7 +15211,7 @@
         <w:trPr/>
         <w:tc>
           <w:tcPr>
-            <w:tcW w:w="3054" w:type="dxa"/>
+            <w:tcW w:w="3053" w:type="dxa"/>
             <w:tcBorders/>
             <w:shd w:color="auto" w:fill="auto" w:val="clear"/>
           </w:tcPr>
@@ -16653,7 +15234,7 @@
         </w:tc>
         <w:tc>
           <w:tcPr>
-            <w:tcW w:w="6590" w:type="dxa"/>
+            <w:tcW w:w="6591" w:type="dxa"/>
             <w:tcBorders/>
             <w:shd w:color="auto" w:fill="auto" w:val="clear"/>
           </w:tcPr>
@@ -16676,7 +15257,7 @@
         <w:trPr/>
         <w:tc>
           <w:tcPr>
-            <w:tcW w:w="3054" w:type="dxa"/>
+            <w:tcW w:w="3053" w:type="dxa"/>
             <w:tcBorders/>
             <w:shd w:color="auto" w:fill="auto" w:val="clear"/>
           </w:tcPr>
@@ -16701,7 +15282,7 @@
         </w:tc>
         <w:tc>
           <w:tcPr>
-            <w:tcW w:w="6590" w:type="dxa"/>
+            <w:tcW w:w="6591" w:type="dxa"/>
             <w:tcBorders/>
             <w:shd w:color="auto" w:fill="auto" w:val="clear"/>
           </w:tcPr>
@@ -16724,7 +15305,7 @@
         <w:trPr/>
         <w:tc>
           <w:tcPr>
-            <w:tcW w:w="3054" w:type="dxa"/>
+            <w:tcW w:w="3053" w:type="dxa"/>
             <w:tcBorders/>
             <w:shd w:color="auto" w:fill="auto" w:val="clear"/>
           </w:tcPr>
@@ -16747,7 +15328,7 @@
         </w:tc>
         <w:tc>
           <w:tcPr>
-            <w:tcW w:w="6590" w:type="dxa"/>
+            <w:tcW w:w="6591" w:type="dxa"/>
             <w:tcBorders/>
             <w:shd w:color="auto" w:fill="auto" w:val="clear"/>
           </w:tcPr>
@@ -16770,7 +15351,7 @@
         <w:trPr/>
         <w:tc>
           <w:tcPr>
-            <w:tcW w:w="3054" w:type="dxa"/>
+            <w:tcW w:w="3053" w:type="dxa"/>
             <w:tcBorders/>
             <w:shd w:color="auto" w:fill="auto" w:val="clear"/>
           </w:tcPr>
@@ -16793,7 +15374,7 @@
         </w:tc>
         <w:tc>
           <w:tcPr>
-            <w:tcW w:w="6590" w:type="dxa"/>
+            <w:tcW w:w="6591" w:type="dxa"/>
             <w:tcBorders/>
             <w:shd w:color="auto" w:fill="auto" w:val="clear"/>
           </w:tcPr>
@@ -16819,7 +15400,7 @@
         <w:trPr/>
         <w:tc>
           <w:tcPr>
-            <w:tcW w:w="3054" w:type="dxa"/>
+            <w:tcW w:w="3053" w:type="dxa"/>
             <w:tcBorders/>
             <w:shd w:color="auto" w:fill="auto" w:val="clear"/>
           </w:tcPr>
@@ -16842,7 +15423,7 @@
         </w:tc>
         <w:tc>
           <w:tcPr>
-            <w:tcW w:w="6590" w:type="dxa"/>
+            <w:tcW w:w="6591" w:type="dxa"/>
             <w:tcBorders/>
             <w:shd w:color="auto" w:fill="auto" w:val="clear"/>
           </w:tcPr>
@@ -16865,7 +15446,7 @@
         <w:trPr/>
         <w:tc>
           <w:tcPr>
-            <w:tcW w:w="3054" w:type="dxa"/>
+            <w:tcW w:w="3053" w:type="dxa"/>
             <w:tcBorders/>
             <w:shd w:color="auto" w:fill="auto" w:val="clear"/>
           </w:tcPr>
@@ -16888,7 +15469,7 @@
         </w:tc>
         <w:tc>
           <w:tcPr>
-            <w:tcW w:w="6590" w:type="dxa"/>
+            <w:tcW w:w="6591" w:type="dxa"/>
             <w:tcBorders/>
             <w:shd w:color="auto" w:fill="auto" w:val="clear"/>
           </w:tcPr>
@@ -16914,7 +15495,7 @@
         <w:trPr/>
         <w:tc>
           <w:tcPr>
-            <w:tcW w:w="3054" w:type="dxa"/>
+            <w:tcW w:w="3053" w:type="dxa"/>
             <w:tcBorders/>
             <w:shd w:color="auto" w:fill="auto" w:val="clear"/>
           </w:tcPr>
@@ -16939,7 +15520,7 @@
         </w:tc>
         <w:tc>
           <w:tcPr>
-            <w:tcW w:w="6590" w:type="dxa"/>
+            <w:tcW w:w="6591" w:type="dxa"/>
             <w:tcBorders/>
             <w:shd w:color="auto" w:fill="auto" w:val="clear"/>
           </w:tcPr>
@@ -16963,7 +15544,7 @@
         <w:trPr/>
         <w:tc>
           <w:tcPr>
-            <w:tcW w:w="3054" w:type="dxa"/>
+            <w:tcW w:w="3053" w:type="dxa"/>
             <w:tcBorders/>
             <w:shd w:color="auto" w:fill="auto" w:val="clear"/>
           </w:tcPr>
@@ -16988,7 +15569,7 @@
         </w:tc>
         <w:tc>
           <w:tcPr>
-            <w:tcW w:w="6590" w:type="dxa"/>
+            <w:tcW w:w="6591" w:type="dxa"/>
             <w:tcBorders/>
             <w:shd w:color="auto" w:fill="auto" w:val="clear"/>
           </w:tcPr>
@@ -17070,14 +15651,14 @@
         <w:tblLook w:firstRow="1" w:noVBand="1" w:lastRow="0" w:firstColumn="1" w:lastColumn="0" w:noHBand="0" w:val="04a0"/>
       </w:tblPr>
       <w:tblGrid>
-        <w:gridCol w:w="2152"/>
-        <w:gridCol w:w="6802"/>
+        <w:gridCol w:w="2151"/>
+        <w:gridCol w:w="6803"/>
       </w:tblGrid>
       <w:tr>
         <w:trPr/>
         <w:tc>
           <w:tcPr>
-            <w:tcW w:w="2152" w:type="dxa"/>
+            <w:tcW w:w="2151" w:type="dxa"/>
             <w:tcBorders/>
             <w:shd w:color="auto" w:fill="auto" w:val="clear"/>
           </w:tcPr>
@@ -17102,7 +15683,7 @@
         </w:tc>
         <w:tc>
           <w:tcPr>
-            <w:tcW w:w="6802" w:type="dxa"/>
+            <w:tcW w:w="6803" w:type="dxa"/>
             <w:tcBorders/>
             <w:shd w:color="auto" w:fill="auto" w:val="clear"/>
           </w:tcPr>
@@ -17128,7 +15709,7 @@
         <w:trPr/>
         <w:tc>
           <w:tcPr>
-            <w:tcW w:w="2152" w:type="dxa"/>
+            <w:tcW w:w="2151" w:type="dxa"/>
             <w:tcBorders/>
             <w:shd w:color="auto" w:fill="auto" w:val="clear"/>
           </w:tcPr>
@@ -17149,7 +15730,7 @@
         </w:tc>
         <w:tc>
           <w:tcPr>
-            <w:tcW w:w="6802" w:type="dxa"/>
+            <w:tcW w:w="6803" w:type="dxa"/>
             <w:tcBorders/>
             <w:shd w:color="auto" w:fill="auto" w:val="clear"/>
           </w:tcPr>
@@ -17173,7 +15754,7 @@
         <w:trPr/>
         <w:tc>
           <w:tcPr>
-            <w:tcW w:w="2152" w:type="dxa"/>
+            <w:tcW w:w="2151" w:type="dxa"/>
             <w:tcBorders/>
             <w:shd w:color="auto" w:fill="auto" w:val="clear"/>
           </w:tcPr>
@@ -17196,7 +15777,7 @@
         </w:tc>
         <w:tc>
           <w:tcPr>
-            <w:tcW w:w="6802" w:type="dxa"/>
+            <w:tcW w:w="6803" w:type="dxa"/>
             <w:tcBorders/>
             <w:shd w:color="auto" w:fill="auto" w:val="clear"/>
           </w:tcPr>
@@ -17220,7 +15801,7 @@
         <w:trPr/>
         <w:tc>
           <w:tcPr>
-            <w:tcW w:w="2152" w:type="dxa"/>
+            <w:tcW w:w="2151" w:type="dxa"/>
             <w:tcBorders/>
             <w:shd w:color="auto" w:fill="auto" w:val="clear"/>
           </w:tcPr>
@@ -17243,7 +15824,7 @@
         </w:tc>
         <w:tc>
           <w:tcPr>
-            <w:tcW w:w="6802" w:type="dxa"/>
+            <w:tcW w:w="6803" w:type="dxa"/>
             <w:tcBorders/>
             <w:shd w:color="auto" w:fill="auto" w:val="clear"/>
           </w:tcPr>
@@ -17268,7 +15849,7 @@
         <w:trPr/>
         <w:tc>
           <w:tcPr>
-            <w:tcW w:w="2152" w:type="dxa"/>
+            <w:tcW w:w="2151" w:type="dxa"/>
             <w:tcBorders/>
             <w:shd w:color="auto" w:fill="auto" w:val="clear"/>
           </w:tcPr>
@@ -17291,7 +15872,7 @@
         </w:tc>
         <w:tc>
           <w:tcPr>
-            <w:tcW w:w="6802" w:type="dxa"/>
+            <w:tcW w:w="6803" w:type="dxa"/>
             <w:tcBorders/>
             <w:shd w:color="auto" w:fill="auto" w:val="clear"/>
           </w:tcPr>
@@ -17315,7 +15896,7 @@
         <w:trPr/>
         <w:tc>
           <w:tcPr>
-            <w:tcW w:w="2152" w:type="dxa"/>
+            <w:tcW w:w="2151" w:type="dxa"/>
             <w:tcBorders/>
             <w:shd w:color="auto" w:fill="auto" w:val="clear"/>
           </w:tcPr>
@@ -17338,7 +15919,7 @@
         </w:tc>
         <w:tc>
           <w:tcPr>
-            <w:tcW w:w="6802" w:type="dxa"/>
+            <w:tcW w:w="6803" w:type="dxa"/>
             <w:tcBorders/>
             <w:shd w:color="auto" w:fill="auto" w:val="clear"/>
           </w:tcPr>
@@ -17360,7 +15941,7 @@
         <w:trPr/>
         <w:tc>
           <w:tcPr>
-            <w:tcW w:w="2152" w:type="dxa"/>
+            <w:tcW w:w="2151" w:type="dxa"/>
             <w:tcBorders/>
             <w:shd w:color="auto" w:fill="auto" w:val="clear"/>
           </w:tcPr>
@@ -17381,7 +15962,7 @@
         </w:tc>
         <w:tc>
           <w:tcPr>
-            <w:tcW w:w="6802" w:type="dxa"/>
+            <w:tcW w:w="6803" w:type="dxa"/>
             <w:tcBorders/>
             <w:shd w:color="auto" w:fill="auto" w:val="clear"/>
           </w:tcPr>
@@ -17407,7 +15988,7 @@
         <w:trPr/>
         <w:tc>
           <w:tcPr>
-            <w:tcW w:w="2152" w:type="dxa"/>
+            <w:tcW w:w="2151" w:type="dxa"/>
             <w:tcBorders/>
             <w:shd w:color="auto" w:fill="auto" w:val="clear"/>
           </w:tcPr>
@@ -17428,7 +16009,7 @@
         </w:tc>
         <w:tc>
           <w:tcPr>
-            <w:tcW w:w="6802" w:type="dxa"/>
+            <w:tcW w:w="6803" w:type="dxa"/>
             <w:tcBorders/>
             <w:shd w:color="auto" w:fill="auto" w:val="clear"/>
           </w:tcPr>
@@ -17470,7 +16051,7 @@
         <w:trPr/>
         <w:tc>
           <w:tcPr>
-            <w:tcW w:w="2152" w:type="dxa"/>
+            <w:tcW w:w="2151" w:type="dxa"/>
             <w:tcBorders/>
             <w:shd w:color="auto" w:fill="auto" w:val="clear"/>
           </w:tcPr>
@@ -17493,7 +16074,7 @@
         </w:tc>
         <w:tc>
           <w:tcPr>
-            <w:tcW w:w="6802" w:type="dxa"/>
+            <w:tcW w:w="6803" w:type="dxa"/>
             <w:tcBorders/>
             <w:shd w:color="auto" w:fill="auto" w:val="clear"/>
           </w:tcPr>
@@ -17517,7 +16098,7 @@
         <w:trPr/>
         <w:tc>
           <w:tcPr>
-            <w:tcW w:w="2152" w:type="dxa"/>
+            <w:tcW w:w="2151" w:type="dxa"/>
             <w:tcBorders/>
             <w:shd w:color="auto" w:fill="auto" w:val="clear"/>
           </w:tcPr>
@@ -17540,7 +16121,7 @@
         </w:tc>
         <w:tc>
           <w:tcPr>
-            <w:tcW w:w="6802" w:type="dxa"/>
+            <w:tcW w:w="6803" w:type="dxa"/>
             <w:tcBorders/>
             <w:shd w:color="auto" w:fill="auto" w:val="clear"/>
           </w:tcPr>
@@ -17562,7 +16143,7 @@
         <w:trPr/>
         <w:tc>
           <w:tcPr>
-            <w:tcW w:w="2152" w:type="dxa"/>
+            <w:tcW w:w="2151" w:type="dxa"/>
             <w:tcBorders/>
             <w:shd w:color="auto" w:fill="auto" w:val="clear"/>
           </w:tcPr>
@@ -17585,7 +16166,7 @@
         </w:tc>
         <w:tc>
           <w:tcPr>
-            <w:tcW w:w="6802" w:type="dxa"/>
+            <w:tcW w:w="6803" w:type="dxa"/>
             <w:tcBorders/>
             <w:shd w:color="auto" w:fill="auto" w:val="clear"/>
           </w:tcPr>
@@ -17630,14 +16211,16 @@
           <w:rFonts w:ascii="Verdana" w:hAnsi="Verdana"/>
         </w:rPr>
       </w:pPr>
-      <w:bookmarkStart w:id="38" w:name="_Toc31150888"/>
+      <w:bookmarkStart w:id="69" w:name="__RefHeading___Toc1857_3443321023"/>
+      <w:bookmarkStart w:id="70" w:name="_Toc31150888"/>
+      <w:bookmarkEnd w:id="69"/>
       <w:r>
         <w:rPr>
           <w:rFonts w:ascii="Verdana" w:hAnsi="Verdana"/>
         </w:rPr>
         <w:t>Aanpassen aan uw taal op de PC</w:t>
       </w:r>
-      <w:bookmarkEnd w:id="38"/>
+      <w:bookmarkEnd w:id="70"/>
     </w:p>
     <w:p>
       <w:pPr>
@@ -17762,14 +16345,16 @@
           <w:rFonts w:ascii="Verdana" w:hAnsi="Verdana"/>
         </w:rPr>
       </w:pPr>
-      <w:bookmarkStart w:id="39" w:name="_Toc31150889"/>
+      <w:bookmarkStart w:id="71" w:name="__RefHeading___Toc1859_3443321023"/>
+      <w:bookmarkStart w:id="72" w:name="_Toc31150889"/>
+      <w:bookmarkEnd w:id="71"/>
       <w:r>
         <w:rPr>
           <w:rFonts w:ascii="Verdana" w:hAnsi="Verdana"/>
         </w:rPr>
         <w:t>Perkins toetsenbord</w:t>
       </w:r>
-      <w:bookmarkEnd w:id="39"/>
+      <w:bookmarkEnd w:id="72"/>
     </w:p>
     <w:p>
       <w:pPr>
@@ -17836,14 +16421,16 @@
           <w:rFonts w:ascii="Verdana" w:hAnsi="Verdana"/>
         </w:rPr>
       </w:pPr>
-      <w:bookmarkStart w:id="40" w:name="_Toc31150890"/>
+      <w:bookmarkStart w:id="73" w:name="__RefHeading___Toc1861_3443321023"/>
+      <w:bookmarkStart w:id="74" w:name="_Toc31150890"/>
+      <w:bookmarkEnd w:id="73"/>
       <w:r>
         <w:rPr>
           <w:rFonts w:ascii="Verdana" w:hAnsi="Verdana"/>
         </w:rPr>
         <w:t>Het optimaliseren van de samenwerking met JAWS</w:t>
       </w:r>
-      <w:bookmarkEnd w:id="40"/>
+      <w:bookmarkEnd w:id="74"/>
     </w:p>
     <w:p>
       <w:pPr>
@@ -18003,7 +16590,7 @@
       <w:rPr>
         <w:rStyle w:val="Sidetal"/>
       </w:rPr>
-      <w:t>31</w:t>
+      <w:t>1</w:t>
     </w:r>
     <w:r>
       <w:rPr>
@@ -19596,6 +18183,20 @@
       <w:lang w:val="nl-NL" w:eastAsia="en-US"/>
     </w:rPr>
   </w:style>
+  <w:style w:type="paragraph" w:styleId="Indholdsfortegnelseoverskrift">
+    <w:name w:val="TOA Heading"/>
+    <w:basedOn w:val="Overskrift"/>
+    <w:pPr>
+      <w:suppressLineNumbers/>
+      <w:ind w:left="0" w:hanging="0"/>
+    </w:pPr>
+    <w:rPr>
+      <w:b/>
+      <w:bCs/>
+      <w:sz w:val="32"/>
+      <w:szCs w:val="32"/>
+    </w:rPr>
+  </w:style>
   <w:style w:type="numbering" w:styleId="NoList" w:default="1">
     <w:name w:val="No List"/>
     <w:uiPriority w:val="99"/>
